--- a/Sporza_Scraper_Summary_Report.docx
+++ b/Sporza_Scraper_Summary_Report.docx
@@ -301,7 +301,190 @@
         <w:pStyle w:val="Heading1"/>
       </w:pPr>
       <w:r>
-        <w:t>5. Command Reference</w:t>
+        <w:t>5. Project Structure</w:t>
+      </w:r>
+    </w:p>
+    <w:p>
+      <w:r>
+        <w:t>The sporza_scraper/ package contains the following modules:</w:t>
+      </w:r>
+    </w:p>
+    <w:p>
+      <w:r>
+        <w:rPr>
+          <w:b/>
+        </w:rPr>
+        <w:t xml:space="preserve">__main__.py: </w:t>
+      </w:r>
+      <w:r>
+        <w:t>CLI entry point with argparse handling all subcommands (news, pl-scrape, results, live, stats, predict, sentiment).</w:t>
+      </w:r>
+    </w:p>
+    <w:p>
+      <w:r>
+        <w:rPr>
+          <w:b/>
+        </w:rPr>
+        <w:t xml:space="preserve">config.py: </w:t>
+      </w:r>
+      <w:r>
+        <w:t>All URLs, timeouts, retry settings, user-agent string, team name aliases, and directory paths.</w:t>
+      </w:r>
+    </w:p>
+    <w:p>
+      <w:r>
+        <w:rPr>
+          <w:b/>
+        </w:rPr>
+        <w:t xml:space="preserve">models.py: </w:t>
+      </w:r>
+      <w:r>
+        <w:t>Dataclasses for NewsArticle, FootballMatch, PlayerMention, PerformanceSignal, and MatchPrediction.</w:t>
+      </w:r>
+    </w:p>
+    <w:p>
+      <w:r>
+        <w:rPr>
+          <w:b/>
+        </w:rPr>
+        <w:t xml:space="preserve">http_client.py: </w:t>
+      </w:r>
+      <w:r>
+        <w:t>ThrottledClient wrapping httpx with 1.5s minimum delay, exponential backoff, and configurable timeouts.</w:t>
+      </w:r>
+    </w:p>
+    <w:p>
+      <w:r>
+        <w:rPr>
+          <w:b/>
+        </w:rPr>
+        <w:t xml:space="preserve">robots.py: </w:t>
+      </w:r>
+      <w:r>
+        <w:t>RobotsPolicy class that fetches and caches sporza.be/robots.txt, enforcing crawl permissions.</w:t>
+      </w:r>
+    </w:p>
+    <w:p>
+      <w:r>
+        <w:rPr>
+          <w:b/>
+        </w:rPr>
+        <w:t xml:space="preserve">parsers/ (news.py, football_results.py, __init__.py): </w:t>
+      </w:r>
+      <w:r>
+        <w:t>HTML parsers using BeautifulSoup/lxml for news articles, football results, and live matches.</w:t>
+      </w:r>
+    </w:p>
+    <w:p>
+      <w:r>
+        <w:rPr>
+          <w:b/>
+        </w:rPr>
+        <w:t xml:space="preserve">pipeline.py: </w:t>
+      </w:r>
+      <w:r>
+        <w:t>Orchestrator connecting HTTP client, robots policy, parsers, enrichment, and storage into scrape workflows.</w:t>
+      </w:r>
+    </w:p>
+    <w:p>
+      <w:r>
+        <w:rPr>
+          <w:b/>
+        </w:rPr>
+        <w:t xml:space="preserve">player_extractor.py: </w:t>
+      </w:r>
+      <w:r>
+        <w:t>Dual spaCy NER + dictionary player detection with cached regex patterns.</w:t>
+      </w:r>
+    </w:p>
+    <w:p>
+      <w:r>
+        <w:rPr>
+          <w:b/>
+        </w:rPr>
+        <w:t xml:space="preserve">signals.py: </w:t>
+      </w:r>
+      <w:r>
+        <w:t>11-type performance signal detector with proximity scoring and negation awareness.</w:t>
+      </w:r>
+    </w:p>
+    <w:p>
+      <w:r>
+        <w:rPr>
+          <w:b/>
+        </w:rPr>
+        <w:t xml:space="preserve">sentiment.py: </w:t>
+      </w:r>
+      <w:r>
+        <w:t>Dutch lexicon-based sentiment analyser (350 words) with intensifier support.</w:t>
+      </w:r>
+    </w:p>
+    <w:p>
+      <w:r>
+        <w:rPr>
+          <w:b/>
+        </w:rPr>
+        <w:t xml:space="preserve">storage.py: </w:t>
+      </w:r>
+      <w:r>
+        <w:t>Dual JSON + SQLite persistence with WAL mode, batch inserts, and context manager.</w:t>
+      </w:r>
+    </w:p>
+    <w:p>
+      <w:r>
+        <w:rPr>
+          <w:b/>
+        </w:rPr>
+        <w:t xml:space="preserve">match_stats.py: </w:t>
+      </w:r>
+      <w:r>
+        <w:t>MatchDatabase loading football-data.co.uk CSVs with indexed team lookups for attack/defence ratings.</w:t>
+      </w:r>
+    </w:p>
+    <w:p>
+      <w:r>
+        <w:rPr>
+          <w:b/>
+        </w:rPr>
+        <w:t xml:space="preserve">predictor.py: </w:t>
+      </w:r>
+      <w:r>
+        <w:t>Hybrid Poisson prediction engine combining statistical baselines with Sporza sentiment modifiers.</w:t>
+      </w:r>
+    </w:p>
+    <w:p>
+      <w:r>
+        <w:rPr>
+          <w:b/>
+        </w:rPr>
+        <w:t xml:space="preserve">dashboard.py: </w:t>
+      </w:r>
+      <w:r>
+        <w:t>Streamlit web app with team momentum chart, player rankings, and interactive match predictor.</w:t>
+      </w:r>
+    </w:p>
+    <w:p>
+      <w:r>
+        <w:rPr>
+          <w:b/>
+        </w:rPr>
+        <w:t xml:space="preserve">utils.py: </w:t>
+      </w:r>
+      <w:r>
+        <w:t>Helper functions: slugify(), normalise_url(), parse_iso_datetime(), and Dutch month name parsing.</w:t>
+      </w:r>
+    </w:p>
+    <w:p>
+      <w:r>
+        <w:t>Supporting files at project root: Dockerfile (multi-stage build), docker-compose.yml (scraper + dashboard services), .dockerignore, requirements.txt, and tests/ directory with pytest test suite.</w:t>
+      </w:r>
+    </w:p>
+    <w:p>
+      <w:pPr>
+        <w:pStyle w:val="Heading1"/>
+      </w:pPr>
+      <w:r>
+        <w:t>6. Command Reference</w:t>
       </w:r>
     </w:p>
     <w:p>
@@ -312,7 +495,7 @@
         <w:t xml:space="preserve">News scrape: </w:t>
       </w:r>
       <w:r>
-        <w:t>python -m sporza_scraper news --limit 20 — Scrapes general news articles from sporza.be.</w:t>
+        <w:t>python -m sporza_scraper news --limit 20</w:t>
       </w:r>
     </w:p>
     <w:p>
@@ -323,7 +506,7 @@
         <w:t xml:space="preserve">PL scrape: </w:t>
       </w:r>
       <w:r>
-        <w:t>python -m sporza_scraper pl-scrape --limit 50 — Scrapes Premier League articles with full NLP enrichment.</w:t>
+        <w:t>python -m sporza_scraper pl-scrape --limit 50</w:t>
       </w:r>
     </w:p>
     <w:p>
@@ -334,7 +517,7 @@
         <w:t xml:space="preserve">Stats download: </w:t>
       </w:r>
       <w:r>
-        <w:t>python -m sporza_scraper stats --download — Downloads the match statistics CSV from football-data.co.uk.</w:t>
+        <w:t>python -m sporza_scraper stats --download</w:t>
       </w:r>
     </w:p>
     <w:p>
@@ -345,7 +528,7 @@
         <w:t xml:space="preserve">Match prediction: </w:t>
       </w:r>
       <w:r>
-        <w:t>python -m sporza_scraper predict --match Arsenal “Manchester City” — Generates a match outcome prediction.</w:t>
+        <w:t>python -m sporza_scraper predict --match Arsenal “Manchester City”</w:t>
       </w:r>
     </w:p>
     <w:p>
@@ -353,10 +536,10 @@
         <w:rPr>
           <w:b/>
         </w:rPr>
-        <w:t xml:space="preserve">Sentiment analysis: </w:t>
+        <w:t xml:space="preserve">Sentiment: </w:t>
       </w:r>
       <w:r>
-        <w:t>python -m sporza_scraper sentiment --top 10 — Shows the top-10 player sentiment rankings.</w:t>
+        <w:t>python -m sporza_scraper sentiment --top 10</w:t>
       </w:r>
     </w:p>
     <w:p>
@@ -367,7 +550,7 @@
         <w:t xml:space="preserve">Dashboard: </w:t>
       </w:r>
       <w:r>
-        <w:t>streamlit run sporza_scraper/dashboard.py — Launches the interactive web dashboard on port 8501.</w:t>
+        <w:t>streamlit run sporza_scraper/dashboard.py</w:t>
       </w:r>
     </w:p>
     <w:p>
@@ -378,7 +561,7 @@
         <w:t xml:space="preserve">Docker scrape: </w:t>
       </w:r>
       <w:r>
-        <w:t>docker compose run --rm scraper pl-scrape --limit 50 — Runs the scraper inside a container.</w:t>
+        <w:t>docker compose run --rm scraper pl-scrape --limit 50</w:t>
       </w:r>
     </w:p>
     <w:p>
@@ -389,7 +572,7 @@
         <w:t xml:space="preserve">Docker dashboard: </w:t>
       </w:r>
       <w:r>
-        <w:t>docker compose up dashboard — Starts the dashboard container on port 8501.</w:t>
+        <w:t>docker compose up dashboard</w:t>
       </w:r>
     </w:p>
     <w:sectPr>

--- a/Sporza_Scraper_Summary_Report.docx
+++ b/Sporza_Scraper_Summary_Report.docx
@@ -484,7 +484,113 @@
         <w:pStyle w:val="Heading1"/>
       </w:pPr>
       <w:r>
-        <w:t>6. Command Reference</w:t>
+        <w:t>6. Technologies and Dependencies</w:t>
+      </w:r>
+    </w:p>
+    <w:p>
+      <w:r>
+        <w:t>The project is built with Python 3.11+ and relies on the following key libraries: httpx for asynchronous HTTP requests with connection pooling, BeautifulSoup4 with lxml for fast HTML parsing, spaCy (nl_core_news_md) for Dutch named entity recognition, Streamlit for the interactive dashboard, pandas for data manipulation, SQLite3 (standard library) for database persistence, and tenacity for retry logic with exponential backoff. Development dependencies include pytest for the test suite.</w:t>
+      </w:r>
+    </w:p>
+    <w:p>
+      <w:r>
+        <w:t>The containerisation stack uses Docker with a multi-stage Python 3.11-slim base image and Docker Compose for service orchestration. The CI/CD workflow is supported by a comprehensive .dockerignore that keeps the build context lean, and health checks that allow container orchestrators to monitor service availability.</w:t>
+      </w:r>
+    </w:p>
+    <w:p>
+      <w:pPr>
+        <w:pStyle w:val="Heading1"/>
+      </w:pPr>
+      <w:r>
+        <w:t>7. Installation and Usage</w:t>
+      </w:r>
+    </w:p>
+    <w:p>
+      <w:r>
+        <w:rPr>
+          <w:b/>
+        </w:rPr>
+        <w:t xml:space="preserve">Prerequisites: </w:t>
+      </w:r>
+      <w:r>
+        <w:t>Python 3.11 or higher and pip. On macOS use python3/pip3 instead of python/pip.</w:t>
+      </w:r>
+    </w:p>
+    <w:p>
+      <w:r>
+        <w:rPr>
+          <w:b/>
+        </w:rPr>
+        <w:t xml:space="preserve">Step 1 — Install dependencies: </w:t>
+      </w:r>
+      <w:r>
+        <w:t>pip3 install -r requirements.txt</w:t>
+      </w:r>
+    </w:p>
+    <w:p>
+      <w:r>
+        <w:rPr>
+          <w:b/>
+        </w:rPr>
+        <w:t xml:space="preserve">Step 2 — Download spaCy model: </w:t>
+      </w:r>
+      <w:r>
+        <w:t>python3 -m spacy download nl_core_news_md</w:t>
+      </w:r>
+    </w:p>
+    <w:p>
+      <w:r>
+        <w:rPr>
+          <w:b/>
+        </w:rPr>
+        <w:t xml:space="preserve">Step 3 — Scrape PL articles: </w:t>
+      </w:r>
+      <w:r>
+        <w:t>python3 -m sporza_scraper pl-scrape --limit 50</w:t>
+      </w:r>
+    </w:p>
+    <w:p>
+      <w:r>
+        <w:rPr>
+          <w:b/>
+        </w:rPr>
+        <w:t xml:space="preserve">Step 4 — Download match stats: </w:t>
+      </w:r>
+      <w:r>
+        <w:t>python3 -m sporza_scraper stats --download</w:t>
+      </w:r>
+    </w:p>
+    <w:p>
+      <w:r>
+        <w:rPr>
+          <w:b/>
+        </w:rPr>
+        <w:t xml:space="preserve">Step 5 — Launch the dashboard: </w:t>
+      </w:r>
+      <w:r>
+        <w:t>streamlit run sporza_scraper/dashboard.py (opens on http://localhost:8501)</w:t>
+      </w:r>
+    </w:p>
+    <w:p>
+      <w:r>
+        <w:rPr>
+          <w:b/>
+        </w:rPr>
+        <w:t xml:space="preserve">Predict a match: </w:t>
+      </w:r>
+      <w:r>
+        <w:t>python3 -m sporza_scraper predict --match Arsenal “Manchester City”</w:t>
+      </w:r>
+    </w:p>
+    <w:p>
+      <w:r>
+        <w:rPr>
+          <w:b/>
+        </w:rPr>
+        <w:t xml:space="preserve">Sentiment rankings: </w:t>
+      </w:r>
+      <w:r>
+        <w:t>python3 -m sporza_scraper sentiment --top 10</w:t>
       </w:r>
     </w:p>
     <w:p>
@@ -495,7 +601,7 @@
         <w:t xml:space="preserve">News scrape: </w:t>
       </w:r>
       <w:r>
-        <w:t>python -m sporza_scraper news --limit 20</w:t>
+        <w:t>python3 -m sporza_scraper news --limit 20</w:t>
       </w:r>
     </w:p>
     <w:p>
@@ -503,76 +609,10 @@
         <w:rPr>
           <w:b/>
         </w:rPr>
-        <w:t xml:space="preserve">PL scrape: </w:t>
+        <w:t xml:space="preserve">Docker (alternative): </w:t>
       </w:r>
       <w:r>
-        <w:t>python -m sporza_scraper pl-scrape --limit 50</w:t>
-      </w:r>
-    </w:p>
-    <w:p>
-      <w:r>
-        <w:rPr>
-          <w:b/>
-        </w:rPr>
-        <w:t xml:space="preserve">Stats download: </w:t>
-      </w:r>
-      <w:r>
-        <w:t>python -m sporza_scraper stats --download</w:t>
-      </w:r>
-    </w:p>
-    <w:p>
-      <w:r>
-        <w:rPr>
-          <w:b/>
-        </w:rPr>
-        <w:t xml:space="preserve">Match prediction: </w:t>
-      </w:r>
-      <w:r>
-        <w:t>python -m sporza_scraper predict --match Arsenal “Manchester City”</w:t>
-      </w:r>
-    </w:p>
-    <w:p>
-      <w:r>
-        <w:rPr>
-          <w:b/>
-        </w:rPr>
-        <w:t xml:space="preserve">Sentiment: </w:t>
-      </w:r>
-      <w:r>
-        <w:t>python -m sporza_scraper sentiment --top 10</w:t>
-      </w:r>
-    </w:p>
-    <w:p>
-      <w:r>
-        <w:rPr>
-          <w:b/>
-        </w:rPr>
-        <w:t xml:space="preserve">Dashboard: </w:t>
-      </w:r>
-      <w:r>
-        <w:t>streamlit run sporza_scraper/dashboard.py</w:t>
-      </w:r>
-    </w:p>
-    <w:p>
-      <w:r>
-        <w:rPr>
-          <w:b/>
-        </w:rPr>
-        <w:t xml:space="preserve">Docker scrape: </w:t>
-      </w:r>
-      <w:r>
-        <w:t>docker compose run --rm scraper pl-scrape --limit 50</w:t>
-      </w:r>
-    </w:p>
-    <w:p>
-      <w:r>
-        <w:rPr>
-          <w:b/>
-        </w:rPr>
-        <w:t xml:space="preserve">Docker dashboard: </w:t>
-      </w:r>
-      <w:r>
-        <w:t>docker compose up dashboard</w:t>
+        <w:t>docker compose build, then docker compose run --rm scraper pl-scrape --limit 50 and docker compose up dashboard.</w:t>
       </w:r>
     </w:p>
     <w:sectPr>

--- a/Sporza_Scraper_Summary_Report.docx
+++ b/Sporza_Scraper_Summary_Report.docx
@@ -2,12 +2,12 @@
 <file path=word/document.xml><?xml version="1.0" encoding="utf-8"?>
 <w:document xmlns:wpc="http://schemas.microsoft.com/office/word/2010/wordprocessingCanvas" xmlns:mo="http://schemas.microsoft.com/office/mac/office/2008/main" xmlns:mc="http://schemas.openxmlformats.org/markup-compatibility/2006" xmlns:mv="urn:schemas-microsoft-com:mac:vml" xmlns:o="urn:schemas-microsoft-com:office:office" xmlns:r="http://schemas.openxmlformats.org/officeDocument/2006/relationships" xmlns:m="http://schemas.openxmlformats.org/officeDocument/2006/math" xmlns:v="urn:schemas-microsoft-com:vml" xmlns:wp14="http://schemas.microsoft.com/office/word/2010/wordprocessingDrawing" xmlns:wp="http://schemas.openxmlformats.org/drawingml/2006/wordprocessingDrawing" xmlns:w10="urn:schemas-microsoft-com:office:word" xmlns:w="http://schemas.openxmlformats.org/wordprocessingml/2006/main" xmlns:w14="http://schemas.microsoft.com/office/word/2010/wordml" xmlns:wpg="http://schemas.microsoft.com/office/word/2010/wordprocessingGroup" xmlns:wpi="http://schemas.microsoft.com/office/word/2010/wordprocessingInk" xmlns:wne="http://schemas.microsoft.com/office/word/2006/wordml" xmlns:wps="http://schemas.microsoft.com/office/word/2010/wordprocessingShape" mc:Ignorable="w14 wp14">
   <w:body>
-    <w:p/>
-    <w:p/>
-    <w:p/>
-    <w:p/>
-    <w:p/>
-    <w:p>
+    <w:p xmlns:wp14="http://schemas.microsoft.com/office/word/2010/wordml" wp14:textId="77777777"/>
+    <w:p xmlns:wp14="http://schemas.microsoft.com/office/word/2010/wordml" wp14:textId="77777777"/>
+    <w:p xmlns:wp14="http://schemas.microsoft.com/office/word/2010/wordml" wp14:textId="77777777"/>
+    <w:p xmlns:wp14="http://schemas.microsoft.com/office/word/2010/wordml" wp14:textId="77777777"/>
+    <w:p xmlns:wp14="http://schemas.microsoft.com/office/word/2010/wordml" wp14:textId="77777777"/>
+    <w:p xmlns:wp14="http://schemas.microsoft.com/office/word/2010/wordml" wp14:textId="77777777">
       <w:pPr>
         <w:jc w:val="center"/>
       </w:pPr>
@@ -21,7 +21,7 @@
         <w:t>SPORZA SCRAPER</w:t>
       </w:r>
     </w:p>
-    <w:p>
+    <w:p xmlns:wp14="http://schemas.microsoft.com/office/word/2010/wordml" wp14:textId="77777777">
       <w:pPr>
         <w:jc w:val="center"/>
       </w:pPr>
@@ -34,8 +34,8 @@
         <w:t>Premier League Prediction Pipeline</w:t>
       </w:r>
     </w:p>
-    <w:p/>
-    <w:p>
+    <w:p xmlns:wp14="http://schemas.microsoft.com/office/word/2010/wordml" wp14:textId="77777777"/>
+    <w:p xmlns:wp14="http://schemas.microsoft.com/office/word/2010/wordml" wp14:textId="77777777">
       <w:pPr>
         <w:jc w:val="center"/>
       </w:pPr>
@@ -48,7 +48,7 @@
         <w:t>Project Summary</w:t>
       </w:r>
     </w:p>
-    <w:p>
+    <w:p xmlns:wp14="http://schemas.microsoft.com/office/word/2010/wordml" wp14:textId="77777777">
       <w:pPr>
         <w:jc w:val="center"/>
       </w:pPr>
@@ -58,15 +58,15 @@
           <w:color w:val="566573"/>
           <w:sz w:val="24"/>
         </w:rPr>
-        <w:t>Version 5.0 — April 2026</w:t>
+        <w:t>Version 6.0 — May 2026</w:t>
       </w:r>
     </w:p>
-    <w:p>
+    <w:p xmlns:wp14="http://schemas.microsoft.com/office/word/2010/wordml" wp14:textId="77777777">
       <w:r>
         <w:br w:type="page"/>
       </w:r>
     </w:p>
-    <w:p>
+    <w:p xmlns:wp14="http://schemas.microsoft.com/office/word/2010/wordml" wp14:textId="77777777">
       <w:pPr>
         <w:pStyle w:val="Heading1"/>
       </w:pPr>
@@ -74,17 +74,126 @@
         <w:t>1. Project Overview</w:t>
       </w:r>
     </w:p>
-    <w:p>
+    <w:p xmlns:wp14="http://schemas.microsoft.com/office/word/2010/wordml" wp14:textId="402410BC">
+      <w:pPr>
+        <w:jc w:val="both"/>
+      </w:pPr>
       <w:r>
-        <w:t>The Sporza Scraper is a Python application that collects Dutch-language sports articles from sporza.be, identifies Premier League player mentions using natural language processing, analyses the sentiment and performance signals in the text, and combines this qualitative data with historical match statistics to predict football match outcomes.</w:t>
+        <w:rPr/>
+        <w:t>The Sporza Scraper is a Python application that collects Dutch-language sports articles from sporza.be. It identifies Premier League player mentions by using natural language processing, analyzing the sentiment and performance signals in the text and combining this qualitative data with historical match statistics to predict football match outcomes.</w:t>
       </w:r>
     </w:p>
     <w:p>
+      <w:pPr>
+        <w:jc w:val="both"/>
+      </w:pPr>
       <w:r>
-        <w:t>The system is built as a four-stage pipeline: collection, enrichment, storage, and serving. It respects the source website’s robots.txt and rate limits, stores data in both JSON files and a SQLite database, and provides both a command-line interface and an interactive web dashboard. The entire project can be deployed via Docker containers.</w:t>
+        <w:rPr/>
+        <w:t>The system is built as a pipeline which consists of 4 stages: collection, enrichment, storage, and serving. It respects the source website’s robots.txt and rate limits, stores data in both JSON files as well as a SQLite database and provides both a command-line interface and an interactive web dashboard. The entire project can be deployed via Docker containers.</w:t>
       </w:r>
     </w:p>
     <w:p>
+      <w:pPr>
+        <w:pStyle w:val="Heading2"/>
+      </w:pPr>
+      <w:r>
+        <w:rPr>
+          <w:noProof w:val="0"/>
+          <w:lang w:val="en-US"/>
+        </w:rPr>
+        <w:t>1.1 Research Context &amp; Motivation</w:t>
+      </w:r>
+    </w:p>
+    <w:p>
+      <w:pPr>
+        <w:spacing w:before="120" w:beforeAutospacing="off" w:after="120" w:afterAutospacing="off"/>
+        <w:jc w:val="both"/>
+      </w:pPr>
+      <w:r>
+        <w:rPr>
+          <w:rFonts w:ascii="Calibri" w:hAnsi="Calibri" w:eastAsia="Calibri" w:cs="Calibri"/>
+          <w:noProof w:val="0"/>
+          <w:sz w:val="22"/>
+          <w:szCs w:val="22"/>
+          <w:lang w:val="en-US"/>
+        </w:rPr>
+        <w:t>While this pipeline functions as a robust software architecture, its core purpose is to explore a specific analytical problem. Predictive modeling in football traditionally relies heavily on quantitative metrics, such as historical match results, expected goals (xG), and betting market implied probabilities. While mathematically robust, these statistical baselines often fail to capture real-time, qualitative variables—such as immediate tactical shifts, sudden injury doubts, or localized shifts in team morale. Conversely, sports journalism provides a wealth of nuanced, real-time qualitative data, but it is inherently unstructured and difficult to systematically integrate into quantitative models.</w:t>
+      </w:r>
+    </w:p>
+    <w:p>
+      <w:pPr>
+        <w:spacing w:before="120" w:beforeAutospacing="off" w:after="120" w:afterAutospacing="off"/>
+        <w:jc w:val="both"/>
+      </w:pPr>
+      <w:r>
+        <w:rPr>
+          <w:rFonts w:ascii="Calibri" w:hAnsi="Calibri" w:eastAsia="Calibri" w:cs="Calibri"/>
+          <w:noProof w:val="0"/>
+          <w:sz w:val="22"/>
+          <w:szCs w:val="22"/>
+          <w:lang w:val="en-US"/>
+        </w:rPr>
+        <w:t>This project bridges that gap by engineering a data pipeline that extracts Dutch-language sports journalism from sporza.be, processes the text using Natural Language Processing (NLP) to detect specific player performance signals, and integrates this sentiment data as qualitative modifiers into a traditional Poisson distribution model.</w:t>
+      </w:r>
+    </w:p>
+    <w:p>
+      <w:pPr>
+        <w:pStyle w:val="Heading2"/>
+      </w:pPr>
+      <w:r>
+        <w:rPr>
+          <w:noProof w:val="0"/>
+          <w:lang w:val="en-US"/>
+        </w:rPr>
+        <w:t>1.2 Research Question</w:t>
+      </w:r>
+    </w:p>
+    <w:p>
+      <w:pPr>
+        <w:spacing w:before="120" w:beforeAutospacing="off" w:after="120" w:afterAutospacing="off"/>
+        <w:jc w:val="both"/>
+      </w:pPr>
+      <w:r>
+        <w:rPr>
+          <w:rFonts w:ascii="Calibri" w:hAnsi="Calibri" w:eastAsia="Calibri" w:cs="Calibri"/>
+          <w:noProof w:val="0"/>
+          <w:sz w:val="22"/>
+          <w:szCs w:val="22"/>
+          <w:lang w:val="en-US"/>
+        </w:rPr>
+        <w:t xml:space="preserve">This architecture was fundamentally designed to answer the following question: </w:t>
+      </w:r>
+      <w:r>
+        <w:rPr>
+          <w:rFonts w:ascii="Calibri" w:hAnsi="Calibri" w:eastAsia="Calibri" w:cs="Calibri"/>
+          <w:i w:val="1"/>
+          <w:iCs w:val="1"/>
+          <w:noProof w:val="0"/>
+          <w:sz w:val="22"/>
+          <w:szCs w:val="22"/>
+          <w:lang w:val="en-US"/>
+        </w:rPr>
+        <w:t>To what extent can automated, real-time sentiment analysis of Dutch-language sports media (sporza.be) accurately augment a traditional statistical Poisson model in predicting English Premier League match outcomes?</w:t>
+      </w:r>
+    </w:p>
+    <w:p>
+      <w:pPr>
+        <w:pStyle w:val="Normal"/>
+        <w:spacing w:before="120" w:beforeAutospacing="off" w:after="120" w:afterAutospacing="off"/>
+        <w:jc w:val="both"/>
+      </w:pPr>
+      <w:r>
+        <w:rPr>
+          <w:rFonts w:ascii="Calibri" w:hAnsi="Calibri" w:eastAsia="Calibri" w:cs="Calibri"/>
+          <w:noProof w:val="0"/>
+          <w:sz w:val="22"/>
+          <w:szCs w:val="22"/>
+          <w:lang w:val="en-US"/>
+        </w:rPr>
+        <w:t>This research holds significant academic value because it pioneers a methodology that fuses unstructured journalistic narratives with rigid statistical datasets into a unified predictive model. By applying a Dutch NLP model to Belgian sports media, it offers a distinct cultural lens to test whether highly localized, player-centric reporting can meaningfully influence global league forecasts. Furthermore, the project challenges the traditional view of sports journalism as purely narrative by strictly quantifying qualitative sentiment, successfully transforming journalistic rhetoric into mathematically weighted signals that directly alter expected goal outcomes.</w:t>
+      </w:r>
+    </w:p>
+    <w:p xmlns:wp14="http://schemas.microsoft.com/office/word/2010/wordml" wp14:textId="77777777">
       <w:pPr>
         <w:pStyle w:val="Heading1"/>
       </w:pPr>
@@ -92,7 +201,7 @@
         <w:t>2. Pipeline Architecture</w:t>
       </w:r>
     </w:p>
-    <w:p>
+    <w:p xmlns:wp14="http://schemas.microsoft.com/office/word/2010/wordml" wp14:textId="77777777">
       <w:pPr>
         <w:pStyle w:val="Heading2"/>
       </w:pPr>
@@ -100,50 +209,160 @@
         <w:t>2.1 Collection</w:t>
       </w:r>
     </w:p>
-    <w:p>
+    <w:p xmlns:wp14="http://schemas.microsoft.com/office/word/2010/wordml" wp14:textId="259F1FA1">
+      <w:pPr>
+        <w:pStyle w:val="Normal"/>
+        <w:jc w:val="both"/>
+      </w:pPr>
       <w:r>
-        <w:t>The pipeline fetches HTML pages from sporza.be through a throttled HTTP client (http_client.py) that enforces a 1.5-second minimum delay between requests, retries with exponential backoff on server errors (status 429, 500, 502, 503, 504), and checks robots.txt before each request. Three specialised parsers extract structured data from the raw HTML:</w:t>
+        <w:rPr/>
+        <w:t xml:space="preserve">The pipeline retrieves HTML pages from sporza.be through a throttled HTTP client (http_client.py) that administers a 1.5-second minimum delay between requests, retries with exponential backoff on server errors (status 429, 500, 502, 503, 504) by doing this it handles temporary errors by increasing the waiting time in between retries. It also checks robots.txt </w:t>
+      </w:r>
+      <w:r>
+        <w:rPr>
+          <w:rFonts w:ascii="Calibri" w:hAnsi="Calibri" w:eastAsia="Calibri" w:cs="Calibri"/>
+          <w:noProof w:val="0"/>
+          <w:sz w:val="22"/>
+          <w:szCs w:val="22"/>
+          <w:lang w:val="en-US"/>
+        </w:rPr>
+        <w:t>to see what it is allowed to access before making a request</w:t>
+      </w:r>
+      <w:r>
+        <w:rPr/>
+        <w:t>. Three specialised parsers extract structured data from the raw HTML:</w:t>
       </w:r>
     </w:p>
-    <w:p>
+    <w:p xmlns:wp14="http://schemas.microsoft.com/office/word/2010/wordml" wp14:textId="6F8C6CB8">
+      <w:pPr>
+        <w:pStyle w:val="Normal"/>
+        <w:jc w:val="both"/>
+      </w:pPr>
       <w:r>
         <w:rPr>
-          <w:b/>
+          <w:b w:val="1"/>
+          <w:bCs w:val="1"/>
         </w:rPr>
         <w:t xml:space="preserve">News parser (parsers/news.py): </w:t>
       </w:r>
       <w:r>
-        <w:t>Uses three fallback strategies to extract article content: the Next.js __NEXT_DATA__ JSON blob (primary), JSON-LD articleBody metadata, and raw HTML paragraph tags. Also extracts title, authors, publication date, tags, and images.</w:t>
+        <w:rPr/>
+        <w:t>Uses three strategies to extract article content. the Next.js __NEXT_DATA__ JSON blob (primary) r</w:t>
+      </w:r>
+      <w:r>
+        <w:rPr>
+          <w:rFonts w:ascii="Calibri" w:hAnsi="Calibri" w:eastAsia="Calibri" w:cs="Calibri"/>
+          <w:noProof w:val="0"/>
+          <w:sz w:val="22"/>
+          <w:szCs w:val="22"/>
+          <w:lang w:val="en-US"/>
+        </w:rPr>
+        <w:t>eads the structured JSON data embedded in the page to directly get the full article content in a clean and reliable way.</w:t>
+      </w:r>
+      <w:r>
+        <w:rPr/>
+        <w:t xml:space="preserve"> JSON-LD articleBody metadata l</w:t>
+      </w:r>
+      <w:r>
+        <w:rPr>
+          <w:rFonts w:ascii="Calibri" w:hAnsi="Calibri" w:eastAsia="Calibri" w:cs="Calibri"/>
+          <w:noProof w:val="0"/>
+          <w:sz w:val="22"/>
+          <w:szCs w:val="22"/>
+          <w:lang w:val="en-US"/>
+        </w:rPr>
+        <w:t>ooks for hidden structured metadata on the page that contains the article text in a standardized format.</w:t>
+      </w:r>
+      <w:r>
+        <w:rPr/>
+        <w:t xml:space="preserve"> Raw HTML paragraph tags extract</w:t>
+      </w:r>
+      <w:r>
+        <w:rPr>
+          <w:rFonts w:ascii="Calibri" w:hAnsi="Calibri" w:eastAsia="Calibri" w:cs="Calibri"/>
+          <w:noProof w:val="0"/>
+          <w:sz w:val="22"/>
+          <w:szCs w:val="22"/>
+          <w:lang w:val="en-US"/>
+        </w:rPr>
+        <w:t xml:space="preserve"> the text by scanning the visible paragraphs on the webpage as a last-resort method.</w:t>
+      </w:r>
+      <w:r>
+        <w:rPr/>
+        <w:t xml:space="preserve"> It also extracts titles, authors, publication dates, tags, and images.</w:t>
       </w:r>
     </w:p>
-    <w:p>
+    <w:p xmlns:wp14="http://schemas.microsoft.com/office/word/2010/wordml" wp14:textId="40BD1DF0">
+      <w:pPr>
+        <w:pStyle w:val="Normal"/>
+        <w:jc w:val="both"/>
+      </w:pPr>
       <w:r>
         <w:rPr>
-          <w:b/>
+          <w:b w:val="1"/>
+          <w:bCs w:val="1"/>
         </w:rPr>
         <w:t xml:space="preserve">Football results parser: </w:t>
       </w:r>
       <w:r>
-        <w:t>Detects match rows via semantic attributes (data-testid, itemprop) or heuristic score pattern matching, extracting teams, scores, half-time scores, status, and venues.</w:t>
+        <w:rPr/>
+        <w:t>Detects match rows (representation of one football match in one record such as “</w:t>
+      </w:r>
+      <w:r>
+        <w:rPr>
+          <w:rFonts w:ascii="Calibri" w:hAnsi="Calibri" w:eastAsia="Calibri" w:cs="Calibri"/>
+          <w:noProof w:val="0"/>
+          <w:sz w:val="22"/>
+          <w:szCs w:val="22"/>
+          <w:lang w:val="en-US"/>
+        </w:rPr>
+        <w:t xml:space="preserve">Arsenal 2–1 Chelsea”) </w:t>
+      </w:r>
+      <w:r>
+        <w:rPr/>
+        <w:t xml:space="preserve">via semantic HTML attributes that describe the meaning or role of an element (data-testid, itemprop) or heuristic score pattern matching to </w:t>
+      </w:r>
+      <w:r>
+        <w:rPr>
+          <w:rFonts w:ascii="Calibri" w:hAnsi="Calibri" w:eastAsia="Calibri" w:cs="Calibri"/>
+          <w:noProof w:val="0"/>
+          <w:sz w:val="22"/>
+          <w:szCs w:val="22"/>
+          <w:lang w:val="en-US"/>
+        </w:rPr>
+        <w:t>recognize football scores in text</w:t>
+      </w:r>
+      <w:r>
+        <w:rPr/>
+        <w:t>, extracting teams, scores, half-time scores, status, and venues.</w:t>
       </w:r>
     </w:p>
-    <w:p>
+    <w:p xmlns:wp14="http://schemas.microsoft.com/office/word/2010/wordml" wp14:textId="6B9B0A44">
+      <w:pPr>
+        <w:jc w:val="both"/>
+      </w:pPr>
       <w:r>
         <w:rPr>
-          <w:b/>
+          <w:b w:val="1"/>
+          <w:bCs w:val="1"/>
         </w:rPr>
         <w:t xml:space="preserve">Live match parser: </w:t>
       </w:r>
       <w:r>
-        <w:t>Polls the match centre for in-progress games, capturing minute-by-minute events, lineups, and live scores.</w:t>
+        <w:rPr/>
+        <w:t>Pulls real-time data out of the “match centre” (API) for in-progress games, capturing minute-by-minute events, lineups, and live scores.</w:t>
       </w:r>
     </w:p>
-    <w:p>
+    <w:p xmlns:wp14="http://schemas.microsoft.com/office/word/2010/wordml" wp14:textId="3A7705F1">
+      <w:pPr>
+        <w:jc w:val="both"/>
+      </w:pPr>
       <w:r>
-        <w:t>Article URLs are discovered by scanning Sporza’s homepage, category pages, and section pages for links matching the /nl/...~digits pattern. A broader keyword-based discovery catches Premier League articles that use non-standard URL formats.</w:t>
+        <w:rPr/>
+        <w:t>Article URLs are discovered by scanning Sporza’s homepage, category pages, and section pages for links matching the /nl/...~digits pattern that only real Sporza articles have. A broader keyword-based discovery catches Premier League articles that use non-standard URL formats.</w:t>
       </w:r>
     </w:p>
-    <w:p>
+    <w:p xmlns:wp14="http://schemas.microsoft.com/office/word/2010/wordml" wp14:textId="77777777">
       <w:pPr>
         <w:pStyle w:val="Heading2"/>
       </w:pPr>
@@ -151,22 +370,34 @@
         <w:t>2.2 Enrichment</w:t>
       </w:r>
     </w:p>
-    <w:p>
+    <w:p xmlns:wp14="http://schemas.microsoft.com/office/word/2010/wordml" wp14:textId="19C492A2">
+      <w:pPr>
+        <w:jc w:val="both"/>
+      </w:pPr>
       <w:r>
-        <w:t>Each scraped article passes through two NLP enrichment stages. The player extractor (player_extractor.py) uses a dual strategy: spaCy’s Dutch NER model (nl_core_news_md) identifies PERSON entities, which are then filtered against a dictionary of approximately 80 known Premier League players. Dictionary-based matching with word-boundary regex catches names the NER model misses in Dutch sports text.</w:t>
+        <w:rPr/>
+        <w:t>Each scraped article passes through two NLP enrichment stages. The player extractor (player_extractor.py) combines two strategies: spaCy’s Dutch NER model (nl_core_news_md) identifies PERSON entities (names of people), which are then filtered against a dictionary of about 80 known Premier League players. Dictionary-based matching with a regex catches names the NER model misses in Dutch sports text.</w:t>
       </w:r>
     </w:p>
-    <w:p>
+    <w:p xmlns:wp14="http://schemas.microsoft.com/office/word/2010/wordml" wp14:textId="77777777">
+      <w:pPr>
+        <w:jc w:val="both"/>
+      </w:pPr>
       <w:r>
+        <w:rPr/>
         <w:t>The signal detector (signals.py) then scans sentences near each player mention for 11 performance signal types: positive form, goal threat, assist threat, training positive, injury doubt, injury confirmed, poor form, transfer rumour, tactical role, team momentum positive, and team momentum negative. Signals are scored based on proximity to the player mention (same sentence = 0.95 confidence, adjacent = 0.65, two away = 0.35) with negation awareness that flips positive signals when preceded by words like “niet”, “geen”, or “nooit”.</w:t>
       </w:r>
     </w:p>
-    <w:p>
+    <w:p xmlns:wp14="http://schemas.microsoft.com/office/word/2010/wordml" wp14:textId="39E9A41C">
+      <w:pPr>
+        <w:jc w:val="both"/>
+      </w:pPr>
       <w:r>
-        <w:t>A separate sentiment analyser (sentiment.py) provides article-level scoring using a curated 350-word Dutch lexicon with intensifier support (“zeer”, “heel”, “enorm”) that amplify nearby sentiment words.</w:t>
+        <w:rPr/>
+        <w:t>A separate sentiment analyser (sentiment.py) scores on an article-level using a curated 350-word Dutch lexicon with intensifier support (“zeer”, “heel”, “enorm”) that amplify nearby sentiment words.</w:t>
       </w:r>
     </w:p>
-    <w:p>
+    <w:p xmlns:wp14="http://schemas.microsoft.com/office/word/2010/wordml" wp14:textId="77777777">
       <w:pPr>
         <w:pStyle w:val="Heading2"/>
       </w:pPr>
@@ -174,30 +405,82 @@
         <w:t>2.3 Storage</w:t>
       </w:r>
     </w:p>
-    <w:p>
+    <w:p xmlns:wp14="http://schemas.microsoft.com/office/word/2010/wordml" wp14:textId="2647B040">
+      <w:pPr>
+        <w:jc w:val="both"/>
+      </w:pPr>
       <w:r>
-        <w:t>Data is persisted in two complementary formats. JSON files are saved in a date-organized directory structure (data/premier-league/YYYY/MM/DD/slug.json) containing the full article content plus enrichment data. Simultaneously, a streamlined version is written to a SQLite database (sporza_predictions.db) with two tables: articles (slug, title, published_at, url, article_type) and signals (article_slug, player_name, club, signal_type, score). The database uses WAL journal mode for concurrent access and includes indexes on article_slug and club columns for fast dashboard queries.</w:t>
+        <w:rPr/>
+        <w:t>Data is persisted in two complementary formats. JSON files are saved in a date-organized directory structure (data/premier-league/YYYY/MM/DD/slug.json) containing the full article content plus enrichment data. At the same time, a streamlined version is written to a SQLite database (sporza_predictions.db) with two tables: articles (slug, title, published_at, url, article_type) and signals (article_slug, player_name, club, signal_type, score). The database uses WAL journal mode (a separate log file in SQLite) for concurrent access and includes indexes on article_slug and club columns for fast dashboard queries to display the data.</w:t>
       </w:r>
     </w:p>
-    <w:p>
+    <w:p wp14:textId="77777777">
       <w:pPr>
         <w:pStyle w:val="Heading2"/>
       </w:pPr>
       <w:r>
-        <w:t>2.4 Prediction Engine</w:t>
+        <w:t>2.4 Prediction Engine &amp; Baseline Comparison</w:t>
       </w:r>
     </w:p>
-    <w:p>
+    <w:p wp14:textId="7B5184D6">
+      <w:pPr>
+        <w:jc w:val="both"/>
+      </w:pPr>
       <w:r>
-        <w:t>The predictor (predictor.py) combines two data sources. Statistical baselines come from a football-data.co.uk CSV containing historical match results: per-team attack and defence ratings (goals scored/conceded relative to league average), recent form strings, home advantage factors, and market-implied probabilities from betting odds. Qualitative modifiers come from Sporza signals: a team’s recent signal scores are converted to a multiplier around 1.0 (positive signals push above 1.0, negative below).</w:t>
+        <w:rPr/>
+        <w:t xml:space="preserve">The prediction engine (the file </w:t>
+      </w:r>
+      <w:r>
+        <w:rPr>
+          <w:b/>
+          <w:i/>
+        </w:rPr>
+        <w:t>predictor.py</w:t>
+      </w:r>
+      <w:r>
+        <w:rPr/>
+        <w:t>) works in two steps. First, it builds a “baseline” prediction using only hard numbers—statistics that have nothing to do with Sporza articles. Then it adjusts that baseline up or down based on what the Sporza articles are saying. This way the system can clearly show how much of a prediction comes from pure statistics and how much comes from sports journalism.</w:t>
       </w:r>
     </w:p>
-    <w:p>
+    <w:p wp14:textId="01B10001">
+      <w:pPr>
+        <w:jc w:val="both"/>
+      </w:pPr>
       <w:r>
-        <w:t>These inputs feed a Poisson model that computes a probability matrix for every possible scoreline up to 7-0. The matrix is summed to produce home win, draw, and away win probabilities, expected goals, over/under 2.5 odds, and both-teams-to-score probabilities. Confidence is rated high (20+ matches and 5+ articles), medium, or low based on available data.</w:t>
+        <w:rPr/>
+        <w:t xml:space="preserve">The baseline is built from a spreadsheet of real Premier League match results downloaded from football-data.co.uk. The code that reads this spreadsheet lives in the file </w:t>
+      </w:r>
+      <w:r>
+        <w:rPr>
+          <w:b/>
+          <w:i/>
+        </w:rPr>
+        <w:t>match_stats.py</w:t>
+      </w:r>
+      <w:r>
+        <w:rPr/>
+        <w:t>. From it, the system calculates four things for every team: how strong their attack is compared to the league average, how strong their defence is, how well they have performed in their last 5 games, and what the betting odds suggest their chances are. It also applies a small home advantage bonus. Together, these numbers produce an estimate of how many goals each team is expected to score in the match—this is the baseline prediction, before any Sporza data is involved.</w:t>
       </w:r>
     </w:p>
-    <w:p>
+    <w:p wp14:textId="01B10002">
+      <w:pPr>
+        <w:jc w:val="both"/>
+      </w:pPr>
+      <w:r>
+        <w:rPr/>
+        <w:t>In the second step, the system looks at what Sporza has written about each team in the past two weeks. If the articles are mostly positive (e.g. praising form or highlighting goal threats), the expected goals for that team are nudged upward. If the coverage is negative (e.g. reporting injuries or poor form), the expected goals are nudged downward. This adjustment is deliberately kept small—at most a 30% increase or 25% decrease—so that a single article can never overpower years of match statistics.</w:t>
+      </w:r>
+    </w:p>
+    <w:p wp14:textId="0567FE03">
+      <w:pPr>
+        <w:jc w:val="both"/>
+      </w:pPr>
+      <w:r>
+        <w:rPr/>
+        <w:t>The same two-step approach is used for individual player predictions, where the baseline divides the team’s average goals across the squad and Sporza signals then adjust each player’s chances up or down. The adjusted expected goals are fed into a Poisson model—a well-known statistical method that calculates the probability of different scorelines. The model produces home win, draw, and away win probabilities, an expected final score, and additional betting-style metrics. In the output, the system clearly labels which factors came from the statistical baseline and which came from Sporza articles, so it is always possible to see exactly how journalism influenced the final prediction.</w:t>
+      </w:r>
+    </w:p>
+    <w:p xmlns:wp14="http://schemas.microsoft.com/office/word/2010/wordml" wp14:textId="77777777">
       <w:pPr>
         <w:pStyle w:val="Heading2"/>
       </w:pPr>
@@ -205,12 +488,42 @@
         <w:t>2.5 Dashboard</w:t>
       </w:r>
     </w:p>
-    <w:p>
+    <w:p xmlns:wp14="http://schemas.microsoft.com/office/word/2010/wordml" wp14:textId="42B3ACD0">
+      <w:pPr>
+        <w:jc w:val="both"/>
+      </w:pPr>
       <w:r>
-        <w:t>A Streamlit web dashboard (dashboard.py) on port 8501 provides three interactive sections: (1) Team Momentum — a bar chart showing average signal scores per club, revealing which teams have the most positive or negative news coverage; (2) Top Players — a ranked table of the 10 players with the highest average signal scores and their mention counts; (3) Match Predictor — dropdown selectors for home and away teams that generate live predictions with win probabilities, expected scorelines, and Sporza signal adjustments.</w:t>
+        <w:rPr/>
+        <w:t>A Streamlit web dashboard (dashboard.py) that hosts locally via port 8501 provides three interactive sections: (1) Team Momentum — a bar chart showing average signal scores per club revealing which teams have the most positive or negative news coverage; (2) Top Players — a ranked table of the 10 players with the highest average signal scores and their mention counts; (3) Match Predictor — dropdown selectors to easily select home and away teams that generate live predictions with win probabilities, expected scores, and Sporza signal adjustments.</w:t>
       </w:r>
     </w:p>
-    <w:p>
+    <w:p wp14:textId="02C10001">
+      <w:pPr>
+        <w:pStyle w:val="Heading2"/>
+      </w:pPr>
+      <w:r>
+        <w:t>2.6 Accuracy Benchmark</w:t>
+      </w:r>
+    </w:p>
+    <w:p wp14:textId="02C10002">
+      <w:pPr>
+        <w:jc w:val="both"/>
+      </w:pPr>
+      <w:r>
+        <w:rPr/>
+        <w:t>To understand how well our model performs, the project includes a benchmark tool that compares our predictions against real Bet365 and market average odds from the same CSV data file. For every match in the season, the model predicts the outcome using only data from matches played earlier—it never “sees” future results. Predictions start once at least 20 total matches and 5 per team have been played, ensuring enough data to work with.</w:t>
+      </w:r>
+    </w:p>
+    <w:p wp14:textId="02C10004">
+      <w:pPr>
+        <w:jc w:val="both"/>
+      </w:pPr>
+      <w:r>
+        <w:rPr/>
+        <w:t>Over the 2024/25 season (330 predicted matches), our baseline model correctly picked the winner 50.3% of the time, compared to 53.3% for Bet365 and 53.6% for the market average. Our model agreed with Bet365 on about 85% of all matches, confirming the statistical approach is sound, and there were 14 matches where our model outperformed Bet365. The Brier score (a measure of how realistic the predicted probabilities are) was 0.606 for our model versus 0.585 for the bookmakers. This small gap is exactly the kind of margin the Sporza signal modifiers are designed to close by incorporating qualitative information that pure statistics miss.</w:t>
+      </w:r>
+    </w:p>
+    <w:p xmlns:wp14="http://schemas.microsoft.com/office/word/2010/wordml" wp14:textId="77777777">
       <w:pPr>
         <w:pStyle w:val="Heading1"/>
       </w:pPr>
@@ -218,109 +531,63 @@
         <w:t>3. Docker Deployment</w:t>
       </w:r>
     </w:p>
-    <w:p>
+    <w:p xmlns:wp14="http://schemas.microsoft.com/office/word/2010/wordml" wp14:textId="13E1EAE4">
+      <w:pPr>
+        <w:jc w:val="both"/>
+      </w:pPr>
       <w:r>
-        <w:t>The project includes a multi-stage Dockerfile, a .dockerignore, and a docker-compose.yml for containerised deployment. The build stage installs only production dependencies (excluding pytest) and pre-downloads the 40 MB spaCy Dutch model. The production stage runs as a non-root “scraper” user (UID 1000) with a health check endpoint.</w:t>
+        <w:rPr/>
+        <w:t>The project includes a multi-stage Dockerfile and docker-compose.yml for containerized deployment. The build stage installs production dependencies and pre-downloads the spaCy Dutch model. The production stage runs as a non-root user with a health check endpoint. Docker Compose defines two services sharing the same storage: a scraper service (run on-demand) and a dashboard service (continuously available on port 8501).</w:t>
       </w:r>
     </w:p>
-    <w:p>
-      <w:r>
-        <w:t>Docker Compose defines two services sharing a named data volume: a scraper service (run on-demand with “docker compose run --rm scraper pl-scrape --limit 50”) and a dashboard service (“docker compose up dashboard” on port 8501). The .dockerignore excludes .git/, data/, tests/, __pycache__/, and documentation from the build context.</w:t>
-      </w:r>
-    </w:p>
-    <w:p>
+    <w:p xmlns:wp14="http://schemas.microsoft.com/office/word/2010/wordml" wp14:textId="6625D2DE">
       <w:pPr>
         <w:pStyle w:val="Heading1"/>
       </w:pPr>
       <w:r>
-        <w:t>4. Performance Optimizations</w:t>
+        <w:rPr/>
+        <w:t>4. Project Structure</w:t>
       </w:r>
     </w:p>
-    <w:p>
-      <w:r>
-        <w:t>Version 5 introduces targeted optimizations on the hot paths of the scraping pipeline:</w:t>
-      </w:r>
-    </w:p>
-    <w:p>
-      <w:r>
-        <w:rPr>
-          <w:b/>
-        </w:rPr>
-        <w:t xml:space="preserve">Persistent SQLite connection: </w:t>
-      </w:r>
-      <w:r>
-        <w:t>The Storage class maintains one connection for its entire lifetime with WAL journal mode and NORMAL synchronous mode, eliminating the ~2 ms overhead of reconnecting per article. Signals are batch-inserted via executemany() instead of individual INSERT statements.</w:t>
-      </w:r>
-    </w:p>
-    <w:p>
-      <w:r>
-        <w:rPr>
-          <w:b/>
-        </w:rPr>
-        <w:t xml:space="preserve">Signal detection: </w:t>
-      </w:r>
-      <w:r>
-        <w:t>Sentences are lowered once upfront rather than per-player. Only sentences within 2 positions of a player mention are scanned, reducing inner loop iterations from ~660 to ~45 per article.</w:t>
-      </w:r>
-    </w:p>
-    <w:p>
-      <w:r>
-        <w:rPr>
-          <w:b/>
-        </w:rPr>
-        <w:t xml:space="preserve">Regex caching: </w:t>
-      </w:r>
-      <w:r>
-        <w:t>Player name patterns are compiled once and cached via @lru_cache(maxsize=256) instead of recompiling for each of the ~80 players on every article.</w:t>
-      </w:r>
-    </w:p>
-    <w:p>
-      <w:r>
-        <w:rPr>
-          <w:b/>
-        </w:rPr>
-        <w:t xml:space="preserve">Team match index: </w:t>
-      </w:r>
-      <w:r>
-        <w:t>MatchDatabase builds a team-to-match-indices mapping at CSV load time, converting O(n) linear scans of 380+ matches to O(1) lookups for team_form(), team_season_stats(), and rating calculations.</w:t>
-      </w:r>
-    </w:p>
-    <w:p>
-      <w:r>
-        <w:rPr>
-          <w:b/>
-        </w:rPr>
-        <w:t xml:space="preserve">Dashboard connection: </w:t>
-      </w:r>
-      <w:r>
-        <w:t>The Streamlit dashboard caches its SQLite connection via @st.cache_resource, avoiding reconnection on every user interaction.</w:t>
-      </w:r>
-    </w:p>
-    <w:p>
-      <w:pPr>
-        <w:pStyle w:val="Heading1"/>
-      </w:pPr>
-      <w:r>
-        <w:t>5. Project Structure</w:t>
-      </w:r>
-    </w:p>
-    <w:p>
+    <w:p xmlns:wp14="http://schemas.microsoft.com/office/word/2010/wordml" wp14:textId="77777777">
       <w:r>
         <w:t>The sporza_scraper/ package contains the following modules:</w:t>
       </w:r>
     </w:p>
-    <w:p>
+    <w:p xmlns:wp14="http://schemas.microsoft.com/office/word/2010/wordml" wp14:textId="27C40C67">
+      <w:pPr>
+        <w:pStyle w:val="Normal"/>
+      </w:pPr>
       <w:r>
         <w:rPr>
-          <w:b/>
+          <w:b w:val="1"/>
+          <w:bCs w:val="1"/>
         </w:rPr>
         <w:t xml:space="preserve">__main__.py: </w:t>
       </w:r>
       <w:r>
-        <w:t>CLI entry point with argparse handling all subcommands (news, pl-scrape, results, live, stats, predict, sentiment).</w:t>
+        <w:rPr>
+          <w:b w:val="0"/>
+          <w:bCs w:val="0"/>
+        </w:rPr>
+        <w:t>T</w:t>
+      </w:r>
+      <w:r>
+        <w:rPr>
+          <w:rFonts w:ascii="Calibri" w:hAnsi="Calibri" w:eastAsia="Calibri" w:cs="Calibri"/>
+          <w:noProof w:val="0"/>
+          <w:sz w:val="22"/>
+          <w:szCs w:val="22"/>
+          <w:lang w:val="en-US"/>
+        </w:rPr>
+        <w:t xml:space="preserve">he file that starts the program </w:t>
+      </w:r>
+      <w:r>
+        <w:rPr/>
+        <w:t>handling all subcommands (news, pl-scrape, results, live, stats, predict, sentiment, benchmark).</w:t>
       </w:r>
     </w:p>
-    <w:p>
+    <w:p xmlns:wp14="http://schemas.microsoft.com/office/word/2010/wordml" wp14:textId="77777777">
       <w:r>
         <w:rPr>
           <w:b/>
@@ -331,7 +598,7 @@
         <w:t>All URLs, timeouts, retry settings, user-agent string, team name aliases, and directory paths.</w:t>
       </w:r>
     </w:p>
-    <w:p>
+    <w:p xmlns:wp14="http://schemas.microsoft.com/office/word/2010/wordml" wp14:textId="77777777">
       <w:r>
         <w:rPr>
           <w:b/>
@@ -342,7 +609,7 @@
         <w:t>Dataclasses for NewsArticle, FootballMatch, PlayerMention, PerformanceSignal, and MatchPrediction.</w:t>
       </w:r>
     </w:p>
-    <w:p>
+    <w:p xmlns:wp14="http://schemas.microsoft.com/office/word/2010/wordml" wp14:textId="77777777">
       <w:r>
         <w:rPr>
           <w:b/>
@@ -353,7 +620,7 @@
         <w:t>ThrottledClient wrapping httpx with 1.5s minimum delay, exponential backoff, and configurable timeouts.</w:t>
       </w:r>
     </w:p>
-    <w:p>
+    <w:p xmlns:wp14="http://schemas.microsoft.com/office/word/2010/wordml" wp14:textId="77777777">
       <w:r>
         <w:rPr>
           <w:b/>
@@ -364,7 +631,7 @@
         <w:t>RobotsPolicy class that fetches and caches sporza.be/robots.txt, enforcing crawl permissions.</w:t>
       </w:r>
     </w:p>
-    <w:p>
+    <w:p xmlns:wp14="http://schemas.microsoft.com/office/word/2010/wordml" wp14:textId="77777777">
       <w:r>
         <w:rPr>
           <w:b/>
@@ -375,7 +642,7 @@
         <w:t>HTML parsers using BeautifulSoup/lxml for news articles, football results, and live matches.</w:t>
       </w:r>
     </w:p>
-    <w:p>
+    <w:p xmlns:wp14="http://schemas.microsoft.com/office/word/2010/wordml" wp14:textId="77777777">
       <w:r>
         <w:rPr>
           <w:b/>
@@ -386,7 +653,7 @@
         <w:t>Orchestrator connecting HTTP client, robots policy, parsers, enrichment, and storage into scrape workflows.</w:t>
       </w:r>
     </w:p>
-    <w:p>
+    <w:p xmlns:wp14="http://schemas.microsoft.com/office/word/2010/wordml" wp14:textId="77777777">
       <w:r>
         <w:rPr>
           <w:b/>
@@ -397,7 +664,7 @@
         <w:t>Dual spaCy NER + dictionary player detection with cached regex patterns.</w:t>
       </w:r>
     </w:p>
-    <w:p>
+    <w:p xmlns:wp14="http://schemas.microsoft.com/office/word/2010/wordml" wp14:textId="77777777">
       <w:r>
         <w:rPr>
           <w:b/>
@@ -408,7 +675,7 @@
         <w:t>11-type performance signal detector with proximity scoring and negation awareness.</w:t>
       </w:r>
     </w:p>
-    <w:p>
+    <w:p xmlns:wp14="http://schemas.microsoft.com/office/word/2010/wordml" wp14:textId="77777777">
       <w:r>
         <w:rPr>
           <w:b/>
@@ -419,7 +686,7 @@
         <w:t>Dutch lexicon-based sentiment analyser (350 words) with intensifier support.</w:t>
       </w:r>
     </w:p>
-    <w:p>
+    <w:p xmlns:wp14="http://schemas.microsoft.com/office/word/2010/wordml" wp14:textId="77777777">
       <w:r>
         <w:rPr>
           <w:b/>
@@ -430,7 +697,7 @@
         <w:t>Dual JSON + SQLite persistence with WAL mode, batch inserts, and context manager.</w:t>
       </w:r>
     </w:p>
-    <w:p>
+    <w:p xmlns:wp14="http://schemas.microsoft.com/office/word/2010/wordml" wp14:textId="77777777">
       <w:r>
         <w:rPr>
           <w:b/>
@@ -441,7 +708,7 @@
         <w:t>MatchDatabase loading football-data.co.uk CSVs with indexed team lookups for attack/defence ratings.</w:t>
       </w:r>
     </w:p>
-    <w:p>
+    <w:p xmlns:wp14="http://schemas.microsoft.com/office/word/2010/wordml" wp14:textId="77777777">
       <w:r>
         <w:rPr>
           <w:b/>
@@ -452,7 +719,18 @@
         <w:t>Hybrid Poisson prediction engine combining statistical baselines with Sporza sentiment modifiers.</w:t>
       </w:r>
     </w:p>
-    <w:p>
+    <w:p wp14:textId="03D10001">
+      <w:r>
+        <w:rPr>
+          <w:b/>
+        </w:rPr>
+        <w:t xml:space="preserve">benchmark.py: </w:t>
+      </w:r>
+      <w:r>
+        <w:t>Accuracy comparison of our Poisson model against Bet365 and market average odds.</w:t>
+      </w:r>
+    </w:p>
+    <w:p xmlns:wp14="http://schemas.microsoft.com/office/word/2010/wordml" wp14:textId="77777777">
       <w:r>
         <w:rPr>
           <w:b/>
@@ -463,7 +741,7 @@
         <w:t>Streamlit web app with team momentum chart, player rankings, and interactive match predictor.</w:t>
       </w:r>
     </w:p>
-    <w:p>
+    <w:p xmlns:wp14="http://schemas.microsoft.com/office/word/2010/wordml" wp14:textId="77777777">
       <w:r>
         <w:rPr>
           <w:b/>
@@ -474,126 +752,21 @@
         <w:t>Helper functions: slugify(), normalise_url(), parse_iso_datetime(), and Dutch month name parsing.</w:t>
       </w:r>
     </w:p>
-    <w:p>
+    <w:p xmlns:wp14="http://schemas.microsoft.com/office/word/2010/wordml" wp14:textId="77777777">
       <w:r>
         <w:t>Supporting files at project root: Dockerfile (multi-stage build), docker-compose.yml (scraper + dashboard services), .dockerignore, requirements.txt, and tests/ directory with pytest test suite.</w:t>
       </w:r>
     </w:p>
-    <w:p>
+    <w:p xmlns:wp14="http://schemas.microsoft.com/office/word/2010/wordml" wp14:textId="7E3E98DB">
       <w:pPr>
         <w:pStyle w:val="Heading1"/>
       </w:pPr>
       <w:r>
-        <w:t>6. Technologies and Dependencies</w:t>
+        <w:rPr/>
+        <w:t>5. Command Reference</w:t>
       </w:r>
     </w:p>
-    <w:p>
-      <w:r>
-        <w:t>The project is built with Python 3.11+ and relies on the following key libraries: httpx for asynchronous HTTP requests with connection pooling, BeautifulSoup4 with lxml for fast HTML parsing, spaCy (nl_core_news_md) for Dutch named entity recognition, Streamlit for the interactive dashboard, pandas for data manipulation, SQLite3 (standard library) for database persistence, and tenacity for retry logic with exponential backoff. Development dependencies include pytest for the test suite.</w:t>
-      </w:r>
-    </w:p>
-    <w:p>
-      <w:r>
-        <w:t>The containerisation stack uses Docker with a multi-stage Python 3.11-slim base image and Docker Compose for service orchestration. The CI/CD workflow is supported by a comprehensive .dockerignore that keeps the build context lean, and health checks that allow container orchestrators to monitor service availability.</w:t>
-      </w:r>
-    </w:p>
-    <w:p>
-      <w:pPr>
-        <w:pStyle w:val="Heading1"/>
-      </w:pPr>
-      <w:r>
-        <w:t>7. Installation and Usage</w:t>
-      </w:r>
-    </w:p>
-    <w:p>
-      <w:r>
-        <w:rPr>
-          <w:b/>
-        </w:rPr>
-        <w:t xml:space="preserve">Prerequisites: </w:t>
-      </w:r>
-      <w:r>
-        <w:t>Python 3.11 or higher and pip. On macOS use python3/pip3 instead of python/pip.</w:t>
-      </w:r>
-    </w:p>
-    <w:p>
-      <w:r>
-        <w:rPr>
-          <w:b/>
-        </w:rPr>
-        <w:t xml:space="preserve">Step 1 — Install dependencies: </w:t>
-      </w:r>
-      <w:r>
-        <w:t>pip3 install -r requirements.txt</w:t>
-      </w:r>
-    </w:p>
-    <w:p>
-      <w:r>
-        <w:rPr>
-          <w:b/>
-        </w:rPr>
-        <w:t xml:space="preserve">Step 2 — Download spaCy model: </w:t>
-      </w:r>
-      <w:r>
-        <w:t>python3 -m spacy download nl_core_news_md</w:t>
-      </w:r>
-    </w:p>
-    <w:p>
-      <w:r>
-        <w:rPr>
-          <w:b/>
-        </w:rPr>
-        <w:t xml:space="preserve">Step 3 — Scrape PL articles: </w:t>
-      </w:r>
-      <w:r>
-        <w:t>python3 -m sporza_scraper pl-scrape --limit 50</w:t>
-      </w:r>
-    </w:p>
-    <w:p>
-      <w:r>
-        <w:rPr>
-          <w:b/>
-        </w:rPr>
-        <w:t xml:space="preserve">Step 4 — Download match stats: </w:t>
-      </w:r>
-      <w:r>
-        <w:t>python3 -m sporza_scraper stats --download</w:t>
-      </w:r>
-    </w:p>
-    <w:p>
-      <w:r>
-        <w:rPr>
-          <w:b/>
-        </w:rPr>
-        <w:t xml:space="preserve">Step 5 — Launch the dashboard: </w:t>
-      </w:r>
-      <w:r>
-        <w:t>streamlit run sporza_scraper/dashboard.py (opens on http://localhost:8501)</w:t>
-      </w:r>
-    </w:p>
-    <w:p>
-      <w:r>
-        <w:rPr>
-          <w:b/>
-        </w:rPr>
-        <w:t xml:space="preserve">Predict a match: </w:t>
-      </w:r>
-      <w:r>
-        <w:t>python3 -m sporza_scraper predict --match Arsenal “Manchester City”</w:t>
-      </w:r>
-    </w:p>
-    <w:p>
-      <w:r>
-        <w:rPr>
-          <w:b/>
-        </w:rPr>
-        <w:t xml:space="preserve">Sentiment rankings: </w:t>
-      </w:r>
-      <w:r>
-        <w:t>python3 -m sporza_scraper sentiment --top 10</w:t>
-      </w:r>
-    </w:p>
-    <w:p>
+    <w:p xmlns:wp14="http://schemas.microsoft.com/office/word/2010/wordml" wp14:textId="77777777">
       <w:r>
         <w:rPr>
           <w:b/>
@@ -601,28 +774,248 @@
         <w:t xml:space="preserve">News scrape: </w:t>
       </w:r>
       <w:r>
-        <w:t>python3 -m sporza_scraper news --limit 20</w:t>
+        <w:t>python -m sporza_scraper news --limit 20</w:t>
       </w:r>
     </w:p>
-    <w:p>
+    <w:p xmlns:wp14="http://schemas.microsoft.com/office/word/2010/wordml" wp14:textId="77777777">
       <w:r>
         <w:rPr>
           <w:b/>
         </w:rPr>
-        <w:t xml:space="preserve">Docker (alternative): </w:t>
+        <w:t xml:space="preserve">PL scrape: </w:t>
       </w:r>
       <w:r>
-        <w:t>docker compose build, then docker compose run --rm scraper pl-scrape --limit 50 and docker compose up dashboard.</w:t>
+        <w:t>python -m sporza_scraper pl-scrape --limit 50</w:t>
+      </w:r>
+    </w:p>
+    <w:p xmlns:wp14="http://schemas.microsoft.com/office/word/2010/wordml" wp14:textId="77777777">
+      <w:r>
+        <w:rPr>
+          <w:b/>
+        </w:rPr>
+        <w:t xml:space="preserve">Stats download: </w:t>
+      </w:r>
+      <w:r>
+        <w:t>python -m sporza_scraper stats --download</w:t>
+      </w:r>
+    </w:p>
+    <w:p xmlns:wp14="http://schemas.microsoft.com/office/word/2010/wordml" wp14:textId="77777777">
+      <w:r>
+        <w:rPr>
+          <w:b/>
+        </w:rPr>
+        <w:t xml:space="preserve">Match prediction: </w:t>
+      </w:r>
+      <w:r>
+        <w:t>python -m sporza_scraper predict --match Arsenal “Manchester City”</w:t>
+      </w:r>
+    </w:p>
+    <w:p xmlns:wp14="http://schemas.microsoft.com/office/word/2010/wordml" wp14:textId="77777777">
+      <w:r>
+        <w:rPr>
+          <w:b/>
+        </w:rPr>
+        <w:t xml:space="preserve">Sentiment: </w:t>
+      </w:r>
+      <w:r>
+        <w:t>python -m sporza_scraper sentiment --top 10</w:t>
+      </w:r>
+    </w:p>
+    <w:p xmlns:wp14="http://schemas.microsoft.com/office/word/2010/wordml" wp14:textId="77777777">
+      <w:r>
+        <w:rPr>
+          <w:b/>
+        </w:rPr>
+        <w:t xml:space="preserve">Dashboard: </w:t>
+      </w:r>
+      <w:r>
+        <w:t>streamlit run sporza_scraper/dashboard.py</w:t>
+      </w:r>
+    </w:p>
+    <w:p wp14:textId="02C20001">
+      <w:r>
+        <w:rPr>
+          <w:b/>
+        </w:rPr>
+        <w:t xml:space="preserve">Benchmark: </w:t>
+      </w:r>
+      <w:r>
+        <w:t>python -m sporza_scraper benchmark</w:t>
+      </w:r>
+    </w:p>
+    <w:p xmlns:wp14="http://schemas.microsoft.com/office/word/2010/wordml" wp14:textId="77777777">
+      <w:r>
+        <w:rPr>
+          <w:b/>
+        </w:rPr>
+        <w:t xml:space="preserve">Docker: </w:t>
+      </w:r>
+      <w:r>
+        <w:t>docker compose run --rm scraper pl-scrape --limit 50 / docker compose up dashboard</w:t>
       </w:r>
     </w:p>
     <w:sectPr>
-      <w:pgSz w:w="12240" w:h="15840"/>
-      <w:pgMar w:top="1440" w:right="1440" w:bottom="1440" w:left="1440" w:header="720" w:footer="720" w:gutter="0"/>
+      <w:pgSz w:w="12240" w:h="15840" w:orient="portrait"/>
+      <w:pgMar w:top="1152" w:right="1296" w:bottom="1152" w:left="1296" w:header="576" w:footer="576" w:gutter="0"/>
       <w:cols w:space="720"/>
       <w:docGrid w:linePitch="360"/>
+      <w:headerReference w:type="default" r:id="Rc04c3d7af2a44584"/>
+      <w:footerReference w:type="default" r:id="R75a886423a8e47d0"/>
     </w:sectPr>
   </w:body>
 </w:document>
+</file>
+
+<file path=word/footer.xml><?xml version="1.0" encoding="utf-8"?>
+<w:ftr xmlns:w14="http://schemas.microsoft.com/office/word/2010/wordml" xmlns:w="http://schemas.openxmlformats.org/wordprocessingml/2006/main">
+  <w:tbl>
+    <w:tblPr>
+      <w:tblStyle w:val="TableNormal"/>
+      <w:bidiVisual w:val="0"/>
+      <w:tblW w:w="0" w:type="auto"/>
+      <w:tblLook w:val="06A0" w:firstRow="1" w:lastRow="0" w:firstColumn="1" w:lastColumn="0" w:noHBand="1" w:noVBand="1"/>
+    </w:tblPr>
+    <w:tblGrid>
+      <w:gridCol w:w="3120"/>
+      <w:gridCol w:w="3120"/>
+      <w:gridCol w:w="3120"/>
+    </w:tblGrid>
+    <w:tr>
+      <w:trPr>
+        <w:trHeight w:val="300"/>
+      </w:trPr>
+      <w:tc>
+        <w:tcPr>
+          <w:tcW w:w="3120" w:type="dxa"/>
+          <w:tcMar/>
+        </w:tcPr>
+        <w:p>
+          <w:pPr>
+            <w:pStyle w:val="Header"/>
+            <w:bidi w:val="0"/>
+            <w:ind w:left="-115"/>
+            <w:jc w:val="left"/>
+          </w:pPr>
+        </w:p>
+      </w:tc>
+      <w:tc>
+        <w:tcPr>
+          <w:tcW w:w="3120" w:type="dxa"/>
+          <w:tcMar/>
+        </w:tcPr>
+        <w:p>
+          <w:pPr>
+            <w:pStyle w:val="Header"/>
+            <w:bidi w:val="0"/>
+            <w:jc w:val="center"/>
+          </w:pPr>
+        </w:p>
+      </w:tc>
+      <w:tc>
+        <w:tcPr>
+          <w:tcW w:w="3120" w:type="dxa"/>
+          <w:tcMar/>
+        </w:tcPr>
+        <w:p>
+          <w:pPr>
+            <w:pStyle w:val="Header"/>
+            <w:bidi w:val="0"/>
+            <w:ind w:right="-115"/>
+            <w:jc w:val="right"/>
+          </w:pPr>
+          <w:r>
+            <w:fldChar w:fldCharType="begin"/>
+          </w:r>
+          <w:r>
+            <w:instrText xml:space="preserve">PAGE</w:instrText>
+          </w:r>
+          <w:r>
+            <w:fldChar w:fldCharType="separate"/>
+          </w:r>
+          <w:r>
+            <w:fldChar w:fldCharType="end"/>
+          </w:r>
+        </w:p>
+      </w:tc>
+    </w:tr>
+  </w:tbl>
+  <w:p>
+    <w:pPr>
+      <w:pStyle w:val="Footer"/>
+      <w:bidi w:val="0"/>
+    </w:pPr>
+  </w:p>
+</w:ftr>
+</file>
+
+<file path=word/header.xml><?xml version="1.0" encoding="utf-8"?>
+<w:hdr xmlns:w14="http://schemas.microsoft.com/office/word/2010/wordml" xmlns:w="http://schemas.openxmlformats.org/wordprocessingml/2006/main">
+  <w:tbl>
+    <w:tblPr>
+      <w:tblStyle w:val="TableNormal"/>
+      <w:bidiVisual w:val="0"/>
+      <w:tblW w:w="0" w:type="auto"/>
+      <w:tblLook w:val="06A0" w:firstRow="1" w:lastRow="0" w:firstColumn="1" w:lastColumn="0" w:noHBand="1" w:noVBand="1"/>
+    </w:tblPr>
+    <w:tblGrid>
+      <w:gridCol w:w="3120"/>
+      <w:gridCol w:w="3120"/>
+      <w:gridCol w:w="3120"/>
+    </w:tblGrid>
+    <w:tr>
+      <w:trPr>
+        <w:trHeight w:val="300"/>
+      </w:trPr>
+      <w:tc>
+        <w:tcPr>
+          <w:tcW w:w="3120" w:type="dxa"/>
+          <w:tcMar/>
+        </w:tcPr>
+        <w:p>
+          <w:pPr>
+            <w:pStyle w:val="Header"/>
+            <w:bidi w:val="0"/>
+            <w:ind w:left="-115"/>
+            <w:jc w:val="left"/>
+          </w:pPr>
+        </w:p>
+      </w:tc>
+      <w:tc>
+        <w:tcPr>
+          <w:tcW w:w="3120" w:type="dxa"/>
+          <w:tcMar/>
+        </w:tcPr>
+        <w:p>
+          <w:pPr>
+            <w:pStyle w:val="Header"/>
+            <w:bidi w:val="0"/>
+            <w:jc w:val="center"/>
+          </w:pPr>
+        </w:p>
+      </w:tc>
+      <w:tc>
+        <w:tcPr>
+          <w:tcW w:w="3120" w:type="dxa"/>
+          <w:tcMar/>
+        </w:tcPr>
+        <w:p>
+          <w:pPr>
+            <w:pStyle w:val="Header"/>
+            <w:bidi w:val="0"/>
+            <w:ind w:right="-115"/>
+            <w:jc w:val="right"/>
+          </w:pPr>
+        </w:p>
+      </w:tc>
+    </w:tr>
+  </w:tbl>
+  <w:p>
+    <w:pPr>
+      <w:pStyle w:val="Header"/>
+      <w:bidi w:val="0"/>
+    </w:pPr>
+  </w:p>
+</w:hdr>
 </file>
 
 <file path=word/numbering.xml><?xml version="1.0" encoding="utf-8"?>
@@ -713,7 +1106,7 @@
         <w:ind w:left="1440" w:hanging="360"/>
       </w:pPr>
       <w:rPr>
-        <w:rFonts w:ascii="Symbol" w:hAnsi="Symbol" w:hint="default"/>
+        <w:rFonts w:hint="default" w:ascii="Symbol" w:hAnsi="Symbol"/>
       </w:rPr>
     </w:lvl>
   </w:abstractNum>
@@ -734,7 +1127,7 @@
         <w:ind w:left="1080" w:hanging="360"/>
       </w:pPr>
       <w:rPr>
-        <w:rFonts w:ascii="Symbol" w:hAnsi="Symbol" w:hint="default"/>
+        <w:rFonts w:hint="default" w:ascii="Symbol" w:hAnsi="Symbol"/>
       </w:rPr>
     </w:lvl>
   </w:abstractNum>
@@ -755,7 +1148,7 @@
         <w:ind w:left="720" w:hanging="360"/>
       </w:pPr>
       <w:rPr>
-        <w:rFonts w:ascii="Symbol" w:hAnsi="Symbol" w:hint="default"/>
+        <w:rFonts w:hint="default" w:ascii="Symbol" w:hAnsi="Symbol"/>
       </w:rPr>
     </w:lvl>
   </w:abstractNum>
@@ -794,7 +1187,7 @@
         <w:ind w:left="360" w:hanging="360"/>
       </w:pPr>
       <w:rPr>
-        <w:rFonts w:ascii="Symbol" w:hAnsi="Symbol" w:hint="default"/>
+        <w:rFonts w:hint="default" w:ascii="Symbol" w:hAnsi="Symbol"/>
       </w:rPr>
     </w:lvl>
   </w:abstractNum>
@@ -829,11 +1222,11 @@
 </file>
 
 <file path=word/styles.xml><?xml version="1.0" encoding="utf-8"?>
-<w:styles xmlns:mc="http://schemas.openxmlformats.org/markup-compatibility/2006" xmlns:r="http://schemas.openxmlformats.org/officeDocument/2006/relationships" xmlns:w="http://schemas.openxmlformats.org/wordprocessingml/2006/main" xmlns:w14="http://schemas.microsoft.com/office/word/2010/wordml" mc:Ignorable="w14">
+<w:styles xmlns:wp14="http://schemas.microsoft.com/office/word/2010/wordprocessingDrawing" xmlns:mc="http://schemas.openxmlformats.org/markup-compatibility/2006" xmlns:r="http://schemas.openxmlformats.org/officeDocument/2006/relationships" xmlns:w="http://schemas.openxmlformats.org/wordprocessingml/2006/main" xmlns:w14="http://schemas.microsoft.com/office/word/2010/wordml" mc:Ignorable="w14 wp14">
   <w:docDefaults>
     <w:rPrDefault>
       <w:rPr>
-        <w:rFonts w:asciiTheme="minorHAnsi" w:eastAsiaTheme="minorEastAsia" w:hAnsiTheme="minorHAnsi" w:cstheme="minorBidi"/>
+        <w:rFonts w:asciiTheme="minorHAnsi" w:hAnsiTheme="minorHAnsi" w:eastAsiaTheme="minorEastAsia" w:cstheme="minorBidi"/>
         <w:sz w:val="22"/>
         <w:szCs w:val="22"/>
         <w:lang w:val="en-US" w:eastAsia="en-US" w:bidi="ar-SA"/>
@@ -846,8 +1239,8 @@
     </w:pPrDefault>
   </w:docDefaults>
   <w:latentStyles w:defLockedState="0" w:defUIPriority="99" w:defSemiHidden="1" w:defUnhideWhenUsed="1" w:defQFormat="0" w:count="276">
-    <w:lsdException w:name="Normal" w:semiHidden="0" w:uiPriority="0" w:unhideWhenUsed="0" w:qFormat="1"/>
-    <w:lsdException w:name="heading 1" w:semiHidden="0" w:uiPriority="9" w:unhideWhenUsed="0" w:qFormat="1"/>
+    <w:lsdException w:name="Normal" w:uiPriority="0" w:semiHidden="0" w:unhideWhenUsed="0" w:qFormat="1"/>
+    <w:lsdException w:name="heading 1" w:uiPriority="9" w:semiHidden="0" w:unhideWhenUsed="0" w:qFormat="1"/>
     <w:lsdException w:name="heading 2" w:uiPriority="9" w:qFormat="1"/>
     <w:lsdException w:name="heading 3" w:uiPriority="9" w:qFormat="1"/>
     <w:lsdException w:name="heading 4" w:uiPriority="9" w:qFormat="1"/>
@@ -866,125 +1259,125 @@
     <w:lsdException w:name="toc 8" w:uiPriority="39"/>
     <w:lsdException w:name="toc 9" w:uiPriority="39"/>
     <w:lsdException w:name="caption" w:uiPriority="35" w:qFormat="1"/>
-    <w:lsdException w:name="Title" w:semiHidden="0" w:uiPriority="10" w:unhideWhenUsed="0" w:qFormat="1"/>
+    <w:lsdException w:name="Title" w:uiPriority="10" w:semiHidden="0" w:unhideWhenUsed="0" w:qFormat="1"/>
     <w:lsdException w:name="Default Paragraph Font" w:uiPriority="1"/>
-    <w:lsdException w:name="Subtitle" w:semiHidden="0" w:uiPriority="11" w:unhideWhenUsed="0" w:qFormat="1"/>
-    <w:lsdException w:name="Strong" w:semiHidden="0" w:uiPriority="22" w:unhideWhenUsed="0" w:qFormat="1"/>
-    <w:lsdException w:name="Emphasis" w:semiHidden="0" w:uiPriority="20" w:unhideWhenUsed="0" w:qFormat="1"/>
-    <w:lsdException w:name="Table Grid" w:semiHidden="0" w:uiPriority="59" w:unhideWhenUsed="0"/>
+    <w:lsdException w:name="Subtitle" w:uiPriority="11" w:semiHidden="0" w:unhideWhenUsed="0" w:qFormat="1"/>
+    <w:lsdException w:name="Strong" w:uiPriority="22" w:semiHidden="0" w:unhideWhenUsed="0" w:qFormat="1"/>
+    <w:lsdException w:name="Emphasis" w:uiPriority="20" w:semiHidden="0" w:unhideWhenUsed="0" w:qFormat="1"/>
+    <w:lsdException w:name="Table Grid" w:uiPriority="59" w:semiHidden="0" w:unhideWhenUsed="0"/>
     <w:lsdException w:name="Placeholder Text" w:unhideWhenUsed="0"/>
-    <w:lsdException w:name="No Spacing" w:semiHidden="0" w:uiPriority="1" w:unhideWhenUsed="0" w:qFormat="1"/>
-    <w:lsdException w:name="Light Shading" w:semiHidden="0" w:uiPriority="60" w:unhideWhenUsed="0"/>
-    <w:lsdException w:name="Light List" w:semiHidden="0" w:uiPriority="61" w:unhideWhenUsed="0"/>
-    <w:lsdException w:name="Light Grid" w:semiHidden="0" w:uiPriority="62" w:unhideWhenUsed="0"/>
-    <w:lsdException w:name="Medium Shading 1" w:semiHidden="0" w:uiPriority="63" w:unhideWhenUsed="0"/>
-    <w:lsdException w:name="Medium Shading 2" w:semiHidden="0" w:uiPriority="64" w:unhideWhenUsed="0"/>
-    <w:lsdException w:name="Medium List 1" w:semiHidden="0" w:uiPriority="65" w:unhideWhenUsed="0"/>
-    <w:lsdException w:name="Medium List 2" w:semiHidden="0" w:uiPriority="66" w:unhideWhenUsed="0"/>
-    <w:lsdException w:name="Medium Grid 1" w:semiHidden="0" w:uiPriority="67" w:unhideWhenUsed="0"/>
-    <w:lsdException w:name="Medium Grid 2" w:semiHidden="0" w:uiPriority="68" w:unhideWhenUsed="0"/>
-    <w:lsdException w:name="Medium Grid 3" w:semiHidden="0" w:uiPriority="69" w:unhideWhenUsed="0"/>
-    <w:lsdException w:name="Dark List" w:semiHidden="0" w:uiPriority="70" w:unhideWhenUsed="0"/>
-    <w:lsdException w:name="Colorful Shading" w:semiHidden="0" w:uiPriority="71" w:unhideWhenUsed="0"/>
-    <w:lsdException w:name="Colorful List" w:semiHidden="0" w:uiPriority="72" w:unhideWhenUsed="0"/>
-    <w:lsdException w:name="Colorful Grid" w:semiHidden="0" w:uiPriority="73" w:unhideWhenUsed="0"/>
-    <w:lsdException w:name="Light Shading Accent 1" w:semiHidden="0" w:uiPriority="60" w:unhideWhenUsed="0"/>
-    <w:lsdException w:name="Light List Accent 1" w:semiHidden="0" w:uiPriority="61" w:unhideWhenUsed="0"/>
-    <w:lsdException w:name="Light Grid Accent 1" w:semiHidden="0" w:uiPriority="62" w:unhideWhenUsed="0"/>
-    <w:lsdException w:name="Medium Shading 1 Accent 1" w:semiHidden="0" w:uiPriority="63" w:unhideWhenUsed="0"/>
-    <w:lsdException w:name="Medium Shading 2 Accent 1" w:semiHidden="0" w:uiPriority="64" w:unhideWhenUsed="0"/>
-    <w:lsdException w:name="Medium List 1 Accent 1" w:semiHidden="0" w:uiPriority="65" w:unhideWhenUsed="0"/>
+    <w:lsdException w:name="No Spacing" w:uiPriority="1" w:semiHidden="0" w:unhideWhenUsed="0" w:qFormat="1"/>
+    <w:lsdException w:name="Light Shading" w:uiPriority="60" w:semiHidden="0" w:unhideWhenUsed="0"/>
+    <w:lsdException w:name="Light List" w:uiPriority="61" w:semiHidden="0" w:unhideWhenUsed="0"/>
+    <w:lsdException w:name="Light Grid" w:uiPriority="62" w:semiHidden="0" w:unhideWhenUsed="0"/>
+    <w:lsdException w:name="Medium Shading 1" w:uiPriority="63" w:semiHidden="0" w:unhideWhenUsed="0"/>
+    <w:lsdException w:name="Medium Shading 2" w:uiPriority="64" w:semiHidden="0" w:unhideWhenUsed="0"/>
+    <w:lsdException w:name="Medium List 1" w:uiPriority="65" w:semiHidden="0" w:unhideWhenUsed="0"/>
+    <w:lsdException w:name="Medium List 2" w:uiPriority="66" w:semiHidden="0" w:unhideWhenUsed="0"/>
+    <w:lsdException w:name="Medium Grid 1" w:uiPriority="67" w:semiHidden="0" w:unhideWhenUsed="0"/>
+    <w:lsdException w:name="Medium Grid 2" w:uiPriority="68" w:semiHidden="0" w:unhideWhenUsed="0"/>
+    <w:lsdException w:name="Medium Grid 3" w:uiPriority="69" w:semiHidden="0" w:unhideWhenUsed="0"/>
+    <w:lsdException w:name="Dark List" w:uiPriority="70" w:semiHidden="0" w:unhideWhenUsed="0"/>
+    <w:lsdException w:name="Colorful Shading" w:uiPriority="71" w:semiHidden="0" w:unhideWhenUsed="0"/>
+    <w:lsdException w:name="Colorful List" w:uiPriority="72" w:semiHidden="0" w:unhideWhenUsed="0"/>
+    <w:lsdException w:name="Colorful Grid" w:uiPriority="73" w:semiHidden="0" w:unhideWhenUsed="0"/>
+    <w:lsdException w:name="Light Shading Accent 1" w:uiPriority="60" w:semiHidden="0" w:unhideWhenUsed="0"/>
+    <w:lsdException w:name="Light List Accent 1" w:uiPriority="61" w:semiHidden="0" w:unhideWhenUsed="0"/>
+    <w:lsdException w:name="Light Grid Accent 1" w:uiPriority="62" w:semiHidden="0" w:unhideWhenUsed="0"/>
+    <w:lsdException w:name="Medium Shading 1 Accent 1" w:uiPriority="63" w:semiHidden="0" w:unhideWhenUsed="0"/>
+    <w:lsdException w:name="Medium Shading 2 Accent 1" w:uiPriority="64" w:semiHidden="0" w:unhideWhenUsed="0"/>
+    <w:lsdException w:name="Medium List 1 Accent 1" w:uiPriority="65" w:semiHidden="0" w:unhideWhenUsed="0"/>
     <w:lsdException w:name="Revision" w:unhideWhenUsed="0"/>
-    <w:lsdException w:name="List Paragraph" w:semiHidden="0" w:uiPriority="34" w:unhideWhenUsed="0" w:qFormat="1"/>
-    <w:lsdException w:name="Quote" w:semiHidden="0" w:uiPriority="29" w:unhideWhenUsed="0" w:qFormat="1"/>
-    <w:lsdException w:name="Intense Quote" w:semiHidden="0" w:uiPriority="30" w:unhideWhenUsed="0" w:qFormat="1"/>
-    <w:lsdException w:name="Medium List 2 Accent 1" w:semiHidden="0" w:uiPriority="66" w:unhideWhenUsed="0"/>
-    <w:lsdException w:name="Medium Grid 1 Accent 1" w:semiHidden="0" w:uiPriority="67" w:unhideWhenUsed="0"/>
-    <w:lsdException w:name="Medium Grid 2 Accent 1" w:semiHidden="0" w:uiPriority="68" w:unhideWhenUsed="0"/>
-    <w:lsdException w:name="Medium Grid 3 Accent 1" w:semiHidden="0" w:uiPriority="69" w:unhideWhenUsed="0"/>
-    <w:lsdException w:name="Dark List Accent 1" w:semiHidden="0" w:uiPriority="70" w:unhideWhenUsed="0"/>
-    <w:lsdException w:name="Colorful Shading Accent 1" w:semiHidden="0" w:uiPriority="71" w:unhideWhenUsed="0"/>
-    <w:lsdException w:name="Colorful List Accent 1" w:semiHidden="0" w:uiPriority="72" w:unhideWhenUsed="0"/>
-    <w:lsdException w:name="Colorful Grid Accent 1" w:semiHidden="0" w:uiPriority="73" w:unhideWhenUsed="0"/>
-    <w:lsdException w:name="Light Shading Accent 2" w:semiHidden="0" w:uiPriority="60" w:unhideWhenUsed="0"/>
-    <w:lsdException w:name="Light List Accent 2" w:semiHidden="0" w:uiPriority="61" w:unhideWhenUsed="0"/>
-    <w:lsdException w:name="Light Grid Accent 2" w:semiHidden="0" w:uiPriority="62" w:unhideWhenUsed="0"/>
-    <w:lsdException w:name="Medium Shading 1 Accent 2" w:semiHidden="0" w:uiPriority="63" w:unhideWhenUsed="0"/>
-    <w:lsdException w:name="Medium Shading 2 Accent 2" w:semiHidden="0" w:uiPriority="64" w:unhideWhenUsed="0"/>
-    <w:lsdException w:name="Medium List 1 Accent 2" w:semiHidden="0" w:uiPriority="65" w:unhideWhenUsed="0"/>
-    <w:lsdException w:name="Medium List 2 Accent 2" w:semiHidden="0" w:uiPriority="66" w:unhideWhenUsed="0"/>
-    <w:lsdException w:name="Medium Grid 1 Accent 2" w:semiHidden="0" w:uiPriority="67" w:unhideWhenUsed="0"/>
-    <w:lsdException w:name="Medium Grid 2 Accent 2" w:semiHidden="0" w:uiPriority="68" w:unhideWhenUsed="0"/>
-    <w:lsdException w:name="Medium Grid 3 Accent 2" w:semiHidden="0" w:uiPriority="69" w:unhideWhenUsed="0"/>
-    <w:lsdException w:name="Dark List Accent 2" w:semiHidden="0" w:uiPriority="70" w:unhideWhenUsed="0"/>
-    <w:lsdException w:name="Colorful Shading Accent 2" w:semiHidden="0" w:uiPriority="71" w:unhideWhenUsed="0"/>
-    <w:lsdException w:name="Colorful List Accent 2" w:semiHidden="0" w:uiPriority="72" w:unhideWhenUsed="0"/>
-    <w:lsdException w:name="Colorful Grid Accent 2" w:semiHidden="0" w:uiPriority="73" w:unhideWhenUsed="0"/>
-    <w:lsdException w:name="Light Shading Accent 3" w:semiHidden="0" w:uiPriority="60" w:unhideWhenUsed="0"/>
-    <w:lsdException w:name="Light List Accent 3" w:semiHidden="0" w:uiPriority="61" w:unhideWhenUsed="0"/>
-    <w:lsdException w:name="Light Grid Accent 3" w:semiHidden="0" w:uiPriority="62" w:unhideWhenUsed="0"/>
-    <w:lsdException w:name="Medium Shading 1 Accent 3" w:semiHidden="0" w:uiPriority="63" w:unhideWhenUsed="0"/>
-    <w:lsdException w:name="Medium Shading 2 Accent 3" w:semiHidden="0" w:uiPriority="64" w:unhideWhenUsed="0"/>
-    <w:lsdException w:name="Medium List 1 Accent 3" w:semiHidden="0" w:uiPriority="65" w:unhideWhenUsed="0"/>
-    <w:lsdException w:name="Medium List 2 Accent 3" w:semiHidden="0" w:uiPriority="66" w:unhideWhenUsed="0"/>
-    <w:lsdException w:name="Medium Grid 1 Accent 3" w:semiHidden="0" w:uiPriority="67" w:unhideWhenUsed="0"/>
-    <w:lsdException w:name="Medium Grid 2 Accent 3" w:semiHidden="0" w:uiPriority="68" w:unhideWhenUsed="0"/>
-    <w:lsdException w:name="Medium Grid 3 Accent 3" w:semiHidden="0" w:uiPriority="69" w:unhideWhenUsed="0"/>
-    <w:lsdException w:name="Dark List Accent 3" w:semiHidden="0" w:uiPriority="70" w:unhideWhenUsed="0"/>
-    <w:lsdException w:name="Colorful Shading Accent 3" w:semiHidden="0" w:uiPriority="71" w:unhideWhenUsed="0"/>
-    <w:lsdException w:name="Colorful List Accent 3" w:semiHidden="0" w:uiPriority="72" w:unhideWhenUsed="0"/>
-    <w:lsdException w:name="Colorful Grid Accent 3" w:semiHidden="0" w:uiPriority="73" w:unhideWhenUsed="0"/>
-    <w:lsdException w:name="Light Shading Accent 4" w:semiHidden="0" w:uiPriority="60" w:unhideWhenUsed="0"/>
-    <w:lsdException w:name="Light List Accent 4" w:semiHidden="0" w:uiPriority="61" w:unhideWhenUsed="0"/>
-    <w:lsdException w:name="Light Grid Accent 4" w:semiHidden="0" w:uiPriority="62" w:unhideWhenUsed="0"/>
-    <w:lsdException w:name="Medium Shading 1 Accent 4" w:semiHidden="0" w:uiPriority="63" w:unhideWhenUsed="0"/>
-    <w:lsdException w:name="Medium Shading 2 Accent 4" w:semiHidden="0" w:uiPriority="64" w:unhideWhenUsed="0"/>
-    <w:lsdException w:name="Medium List 1 Accent 4" w:semiHidden="0" w:uiPriority="65" w:unhideWhenUsed="0"/>
-    <w:lsdException w:name="Medium List 2 Accent 4" w:semiHidden="0" w:uiPriority="66" w:unhideWhenUsed="0"/>
-    <w:lsdException w:name="Medium Grid 1 Accent 4" w:semiHidden="0" w:uiPriority="67" w:unhideWhenUsed="0"/>
-    <w:lsdException w:name="Medium Grid 2 Accent 4" w:semiHidden="0" w:uiPriority="68" w:unhideWhenUsed="0"/>
-    <w:lsdException w:name="Medium Grid 3 Accent 4" w:semiHidden="0" w:uiPriority="69" w:unhideWhenUsed="0"/>
-    <w:lsdException w:name="Dark List Accent 4" w:semiHidden="0" w:uiPriority="70" w:unhideWhenUsed="0"/>
-    <w:lsdException w:name="Colorful Shading Accent 4" w:semiHidden="0" w:uiPriority="71" w:unhideWhenUsed="0"/>
-    <w:lsdException w:name="Colorful List Accent 4" w:semiHidden="0" w:uiPriority="72" w:unhideWhenUsed="0"/>
-    <w:lsdException w:name="Colorful Grid Accent 4" w:semiHidden="0" w:uiPriority="73" w:unhideWhenUsed="0"/>
-    <w:lsdException w:name="Light Shading Accent 5" w:semiHidden="0" w:uiPriority="60" w:unhideWhenUsed="0"/>
-    <w:lsdException w:name="Light List Accent 5" w:semiHidden="0" w:uiPriority="61" w:unhideWhenUsed="0"/>
-    <w:lsdException w:name="Light Grid Accent 5" w:semiHidden="0" w:uiPriority="62" w:unhideWhenUsed="0"/>
-    <w:lsdException w:name="Medium Shading 1 Accent 5" w:semiHidden="0" w:uiPriority="63" w:unhideWhenUsed="0"/>
-    <w:lsdException w:name="Medium Shading 2 Accent 5" w:semiHidden="0" w:uiPriority="64" w:unhideWhenUsed="0"/>
-    <w:lsdException w:name="Medium List 1 Accent 5" w:semiHidden="0" w:uiPriority="65" w:unhideWhenUsed="0"/>
-    <w:lsdException w:name="Medium List 2 Accent 5" w:semiHidden="0" w:uiPriority="66" w:unhideWhenUsed="0"/>
-    <w:lsdException w:name="Medium Grid 1 Accent 5" w:semiHidden="0" w:uiPriority="67" w:unhideWhenUsed="0"/>
-    <w:lsdException w:name="Medium Grid 2 Accent 5" w:semiHidden="0" w:uiPriority="68" w:unhideWhenUsed="0"/>
-    <w:lsdException w:name="Medium Grid 3 Accent 5" w:semiHidden="0" w:uiPriority="69" w:unhideWhenUsed="0"/>
-    <w:lsdException w:name="Dark List Accent 5" w:semiHidden="0" w:uiPriority="70" w:unhideWhenUsed="0"/>
-    <w:lsdException w:name="Colorful Shading Accent 5" w:semiHidden="0" w:uiPriority="71" w:unhideWhenUsed="0"/>
-    <w:lsdException w:name="Colorful List Accent 5" w:semiHidden="0" w:uiPriority="72" w:unhideWhenUsed="0"/>
-    <w:lsdException w:name="Colorful Grid Accent 5" w:semiHidden="0" w:uiPriority="73" w:unhideWhenUsed="0"/>
-    <w:lsdException w:name="Light Shading Accent 6" w:semiHidden="0" w:uiPriority="60" w:unhideWhenUsed="0"/>
-    <w:lsdException w:name="Light List Accent 6" w:semiHidden="0" w:uiPriority="61" w:unhideWhenUsed="0"/>
-    <w:lsdException w:name="Light Grid Accent 6" w:semiHidden="0" w:uiPriority="62" w:unhideWhenUsed="0"/>
-    <w:lsdException w:name="Medium Shading 1 Accent 6" w:semiHidden="0" w:uiPriority="63" w:unhideWhenUsed="0"/>
-    <w:lsdException w:name="Medium Shading 2 Accent 6" w:semiHidden="0" w:uiPriority="64" w:unhideWhenUsed="0"/>
-    <w:lsdException w:name="Medium List 1 Accent 6" w:semiHidden="0" w:uiPriority="65" w:unhideWhenUsed="0"/>
-    <w:lsdException w:name="Medium List 2 Accent 6" w:semiHidden="0" w:uiPriority="66" w:unhideWhenUsed="0"/>
-    <w:lsdException w:name="Medium Grid 1 Accent 6" w:semiHidden="0" w:uiPriority="67" w:unhideWhenUsed="0"/>
-    <w:lsdException w:name="Medium Grid 2 Accent 6" w:semiHidden="0" w:uiPriority="68" w:unhideWhenUsed="0"/>
-    <w:lsdException w:name="Medium Grid 3 Accent 6" w:semiHidden="0" w:uiPriority="69" w:unhideWhenUsed="0"/>
-    <w:lsdException w:name="Dark List Accent 6" w:semiHidden="0" w:uiPriority="70" w:unhideWhenUsed="0"/>
-    <w:lsdException w:name="Colorful Shading Accent 6" w:semiHidden="0" w:uiPriority="71" w:unhideWhenUsed="0"/>
-    <w:lsdException w:name="Colorful List Accent 6" w:semiHidden="0" w:uiPriority="72" w:unhideWhenUsed="0"/>
-    <w:lsdException w:name="Colorful Grid Accent 6" w:semiHidden="0" w:uiPriority="73" w:unhideWhenUsed="0"/>
-    <w:lsdException w:name="Subtle Emphasis" w:semiHidden="0" w:uiPriority="19" w:unhideWhenUsed="0" w:qFormat="1"/>
-    <w:lsdException w:name="Intense Emphasis" w:semiHidden="0" w:uiPriority="21" w:unhideWhenUsed="0" w:qFormat="1"/>
-    <w:lsdException w:name="Subtle Reference" w:semiHidden="0" w:uiPriority="31" w:unhideWhenUsed="0" w:qFormat="1"/>
-    <w:lsdException w:name="Intense Reference" w:semiHidden="0" w:uiPriority="32" w:unhideWhenUsed="0" w:qFormat="1"/>
-    <w:lsdException w:name="Book Title" w:semiHidden="0" w:uiPriority="33" w:unhideWhenUsed="0" w:qFormat="1"/>
+    <w:lsdException w:name="List Paragraph" w:uiPriority="34" w:semiHidden="0" w:unhideWhenUsed="0" w:qFormat="1"/>
+    <w:lsdException w:name="Quote" w:uiPriority="29" w:semiHidden="0" w:unhideWhenUsed="0" w:qFormat="1"/>
+    <w:lsdException w:name="Intense Quote" w:uiPriority="30" w:semiHidden="0" w:unhideWhenUsed="0" w:qFormat="1"/>
+    <w:lsdException w:name="Medium List 2 Accent 1" w:uiPriority="66" w:semiHidden="0" w:unhideWhenUsed="0"/>
+    <w:lsdException w:name="Medium Grid 1 Accent 1" w:uiPriority="67" w:semiHidden="0" w:unhideWhenUsed="0"/>
+    <w:lsdException w:name="Medium Grid 2 Accent 1" w:uiPriority="68" w:semiHidden="0" w:unhideWhenUsed="0"/>
+    <w:lsdException w:name="Medium Grid 3 Accent 1" w:uiPriority="69" w:semiHidden="0" w:unhideWhenUsed="0"/>
+    <w:lsdException w:name="Dark List Accent 1" w:uiPriority="70" w:semiHidden="0" w:unhideWhenUsed="0"/>
+    <w:lsdException w:name="Colorful Shading Accent 1" w:uiPriority="71" w:semiHidden="0" w:unhideWhenUsed="0"/>
+    <w:lsdException w:name="Colorful List Accent 1" w:uiPriority="72" w:semiHidden="0" w:unhideWhenUsed="0"/>
+    <w:lsdException w:name="Colorful Grid Accent 1" w:uiPriority="73" w:semiHidden="0" w:unhideWhenUsed="0"/>
+    <w:lsdException w:name="Light Shading Accent 2" w:uiPriority="60" w:semiHidden="0" w:unhideWhenUsed="0"/>
+    <w:lsdException w:name="Light List Accent 2" w:uiPriority="61" w:semiHidden="0" w:unhideWhenUsed="0"/>
+    <w:lsdException w:name="Light Grid Accent 2" w:uiPriority="62" w:semiHidden="0" w:unhideWhenUsed="0"/>
+    <w:lsdException w:name="Medium Shading 1 Accent 2" w:uiPriority="63" w:semiHidden="0" w:unhideWhenUsed="0"/>
+    <w:lsdException w:name="Medium Shading 2 Accent 2" w:uiPriority="64" w:semiHidden="0" w:unhideWhenUsed="0"/>
+    <w:lsdException w:name="Medium List 1 Accent 2" w:uiPriority="65" w:semiHidden="0" w:unhideWhenUsed="0"/>
+    <w:lsdException w:name="Medium List 2 Accent 2" w:uiPriority="66" w:semiHidden="0" w:unhideWhenUsed="0"/>
+    <w:lsdException w:name="Medium Grid 1 Accent 2" w:uiPriority="67" w:semiHidden="0" w:unhideWhenUsed="0"/>
+    <w:lsdException w:name="Medium Grid 2 Accent 2" w:uiPriority="68" w:semiHidden="0" w:unhideWhenUsed="0"/>
+    <w:lsdException w:name="Medium Grid 3 Accent 2" w:uiPriority="69" w:semiHidden="0" w:unhideWhenUsed="0"/>
+    <w:lsdException w:name="Dark List Accent 2" w:uiPriority="70" w:semiHidden="0" w:unhideWhenUsed="0"/>
+    <w:lsdException w:name="Colorful Shading Accent 2" w:uiPriority="71" w:semiHidden="0" w:unhideWhenUsed="0"/>
+    <w:lsdException w:name="Colorful List Accent 2" w:uiPriority="72" w:semiHidden="0" w:unhideWhenUsed="0"/>
+    <w:lsdException w:name="Colorful Grid Accent 2" w:uiPriority="73" w:semiHidden="0" w:unhideWhenUsed="0"/>
+    <w:lsdException w:name="Light Shading Accent 3" w:uiPriority="60" w:semiHidden="0" w:unhideWhenUsed="0"/>
+    <w:lsdException w:name="Light List Accent 3" w:uiPriority="61" w:semiHidden="0" w:unhideWhenUsed="0"/>
+    <w:lsdException w:name="Light Grid Accent 3" w:uiPriority="62" w:semiHidden="0" w:unhideWhenUsed="0"/>
+    <w:lsdException w:name="Medium Shading 1 Accent 3" w:uiPriority="63" w:semiHidden="0" w:unhideWhenUsed="0"/>
+    <w:lsdException w:name="Medium Shading 2 Accent 3" w:uiPriority="64" w:semiHidden="0" w:unhideWhenUsed="0"/>
+    <w:lsdException w:name="Medium List 1 Accent 3" w:uiPriority="65" w:semiHidden="0" w:unhideWhenUsed="0"/>
+    <w:lsdException w:name="Medium List 2 Accent 3" w:uiPriority="66" w:semiHidden="0" w:unhideWhenUsed="0"/>
+    <w:lsdException w:name="Medium Grid 1 Accent 3" w:uiPriority="67" w:semiHidden="0" w:unhideWhenUsed="0"/>
+    <w:lsdException w:name="Medium Grid 2 Accent 3" w:uiPriority="68" w:semiHidden="0" w:unhideWhenUsed="0"/>
+    <w:lsdException w:name="Medium Grid 3 Accent 3" w:uiPriority="69" w:semiHidden="0" w:unhideWhenUsed="0"/>
+    <w:lsdException w:name="Dark List Accent 3" w:uiPriority="70" w:semiHidden="0" w:unhideWhenUsed="0"/>
+    <w:lsdException w:name="Colorful Shading Accent 3" w:uiPriority="71" w:semiHidden="0" w:unhideWhenUsed="0"/>
+    <w:lsdException w:name="Colorful List Accent 3" w:uiPriority="72" w:semiHidden="0" w:unhideWhenUsed="0"/>
+    <w:lsdException w:name="Colorful Grid Accent 3" w:uiPriority="73" w:semiHidden="0" w:unhideWhenUsed="0"/>
+    <w:lsdException w:name="Light Shading Accent 4" w:uiPriority="60" w:semiHidden="0" w:unhideWhenUsed="0"/>
+    <w:lsdException w:name="Light List Accent 4" w:uiPriority="61" w:semiHidden="0" w:unhideWhenUsed="0"/>
+    <w:lsdException w:name="Light Grid Accent 4" w:uiPriority="62" w:semiHidden="0" w:unhideWhenUsed="0"/>
+    <w:lsdException w:name="Medium Shading 1 Accent 4" w:uiPriority="63" w:semiHidden="0" w:unhideWhenUsed="0"/>
+    <w:lsdException w:name="Medium Shading 2 Accent 4" w:uiPriority="64" w:semiHidden="0" w:unhideWhenUsed="0"/>
+    <w:lsdException w:name="Medium List 1 Accent 4" w:uiPriority="65" w:semiHidden="0" w:unhideWhenUsed="0"/>
+    <w:lsdException w:name="Medium List 2 Accent 4" w:uiPriority="66" w:semiHidden="0" w:unhideWhenUsed="0"/>
+    <w:lsdException w:name="Medium Grid 1 Accent 4" w:uiPriority="67" w:semiHidden="0" w:unhideWhenUsed="0"/>
+    <w:lsdException w:name="Medium Grid 2 Accent 4" w:uiPriority="68" w:semiHidden="0" w:unhideWhenUsed="0"/>
+    <w:lsdException w:name="Medium Grid 3 Accent 4" w:uiPriority="69" w:semiHidden="0" w:unhideWhenUsed="0"/>
+    <w:lsdException w:name="Dark List Accent 4" w:uiPriority="70" w:semiHidden="0" w:unhideWhenUsed="0"/>
+    <w:lsdException w:name="Colorful Shading Accent 4" w:uiPriority="71" w:semiHidden="0" w:unhideWhenUsed="0"/>
+    <w:lsdException w:name="Colorful List Accent 4" w:uiPriority="72" w:semiHidden="0" w:unhideWhenUsed="0"/>
+    <w:lsdException w:name="Colorful Grid Accent 4" w:uiPriority="73" w:semiHidden="0" w:unhideWhenUsed="0"/>
+    <w:lsdException w:name="Light Shading Accent 5" w:uiPriority="60" w:semiHidden="0" w:unhideWhenUsed="0"/>
+    <w:lsdException w:name="Light List Accent 5" w:uiPriority="61" w:semiHidden="0" w:unhideWhenUsed="0"/>
+    <w:lsdException w:name="Light Grid Accent 5" w:uiPriority="62" w:semiHidden="0" w:unhideWhenUsed="0"/>
+    <w:lsdException w:name="Medium Shading 1 Accent 5" w:uiPriority="63" w:semiHidden="0" w:unhideWhenUsed="0"/>
+    <w:lsdException w:name="Medium Shading 2 Accent 5" w:uiPriority="64" w:semiHidden="0" w:unhideWhenUsed="0"/>
+    <w:lsdException w:name="Medium List 1 Accent 5" w:uiPriority="65" w:semiHidden="0" w:unhideWhenUsed="0"/>
+    <w:lsdException w:name="Medium List 2 Accent 5" w:uiPriority="66" w:semiHidden="0" w:unhideWhenUsed="0"/>
+    <w:lsdException w:name="Medium Grid 1 Accent 5" w:uiPriority="67" w:semiHidden="0" w:unhideWhenUsed="0"/>
+    <w:lsdException w:name="Medium Grid 2 Accent 5" w:uiPriority="68" w:semiHidden="0" w:unhideWhenUsed="0"/>
+    <w:lsdException w:name="Medium Grid 3 Accent 5" w:uiPriority="69" w:semiHidden="0" w:unhideWhenUsed="0"/>
+    <w:lsdException w:name="Dark List Accent 5" w:uiPriority="70" w:semiHidden="0" w:unhideWhenUsed="0"/>
+    <w:lsdException w:name="Colorful Shading Accent 5" w:uiPriority="71" w:semiHidden="0" w:unhideWhenUsed="0"/>
+    <w:lsdException w:name="Colorful List Accent 5" w:uiPriority="72" w:semiHidden="0" w:unhideWhenUsed="0"/>
+    <w:lsdException w:name="Colorful Grid Accent 5" w:uiPriority="73" w:semiHidden="0" w:unhideWhenUsed="0"/>
+    <w:lsdException w:name="Light Shading Accent 6" w:uiPriority="60" w:semiHidden="0" w:unhideWhenUsed="0"/>
+    <w:lsdException w:name="Light List Accent 6" w:uiPriority="61" w:semiHidden="0" w:unhideWhenUsed="0"/>
+    <w:lsdException w:name="Light Grid Accent 6" w:uiPriority="62" w:semiHidden="0" w:unhideWhenUsed="0"/>
+    <w:lsdException w:name="Medium Shading 1 Accent 6" w:uiPriority="63" w:semiHidden="0" w:unhideWhenUsed="0"/>
+    <w:lsdException w:name="Medium Shading 2 Accent 6" w:uiPriority="64" w:semiHidden="0" w:unhideWhenUsed="0"/>
+    <w:lsdException w:name="Medium List 1 Accent 6" w:uiPriority="65" w:semiHidden="0" w:unhideWhenUsed="0"/>
+    <w:lsdException w:name="Medium List 2 Accent 6" w:uiPriority="66" w:semiHidden="0" w:unhideWhenUsed="0"/>
+    <w:lsdException w:name="Medium Grid 1 Accent 6" w:uiPriority="67" w:semiHidden="0" w:unhideWhenUsed="0"/>
+    <w:lsdException w:name="Medium Grid 2 Accent 6" w:uiPriority="68" w:semiHidden="0" w:unhideWhenUsed="0"/>
+    <w:lsdException w:name="Medium Grid 3 Accent 6" w:uiPriority="69" w:semiHidden="0" w:unhideWhenUsed="0"/>
+    <w:lsdException w:name="Dark List Accent 6" w:uiPriority="70" w:semiHidden="0" w:unhideWhenUsed="0"/>
+    <w:lsdException w:name="Colorful Shading Accent 6" w:uiPriority="71" w:semiHidden="0" w:unhideWhenUsed="0"/>
+    <w:lsdException w:name="Colorful List Accent 6" w:uiPriority="72" w:semiHidden="0" w:unhideWhenUsed="0"/>
+    <w:lsdException w:name="Colorful Grid Accent 6" w:uiPriority="73" w:semiHidden="0" w:unhideWhenUsed="0"/>
+    <w:lsdException w:name="Subtle Emphasis" w:uiPriority="19" w:semiHidden="0" w:unhideWhenUsed="0" w:qFormat="1"/>
+    <w:lsdException w:name="Intense Emphasis" w:uiPriority="21" w:semiHidden="0" w:unhideWhenUsed="0" w:qFormat="1"/>
+    <w:lsdException w:name="Subtle Reference" w:uiPriority="31" w:semiHidden="0" w:unhideWhenUsed="0" w:qFormat="1"/>
+    <w:lsdException w:name="Intense Reference" w:uiPriority="32" w:semiHidden="0" w:unhideWhenUsed="0" w:qFormat="1"/>
+    <w:lsdException w:name="Book Title" w:uiPriority="33" w:semiHidden="0" w:unhideWhenUsed="0" w:qFormat="1"/>
     <w:lsdException w:name="Bibliography" w:uiPriority="37"/>
     <w:lsdException w:name="TOC Heading" w:uiPriority="39" w:qFormat="1"/>
   </w:latentStyles>
-  <w:style w:type="paragraph" w:default="1" w:styleId="Normal">
+  <w:style w:type="paragraph" w:styleId="Normal" w:default="1">
     <w:name w:val="Normal"/>
     <w:qFormat/>
     <w:rsid w:val="00FC693F"/>
@@ -1011,7 +1404,7 @@
       <w:spacing w:after="0" w:line="240" w:lineRule="auto"/>
     </w:pPr>
   </w:style>
-  <w:style w:type="character" w:customStyle="1" w:styleId="HeaderChar">
+  <w:style w:type="character" w:styleId="HeaderChar" w:customStyle="1">
     <w:name w:val="Header Char"/>
     <w:basedOn w:val="DefaultParagraphFont"/>
     <w:link w:val="Header"/>
@@ -1033,7 +1426,7 @@
       <w:spacing w:after="0" w:line="240" w:lineRule="auto"/>
     </w:pPr>
   </w:style>
-  <w:style w:type="character" w:customStyle="1" w:styleId="FooterChar">
+  <w:style w:type="character" w:styleId="FooterChar" w:customStyle="1">
     <w:name w:val="Footer Char"/>
     <w:basedOn w:val="DefaultParagraphFont"/>
     <w:link w:val="Footer"/>
@@ -1055,7 +1448,7 @@
       <w:outlineLvl w:val="0"/>
     </w:pPr>
     <w:rPr>
-      <w:rFonts w:asciiTheme="majorHAnsi" w:eastAsiaTheme="majorEastAsia" w:hAnsiTheme="majorHAnsi" w:cstheme="majorBidi" w:ascii="Calibri" w:hAnsi="Calibri"/>
+      <w:rFonts w:ascii="Calibri" w:hAnsi="Calibri" w:asciiTheme="majorHAnsi" w:hAnsiTheme="majorHAnsi" w:eastAsiaTheme="majorEastAsia" w:cstheme="majorBidi"/>
       <w:b/>
       <w:bCs/>
       <w:color w:val="1B4F72"/>
@@ -1079,7 +1472,7 @@
       <w:outlineLvl w:val="1"/>
     </w:pPr>
     <w:rPr>
-      <w:rFonts w:asciiTheme="majorHAnsi" w:eastAsiaTheme="majorEastAsia" w:hAnsiTheme="majorHAnsi" w:cstheme="majorBidi" w:ascii="Calibri" w:hAnsi="Calibri"/>
+      <w:rFonts w:ascii="Calibri" w:hAnsi="Calibri" w:asciiTheme="majorHAnsi" w:hAnsiTheme="majorHAnsi" w:eastAsiaTheme="majorEastAsia" w:cstheme="majorBidi"/>
       <w:b/>
       <w:bCs/>
       <w:color w:val="2E86C1"/>
@@ -1103,7 +1496,7 @@
       <w:outlineLvl w:val="2"/>
     </w:pPr>
     <w:rPr>
-      <w:rFonts w:asciiTheme="majorHAnsi" w:eastAsiaTheme="majorEastAsia" w:hAnsiTheme="majorHAnsi" w:cstheme="majorBidi" w:ascii="Calibri" w:hAnsi="Calibri"/>
+      <w:rFonts w:ascii="Calibri" w:hAnsi="Calibri" w:asciiTheme="majorHAnsi" w:hAnsiTheme="majorHAnsi" w:eastAsiaTheme="majorEastAsia" w:cstheme="majorBidi"/>
       <w:b/>
       <w:bCs/>
       <w:color w:val="2874A6"/>
@@ -1127,7 +1520,7 @@
       <w:outlineLvl w:val="3"/>
     </w:pPr>
     <w:rPr>
-      <w:rFonts w:asciiTheme="majorHAnsi" w:eastAsiaTheme="majorEastAsia" w:hAnsiTheme="majorHAnsi" w:cstheme="majorBidi"/>
+      <w:rFonts w:asciiTheme="majorHAnsi" w:hAnsiTheme="majorHAnsi" w:eastAsiaTheme="majorEastAsia" w:cstheme="majorBidi"/>
       <w:b/>
       <w:bCs/>
       <w:i/>
@@ -1152,7 +1545,7 @@
       <w:outlineLvl w:val="4"/>
     </w:pPr>
     <w:rPr>
-      <w:rFonts w:asciiTheme="majorHAnsi" w:eastAsiaTheme="majorEastAsia" w:hAnsiTheme="majorHAnsi" w:cstheme="majorBidi"/>
+      <w:rFonts w:asciiTheme="majorHAnsi" w:hAnsiTheme="majorHAnsi" w:eastAsiaTheme="majorEastAsia" w:cstheme="majorBidi"/>
       <w:color w:val="243F60" w:themeColor="accent1" w:themeShade="7F"/>
     </w:rPr>
   </w:style>
@@ -1173,7 +1566,7 @@
       <w:outlineLvl w:val="5"/>
     </w:pPr>
     <w:rPr>
-      <w:rFonts w:asciiTheme="majorHAnsi" w:eastAsiaTheme="majorEastAsia" w:hAnsiTheme="majorHAnsi" w:cstheme="majorBidi"/>
+      <w:rFonts w:asciiTheme="majorHAnsi" w:hAnsiTheme="majorHAnsi" w:eastAsiaTheme="majorEastAsia" w:cstheme="majorBidi"/>
       <w:i/>
       <w:iCs/>
       <w:color w:val="243F60" w:themeColor="accent1" w:themeShade="7F"/>
@@ -1196,7 +1589,7 @@
       <w:outlineLvl w:val="6"/>
     </w:pPr>
     <w:rPr>
-      <w:rFonts w:asciiTheme="majorHAnsi" w:eastAsiaTheme="majorEastAsia" w:hAnsiTheme="majorHAnsi" w:cstheme="majorBidi"/>
+      <w:rFonts w:asciiTheme="majorHAnsi" w:hAnsiTheme="majorHAnsi" w:eastAsiaTheme="majorEastAsia" w:cstheme="majorBidi"/>
       <w:i/>
       <w:iCs/>
       <w:color w:val="404040" w:themeColor="text1" w:themeTint="BF"/>
@@ -1219,7 +1612,7 @@
       <w:outlineLvl w:val="7"/>
     </w:pPr>
     <w:rPr>
-      <w:rFonts w:asciiTheme="majorHAnsi" w:eastAsiaTheme="majorEastAsia" w:hAnsiTheme="majorHAnsi" w:cstheme="majorBidi"/>
+      <w:rFonts w:asciiTheme="majorHAnsi" w:hAnsiTheme="majorHAnsi" w:eastAsiaTheme="majorEastAsia" w:cstheme="majorBidi"/>
       <w:color w:val="4F81BD" w:themeColor="accent1"/>
       <w:sz w:val="20"/>
       <w:szCs w:val="20"/>
@@ -1242,7 +1635,7 @@
       <w:outlineLvl w:val="8"/>
     </w:pPr>
     <w:rPr>
-      <w:rFonts w:asciiTheme="majorHAnsi" w:eastAsiaTheme="majorEastAsia" w:hAnsiTheme="majorHAnsi" w:cstheme="majorBidi"/>
+      <w:rFonts w:asciiTheme="majorHAnsi" w:hAnsiTheme="majorHAnsi" w:eastAsiaTheme="majorEastAsia" w:cstheme="majorBidi"/>
       <w:i/>
       <w:iCs/>
       <w:color w:val="404040" w:themeColor="text1" w:themeTint="BF"/>
@@ -1250,13 +1643,13 @@
       <w:szCs w:val="20"/>
     </w:rPr>
   </w:style>
-  <w:style w:type="character" w:default="1" w:styleId="DefaultParagraphFont">
+  <w:style w:type="character" w:styleId="DefaultParagraphFont" w:default="1">
     <w:name w:val="Default Paragraph Font"/>
     <w:uiPriority w:val="1"/>
     <w:semiHidden/>
     <w:unhideWhenUsed/>
   </w:style>
-  <w:style w:type="table" w:default="1" w:styleId="TableNormal">
+  <w:style w:type="table" w:styleId="TableNormal" w:default="1">
     <w:name w:val="Normal Table"/>
     <w:uiPriority w:val="99"/>
     <w:semiHidden/>
@@ -1271,7 +1664,7 @@
       </w:tblCellMar>
     </w:tblPr>
   </w:style>
-  <w:style w:type="numbering" w:default="1" w:styleId="NoList">
+  <w:style w:type="numbering" w:styleId="NoList" w:default="1">
     <w:name w:val="No List"/>
     <w:uiPriority w:val="99"/>
     <w:semiHidden/>
@@ -1286,14 +1679,14 @@
       <w:spacing w:after="0" w:line="240" w:lineRule="auto"/>
     </w:pPr>
   </w:style>
-  <w:style w:type="character" w:customStyle="1" w:styleId="Heading1Char">
+  <w:style w:type="character" w:styleId="Heading1Char" w:customStyle="1">
     <w:name w:val="Heading 1 Char"/>
     <w:basedOn w:val="DefaultParagraphFont"/>
     <w:link w:val="Heading1"/>
     <w:uiPriority w:val="9"/>
     <w:rsid w:val="00FC693F"/>
     <w:rPr>
-      <w:rFonts w:asciiTheme="majorHAnsi" w:eastAsiaTheme="majorEastAsia" w:hAnsiTheme="majorHAnsi" w:cstheme="majorBidi"/>
+      <w:rFonts w:asciiTheme="majorHAnsi" w:hAnsiTheme="majorHAnsi" w:eastAsiaTheme="majorEastAsia" w:cstheme="majorBidi"/>
       <w:b/>
       <w:bCs/>
       <w:color w:val="365F91" w:themeColor="accent1" w:themeShade="BF"/>
@@ -1301,14 +1694,14 @@
       <w:szCs w:val="28"/>
     </w:rPr>
   </w:style>
-  <w:style w:type="character" w:customStyle="1" w:styleId="Heading2Char">
+  <w:style w:type="character" w:styleId="Heading2Char" w:customStyle="1">
     <w:name w:val="Heading 2 Char"/>
     <w:basedOn w:val="DefaultParagraphFont"/>
     <w:link w:val="Heading2"/>
     <w:uiPriority w:val="9"/>
     <w:rsid w:val="00FC693F"/>
     <w:rPr>
-      <w:rFonts w:asciiTheme="majorHAnsi" w:eastAsiaTheme="majorEastAsia" w:hAnsiTheme="majorHAnsi" w:cstheme="majorBidi"/>
+      <w:rFonts w:asciiTheme="majorHAnsi" w:hAnsiTheme="majorHAnsi" w:eastAsiaTheme="majorEastAsia" w:cstheme="majorBidi"/>
       <w:b/>
       <w:bCs/>
       <w:color w:val="4F81BD" w:themeColor="accent1"/>
@@ -1316,14 +1709,14 @@
       <w:szCs w:val="26"/>
     </w:rPr>
   </w:style>
-  <w:style w:type="character" w:customStyle="1" w:styleId="Heading3Char">
+  <w:style w:type="character" w:styleId="Heading3Char" w:customStyle="1">
     <w:name w:val="Heading 3 Char"/>
     <w:basedOn w:val="DefaultParagraphFont"/>
     <w:link w:val="Heading3"/>
     <w:uiPriority w:val="9"/>
     <w:rsid w:val="00FC693F"/>
     <w:rPr>
-      <w:rFonts w:asciiTheme="majorHAnsi" w:eastAsiaTheme="majorEastAsia" w:hAnsiTheme="majorHAnsi" w:cstheme="majorBidi"/>
+      <w:rFonts w:asciiTheme="majorHAnsi" w:hAnsiTheme="majorHAnsi" w:eastAsiaTheme="majorEastAsia" w:cstheme="majorBidi"/>
       <w:b/>
       <w:bCs/>
       <w:color w:val="4F81BD" w:themeColor="accent1"/>
@@ -1339,13 +1732,13 @@
     <w:rsid w:val="00FC693F"/>
     <w:pPr>
       <w:pBdr>
-        <w:bottom w:val="single" w:sz="8" w:space="4" w:color="4F81BD" w:themeColor="accent1"/>
+        <w:bottom w:val="single" w:color="4F81BD" w:themeColor="accent1" w:sz="8" w:space="4"/>
       </w:pBdr>
       <w:spacing w:after="300" w:line="240" w:lineRule="auto"/>
       <w:contextualSpacing/>
     </w:pPr>
     <w:rPr>
-      <w:rFonts w:asciiTheme="majorHAnsi" w:eastAsiaTheme="majorEastAsia" w:hAnsiTheme="majorHAnsi" w:cstheme="majorBidi"/>
+      <w:rFonts w:asciiTheme="majorHAnsi" w:hAnsiTheme="majorHAnsi" w:eastAsiaTheme="majorEastAsia" w:cstheme="majorBidi"/>
       <w:color w:val="17365D" w:themeColor="text2" w:themeShade="BF"/>
       <w:spacing w:val="5"/>
       <w:kern w:val="28"/>
@@ -1353,14 +1746,14 @@
       <w:szCs w:val="52"/>
     </w:rPr>
   </w:style>
-  <w:style w:type="character" w:customStyle="1" w:styleId="TitleChar">
+  <w:style w:type="character" w:styleId="TitleChar" w:customStyle="1">
     <w:name w:val="Title Char"/>
     <w:basedOn w:val="DefaultParagraphFont"/>
     <w:link w:val="Title"/>
     <w:uiPriority w:val="10"/>
     <w:rsid w:val="00FC693F"/>
     <w:rPr>
-      <w:rFonts w:asciiTheme="majorHAnsi" w:eastAsiaTheme="majorEastAsia" w:hAnsiTheme="majorHAnsi" w:cstheme="majorBidi"/>
+      <w:rFonts w:asciiTheme="majorHAnsi" w:hAnsiTheme="majorHAnsi" w:eastAsiaTheme="majorEastAsia" w:cstheme="majorBidi"/>
       <w:color w:val="17365D" w:themeColor="text2" w:themeShade="BF"/>
       <w:spacing w:val="5"/>
       <w:kern w:val="28"/>
@@ -1382,7 +1775,7 @@
       </w:numPr>
     </w:pPr>
     <w:rPr>
-      <w:rFonts w:asciiTheme="majorHAnsi" w:eastAsiaTheme="majorEastAsia" w:hAnsiTheme="majorHAnsi" w:cstheme="majorBidi"/>
+      <w:rFonts w:asciiTheme="majorHAnsi" w:hAnsiTheme="majorHAnsi" w:eastAsiaTheme="majorEastAsia" w:cstheme="majorBidi"/>
       <w:i/>
       <w:iCs/>
       <w:color w:val="4F81BD" w:themeColor="accent1"/>
@@ -1391,14 +1784,14 @@
       <w:szCs w:val="24"/>
     </w:rPr>
   </w:style>
-  <w:style w:type="character" w:customStyle="1" w:styleId="SubtitleChar">
+  <w:style w:type="character" w:styleId="SubtitleChar" w:customStyle="1">
     <w:name w:val="Subtitle Char"/>
     <w:basedOn w:val="DefaultParagraphFont"/>
     <w:link w:val="Subtitle"/>
     <w:uiPriority w:val="11"/>
     <w:rsid w:val="00FC693F"/>
     <w:rPr>
-      <w:rFonts w:asciiTheme="majorHAnsi" w:eastAsiaTheme="majorEastAsia" w:hAnsiTheme="majorHAnsi" w:cstheme="majorBidi"/>
+      <w:rFonts w:asciiTheme="majorHAnsi" w:hAnsiTheme="majorHAnsi" w:eastAsiaTheme="majorEastAsia" w:cstheme="majorBidi"/>
       <w:i/>
       <w:iCs/>
       <w:color w:val="4F81BD" w:themeColor="accent1"/>
@@ -1429,7 +1822,7 @@
       <w:spacing w:after="120"/>
     </w:pPr>
   </w:style>
-  <w:style w:type="character" w:customStyle="1" w:styleId="BodyTextChar">
+  <w:style w:type="character" w:styleId="BodyTextChar" w:customStyle="1">
     <w:name w:val="Body Text Char"/>
     <w:basedOn w:val="DefaultParagraphFont"/>
     <w:link w:val="BodyText"/>
@@ -1447,7 +1840,7 @@
       <w:spacing w:after="120" w:line="480" w:lineRule="auto"/>
     </w:pPr>
   </w:style>
-  <w:style w:type="character" w:customStyle="1" w:styleId="BodyText2Char">
+  <w:style w:type="character" w:styleId="BodyText2Char" w:customStyle="1">
     <w:name w:val="Body Text 2 Char"/>
     <w:basedOn w:val="DefaultParagraphFont"/>
     <w:link w:val="BodyText2"/>
@@ -1469,7 +1862,7 @@
       <w:szCs w:val="16"/>
     </w:rPr>
   </w:style>
-  <w:style w:type="character" w:customStyle="1" w:styleId="BodyText3Char">
+  <w:style w:type="character" w:styleId="BodyText3Char" w:customStyle="1">
     <w:name w:val="Body Text 3 Char"/>
     <w:basedOn w:val="DefaultParagraphFont"/>
     <w:link w:val="BodyText3"/>
@@ -1650,7 +2043,7 @@
       <w:szCs w:val="20"/>
     </w:rPr>
   </w:style>
-  <w:style w:type="character" w:customStyle="1" w:styleId="MacroTextChar">
+  <w:style w:type="character" w:styleId="MacroTextChar" w:customStyle="1">
     <w:name w:val="Macro Text Char"/>
     <w:basedOn w:val="DefaultParagraphFont"/>
     <w:link w:val="MacroText"/>
@@ -1676,7 +2069,7 @@
       <w:color w:val="000000" w:themeColor="text1"/>
     </w:rPr>
   </w:style>
-  <w:style w:type="character" w:customStyle="1" w:styleId="QuoteChar">
+  <w:style w:type="character" w:styleId="QuoteChar" w:customStyle="1">
     <w:name w:val="Quote Char"/>
     <w:basedOn w:val="DefaultParagraphFont"/>
     <w:link w:val="Quote"/>
@@ -1688,7 +2081,7 @@
       <w:color w:val="000000" w:themeColor="text1"/>
     </w:rPr>
   </w:style>
-  <w:style w:type="character" w:customStyle="1" w:styleId="Heading4Char">
+  <w:style w:type="character" w:styleId="Heading4Char" w:customStyle="1">
     <w:name w:val="Heading 4 Char"/>
     <w:basedOn w:val="DefaultParagraphFont"/>
     <w:link w:val="Heading4"/>
@@ -1696,7 +2089,7 @@
     <w:semiHidden/>
     <w:rsid w:val="00FC693F"/>
     <w:rPr>
-      <w:rFonts w:asciiTheme="majorHAnsi" w:eastAsiaTheme="majorEastAsia" w:hAnsiTheme="majorHAnsi" w:cstheme="majorBidi"/>
+      <w:rFonts w:asciiTheme="majorHAnsi" w:hAnsiTheme="majorHAnsi" w:eastAsiaTheme="majorEastAsia" w:cstheme="majorBidi"/>
       <w:b/>
       <w:bCs/>
       <w:i/>
@@ -1704,7 +2097,7 @@
       <w:color w:val="4F81BD" w:themeColor="accent1"/>
     </w:rPr>
   </w:style>
-  <w:style w:type="character" w:customStyle="1" w:styleId="Heading5Char">
+  <w:style w:type="character" w:styleId="Heading5Char" w:customStyle="1">
     <w:name w:val="Heading 5 Char"/>
     <w:basedOn w:val="DefaultParagraphFont"/>
     <w:link w:val="Heading5"/>
@@ -1712,11 +2105,11 @@
     <w:semiHidden/>
     <w:rsid w:val="00FC693F"/>
     <w:rPr>
-      <w:rFonts w:asciiTheme="majorHAnsi" w:eastAsiaTheme="majorEastAsia" w:hAnsiTheme="majorHAnsi" w:cstheme="majorBidi"/>
+      <w:rFonts w:asciiTheme="majorHAnsi" w:hAnsiTheme="majorHAnsi" w:eastAsiaTheme="majorEastAsia" w:cstheme="majorBidi"/>
       <w:color w:val="243F60" w:themeColor="accent1" w:themeShade="7F"/>
     </w:rPr>
   </w:style>
-  <w:style w:type="character" w:customStyle="1" w:styleId="Heading6Char">
+  <w:style w:type="character" w:styleId="Heading6Char" w:customStyle="1">
     <w:name w:val="Heading 6 Char"/>
     <w:basedOn w:val="DefaultParagraphFont"/>
     <w:link w:val="Heading6"/>
@@ -1724,13 +2117,13 @@
     <w:semiHidden/>
     <w:rsid w:val="00FC693F"/>
     <w:rPr>
-      <w:rFonts w:asciiTheme="majorHAnsi" w:eastAsiaTheme="majorEastAsia" w:hAnsiTheme="majorHAnsi" w:cstheme="majorBidi"/>
+      <w:rFonts w:asciiTheme="majorHAnsi" w:hAnsiTheme="majorHAnsi" w:eastAsiaTheme="majorEastAsia" w:cstheme="majorBidi"/>
       <w:i/>
       <w:iCs/>
       <w:color w:val="243F60" w:themeColor="accent1" w:themeShade="7F"/>
     </w:rPr>
   </w:style>
-  <w:style w:type="character" w:customStyle="1" w:styleId="Heading7Char">
+  <w:style w:type="character" w:styleId="Heading7Char" w:customStyle="1">
     <w:name w:val="Heading 7 Char"/>
     <w:basedOn w:val="DefaultParagraphFont"/>
     <w:link w:val="Heading7"/>
@@ -1738,13 +2131,13 @@
     <w:semiHidden/>
     <w:rsid w:val="00FC693F"/>
     <w:rPr>
-      <w:rFonts w:asciiTheme="majorHAnsi" w:eastAsiaTheme="majorEastAsia" w:hAnsiTheme="majorHAnsi" w:cstheme="majorBidi"/>
+      <w:rFonts w:asciiTheme="majorHAnsi" w:hAnsiTheme="majorHAnsi" w:eastAsiaTheme="majorEastAsia" w:cstheme="majorBidi"/>
       <w:i/>
       <w:iCs/>
       <w:color w:val="404040" w:themeColor="text1" w:themeTint="BF"/>
     </w:rPr>
   </w:style>
-  <w:style w:type="character" w:customStyle="1" w:styleId="Heading8Char">
+  <w:style w:type="character" w:styleId="Heading8Char" w:customStyle="1">
     <w:name w:val="Heading 8 Char"/>
     <w:basedOn w:val="DefaultParagraphFont"/>
     <w:link w:val="Heading8"/>
@@ -1752,13 +2145,13 @@
     <w:semiHidden/>
     <w:rsid w:val="00FC693F"/>
     <w:rPr>
-      <w:rFonts w:asciiTheme="majorHAnsi" w:eastAsiaTheme="majorEastAsia" w:hAnsiTheme="majorHAnsi" w:cstheme="majorBidi"/>
+      <w:rFonts w:asciiTheme="majorHAnsi" w:hAnsiTheme="majorHAnsi" w:eastAsiaTheme="majorEastAsia" w:cstheme="majorBidi"/>
       <w:color w:val="4F81BD" w:themeColor="accent1"/>
       <w:sz w:val="20"/>
       <w:szCs w:val="20"/>
     </w:rPr>
   </w:style>
-  <w:style w:type="character" w:customStyle="1" w:styleId="Heading9Char">
+  <w:style w:type="character" w:styleId="Heading9Char" w:customStyle="1">
     <w:name w:val="Heading 9 Char"/>
     <w:basedOn w:val="DefaultParagraphFont"/>
     <w:link w:val="Heading9"/>
@@ -1766,7 +2159,7 @@
     <w:semiHidden/>
     <w:rsid w:val="00FC693F"/>
     <w:rPr>
-      <w:rFonts w:asciiTheme="majorHAnsi" w:eastAsiaTheme="majorEastAsia" w:hAnsiTheme="majorHAnsi" w:cstheme="majorBidi"/>
+      <w:rFonts w:asciiTheme="majorHAnsi" w:hAnsiTheme="majorHAnsi" w:eastAsiaTheme="majorEastAsia" w:cstheme="majorBidi"/>
       <w:i/>
       <w:iCs/>
       <w:color w:val="404040" w:themeColor="text1" w:themeTint="BF"/>
@@ -1826,7 +2219,7 @@
     <w:rsid w:val="00FC693F"/>
     <w:pPr>
       <w:pBdr>
-        <w:bottom w:val="single" w:sz="4" w:space="4" w:color="4F81BD" w:themeColor="accent1"/>
+        <w:bottom w:val="single" w:color="4F81BD" w:themeColor="accent1" w:sz="4" w:space="4"/>
       </w:pBdr>
       <w:spacing w:before="200" w:after="280"/>
       <w:ind w:left="936" w:right="936"/>
@@ -1839,7 +2232,7 @@
       <w:color w:val="4F81BD" w:themeColor="accent1"/>
     </w:rPr>
   </w:style>
-  <w:style w:type="character" w:customStyle="1" w:styleId="IntenseQuoteChar">
+  <w:style w:type="character" w:styleId="IntenseQuoteChar" w:customStyle="1">
     <w:name w:val="Intense Quote Char"/>
     <w:basedOn w:val="DefaultParagraphFont"/>
     <w:link w:val="IntenseQuote"/>
@@ -1943,12 +2336,12 @@
     <w:tblPr>
       <w:tblInd w:w="0" w:type="dxa"/>
       <w:tblBorders>
-        <w:top w:val="single" w:sz="4" w:space="0" w:color="auto"/>
-        <w:left w:val="single" w:sz="4" w:space="0" w:color="auto"/>
-        <w:bottom w:val="single" w:sz="4" w:space="0" w:color="auto"/>
-        <w:right w:val="single" w:sz="4" w:space="0" w:color="auto"/>
-        <w:insideH w:val="single" w:sz="4" w:space="0" w:color="auto"/>
-        <w:insideV w:val="single" w:sz="4" w:space="0" w:color="auto"/>
+        <w:top w:val="single" w:color="auto" w:sz="4" w:space="0"/>
+        <w:left w:val="single" w:color="auto" w:sz="4" w:space="0"/>
+        <w:bottom w:val="single" w:color="auto" w:sz="4" w:space="0"/>
+        <w:right w:val="single" w:color="auto" w:sz="4" w:space="0"/>
+        <w:insideH w:val="single" w:color="auto" w:sz="4" w:space="0"/>
+        <w:insideV w:val="single" w:color="auto" w:sz="4" w:space="0"/>
       </w:tblBorders>
       <w:tblCellMar>
         <w:top w:w="0" w:type="dxa"/>
@@ -1974,8 +2367,8 @@
       <w:tblStyleColBandSize w:val="1"/>
       <w:tblInd w:w="0" w:type="dxa"/>
       <w:tblBorders>
-        <w:top w:val="single" w:sz="8" w:space="0" w:color="000000" w:themeColor="text1"/>
-        <w:bottom w:val="single" w:sz="8" w:space="0" w:color="000000" w:themeColor="text1"/>
+        <w:top w:val="single" w:color="000000" w:themeColor="text1" w:sz="8" w:space="0"/>
+        <w:bottom w:val="single" w:color="000000" w:themeColor="text1" w:sz="8" w:space="0"/>
       </w:tblBorders>
       <w:tblCellMar>
         <w:top w:w="0" w:type="dxa"/>
@@ -1995,9 +2388,9 @@
       <w:tblPr/>
       <w:tcPr>
         <w:tcBorders>
-          <w:top w:val="single" w:sz="8" w:space="0" w:color="000000" w:themeColor="text1"/>
-          <w:left w:val="nil"/>
-          <w:bottom w:val="single" w:sz="8" w:space="0" w:color="000000" w:themeColor="text1"/>
+          <w:top w:val="single" w:color="000000" w:themeColor="text1" w:sz="8" w:space="0"/>
+          <w:left w:val="nil"/>
+          <w:bottom w:val="single" w:color="000000" w:themeColor="text1" w:sz="8" w:space="0"/>
           <w:right w:val="nil"/>
           <w:insideH w:val="nil"/>
           <w:insideV w:val="nil"/>
@@ -2015,9 +2408,9 @@
       <w:tblPr/>
       <w:tcPr>
         <w:tcBorders>
-          <w:top w:val="single" w:sz="8" w:space="0" w:color="000000" w:themeColor="text1"/>
-          <w:left w:val="nil"/>
-          <w:bottom w:val="single" w:sz="8" w:space="0" w:color="000000" w:themeColor="text1"/>
+          <w:top w:val="single" w:color="000000" w:themeColor="text1" w:sz="8" w:space="0"/>
+          <w:left w:val="nil"/>
+          <w:bottom w:val="single" w:color="000000" w:themeColor="text1" w:sz="8" w:space="0"/>
           <w:right w:val="nil"/>
           <w:insideH w:val="nil"/>
           <w:insideV w:val="nil"/>
@@ -2077,8 +2470,8 @@
       <w:tblStyleColBandSize w:val="1"/>
       <w:tblInd w:w="0" w:type="dxa"/>
       <w:tblBorders>
-        <w:top w:val="single" w:sz="8" w:space="0" w:color="4F81BD" w:themeColor="accent1"/>
-        <w:bottom w:val="single" w:sz="8" w:space="0" w:color="4F81BD" w:themeColor="accent1"/>
+        <w:top w:val="single" w:color="4F81BD" w:themeColor="accent1" w:sz="8" w:space="0"/>
+        <w:bottom w:val="single" w:color="4F81BD" w:themeColor="accent1" w:sz="8" w:space="0"/>
       </w:tblBorders>
       <w:tblCellMar>
         <w:top w:w="0" w:type="dxa"/>
@@ -2098,9 +2491,9 @@
       <w:tblPr/>
       <w:tcPr>
         <w:tcBorders>
-          <w:top w:val="single" w:sz="8" w:space="0" w:color="4F81BD" w:themeColor="accent1"/>
-          <w:left w:val="nil"/>
-          <w:bottom w:val="single" w:sz="8" w:space="0" w:color="4F81BD" w:themeColor="accent1"/>
+          <w:top w:val="single" w:color="4F81BD" w:themeColor="accent1" w:sz="8" w:space="0"/>
+          <w:left w:val="nil"/>
+          <w:bottom w:val="single" w:color="4F81BD" w:themeColor="accent1" w:sz="8" w:space="0"/>
           <w:right w:val="nil"/>
           <w:insideH w:val="nil"/>
           <w:insideV w:val="nil"/>
@@ -2118,9 +2511,9 @@
       <w:tblPr/>
       <w:tcPr>
         <w:tcBorders>
-          <w:top w:val="single" w:sz="8" w:space="0" w:color="4F81BD" w:themeColor="accent1"/>
-          <w:left w:val="nil"/>
-          <w:bottom w:val="single" w:sz="8" w:space="0" w:color="4F81BD" w:themeColor="accent1"/>
+          <w:top w:val="single" w:color="4F81BD" w:themeColor="accent1" w:sz="8" w:space="0"/>
+          <w:left w:val="nil"/>
+          <w:bottom w:val="single" w:color="4F81BD" w:themeColor="accent1" w:sz="8" w:space="0"/>
           <w:right w:val="nil"/>
           <w:insideH w:val="nil"/>
           <w:insideV w:val="nil"/>
@@ -2180,8 +2573,8 @@
       <w:tblStyleColBandSize w:val="1"/>
       <w:tblInd w:w="0" w:type="dxa"/>
       <w:tblBorders>
-        <w:top w:val="single" w:sz="8" w:space="0" w:color="C0504D" w:themeColor="accent2"/>
-        <w:bottom w:val="single" w:sz="8" w:space="0" w:color="C0504D" w:themeColor="accent2"/>
+        <w:top w:val="single" w:color="C0504D" w:themeColor="accent2" w:sz="8" w:space="0"/>
+        <w:bottom w:val="single" w:color="C0504D" w:themeColor="accent2" w:sz="8" w:space="0"/>
       </w:tblBorders>
       <w:tblCellMar>
         <w:top w:w="0" w:type="dxa"/>
@@ -2201,9 +2594,9 @@
       <w:tblPr/>
       <w:tcPr>
         <w:tcBorders>
-          <w:top w:val="single" w:sz="8" w:space="0" w:color="C0504D" w:themeColor="accent2"/>
-          <w:left w:val="nil"/>
-          <w:bottom w:val="single" w:sz="8" w:space="0" w:color="C0504D" w:themeColor="accent2"/>
+          <w:top w:val="single" w:color="C0504D" w:themeColor="accent2" w:sz="8" w:space="0"/>
+          <w:left w:val="nil"/>
+          <w:bottom w:val="single" w:color="C0504D" w:themeColor="accent2" w:sz="8" w:space="0"/>
           <w:right w:val="nil"/>
           <w:insideH w:val="nil"/>
           <w:insideV w:val="nil"/>
@@ -2221,9 +2614,9 @@
       <w:tblPr/>
       <w:tcPr>
         <w:tcBorders>
-          <w:top w:val="single" w:sz="8" w:space="0" w:color="C0504D" w:themeColor="accent2"/>
-          <w:left w:val="nil"/>
-          <w:bottom w:val="single" w:sz="8" w:space="0" w:color="C0504D" w:themeColor="accent2"/>
+          <w:top w:val="single" w:color="C0504D" w:themeColor="accent2" w:sz="8" w:space="0"/>
+          <w:left w:val="nil"/>
+          <w:bottom w:val="single" w:color="C0504D" w:themeColor="accent2" w:sz="8" w:space="0"/>
           <w:right w:val="nil"/>
           <w:insideH w:val="nil"/>
           <w:insideV w:val="nil"/>
@@ -2283,8 +2676,8 @@
       <w:tblStyleColBandSize w:val="1"/>
       <w:tblInd w:w="0" w:type="dxa"/>
       <w:tblBorders>
-        <w:top w:val="single" w:sz="8" w:space="0" w:color="9BBB59" w:themeColor="accent3"/>
-        <w:bottom w:val="single" w:sz="8" w:space="0" w:color="9BBB59" w:themeColor="accent3"/>
+        <w:top w:val="single" w:color="9BBB59" w:themeColor="accent3" w:sz="8" w:space="0"/>
+        <w:bottom w:val="single" w:color="9BBB59" w:themeColor="accent3" w:sz="8" w:space="0"/>
       </w:tblBorders>
       <w:tblCellMar>
         <w:top w:w="0" w:type="dxa"/>
@@ -2304,9 +2697,9 @@
       <w:tblPr/>
       <w:tcPr>
         <w:tcBorders>
-          <w:top w:val="single" w:sz="8" w:space="0" w:color="9BBB59" w:themeColor="accent3"/>
-          <w:left w:val="nil"/>
-          <w:bottom w:val="single" w:sz="8" w:space="0" w:color="9BBB59" w:themeColor="accent3"/>
+          <w:top w:val="single" w:color="9BBB59" w:themeColor="accent3" w:sz="8" w:space="0"/>
+          <w:left w:val="nil"/>
+          <w:bottom w:val="single" w:color="9BBB59" w:themeColor="accent3" w:sz="8" w:space="0"/>
           <w:right w:val="nil"/>
           <w:insideH w:val="nil"/>
           <w:insideV w:val="nil"/>
@@ -2324,9 +2717,9 @@
       <w:tblPr/>
       <w:tcPr>
         <w:tcBorders>
-          <w:top w:val="single" w:sz="8" w:space="0" w:color="9BBB59" w:themeColor="accent3"/>
-          <w:left w:val="nil"/>
-          <w:bottom w:val="single" w:sz="8" w:space="0" w:color="9BBB59" w:themeColor="accent3"/>
+          <w:top w:val="single" w:color="9BBB59" w:themeColor="accent3" w:sz="8" w:space="0"/>
+          <w:left w:val="nil"/>
+          <w:bottom w:val="single" w:color="9BBB59" w:themeColor="accent3" w:sz="8" w:space="0"/>
           <w:right w:val="nil"/>
           <w:insideH w:val="nil"/>
           <w:insideV w:val="nil"/>
@@ -2386,8 +2779,8 @@
       <w:tblStyleColBandSize w:val="1"/>
       <w:tblInd w:w="0" w:type="dxa"/>
       <w:tblBorders>
-        <w:top w:val="single" w:sz="8" w:space="0" w:color="8064A2" w:themeColor="accent4"/>
-        <w:bottom w:val="single" w:sz="8" w:space="0" w:color="8064A2" w:themeColor="accent4"/>
+        <w:top w:val="single" w:color="8064A2" w:themeColor="accent4" w:sz="8" w:space="0"/>
+        <w:bottom w:val="single" w:color="8064A2" w:themeColor="accent4" w:sz="8" w:space="0"/>
       </w:tblBorders>
       <w:tblCellMar>
         <w:top w:w="0" w:type="dxa"/>
@@ -2407,9 +2800,9 @@
       <w:tblPr/>
       <w:tcPr>
         <w:tcBorders>
-          <w:top w:val="single" w:sz="8" w:space="0" w:color="8064A2" w:themeColor="accent4"/>
-          <w:left w:val="nil"/>
-          <w:bottom w:val="single" w:sz="8" w:space="0" w:color="8064A2" w:themeColor="accent4"/>
+          <w:top w:val="single" w:color="8064A2" w:themeColor="accent4" w:sz="8" w:space="0"/>
+          <w:left w:val="nil"/>
+          <w:bottom w:val="single" w:color="8064A2" w:themeColor="accent4" w:sz="8" w:space="0"/>
           <w:right w:val="nil"/>
           <w:insideH w:val="nil"/>
           <w:insideV w:val="nil"/>
@@ -2427,9 +2820,9 @@
       <w:tblPr/>
       <w:tcPr>
         <w:tcBorders>
-          <w:top w:val="single" w:sz="8" w:space="0" w:color="8064A2" w:themeColor="accent4"/>
-          <w:left w:val="nil"/>
-          <w:bottom w:val="single" w:sz="8" w:space="0" w:color="8064A2" w:themeColor="accent4"/>
+          <w:top w:val="single" w:color="8064A2" w:themeColor="accent4" w:sz="8" w:space="0"/>
+          <w:left w:val="nil"/>
+          <w:bottom w:val="single" w:color="8064A2" w:themeColor="accent4" w:sz="8" w:space="0"/>
           <w:right w:val="nil"/>
           <w:insideH w:val="nil"/>
           <w:insideV w:val="nil"/>
@@ -2489,8 +2882,8 @@
       <w:tblStyleColBandSize w:val="1"/>
       <w:tblInd w:w="0" w:type="dxa"/>
       <w:tblBorders>
-        <w:top w:val="single" w:sz="8" w:space="0" w:color="4BACC6" w:themeColor="accent5"/>
-        <w:bottom w:val="single" w:sz="8" w:space="0" w:color="4BACC6" w:themeColor="accent5"/>
+        <w:top w:val="single" w:color="4BACC6" w:themeColor="accent5" w:sz="8" w:space="0"/>
+        <w:bottom w:val="single" w:color="4BACC6" w:themeColor="accent5" w:sz="8" w:space="0"/>
       </w:tblBorders>
       <w:tblCellMar>
         <w:top w:w="0" w:type="dxa"/>
@@ -2510,9 +2903,9 @@
       <w:tblPr/>
       <w:tcPr>
         <w:tcBorders>
-          <w:top w:val="single" w:sz="8" w:space="0" w:color="4BACC6" w:themeColor="accent5"/>
-          <w:left w:val="nil"/>
-          <w:bottom w:val="single" w:sz="8" w:space="0" w:color="4BACC6" w:themeColor="accent5"/>
+          <w:top w:val="single" w:color="4BACC6" w:themeColor="accent5" w:sz="8" w:space="0"/>
+          <w:left w:val="nil"/>
+          <w:bottom w:val="single" w:color="4BACC6" w:themeColor="accent5" w:sz="8" w:space="0"/>
           <w:right w:val="nil"/>
           <w:insideH w:val="nil"/>
           <w:insideV w:val="nil"/>
@@ -2530,9 +2923,9 @@
       <w:tblPr/>
       <w:tcPr>
         <w:tcBorders>
-          <w:top w:val="single" w:sz="8" w:space="0" w:color="4BACC6" w:themeColor="accent5"/>
-          <w:left w:val="nil"/>
-          <w:bottom w:val="single" w:sz="8" w:space="0" w:color="4BACC6" w:themeColor="accent5"/>
+          <w:top w:val="single" w:color="4BACC6" w:themeColor="accent5" w:sz="8" w:space="0"/>
+          <w:left w:val="nil"/>
+          <w:bottom w:val="single" w:color="4BACC6" w:themeColor="accent5" w:sz="8" w:space="0"/>
           <w:right w:val="nil"/>
           <w:insideH w:val="nil"/>
           <w:insideV w:val="nil"/>
@@ -2592,8 +2985,8 @@
       <w:tblStyleColBandSize w:val="1"/>
       <w:tblInd w:w="0" w:type="dxa"/>
       <w:tblBorders>
-        <w:top w:val="single" w:sz="8" w:space="0" w:color="F79646" w:themeColor="accent6"/>
-        <w:bottom w:val="single" w:sz="8" w:space="0" w:color="F79646" w:themeColor="accent6"/>
+        <w:top w:val="single" w:color="F79646" w:themeColor="accent6" w:sz="8" w:space="0"/>
+        <w:bottom w:val="single" w:color="F79646" w:themeColor="accent6" w:sz="8" w:space="0"/>
       </w:tblBorders>
       <w:tblCellMar>
         <w:top w:w="0" w:type="dxa"/>
@@ -2613,9 +3006,9 @@
       <w:tblPr/>
       <w:tcPr>
         <w:tcBorders>
-          <w:top w:val="single" w:sz="8" w:space="0" w:color="F79646" w:themeColor="accent6"/>
-          <w:left w:val="nil"/>
-          <w:bottom w:val="single" w:sz="8" w:space="0" w:color="F79646" w:themeColor="accent6"/>
+          <w:top w:val="single" w:color="F79646" w:themeColor="accent6" w:sz="8" w:space="0"/>
+          <w:left w:val="nil"/>
+          <w:bottom w:val="single" w:color="F79646" w:themeColor="accent6" w:sz="8" w:space="0"/>
           <w:right w:val="nil"/>
           <w:insideH w:val="nil"/>
           <w:insideV w:val="nil"/>
@@ -2633,9 +3026,9 @@
       <w:tblPr/>
       <w:tcPr>
         <w:tcBorders>
-          <w:top w:val="single" w:sz="8" w:space="0" w:color="F79646" w:themeColor="accent6"/>
-          <w:left w:val="nil"/>
-          <w:bottom w:val="single" w:sz="8" w:space="0" w:color="F79646" w:themeColor="accent6"/>
+          <w:top w:val="single" w:color="F79646" w:themeColor="accent6" w:sz="8" w:space="0"/>
+          <w:left w:val="nil"/>
+          <w:bottom w:val="single" w:color="F79646" w:themeColor="accent6" w:sz="8" w:space="0"/>
           <w:right w:val="nil"/>
           <w:insideH w:val="nil"/>
           <w:insideV w:val="nil"/>
@@ -2692,10 +3085,10 @@
       <w:tblStyleColBandSize w:val="1"/>
       <w:tblInd w:w="0" w:type="dxa"/>
       <w:tblBorders>
-        <w:top w:val="single" w:sz="8" w:space="0" w:color="000000" w:themeColor="text1"/>
-        <w:left w:val="single" w:sz="8" w:space="0" w:color="000000" w:themeColor="text1"/>
-        <w:bottom w:val="single" w:sz="8" w:space="0" w:color="000000" w:themeColor="text1"/>
-        <w:right w:val="single" w:sz="8" w:space="0" w:color="000000" w:themeColor="text1"/>
+        <w:top w:val="single" w:color="000000" w:themeColor="text1" w:sz="8" w:space="0"/>
+        <w:left w:val="single" w:color="000000" w:themeColor="text1" w:sz="8" w:space="0"/>
+        <w:bottom w:val="single" w:color="000000" w:themeColor="text1" w:sz="8" w:space="0"/>
+        <w:right w:val="single" w:color="000000" w:themeColor="text1" w:sz="8" w:space="0"/>
       </w:tblBorders>
       <w:tblCellMar>
         <w:top w:w="0" w:type="dxa"/>
@@ -2729,10 +3122,10 @@
       <w:tblPr/>
       <w:tcPr>
         <w:tcBorders>
-          <w:top w:val="double" w:sz="6" w:space="0" w:color="000000" w:themeColor="text1"/>
-          <w:left w:val="single" w:sz="8" w:space="0" w:color="000000" w:themeColor="text1"/>
-          <w:bottom w:val="single" w:sz="8" w:space="0" w:color="000000" w:themeColor="text1"/>
-          <w:right w:val="single" w:sz="8" w:space="0" w:color="000000" w:themeColor="text1"/>
+          <w:top w:val="double" w:color="000000" w:themeColor="text1" w:sz="6" w:space="0"/>
+          <w:left w:val="single" w:color="000000" w:themeColor="text1" w:sz="8" w:space="0"/>
+          <w:bottom w:val="single" w:color="000000" w:themeColor="text1" w:sz="8" w:space="0"/>
+          <w:right w:val="single" w:color="000000" w:themeColor="text1" w:sz="8" w:space="0"/>
         </w:tcBorders>
       </w:tcPr>
     </w:tblStylePr>
@@ -2752,10 +3145,10 @@
       <w:tblPr/>
       <w:tcPr>
         <w:tcBorders>
-          <w:top w:val="single" w:sz="8" w:space="0" w:color="000000" w:themeColor="text1"/>
-          <w:left w:val="single" w:sz="8" w:space="0" w:color="000000" w:themeColor="text1"/>
-          <w:bottom w:val="single" w:sz="8" w:space="0" w:color="000000" w:themeColor="text1"/>
-          <w:right w:val="single" w:sz="8" w:space="0" w:color="000000" w:themeColor="text1"/>
+          <w:top w:val="single" w:color="000000" w:themeColor="text1" w:sz="8" w:space="0"/>
+          <w:left w:val="single" w:color="000000" w:themeColor="text1" w:sz="8" w:space="0"/>
+          <w:bottom w:val="single" w:color="000000" w:themeColor="text1" w:sz="8" w:space="0"/>
+          <w:right w:val="single" w:color="000000" w:themeColor="text1" w:sz="8" w:space="0"/>
         </w:tcBorders>
       </w:tcPr>
     </w:tblStylePr>
@@ -2763,10 +3156,10 @@
       <w:tblPr/>
       <w:tcPr>
         <w:tcBorders>
-          <w:top w:val="single" w:sz="8" w:space="0" w:color="000000" w:themeColor="text1"/>
-          <w:left w:val="single" w:sz="8" w:space="0" w:color="000000" w:themeColor="text1"/>
-          <w:bottom w:val="single" w:sz="8" w:space="0" w:color="000000" w:themeColor="text1"/>
-          <w:right w:val="single" w:sz="8" w:space="0" w:color="000000" w:themeColor="text1"/>
+          <w:top w:val="single" w:color="000000" w:themeColor="text1" w:sz="8" w:space="0"/>
+          <w:left w:val="single" w:color="000000" w:themeColor="text1" w:sz="8" w:space="0"/>
+          <w:bottom w:val="single" w:color="000000" w:themeColor="text1" w:sz="8" w:space="0"/>
+          <w:right w:val="single" w:color="000000" w:themeColor="text1" w:sz="8" w:space="0"/>
         </w:tcBorders>
       </w:tcPr>
     </w:tblStylePr>
@@ -2784,10 +3177,10 @@
       <w:tblStyleColBandSize w:val="1"/>
       <w:tblInd w:w="0" w:type="dxa"/>
       <w:tblBorders>
-        <w:top w:val="single" w:sz="8" w:space="0" w:color="4F81BD" w:themeColor="accent1"/>
-        <w:left w:val="single" w:sz="8" w:space="0" w:color="4F81BD" w:themeColor="accent1"/>
-        <w:bottom w:val="single" w:sz="8" w:space="0" w:color="4F81BD" w:themeColor="accent1"/>
-        <w:right w:val="single" w:sz="8" w:space="0" w:color="4F81BD" w:themeColor="accent1"/>
+        <w:top w:val="single" w:color="4F81BD" w:themeColor="accent1" w:sz="8" w:space="0"/>
+        <w:left w:val="single" w:color="4F81BD" w:themeColor="accent1" w:sz="8" w:space="0"/>
+        <w:bottom w:val="single" w:color="4F81BD" w:themeColor="accent1" w:sz="8" w:space="0"/>
+        <w:right w:val="single" w:color="4F81BD" w:themeColor="accent1" w:sz="8" w:space="0"/>
       </w:tblBorders>
       <w:tblCellMar>
         <w:top w:w="0" w:type="dxa"/>
@@ -2821,10 +3214,10 @@
       <w:tblPr/>
       <w:tcPr>
         <w:tcBorders>
-          <w:top w:val="double" w:sz="6" w:space="0" w:color="4F81BD" w:themeColor="accent1"/>
-          <w:left w:val="single" w:sz="8" w:space="0" w:color="4F81BD" w:themeColor="accent1"/>
-          <w:bottom w:val="single" w:sz="8" w:space="0" w:color="4F81BD" w:themeColor="accent1"/>
-          <w:right w:val="single" w:sz="8" w:space="0" w:color="4F81BD" w:themeColor="accent1"/>
+          <w:top w:val="double" w:color="4F81BD" w:themeColor="accent1" w:sz="6" w:space="0"/>
+          <w:left w:val="single" w:color="4F81BD" w:themeColor="accent1" w:sz="8" w:space="0"/>
+          <w:bottom w:val="single" w:color="4F81BD" w:themeColor="accent1" w:sz="8" w:space="0"/>
+          <w:right w:val="single" w:color="4F81BD" w:themeColor="accent1" w:sz="8" w:space="0"/>
         </w:tcBorders>
       </w:tcPr>
     </w:tblStylePr>
@@ -2844,10 +3237,10 @@
       <w:tblPr/>
       <w:tcPr>
         <w:tcBorders>
-          <w:top w:val="single" w:sz="8" w:space="0" w:color="4F81BD" w:themeColor="accent1"/>
-          <w:left w:val="single" w:sz="8" w:space="0" w:color="4F81BD" w:themeColor="accent1"/>
-          <w:bottom w:val="single" w:sz="8" w:space="0" w:color="4F81BD" w:themeColor="accent1"/>
-          <w:right w:val="single" w:sz="8" w:space="0" w:color="4F81BD" w:themeColor="accent1"/>
+          <w:top w:val="single" w:color="4F81BD" w:themeColor="accent1" w:sz="8" w:space="0"/>
+          <w:left w:val="single" w:color="4F81BD" w:themeColor="accent1" w:sz="8" w:space="0"/>
+          <w:bottom w:val="single" w:color="4F81BD" w:themeColor="accent1" w:sz="8" w:space="0"/>
+          <w:right w:val="single" w:color="4F81BD" w:themeColor="accent1" w:sz="8" w:space="0"/>
         </w:tcBorders>
       </w:tcPr>
     </w:tblStylePr>
@@ -2855,10 +3248,10 @@
       <w:tblPr/>
       <w:tcPr>
         <w:tcBorders>
-          <w:top w:val="single" w:sz="8" w:space="0" w:color="4F81BD" w:themeColor="accent1"/>
-          <w:left w:val="single" w:sz="8" w:space="0" w:color="4F81BD" w:themeColor="accent1"/>
-          <w:bottom w:val="single" w:sz="8" w:space="0" w:color="4F81BD" w:themeColor="accent1"/>
-          <w:right w:val="single" w:sz="8" w:space="0" w:color="4F81BD" w:themeColor="accent1"/>
+          <w:top w:val="single" w:color="4F81BD" w:themeColor="accent1" w:sz="8" w:space="0"/>
+          <w:left w:val="single" w:color="4F81BD" w:themeColor="accent1" w:sz="8" w:space="0"/>
+          <w:bottom w:val="single" w:color="4F81BD" w:themeColor="accent1" w:sz="8" w:space="0"/>
+          <w:right w:val="single" w:color="4F81BD" w:themeColor="accent1" w:sz="8" w:space="0"/>
         </w:tcBorders>
       </w:tcPr>
     </w:tblStylePr>
@@ -2876,10 +3269,10 @@
       <w:tblStyleColBandSize w:val="1"/>
       <w:tblInd w:w="0" w:type="dxa"/>
       <w:tblBorders>
-        <w:top w:val="single" w:sz="8" w:space="0" w:color="C0504D" w:themeColor="accent2"/>
-        <w:left w:val="single" w:sz="8" w:space="0" w:color="C0504D" w:themeColor="accent2"/>
-        <w:bottom w:val="single" w:sz="8" w:space="0" w:color="C0504D" w:themeColor="accent2"/>
-        <w:right w:val="single" w:sz="8" w:space="0" w:color="C0504D" w:themeColor="accent2"/>
+        <w:top w:val="single" w:color="C0504D" w:themeColor="accent2" w:sz="8" w:space="0"/>
+        <w:left w:val="single" w:color="C0504D" w:themeColor="accent2" w:sz="8" w:space="0"/>
+        <w:bottom w:val="single" w:color="C0504D" w:themeColor="accent2" w:sz="8" w:space="0"/>
+        <w:right w:val="single" w:color="C0504D" w:themeColor="accent2" w:sz="8" w:space="0"/>
       </w:tblBorders>
       <w:tblCellMar>
         <w:top w:w="0" w:type="dxa"/>
@@ -2913,10 +3306,10 @@
       <w:tblPr/>
       <w:tcPr>
         <w:tcBorders>
-          <w:top w:val="double" w:sz="6" w:space="0" w:color="C0504D" w:themeColor="accent2"/>
-          <w:left w:val="single" w:sz="8" w:space="0" w:color="C0504D" w:themeColor="accent2"/>
-          <w:bottom w:val="single" w:sz="8" w:space="0" w:color="C0504D" w:themeColor="accent2"/>
-          <w:right w:val="single" w:sz="8" w:space="0" w:color="C0504D" w:themeColor="accent2"/>
+          <w:top w:val="double" w:color="C0504D" w:themeColor="accent2" w:sz="6" w:space="0"/>
+          <w:left w:val="single" w:color="C0504D" w:themeColor="accent2" w:sz="8" w:space="0"/>
+          <w:bottom w:val="single" w:color="C0504D" w:themeColor="accent2" w:sz="8" w:space="0"/>
+          <w:right w:val="single" w:color="C0504D" w:themeColor="accent2" w:sz="8" w:space="0"/>
         </w:tcBorders>
       </w:tcPr>
     </w:tblStylePr>
@@ -2936,10 +3329,10 @@
       <w:tblPr/>
       <w:tcPr>
         <w:tcBorders>
-          <w:top w:val="single" w:sz="8" w:space="0" w:color="C0504D" w:themeColor="accent2"/>
-          <w:left w:val="single" w:sz="8" w:space="0" w:color="C0504D" w:themeColor="accent2"/>
-          <w:bottom w:val="single" w:sz="8" w:space="0" w:color="C0504D" w:themeColor="accent2"/>
-          <w:right w:val="single" w:sz="8" w:space="0" w:color="C0504D" w:themeColor="accent2"/>
+          <w:top w:val="single" w:color="C0504D" w:themeColor="accent2" w:sz="8" w:space="0"/>
+          <w:left w:val="single" w:color="C0504D" w:themeColor="accent2" w:sz="8" w:space="0"/>
+          <w:bottom w:val="single" w:color="C0504D" w:themeColor="accent2" w:sz="8" w:space="0"/>
+          <w:right w:val="single" w:color="C0504D" w:themeColor="accent2" w:sz="8" w:space="0"/>
         </w:tcBorders>
       </w:tcPr>
     </w:tblStylePr>
@@ -2947,10 +3340,10 @@
       <w:tblPr/>
       <w:tcPr>
         <w:tcBorders>
-          <w:top w:val="single" w:sz="8" w:space="0" w:color="C0504D" w:themeColor="accent2"/>
-          <w:left w:val="single" w:sz="8" w:space="0" w:color="C0504D" w:themeColor="accent2"/>
-          <w:bottom w:val="single" w:sz="8" w:space="0" w:color="C0504D" w:themeColor="accent2"/>
-          <w:right w:val="single" w:sz="8" w:space="0" w:color="C0504D" w:themeColor="accent2"/>
+          <w:top w:val="single" w:color="C0504D" w:themeColor="accent2" w:sz="8" w:space="0"/>
+          <w:left w:val="single" w:color="C0504D" w:themeColor="accent2" w:sz="8" w:space="0"/>
+          <w:bottom w:val="single" w:color="C0504D" w:themeColor="accent2" w:sz="8" w:space="0"/>
+          <w:right w:val="single" w:color="C0504D" w:themeColor="accent2" w:sz="8" w:space="0"/>
         </w:tcBorders>
       </w:tcPr>
     </w:tblStylePr>
@@ -2968,10 +3361,10 @@
       <w:tblStyleColBandSize w:val="1"/>
       <w:tblInd w:w="0" w:type="dxa"/>
       <w:tblBorders>
-        <w:top w:val="single" w:sz="8" w:space="0" w:color="9BBB59" w:themeColor="accent3"/>
-        <w:left w:val="single" w:sz="8" w:space="0" w:color="9BBB59" w:themeColor="accent3"/>
-        <w:bottom w:val="single" w:sz="8" w:space="0" w:color="9BBB59" w:themeColor="accent3"/>
-        <w:right w:val="single" w:sz="8" w:space="0" w:color="9BBB59" w:themeColor="accent3"/>
+        <w:top w:val="single" w:color="9BBB59" w:themeColor="accent3" w:sz="8" w:space="0"/>
+        <w:left w:val="single" w:color="9BBB59" w:themeColor="accent3" w:sz="8" w:space="0"/>
+        <w:bottom w:val="single" w:color="9BBB59" w:themeColor="accent3" w:sz="8" w:space="0"/>
+        <w:right w:val="single" w:color="9BBB59" w:themeColor="accent3" w:sz="8" w:space="0"/>
       </w:tblBorders>
       <w:tblCellMar>
         <w:top w:w="0" w:type="dxa"/>
@@ -3005,10 +3398,10 @@
       <w:tblPr/>
       <w:tcPr>
         <w:tcBorders>
-          <w:top w:val="double" w:sz="6" w:space="0" w:color="9BBB59" w:themeColor="accent3"/>
-          <w:left w:val="single" w:sz="8" w:space="0" w:color="9BBB59" w:themeColor="accent3"/>
-          <w:bottom w:val="single" w:sz="8" w:space="0" w:color="9BBB59" w:themeColor="accent3"/>
-          <w:right w:val="single" w:sz="8" w:space="0" w:color="9BBB59" w:themeColor="accent3"/>
+          <w:top w:val="double" w:color="9BBB59" w:themeColor="accent3" w:sz="6" w:space="0"/>
+          <w:left w:val="single" w:color="9BBB59" w:themeColor="accent3" w:sz="8" w:space="0"/>
+          <w:bottom w:val="single" w:color="9BBB59" w:themeColor="accent3" w:sz="8" w:space="0"/>
+          <w:right w:val="single" w:color="9BBB59" w:themeColor="accent3" w:sz="8" w:space="0"/>
         </w:tcBorders>
       </w:tcPr>
     </w:tblStylePr>
@@ -3028,10 +3421,10 @@
       <w:tblPr/>
       <w:tcPr>
         <w:tcBorders>
-          <w:top w:val="single" w:sz="8" w:space="0" w:color="9BBB59" w:themeColor="accent3"/>
-          <w:left w:val="single" w:sz="8" w:space="0" w:color="9BBB59" w:themeColor="accent3"/>
-          <w:bottom w:val="single" w:sz="8" w:space="0" w:color="9BBB59" w:themeColor="accent3"/>
-          <w:right w:val="single" w:sz="8" w:space="0" w:color="9BBB59" w:themeColor="accent3"/>
+          <w:top w:val="single" w:color="9BBB59" w:themeColor="accent3" w:sz="8" w:space="0"/>
+          <w:left w:val="single" w:color="9BBB59" w:themeColor="accent3" w:sz="8" w:space="0"/>
+          <w:bottom w:val="single" w:color="9BBB59" w:themeColor="accent3" w:sz="8" w:space="0"/>
+          <w:right w:val="single" w:color="9BBB59" w:themeColor="accent3" w:sz="8" w:space="0"/>
         </w:tcBorders>
       </w:tcPr>
     </w:tblStylePr>
@@ -3039,10 +3432,10 @@
       <w:tblPr/>
       <w:tcPr>
         <w:tcBorders>
-          <w:top w:val="single" w:sz="8" w:space="0" w:color="9BBB59" w:themeColor="accent3"/>
-          <w:left w:val="single" w:sz="8" w:space="0" w:color="9BBB59" w:themeColor="accent3"/>
-          <w:bottom w:val="single" w:sz="8" w:space="0" w:color="9BBB59" w:themeColor="accent3"/>
-          <w:right w:val="single" w:sz="8" w:space="0" w:color="9BBB59" w:themeColor="accent3"/>
+          <w:top w:val="single" w:color="9BBB59" w:themeColor="accent3" w:sz="8" w:space="0"/>
+          <w:left w:val="single" w:color="9BBB59" w:themeColor="accent3" w:sz="8" w:space="0"/>
+          <w:bottom w:val="single" w:color="9BBB59" w:themeColor="accent3" w:sz="8" w:space="0"/>
+          <w:right w:val="single" w:color="9BBB59" w:themeColor="accent3" w:sz="8" w:space="0"/>
         </w:tcBorders>
       </w:tcPr>
     </w:tblStylePr>
@@ -3060,10 +3453,10 @@
       <w:tblStyleColBandSize w:val="1"/>
       <w:tblInd w:w="0" w:type="dxa"/>
       <w:tblBorders>
-        <w:top w:val="single" w:sz="8" w:space="0" w:color="8064A2" w:themeColor="accent4"/>
-        <w:left w:val="single" w:sz="8" w:space="0" w:color="8064A2" w:themeColor="accent4"/>
-        <w:bottom w:val="single" w:sz="8" w:space="0" w:color="8064A2" w:themeColor="accent4"/>
-        <w:right w:val="single" w:sz="8" w:space="0" w:color="8064A2" w:themeColor="accent4"/>
+        <w:top w:val="single" w:color="8064A2" w:themeColor="accent4" w:sz="8" w:space="0"/>
+        <w:left w:val="single" w:color="8064A2" w:themeColor="accent4" w:sz="8" w:space="0"/>
+        <w:bottom w:val="single" w:color="8064A2" w:themeColor="accent4" w:sz="8" w:space="0"/>
+        <w:right w:val="single" w:color="8064A2" w:themeColor="accent4" w:sz="8" w:space="0"/>
       </w:tblBorders>
       <w:tblCellMar>
         <w:top w:w="0" w:type="dxa"/>
@@ -3097,10 +3490,10 @@
       <w:tblPr/>
       <w:tcPr>
         <w:tcBorders>
-          <w:top w:val="double" w:sz="6" w:space="0" w:color="8064A2" w:themeColor="accent4"/>
-          <w:left w:val="single" w:sz="8" w:space="0" w:color="8064A2" w:themeColor="accent4"/>
-          <w:bottom w:val="single" w:sz="8" w:space="0" w:color="8064A2" w:themeColor="accent4"/>
-          <w:right w:val="single" w:sz="8" w:space="0" w:color="8064A2" w:themeColor="accent4"/>
+          <w:top w:val="double" w:color="8064A2" w:themeColor="accent4" w:sz="6" w:space="0"/>
+          <w:left w:val="single" w:color="8064A2" w:themeColor="accent4" w:sz="8" w:space="0"/>
+          <w:bottom w:val="single" w:color="8064A2" w:themeColor="accent4" w:sz="8" w:space="0"/>
+          <w:right w:val="single" w:color="8064A2" w:themeColor="accent4" w:sz="8" w:space="0"/>
         </w:tcBorders>
       </w:tcPr>
     </w:tblStylePr>
@@ -3120,10 +3513,10 @@
       <w:tblPr/>
       <w:tcPr>
         <w:tcBorders>
-          <w:top w:val="single" w:sz="8" w:space="0" w:color="8064A2" w:themeColor="accent4"/>
-          <w:left w:val="single" w:sz="8" w:space="0" w:color="8064A2" w:themeColor="accent4"/>
-          <w:bottom w:val="single" w:sz="8" w:space="0" w:color="8064A2" w:themeColor="accent4"/>
-          <w:right w:val="single" w:sz="8" w:space="0" w:color="8064A2" w:themeColor="accent4"/>
+          <w:top w:val="single" w:color="8064A2" w:themeColor="accent4" w:sz="8" w:space="0"/>
+          <w:left w:val="single" w:color="8064A2" w:themeColor="accent4" w:sz="8" w:space="0"/>
+          <w:bottom w:val="single" w:color="8064A2" w:themeColor="accent4" w:sz="8" w:space="0"/>
+          <w:right w:val="single" w:color="8064A2" w:themeColor="accent4" w:sz="8" w:space="0"/>
         </w:tcBorders>
       </w:tcPr>
     </w:tblStylePr>
@@ -3131,10 +3524,10 @@
       <w:tblPr/>
       <w:tcPr>
         <w:tcBorders>
-          <w:top w:val="single" w:sz="8" w:space="0" w:color="8064A2" w:themeColor="accent4"/>
-          <w:left w:val="single" w:sz="8" w:space="0" w:color="8064A2" w:themeColor="accent4"/>
-          <w:bottom w:val="single" w:sz="8" w:space="0" w:color="8064A2" w:themeColor="accent4"/>
-          <w:right w:val="single" w:sz="8" w:space="0" w:color="8064A2" w:themeColor="accent4"/>
+          <w:top w:val="single" w:color="8064A2" w:themeColor="accent4" w:sz="8" w:space="0"/>
+          <w:left w:val="single" w:color="8064A2" w:themeColor="accent4" w:sz="8" w:space="0"/>
+          <w:bottom w:val="single" w:color="8064A2" w:themeColor="accent4" w:sz="8" w:space="0"/>
+          <w:right w:val="single" w:color="8064A2" w:themeColor="accent4" w:sz="8" w:space="0"/>
         </w:tcBorders>
       </w:tcPr>
     </w:tblStylePr>
@@ -3152,10 +3545,10 @@
       <w:tblStyleColBandSize w:val="1"/>
       <w:tblInd w:w="0" w:type="dxa"/>
       <w:tblBorders>
-        <w:top w:val="single" w:sz="8" w:space="0" w:color="4BACC6" w:themeColor="accent5"/>
-        <w:left w:val="single" w:sz="8" w:space="0" w:color="4BACC6" w:themeColor="accent5"/>
-        <w:bottom w:val="single" w:sz="8" w:space="0" w:color="4BACC6" w:themeColor="accent5"/>
-        <w:right w:val="single" w:sz="8" w:space="0" w:color="4BACC6" w:themeColor="accent5"/>
+        <w:top w:val="single" w:color="4BACC6" w:themeColor="accent5" w:sz="8" w:space="0"/>
+        <w:left w:val="single" w:color="4BACC6" w:themeColor="accent5" w:sz="8" w:space="0"/>
+        <w:bottom w:val="single" w:color="4BACC6" w:themeColor="accent5" w:sz="8" w:space="0"/>
+        <w:right w:val="single" w:color="4BACC6" w:themeColor="accent5" w:sz="8" w:space="0"/>
       </w:tblBorders>
       <w:tblCellMar>
         <w:top w:w="0" w:type="dxa"/>
@@ -3189,10 +3582,10 @@
       <w:tblPr/>
       <w:tcPr>
         <w:tcBorders>
-          <w:top w:val="double" w:sz="6" w:space="0" w:color="4BACC6" w:themeColor="accent5"/>
-          <w:left w:val="single" w:sz="8" w:space="0" w:color="4BACC6" w:themeColor="accent5"/>
-          <w:bottom w:val="single" w:sz="8" w:space="0" w:color="4BACC6" w:themeColor="accent5"/>
-          <w:right w:val="single" w:sz="8" w:space="0" w:color="4BACC6" w:themeColor="accent5"/>
+          <w:top w:val="double" w:color="4BACC6" w:themeColor="accent5" w:sz="6" w:space="0"/>
+          <w:left w:val="single" w:color="4BACC6" w:themeColor="accent5" w:sz="8" w:space="0"/>
+          <w:bottom w:val="single" w:color="4BACC6" w:themeColor="accent5" w:sz="8" w:space="0"/>
+          <w:right w:val="single" w:color="4BACC6" w:themeColor="accent5" w:sz="8" w:space="0"/>
         </w:tcBorders>
       </w:tcPr>
     </w:tblStylePr>
@@ -3212,10 +3605,10 @@
       <w:tblPr/>
       <w:tcPr>
         <w:tcBorders>
-          <w:top w:val="single" w:sz="8" w:space="0" w:color="4BACC6" w:themeColor="accent5"/>
-          <w:left w:val="single" w:sz="8" w:space="0" w:color="4BACC6" w:themeColor="accent5"/>
-          <w:bottom w:val="single" w:sz="8" w:space="0" w:color="4BACC6" w:themeColor="accent5"/>
-          <w:right w:val="single" w:sz="8" w:space="0" w:color="4BACC6" w:themeColor="accent5"/>
+          <w:top w:val="single" w:color="4BACC6" w:themeColor="accent5" w:sz="8" w:space="0"/>
+          <w:left w:val="single" w:color="4BACC6" w:themeColor="accent5" w:sz="8" w:space="0"/>
+          <w:bottom w:val="single" w:color="4BACC6" w:themeColor="accent5" w:sz="8" w:space="0"/>
+          <w:right w:val="single" w:color="4BACC6" w:themeColor="accent5" w:sz="8" w:space="0"/>
         </w:tcBorders>
       </w:tcPr>
     </w:tblStylePr>
@@ -3223,10 +3616,10 @@
       <w:tblPr/>
       <w:tcPr>
         <w:tcBorders>
-          <w:top w:val="single" w:sz="8" w:space="0" w:color="4BACC6" w:themeColor="accent5"/>
-          <w:left w:val="single" w:sz="8" w:space="0" w:color="4BACC6" w:themeColor="accent5"/>
-          <w:bottom w:val="single" w:sz="8" w:space="0" w:color="4BACC6" w:themeColor="accent5"/>
-          <w:right w:val="single" w:sz="8" w:space="0" w:color="4BACC6" w:themeColor="accent5"/>
+          <w:top w:val="single" w:color="4BACC6" w:themeColor="accent5" w:sz="8" w:space="0"/>
+          <w:left w:val="single" w:color="4BACC6" w:themeColor="accent5" w:sz="8" w:space="0"/>
+          <w:bottom w:val="single" w:color="4BACC6" w:themeColor="accent5" w:sz="8" w:space="0"/>
+          <w:right w:val="single" w:color="4BACC6" w:themeColor="accent5" w:sz="8" w:space="0"/>
         </w:tcBorders>
       </w:tcPr>
     </w:tblStylePr>
@@ -3244,10 +3637,10 @@
       <w:tblStyleColBandSize w:val="1"/>
       <w:tblInd w:w="0" w:type="dxa"/>
       <w:tblBorders>
-        <w:top w:val="single" w:sz="8" w:space="0" w:color="F79646" w:themeColor="accent6"/>
-        <w:left w:val="single" w:sz="8" w:space="0" w:color="F79646" w:themeColor="accent6"/>
-        <w:bottom w:val="single" w:sz="8" w:space="0" w:color="F79646" w:themeColor="accent6"/>
-        <w:right w:val="single" w:sz="8" w:space="0" w:color="F79646" w:themeColor="accent6"/>
+        <w:top w:val="single" w:color="F79646" w:themeColor="accent6" w:sz="8" w:space="0"/>
+        <w:left w:val="single" w:color="F79646" w:themeColor="accent6" w:sz="8" w:space="0"/>
+        <w:bottom w:val="single" w:color="F79646" w:themeColor="accent6" w:sz="8" w:space="0"/>
+        <w:right w:val="single" w:color="F79646" w:themeColor="accent6" w:sz="8" w:space="0"/>
       </w:tblBorders>
       <w:tblCellMar>
         <w:top w:w="0" w:type="dxa"/>
@@ -3281,10 +3674,10 @@
       <w:tblPr/>
       <w:tcPr>
         <w:tcBorders>
-          <w:top w:val="double" w:sz="6" w:space="0" w:color="F79646" w:themeColor="accent6"/>
-          <w:left w:val="single" w:sz="8" w:space="0" w:color="F79646" w:themeColor="accent6"/>
-          <w:bottom w:val="single" w:sz="8" w:space="0" w:color="F79646" w:themeColor="accent6"/>
-          <w:right w:val="single" w:sz="8" w:space="0" w:color="F79646" w:themeColor="accent6"/>
+          <w:top w:val="double" w:color="F79646" w:themeColor="accent6" w:sz="6" w:space="0"/>
+          <w:left w:val="single" w:color="F79646" w:themeColor="accent6" w:sz="8" w:space="0"/>
+          <w:bottom w:val="single" w:color="F79646" w:themeColor="accent6" w:sz="8" w:space="0"/>
+          <w:right w:val="single" w:color="F79646" w:themeColor="accent6" w:sz="8" w:space="0"/>
         </w:tcBorders>
       </w:tcPr>
     </w:tblStylePr>
@@ -3304,10 +3697,10 @@
       <w:tblPr/>
       <w:tcPr>
         <w:tcBorders>
-          <w:top w:val="single" w:sz="8" w:space="0" w:color="F79646" w:themeColor="accent6"/>
-          <w:left w:val="single" w:sz="8" w:space="0" w:color="F79646" w:themeColor="accent6"/>
-          <w:bottom w:val="single" w:sz="8" w:space="0" w:color="F79646" w:themeColor="accent6"/>
-          <w:right w:val="single" w:sz="8" w:space="0" w:color="F79646" w:themeColor="accent6"/>
+          <w:top w:val="single" w:color="F79646" w:themeColor="accent6" w:sz="8" w:space="0"/>
+          <w:left w:val="single" w:color="F79646" w:themeColor="accent6" w:sz="8" w:space="0"/>
+          <w:bottom w:val="single" w:color="F79646" w:themeColor="accent6" w:sz="8" w:space="0"/>
+          <w:right w:val="single" w:color="F79646" w:themeColor="accent6" w:sz="8" w:space="0"/>
         </w:tcBorders>
       </w:tcPr>
     </w:tblStylePr>
@@ -3315,10 +3708,10 @@
       <w:tblPr/>
       <w:tcPr>
         <w:tcBorders>
-          <w:top w:val="single" w:sz="8" w:space="0" w:color="F79646" w:themeColor="accent6"/>
-          <w:left w:val="single" w:sz="8" w:space="0" w:color="F79646" w:themeColor="accent6"/>
-          <w:bottom w:val="single" w:sz="8" w:space="0" w:color="F79646" w:themeColor="accent6"/>
-          <w:right w:val="single" w:sz="8" w:space="0" w:color="F79646" w:themeColor="accent6"/>
+          <w:top w:val="single" w:color="F79646" w:themeColor="accent6" w:sz="8" w:space="0"/>
+          <w:left w:val="single" w:color="F79646" w:themeColor="accent6" w:sz="8" w:space="0"/>
+          <w:bottom w:val="single" w:color="F79646" w:themeColor="accent6" w:sz="8" w:space="0"/>
+          <w:right w:val="single" w:color="F79646" w:themeColor="accent6" w:sz="8" w:space="0"/>
         </w:tcBorders>
       </w:tcPr>
     </w:tblStylePr>
@@ -3336,12 +3729,12 @@
       <w:tblStyleColBandSize w:val="1"/>
       <w:tblInd w:w="0" w:type="dxa"/>
       <w:tblBorders>
-        <w:top w:val="single" w:sz="8" w:space="0" w:color="000000" w:themeColor="text1"/>
-        <w:left w:val="single" w:sz="8" w:space="0" w:color="000000" w:themeColor="text1"/>
-        <w:bottom w:val="single" w:sz="8" w:space="0" w:color="000000" w:themeColor="text1"/>
-        <w:right w:val="single" w:sz="8" w:space="0" w:color="000000" w:themeColor="text1"/>
-        <w:insideH w:val="single" w:sz="8" w:space="0" w:color="000000" w:themeColor="text1"/>
-        <w:insideV w:val="single" w:sz="8" w:space="0" w:color="000000" w:themeColor="text1"/>
+        <w:top w:val="single" w:color="000000" w:themeColor="text1" w:sz="8" w:space="0"/>
+        <w:left w:val="single" w:color="000000" w:themeColor="text1" w:sz="8" w:space="0"/>
+        <w:bottom w:val="single" w:color="000000" w:themeColor="text1" w:sz="8" w:space="0"/>
+        <w:right w:val="single" w:color="000000" w:themeColor="text1" w:sz="8" w:space="0"/>
+        <w:insideH w:val="single" w:color="000000" w:themeColor="text1" w:sz="8" w:space="0"/>
+        <w:insideV w:val="single" w:color="000000" w:themeColor="text1" w:sz="8" w:space="0"/>
       </w:tblBorders>
       <w:tblCellMar>
         <w:top w:w="0" w:type="dxa"/>
@@ -3355,19 +3748,19 @@
         <w:spacing w:before="0" w:after="0" w:line="240" w:lineRule="auto"/>
       </w:pPr>
       <w:rPr>
-        <w:rFonts w:asciiTheme="majorHAnsi" w:eastAsiaTheme="majorEastAsia" w:hAnsiTheme="majorHAnsi" w:cstheme="majorBidi"/>
-        <w:b/>
-        <w:bCs/>
-      </w:rPr>
-      <w:tblPr/>
-      <w:tcPr>
-        <w:tcBorders>
-          <w:top w:val="single" w:sz="8" w:space="0" w:color="000000" w:themeColor="text1"/>
-          <w:left w:val="single" w:sz="8" w:space="0" w:color="000000" w:themeColor="text1"/>
-          <w:bottom w:val="single" w:sz="18" w:space="0" w:color="000000" w:themeColor="text1"/>
-          <w:right w:val="single" w:sz="8" w:space="0" w:color="000000" w:themeColor="text1"/>
-          <w:insideH w:val="nil"/>
-          <w:insideV w:val="single" w:sz="8" w:space="0" w:color="000000" w:themeColor="text1"/>
+        <w:rFonts w:asciiTheme="majorHAnsi" w:hAnsiTheme="majorHAnsi" w:eastAsiaTheme="majorEastAsia" w:cstheme="majorBidi"/>
+        <w:b/>
+        <w:bCs/>
+      </w:rPr>
+      <w:tblPr/>
+      <w:tcPr>
+        <w:tcBorders>
+          <w:top w:val="single" w:color="000000" w:themeColor="text1" w:sz="8" w:space="0"/>
+          <w:left w:val="single" w:color="000000" w:themeColor="text1" w:sz="8" w:space="0"/>
+          <w:bottom w:val="single" w:color="000000" w:themeColor="text1" w:sz="18" w:space="0"/>
+          <w:right w:val="single" w:color="000000" w:themeColor="text1" w:sz="8" w:space="0"/>
+          <w:insideH w:val="nil"/>
+          <w:insideV w:val="single" w:color="000000" w:themeColor="text1" w:sz="8" w:space="0"/>
         </w:tcBorders>
       </w:tcPr>
     </w:tblStylePr>
@@ -3376,42 +3769,42 @@
         <w:spacing w:before="0" w:after="0" w:line="240" w:lineRule="auto"/>
       </w:pPr>
       <w:rPr>
-        <w:rFonts w:asciiTheme="majorHAnsi" w:eastAsiaTheme="majorEastAsia" w:hAnsiTheme="majorHAnsi" w:cstheme="majorBidi"/>
-        <w:b/>
-        <w:bCs/>
-      </w:rPr>
-      <w:tblPr/>
-      <w:tcPr>
-        <w:tcBorders>
-          <w:top w:val="double" w:sz="6" w:space="0" w:color="000000" w:themeColor="text1"/>
-          <w:left w:val="single" w:sz="8" w:space="0" w:color="000000" w:themeColor="text1"/>
-          <w:bottom w:val="single" w:sz="8" w:space="0" w:color="000000" w:themeColor="text1"/>
-          <w:right w:val="single" w:sz="8" w:space="0" w:color="000000" w:themeColor="text1"/>
-          <w:insideH w:val="nil"/>
-          <w:insideV w:val="single" w:sz="8" w:space="0" w:color="000000" w:themeColor="text1"/>
+        <w:rFonts w:asciiTheme="majorHAnsi" w:hAnsiTheme="majorHAnsi" w:eastAsiaTheme="majorEastAsia" w:cstheme="majorBidi"/>
+        <w:b/>
+        <w:bCs/>
+      </w:rPr>
+      <w:tblPr/>
+      <w:tcPr>
+        <w:tcBorders>
+          <w:top w:val="double" w:color="000000" w:themeColor="text1" w:sz="6" w:space="0"/>
+          <w:left w:val="single" w:color="000000" w:themeColor="text1" w:sz="8" w:space="0"/>
+          <w:bottom w:val="single" w:color="000000" w:themeColor="text1" w:sz="8" w:space="0"/>
+          <w:right w:val="single" w:color="000000" w:themeColor="text1" w:sz="8" w:space="0"/>
+          <w:insideH w:val="nil"/>
+          <w:insideV w:val="single" w:color="000000" w:themeColor="text1" w:sz="8" w:space="0"/>
         </w:tcBorders>
       </w:tcPr>
     </w:tblStylePr>
     <w:tblStylePr w:type="firstCol">
       <w:rPr>
-        <w:rFonts w:asciiTheme="majorHAnsi" w:eastAsiaTheme="majorEastAsia" w:hAnsiTheme="majorHAnsi" w:cstheme="majorBidi"/>
+        <w:rFonts w:asciiTheme="majorHAnsi" w:hAnsiTheme="majorHAnsi" w:eastAsiaTheme="majorEastAsia" w:cstheme="majorBidi"/>
         <w:b/>
         <w:bCs/>
       </w:rPr>
     </w:tblStylePr>
     <w:tblStylePr w:type="lastCol">
       <w:rPr>
-        <w:rFonts w:asciiTheme="majorHAnsi" w:eastAsiaTheme="majorEastAsia" w:hAnsiTheme="majorHAnsi" w:cstheme="majorBidi"/>
-        <w:b/>
-        <w:bCs/>
-      </w:rPr>
-      <w:tblPr/>
-      <w:tcPr>
-        <w:tcBorders>
-          <w:top w:val="single" w:sz="8" w:space="0" w:color="000000" w:themeColor="text1"/>
-          <w:left w:val="single" w:sz="8" w:space="0" w:color="000000" w:themeColor="text1"/>
-          <w:bottom w:val="single" w:sz="8" w:space="0" w:color="000000" w:themeColor="text1"/>
-          <w:right w:val="single" w:sz="8" w:space="0" w:color="000000" w:themeColor="text1"/>
+        <w:rFonts w:asciiTheme="majorHAnsi" w:hAnsiTheme="majorHAnsi" w:eastAsiaTheme="majorEastAsia" w:cstheme="majorBidi"/>
+        <w:b/>
+        <w:bCs/>
+      </w:rPr>
+      <w:tblPr/>
+      <w:tcPr>
+        <w:tcBorders>
+          <w:top w:val="single" w:color="000000" w:themeColor="text1" w:sz="8" w:space="0"/>
+          <w:left w:val="single" w:color="000000" w:themeColor="text1" w:sz="8" w:space="0"/>
+          <w:bottom w:val="single" w:color="000000" w:themeColor="text1" w:sz="8" w:space="0"/>
+          <w:right w:val="single" w:color="000000" w:themeColor="text1" w:sz="8" w:space="0"/>
         </w:tcBorders>
       </w:tcPr>
     </w:tblStylePr>
@@ -3419,10 +3812,10 @@
       <w:tblPr/>
       <w:tcPr>
         <w:tcBorders>
-          <w:top w:val="single" w:sz="8" w:space="0" w:color="000000" w:themeColor="text1"/>
-          <w:left w:val="single" w:sz="8" w:space="0" w:color="000000" w:themeColor="text1"/>
-          <w:bottom w:val="single" w:sz="8" w:space="0" w:color="000000" w:themeColor="text1"/>
-          <w:right w:val="single" w:sz="8" w:space="0" w:color="000000" w:themeColor="text1"/>
+          <w:top w:val="single" w:color="000000" w:themeColor="text1" w:sz="8" w:space="0"/>
+          <w:left w:val="single" w:color="000000" w:themeColor="text1" w:sz="8" w:space="0"/>
+          <w:bottom w:val="single" w:color="000000" w:themeColor="text1" w:sz="8" w:space="0"/>
+          <w:right w:val="single" w:color="000000" w:themeColor="text1" w:sz="8" w:space="0"/>
         </w:tcBorders>
         <w:shd w:val="clear" w:color="auto" w:fill="C0C0C0" w:themeFill="text1" w:themeFillTint="3F"/>
       </w:tcPr>
@@ -3431,11 +3824,11 @@
       <w:tblPr/>
       <w:tcPr>
         <w:tcBorders>
-          <w:top w:val="single" w:sz="8" w:space="0" w:color="000000" w:themeColor="text1"/>
-          <w:left w:val="single" w:sz="8" w:space="0" w:color="000000" w:themeColor="text1"/>
-          <w:bottom w:val="single" w:sz="8" w:space="0" w:color="000000" w:themeColor="text1"/>
-          <w:right w:val="single" w:sz="8" w:space="0" w:color="000000" w:themeColor="text1"/>
-          <w:insideV w:val="single" w:sz="8" w:space="0" w:color="000000" w:themeColor="text1"/>
+          <w:top w:val="single" w:color="000000" w:themeColor="text1" w:sz="8" w:space="0"/>
+          <w:left w:val="single" w:color="000000" w:themeColor="text1" w:sz="8" w:space="0"/>
+          <w:bottom w:val="single" w:color="000000" w:themeColor="text1" w:sz="8" w:space="0"/>
+          <w:right w:val="single" w:color="000000" w:themeColor="text1" w:sz="8" w:space="0"/>
+          <w:insideV w:val="single" w:color="000000" w:themeColor="text1" w:sz="8" w:space="0"/>
         </w:tcBorders>
         <w:shd w:val="clear" w:color="auto" w:fill="C0C0C0" w:themeFill="text1" w:themeFillTint="3F"/>
       </w:tcPr>
@@ -3444,11 +3837,11 @@
       <w:tblPr/>
       <w:tcPr>
         <w:tcBorders>
-          <w:top w:val="single" w:sz="8" w:space="0" w:color="000000" w:themeColor="text1"/>
-          <w:left w:val="single" w:sz="8" w:space="0" w:color="000000" w:themeColor="text1"/>
-          <w:bottom w:val="single" w:sz="8" w:space="0" w:color="000000" w:themeColor="text1"/>
-          <w:right w:val="single" w:sz="8" w:space="0" w:color="000000" w:themeColor="text1"/>
-          <w:insideV w:val="single" w:sz="8" w:space="0" w:color="000000" w:themeColor="text1"/>
+          <w:top w:val="single" w:color="000000" w:themeColor="text1" w:sz="8" w:space="0"/>
+          <w:left w:val="single" w:color="000000" w:themeColor="text1" w:sz="8" w:space="0"/>
+          <w:bottom w:val="single" w:color="000000" w:themeColor="text1" w:sz="8" w:space="0"/>
+          <w:right w:val="single" w:color="000000" w:themeColor="text1" w:sz="8" w:space="0"/>
+          <w:insideV w:val="single" w:color="000000" w:themeColor="text1" w:sz="8" w:space="0"/>
         </w:tcBorders>
       </w:tcPr>
     </w:tblStylePr>
@@ -3466,12 +3859,12 @@
       <w:tblStyleColBandSize w:val="1"/>
       <w:tblInd w:w="0" w:type="dxa"/>
       <w:tblBorders>
-        <w:top w:val="single" w:sz="8" w:space="0" w:color="4F81BD" w:themeColor="accent1"/>
-        <w:left w:val="single" w:sz="8" w:space="0" w:color="4F81BD" w:themeColor="accent1"/>
-        <w:bottom w:val="single" w:sz="8" w:space="0" w:color="4F81BD" w:themeColor="accent1"/>
-        <w:right w:val="single" w:sz="8" w:space="0" w:color="4F81BD" w:themeColor="accent1"/>
-        <w:insideH w:val="single" w:sz="8" w:space="0" w:color="4F81BD" w:themeColor="accent1"/>
-        <w:insideV w:val="single" w:sz="8" w:space="0" w:color="4F81BD" w:themeColor="accent1"/>
+        <w:top w:val="single" w:color="4F81BD" w:themeColor="accent1" w:sz="8" w:space="0"/>
+        <w:left w:val="single" w:color="4F81BD" w:themeColor="accent1" w:sz="8" w:space="0"/>
+        <w:bottom w:val="single" w:color="4F81BD" w:themeColor="accent1" w:sz="8" w:space="0"/>
+        <w:right w:val="single" w:color="4F81BD" w:themeColor="accent1" w:sz="8" w:space="0"/>
+        <w:insideH w:val="single" w:color="4F81BD" w:themeColor="accent1" w:sz="8" w:space="0"/>
+        <w:insideV w:val="single" w:color="4F81BD" w:themeColor="accent1" w:sz="8" w:space="0"/>
       </w:tblBorders>
       <w:tblCellMar>
         <w:top w:w="0" w:type="dxa"/>
@@ -3485,19 +3878,19 @@
         <w:spacing w:before="0" w:after="0" w:line="240" w:lineRule="auto"/>
       </w:pPr>
       <w:rPr>
-        <w:rFonts w:asciiTheme="majorHAnsi" w:eastAsiaTheme="majorEastAsia" w:hAnsiTheme="majorHAnsi" w:cstheme="majorBidi"/>
-        <w:b/>
-        <w:bCs/>
-      </w:rPr>
-      <w:tblPr/>
-      <w:tcPr>
-        <w:tcBorders>
-          <w:top w:val="single" w:sz="8" w:space="0" w:color="4F81BD" w:themeColor="accent1"/>
-          <w:left w:val="single" w:sz="8" w:space="0" w:color="4F81BD" w:themeColor="accent1"/>
-          <w:bottom w:val="single" w:sz="18" w:space="0" w:color="4F81BD" w:themeColor="accent1"/>
-          <w:right w:val="single" w:sz="8" w:space="0" w:color="4F81BD" w:themeColor="accent1"/>
-          <w:insideH w:val="nil"/>
-          <w:insideV w:val="single" w:sz="8" w:space="0" w:color="4F81BD" w:themeColor="accent1"/>
+        <w:rFonts w:asciiTheme="majorHAnsi" w:hAnsiTheme="majorHAnsi" w:eastAsiaTheme="majorEastAsia" w:cstheme="majorBidi"/>
+        <w:b/>
+        <w:bCs/>
+      </w:rPr>
+      <w:tblPr/>
+      <w:tcPr>
+        <w:tcBorders>
+          <w:top w:val="single" w:color="4F81BD" w:themeColor="accent1" w:sz="8" w:space="0"/>
+          <w:left w:val="single" w:color="4F81BD" w:themeColor="accent1" w:sz="8" w:space="0"/>
+          <w:bottom w:val="single" w:color="4F81BD" w:themeColor="accent1" w:sz="18" w:space="0"/>
+          <w:right w:val="single" w:color="4F81BD" w:themeColor="accent1" w:sz="8" w:space="0"/>
+          <w:insideH w:val="nil"/>
+          <w:insideV w:val="single" w:color="4F81BD" w:themeColor="accent1" w:sz="8" w:space="0"/>
         </w:tcBorders>
       </w:tcPr>
     </w:tblStylePr>
@@ -3506,42 +3899,42 @@
         <w:spacing w:before="0" w:after="0" w:line="240" w:lineRule="auto"/>
       </w:pPr>
       <w:rPr>
-        <w:rFonts w:asciiTheme="majorHAnsi" w:eastAsiaTheme="majorEastAsia" w:hAnsiTheme="majorHAnsi" w:cstheme="majorBidi"/>
-        <w:b/>
-        <w:bCs/>
-      </w:rPr>
-      <w:tblPr/>
-      <w:tcPr>
-        <w:tcBorders>
-          <w:top w:val="double" w:sz="6" w:space="0" w:color="4F81BD" w:themeColor="accent1"/>
-          <w:left w:val="single" w:sz="8" w:space="0" w:color="4F81BD" w:themeColor="accent1"/>
-          <w:bottom w:val="single" w:sz="8" w:space="0" w:color="4F81BD" w:themeColor="accent1"/>
-          <w:right w:val="single" w:sz="8" w:space="0" w:color="4F81BD" w:themeColor="accent1"/>
-          <w:insideH w:val="nil"/>
-          <w:insideV w:val="single" w:sz="8" w:space="0" w:color="4F81BD" w:themeColor="accent1"/>
+        <w:rFonts w:asciiTheme="majorHAnsi" w:hAnsiTheme="majorHAnsi" w:eastAsiaTheme="majorEastAsia" w:cstheme="majorBidi"/>
+        <w:b/>
+        <w:bCs/>
+      </w:rPr>
+      <w:tblPr/>
+      <w:tcPr>
+        <w:tcBorders>
+          <w:top w:val="double" w:color="4F81BD" w:themeColor="accent1" w:sz="6" w:space="0"/>
+          <w:left w:val="single" w:color="4F81BD" w:themeColor="accent1" w:sz="8" w:space="0"/>
+          <w:bottom w:val="single" w:color="4F81BD" w:themeColor="accent1" w:sz="8" w:space="0"/>
+          <w:right w:val="single" w:color="4F81BD" w:themeColor="accent1" w:sz="8" w:space="0"/>
+          <w:insideH w:val="nil"/>
+          <w:insideV w:val="single" w:color="4F81BD" w:themeColor="accent1" w:sz="8" w:space="0"/>
         </w:tcBorders>
       </w:tcPr>
     </w:tblStylePr>
     <w:tblStylePr w:type="firstCol">
       <w:rPr>
-        <w:rFonts w:asciiTheme="majorHAnsi" w:eastAsiaTheme="majorEastAsia" w:hAnsiTheme="majorHAnsi" w:cstheme="majorBidi"/>
+        <w:rFonts w:asciiTheme="majorHAnsi" w:hAnsiTheme="majorHAnsi" w:eastAsiaTheme="majorEastAsia" w:cstheme="majorBidi"/>
         <w:b/>
         <w:bCs/>
       </w:rPr>
     </w:tblStylePr>
     <w:tblStylePr w:type="lastCol">
       <w:rPr>
-        <w:rFonts w:asciiTheme="majorHAnsi" w:eastAsiaTheme="majorEastAsia" w:hAnsiTheme="majorHAnsi" w:cstheme="majorBidi"/>
-        <w:b/>
-        <w:bCs/>
-      </w:rPr>
-      <w:tblPr/>
-      <w:tcPr>
-        <w:tcBorders>
-          <w:top w:val="single" w:sz="8" w:space="0" w:color="4F81BD" w:themeColor="accent1"/>
-          <w:left w:val="single" w:sz="8" w:space="0" w:color="4F81BD" w:themeColor="accent1"/>
-          <w:bottom w:val="single" w:sz="8" w:space="0" w:color="4F81BD" w:themeColor="accent1"/>
-          <w:right w:val="single" w:sz="8" w:space="0" w:color="4F81BD" w:themeColor="accent1"/>
+        <w:rFonts w:asciiTheme="majorHAnsi" w:hAnsiTheme="majorHAnsi" w:eastAsiaTheme="majorEastAsia" w:cstheme="majorBidi"/>
+        <w:b/>
+        <w:bCs/>
+      </w:rPr>
+      <w:tblPr/>
+      <w:tcPr>
+        <w:tcBorders>
+          <w:top w:val="single" w:color="4F81BD" w:themeColor="accent1" w:sz="8" w:space="0"/>
+          <w:left w:val="single" w:color="4F81BD" w:themeColor="accent1" w:sz="8" w:space="0"/>
+          <w:bottom w:val="single" w:color="4F81BD" w:themeColor="accent1" w:sz="8" w:space="0"/>
+          <w:right w:val="single" w:color="4F81BD" w:themeColor="accent1" w:sz="8" w:space="0"/>
         </w:tcBorders>
       </w:tcPr>
     </w:tblStylePr>
@@ -3549,10 +3942,10 @@
       <w:tblPr/>
       <w:tcPr>
         <w:tcBorders>
-          <w:top w:val="single" w:sz="8" w:space="0" w:color="4F81BD" w:themeColor="accent1"/>
-          <w:left w:val="single" w:sz="8" w:space="0" w:color="4F81BD" w:themeColor="accent1"/>
-          <w:bottom w:val="single" w:sz="8" w:space="0" w:color="4F81BD" w:themeColor="accent1"/>
-          <w:right w:val="single" w:sz="8" w:space="0" w:color="4F81BD" w:themeColor="accent1"/>
+          <w:top w:val="single" w:color="4F81BD" w:themeColor="accent1" w:sz="8" w:space="0"/>
+          <w:left w:val="single" w:color="4F81BD" w:themeColor="accent1" w:sz="8" w:space="0"/>
+          <w:bottom w:val="single" w:color="4F81BD" w:themeColor="accent1" w:sz="8" w:space="0"/>
+          <w:right w:val="single" w:color="4F81BD" w:themeColor="accent1" w:sz="8" w:space="0"/>
         </w:tcBorders>
         <w:shd w:val="clear" w:color="auto" w:fill="D3DFEE" w:themeFill="accent1" w:themeFillTint="3F"/>
       </w:tcPr>
@@ -3561,11 +3954,11 @@
       <w:tblPr/>
       <w:tcPr>
         <w:tcBorders>
-          <w:top w:val="single" w:sz="8" w:space="0" w:color="4F81BD" w:themeColor="accent1"/>
-          <w:left w:val="single" w:sz="8" w:space="0" w:color="4F81BD" w:themeColor="accent1"/>
-          <w:bottom w:val="single" w:sz="8" w:space="0" w:color="4F81BD" w:themeColor="accent1"/>
-          <w:right w:val="single" w:sz="8" w:space="0" w:color="4F81BD" w:themeColor="accent1"/>
-          <w:insideV w:val="single" w:sz="8" w:space="0" w:color="4F81BD" w:themeColor="accent1"/>
+          <w:top w:val="single" w:color="4F81BD" w:themeColor="accent1" w:sz="8" w:space="0"/>
+          <w:left w:val="single" w:color="4F81BD" w:themeColor="accent1" w:sz="8" w:space="0"/>
+          <w:bottom w:val="single" w:color="4F81BD" w:themeColor="accent1" w:sz="8" w:space="0"/>
+          <w:right w:val="single" w:color="4F81BD" w:themeColor="accent1" w:sz="8" w:space="0"/>
+          <w:insideV w:val="single" w:color="4F81BD" w:themeColor="accent1" w:sz="8" w:space="0"/>
         </w:tcBorders>
         <w:shd w:val="clear" w:color="auto" w:fill="D3DFEE" w:themeFill="accent1" w:themeFillTint="3F"/>
       </w:tcPr>
@@ -3574,11 +3967,11 @@
       <w:tblPr/>
       <w:tcPr>
         <w:tcBorders>
-          <w:top w:val="single" w:sz="8" w:space="0" w:color="4F81BD" w:themeColor="accent1"/>
-          <w:left w:val="single" w:sz="8" w:space="0" w:color="4F81BD" w:themeColor="accent1"/>
-          <w:bottom w:val="single" w:sz="8" w:space="0" w:color="4F81BD" w:themeColor="accent1"/>
-          <w:right w:val="single" w:sz="8" w:space="0" w:color="4F81BD" w:themeColor="accent1"/>
-          <w:insideV w:val="single" w:sz="8" w:space="0" w:color="4F81BD" w:themeColor="accent1"/>
+          <w:top w:val="single" w:color="4F81BD" w:themeColor="accent1" w:sz="8" w:space="0"/>
+          <w:left w:val="single" w:color="4F81BD" w:themeColor="accent1" w:sz="8" w:space="0"/>
+          <w:bottom w:val="single" w:color="4F81BD" w:themeColor="accent1" w:sz="8" w:space="0"/>
+          <w:right w:val="single" w:color="4F81BD" w:themeColor="accent1" w:sz="8" w:space="0"/>
+          <w:insideV w:val="single" w:color="4F81BD" w:themeColor="accent1" w:sz="8" w:space="0"/>
         </w:tcBorders>
       </w:tcPr>
     </w:tblStylePr>
@@ -3596,12 +3989,12 @@
       <w:tblStyleColBandSize w:val="1"/>
       <w:tblInd w:w="0" w:type="dxa"/>
       <w:tblBorders>
-        <w:top w:val="single" w:sz="8" w:space="0" w:color="C0504D" w:themeColor="accent2"/>
-        <w:left w:val="single" w:sz="8" w:space="0" w:color="C0504D" w:themeColor="accent2"/>
-        <w:bottom w:val="single" w:sz="8" w:space="0" w:color="C0504D" w:themeColor="accent2"/>
-        <w:right w:val="single" w:sz="8" w:space="0" w:color="C0504D" w:themeColor="accent2"/>
-        <w:insideH w:val="single" w:sz="8" w:space="0" w:color="C0504D" w:themeColor="accent2"/>
-        <w:insideV w:val="single" w:sz="8" w:space="0" w:color="C0504D" w:themeColor="accent2"/>
+        <w:top w:val="single" w:color="C0504D" w:themeColor="accent2" w:sz="8" w:space="0"/>
+        <w:left w:val="single" w:color="C0504D" w:themeColor="accent2" w:sz="8" w:space="0"/>
+        <w:bottom w:val="single" w:color="C0504D" w:themeColor="accent2" w:sz="8" w:space="0"/>
+        <w:right w:val="single" w:color="C0504D" w:themeColor="accent2" w:sz="8" w:space="0"/>
+        <w:insideH w:val="single" w:color="C0504D" w:themeColor="accent2" w:sz="8" w:space="0"/>
+        <w:insideV w:val="single" w:color="C0504D" w:themeColor="accent2" w:sz="8" w:space="0"/>
       </w:tblBorders>
       <w:tblCellMar>
         <w:top w:w="0" w:type="dxa"/>
@@ -3615,19 +4008,19 @@
         <w:spacing w:before="0" w:after="0" w:line="240" w:lineRule="auto"/>
       </w:pPr>
       <w:rPr>
-        <w:rFonts w:asciiTheme="majorHAnsi" w:eastAsiaTheme="majorEastAsia" w:hAnsiTheme="majorHAnsi" w:cstheme="majorBidi"/>
-        <w:b/>
-        <w:bCs/>
-      </w:rPr>
-      <w:tblPr/>
-      <w:tcPr>
-        <w:tcBorders>
-          <w:top w:val="single" w:sz="8" w:space="0" w:color="C0504D" w:themeColor="accent2"/>
-          <w:left w:val="single" w:sz="8" w:space="0" w:color="C0504D" w:themeColor="accent2"/>
-          <w:bottom w:val="single" w:sz="18" w:space="0" w:color="C0504D" w:themeColor="accent2"/>
-          <w:right w:val="single" w:sz="8" w:space="0" w:color="C0504D" w:themeColor="accent2"/>
-          <w:insideH w:val="nil"/>
-          <w:insideV w:val="single" w:sz="8" w:space="0" w:color="C0504D" w:themeColor="accent2"/>
+        <w:rFonts w:asciiTheme="majorHAnsi" w:hAnsiTheme="majorHAnsi" w:eastAsiaTheme="majorEastAsia" w:cstheme="majorBidi"/>
+        <w:b/>
+        <w:bCs/>
+      </w:rPr>
+      <w:tblPr/>
+      <w:tcPr>
+        <w:tcBorders>
+          <w:top w:val="single" w:color="C0504D" w:themeColor="accent2" w:sz="8" w:space="0"/>
+          <w:left w:val="single" w:color="C0504D" w:themeColor="accent2" w:sz="8" w:space="0"/>
+          <w:bottom w:val="single" w:color="C0504D" w:themeColor="accent2" w:sz="18" w:space="0"/>
+          <w:right w:val="single" w:color="C0504D" w:themeColor="accent2" w:sz="8" w:space="0"/>
+          <w:insideH w:val="nil"/>
+          <w:insideV w:val="single" w:color="C0504D" w:themeColor="accent2" w:sz="8" w:space="0"/>
         </w:tcBorders>
       </w:tcPr>
     </w:tblStylePr>
@@ -3636,42 +4029,42 @@
         <w:spacing w:before="0" w:after="0" w:line="240" w:lineRule="auto"/>
       </w:pPr>
       <w:rPr>
-        <w:rFonts w:asciiTheme="majorHAnsi" w:eastAsiaTheme="majorEastAsia" w:hAnsiTheme="majorHAnsi" w:cstheme="majorBidi"/>
-        <w:b/>
-        <w:bCs/>
-      </w:rPr>
-      <w:tblPr/>
-      <w:tcPr>
-        <w:tcBorders>
-          <w:top w:val="double" w:sz="6" w:space="0" w:color="C0504D" w:themeColor="accent2"/>
-          <w:left w:val="single" w:sz="8" w:space="0" w:color="C0504D" w:themeColor="accent2"/>
-          <w:bottom w:val="single" w:sz="8" w:space="0" w:color="C0504D" w:themeColor="accent2"/>
-          <w:right w:val="single" w:sz="8" w:space="0" w:color="C0504D" w:themeColor="accent2"/>
-          <w:insideH w:val="nil"/>
-          <w:insideV w:val="single" w:sz="8" w:space="0" w:color="C0504D" w:themeColor="accent2"/>
+        <w:rFonts w:asciiTheme="majorHAnsi" w:hAnsiTheme="majorHAnsi" w:eastAsiaTheme="majorEastAsia" w:cstheme="majorBidi"/>
+        <w:b/>
+        <w:bCs/>
+      </w:rPr>
+      <w:tblPr/>
+      <w:tcPr>
+        <w:tcBorders>
+          <w:top w:val="double" w:color="C0504D" w:themeColor="accent2" w:sz="6" w:space="0"/>
+          <w:left w:val="single" w:color="C0504D" w:themeColor="accent2" w:sz="8" w:space="0"/>
+          <w:bottom w:val="single" w:color="C0504D" w:themeColor="accent2" w:sz="8" w:space="0"/>
+          <w:right w:val="single" w:color="C0504D" w:themeColor="accent2" w:sz="8" w:space="0"/>
+          <w:insideH w:val="nil"/>
+          <w:insideV w:val="single" w:color="C0504D" w:themeColor="accent2" w:sz="8" w:space="0"/>
         </w:tcBorders>
       </w:tcPr>
     </w:tblStylePr>
     <w:tblStylePr w:type="firstCol">
       <w:rPr>
-        <w:rFonts w:asciiTheme="majorHAnsi" w:eastAsiaTheme="majorEastAsia" w:hAnsiTheme="majorHAnsi" w:cstheme="majorBidi"/>
+        <w:rFonts w:asciiTheme="majorHAnsi" w:hAnsiTheme="majorHAnsi" w:eastAsiaTheme="majorEastAsia" w:cstheme="majorBidi"/>
         <w:b/>
         <w:bCs/>
       </w:rPr>
     </w:tblStylePr>
     <w:tblStylePr w:type="lastCol">
       <w:rPr>
-        <w:rFonts w:asciiTheme="majorHAnsi" w:eastAsiaTheme="majorEastAsia" w:hAnsiTheme="majorHAnsi" w:cstheme="majorBidi"/>
-        <w:b/>
-        <w:bCs/>
-      </w:rPr>
-      <w:tblPr/>
-      <w:tcPr>
-        <w:tcBorders>
-          <w:top w:val="single" w:sz="8" w:space="0" w:color="C0504D" w:themeColor="accent2"/>
-          <w:left w:val="single" w:sz="8" w:space="0" w:color="C0504D" w:themeColor="accent2"/>
-          <w:bottom w:val="single" w:sz="8" w:space="0" w:color="C0504D" w:themeColor="accent2"/>
-          <w:right w:val="single" w:sz="8" w:space="0" w:color="C0504D" w:themeColor="accent2"/>
+        <w:rFonts w:asciiTheme="majorHAnsi" w:hAnsiTheme="majorHAnsi" w:eastAsiaTheme="majorEastAsia" w:cstheme="majorBidi"/>
+        <w:b/>
+        <w:bCs/>
+      </w:rPr>
+      <w:tblPr/>
+      <w:tcPr>
+        <w:tcBorders>
+          <w:top w:val="single" w:color="C0504D" w:themeColor="accent2" w:sz="8" w:space="0"/>
+          <w:left w:val="single" w:color="C0504D" w:themeColor="accent2" w:sz="8" w:space="0"/>
+          <w:bottom w:val="single" w:color="C0504D" w:themeColor="accent2" w:sz="8" w:space="0"/>
+          <w:right w:val="single" w:color="C0504D" w:themeColor="accent2" w:sz="8" w:space="0"/>
         </w:tcBorders>
       </w:tcPr>
     </w:tblStylePr>
@@ -3679,10 +4072,10 @@
       <w:tblPr/>
       <w:tcPr>
         <w:tcBorders>
-          <w:top w:val="single" w:sz="8" w:space="0" w:color="C0504D" w:themeColor="accent2"/>
-          <w:left w:val="single" w:sz="8" w:space="0" w:color="C0504D" w:themeColor="accent2"/>
-          <w:bottom w:val="single" w:sz="8" w:space="0" w:color="C0504D" w:themeColor="accent2"/>
-          <w:right w:val="single" w:sz="8" w:space="0" w:color="C0504D" w:themeColor="accent2"/>
+          <w:top w:val="single" w:color="C0504D" w:themeColor="accent2" w:sz="8" w:space="0"/>
+          <w:left w:val="single" w:color="C0504D" w:themeColor="accent2" w:sz="8" w:space="0"/>
+          <w:bottom w:val="single" w:color="C0504D" w:themeColor="accent2" w:sz="8" w:space="0"/>
+          <w:right w:val="single" w:color="C0504D" w:themeColor="accent2" w:sz="8" w:space="0"/>
         </w:tcBorders>
         <w:shd w:val="clear" w:color="auto" w:fill="EFD3D2" w:themeFill="accent2" w:themeFillTint="3F"/>
       </w:tcPr>
@@ -3691,11 +4084,11 @@
       <w:tblPr/>
       <w:tcPr>
         <w:tcBorders>
-          <w:top w:val="single" w:sz="8" w:space="0" w:color="C0504D" w:themeColor="accent2"/>
-          <w:left w:val="single" w:sz="8" w:space="0" w:color="C0504D" w:themeColor="accent2"/>
-          <w:bottom w:val="single" w:sz="8" w:space="0" w:color="C0504D" w:themeColor="accent2"/>
-          <w:right w:val="single" w:sz="8" w:space="0" w:color="C0504D" w:themeColor="accent2"/>
-          <w:insideV w:val="single" w:sz="8" w:space="0" w:color="C0504D" w:themeColor="accent2"/>
+          <w:top w:val="single" w:color="C0504D" w:themeColor="accent2" w:sz="8" w:space="0"/>
+          <w:left w:val="single" w:color="C0504D" w:themeColor="accent2" w:sz="8" w:space="0"/>
+          <w:bottom w:val="single" w:color="C0504D" w:themeColor="accent2" w:sz="8" w:space="0"/>
+          <w:right w:val="single" w:color="C0504D" w:themeColor="accent2" w:sz="8" w:space="0"/>
+          <w:insideV w:val="single" w:color="C0504D" w:themeColor="accent2" w:sz="8" w:space="0"/>
         </w:tcBorders>
         <w:shd w:val="clear" w:color="auto" w:fill="EFD3D2" w:themeFill="accent2" w:themeFillTint="3F"/>
       </w:tcPr>
@@ -3704,11 +4097,11 @@
       <w:tblPr/>
       <w:tcPr>
         <w:tcBorders>
-          <w:top w:val="single" w:sz="8" w:space="0" w:color="C0504D" w:themeColor="accent2"/>
-          <w:left w:val="single" w:sz="8" w:space="0" w:color="C0504D" w:themeColor="accent2"/>
-          <w:bottom w:val="single" w:sz="8" w:space="0" w:color="C0504D" w:themeColor="accent2"/>
-          <w:right w:val="single" w:sz="8" w:space="0" w:color="C0504D" w:themeColor="accent2"/>
-          <w:insideV w:val="single" w:sz="8" w:space="0" w:color="C0504D" w:themeColor="accent2"/>
+          <w:top w:val="single" w:color="C0504D" w:themeColor="accent2" w:sz="8" w:space="0"/>
+          <w:left w:val="single" w:color="C0504D" w:themeColor="accent2" w:sz="8" w:space="0"/>
+          <w:bottom w:val="single" w:color="C0504D" w:themeColor="accent2" w:sz="8" w:space="0"/>
+          <w:right w:val="single" w:color="C0504D" w:themeColor="accent2" w:sz="8" w:space="0"/>
+          <w:insideV w:val="single" w:color="C0504D" w:themeColor="accent2" w:sz="8" w:space="0"/>
         </w:tcBorders>
       </w:tcPr>
     </w:tblStylePr>
@@ -3726,12 +4119,12 @@
       <w:tblStyleColBandSize w:val="1"/>
       <w:tblInd w:w="0" w:type="dxa"/>
       <w:tblBorders>
-        <w:top w:val="single" w:sz="8" w:space="0" w:color="9BBB59" w:themeColor="accent3"/>
-        <w:left w:val="single" w:sz="8" w:space="0" w:color="9BBB59" w:themeColor="accent3"/>
-        <w:bottom w:val="single" w:sz="8" w:space="0" w:color="9BBB59" w:themeColor="accent3"/>
-        <w:right w:val="single" w:sz="8" w:space="0" w:color="9BBB59" w:themeColor="accent3"/>
-        <w:insideH w:val="single" w:sz="8" w:space="0" w:color="9BBB59" w:themeColor="accent3"/>
-        <w:insideV w:val="single" w:sz="8" w:space="0" w:color="9BBB59" w:themeColor="accent3"/>
+        <w:top w:val="single" w:color="9BBB59" w:themeColor="accent3" w:sz="8" w:space="0"/>
+        <w:left w:val="single" w:color="9BBB59" w:themeColor="accent3" w:sz="8" w:space="0"/>
+        <w:bottom w:val="single" w:color="9BBB59" w:themeColor="accent3" w:sz="8" w:space="0"/>
+        <w:right w:val="single" w:color="9BBB59" w:themeColor="accent3" w:sz="8" w:space="0"/>
+        <w:insideH w:val="single" w:color="9BBB59" w:themeColor="accent3" w:sz="8" w:space="0"/>
+        <w:insideV w:val="single" w:color="9BBB59" w:themeColor="accent3" w:sz="8" w:space="0"/>
       </w:tblBorders>
       <w:tblCellMar>
         <w:top w:w="0" w:type="dxa"/>
@@ -3745,19 +4138,19 @@
         <w:spacing w:before="0" w:after="0" w:line="240" w:lineRule="auto"/>
       </w:pPr>
       <w:rPr>
-        <w:rFonts w:asciiTheme="majorHAnsi" w:eastAsiaTheme="majorEastAsia" w:hAnsiTheme="majorHAnsi" w:cstheme="majorBidi"/>
-        <w:b/>
-        <w:bCs/>
-      </w:rPr>
-      <w:tblPr/>
-      <w:tcPr>
-        <w:tcBorders>
-          <w:top w:val="single" w:sz="8" w:space="0" w:color="9BBB59" w:themeColor="accent3"/>
-          <w:left w:val="single" w:sz="8" w:space="0" w:color="9BBB59" w:themeColor="accent3"/>
-          <w:bottom w:val="single" w:sz="18" w:space="0" w:color="9BBB59" w:themeColor="accent3"/>
-          <w:right w:val="single" w:sz="8" w:space="0" w:color="9BBB59" w:themeColor="accent3"/>
-          <w:insideH w:val="nil"/>
-          <w:insideV w:val="single" w:sz="8" w:space="0" w:color="9BBB59" w:themeColor="accent3"/>
+        <w:rFonts w:asciiTheme="majorHAnsi" w:hAnsiTheme="majorHAnsi" w:eastAsiaTheme="majorEastAsia" w:cstheme="majorBidi"/>
+        <w:b/>
+        <w:bCs/>
+      </w:rPr>
+      <w:tblPr/>
+      <w:tcPr>
+        <w:tcBorders>
+          <w:top w:val="single" w:color="9BBB59" w:themeColor="accent3" w:sz="8" w:space="0"/>
+          <w:left w:val="single" w:color="9BBB59" w:themeColor="accent3" w:sz="8" w:space="0"/>
+          <w:bottom w:val="single" w:color="9BBB59" w:themeColor="accent3" w:sz="18" w:space="0"/>
+          <w:right w:val="single" w:color="9BBB59" w:themeColor="accent3" w:sz="8" w:space="0"/>
+          <w:insideH w:val="nil"/>
+          <w:insideV w:val="single" w:color="9BBB59" w:themeColor="accent3" w:sz="8" w:space="0"/>
         </w:tcBorders>
       </w:tcPr>
     </w:tblStylePr>
@@ -3766,42 +4159,42 @@
         <w:spacing w:before="0" w:after="0" w:line="240" w:lineRule="auto"/>
       </w:pPr>
       <w:rPr>
-        <w:rFonts w:asciiTheme="majorHAnsi" w:eastAsiaTheme="majorEastAsia" w:hAnsiTheme="majorHAnsi" w:cstheme="majorBidi"/>
-        <w:b/>
-        <w:bCs/>
-      </w:rPr>
-      <w:tblPr/>
-      <w:tcPr>
-        <w:tcBorders>
-          <w:top w:val="double" w:sz="6" w:space="0" w:color="9BBB59" w:themeColor="accent3"/>
-          <w:left w:val="single" w:sz="8" w:space="0" w:color="9BBB59" w:themeColor="accent3"/>
-          <w:bottom w:val="single" w:sz="8" w:space="0" w:color="9BBB59" w:themeColor="accent3"/>
-          <w:right w:val="single" w:sz="8" w:space="0" w:color="9BBB59" w:themeColor="accent3"/>
-          <w:insideH w:val="nil"/>
-          <w:insideV w:val="single" w:sz="8" w:space="0" w:color="9BBB59" w:themeColor="accent3"/>
+        <w:rFonts w:asciiTheme="majorHAnsi" w:hAnsiTheme="majorHAnsi" w:eastAsiaTheme="majorEastAsia" w:cstheme="majorBidi"/>
+        <w:b/>
+        <w:bCs/>
+      </w:rPr>
+      <w:tblPr/>
+      <w:tcPr>
+        <w:tcBorders>
+          <w:top w:val="double" w:color="9BBB59" w:themeColor="accent3" w:sz="6" w:space="0"/>
+          <w:left w:val="single" w:color="9BBB59" w:themeColor="accent3" w:sz="8" w:space="0"/>
+          <w:bottom w:val="single" w:color="9BBB59" w:themeColor="accent3" w:sz="8" w:space="0"/>
+          <w:right w:val="single" w:color="9BBB59" w:themeColor="accent3" w:sz="8" w:space="0"/>
+          <w:insideH w:val="nil"/>
+          <w:insideV w:val="single" w:color="9BBB59" w:themeColor="accent3" w:sz="8" w:space="0"/>
         </w:tcBorders>
       </w:tcPr>
     </w:tblStylePr>
     <w:tblStylePr w:type="firstCol">
       <w:rPr>
-        <w:rFonts w:asciiTheme="majorHAnsi" w:eastAsiaTheme="majorEastAsia" w:hAnsiTheme="majorHAnsi" w:cstheme="majorBidi"/>
+        <w:rFonts w:asciiTheme="majorHAnsi" w:hAnsiTheme="majorHAnsi" w:eastAsiaTheme="majorEastAsia" w:cstheme="majorBidi"/>
         <w:b/>
         <w:bCs/>
       </w:rPr>
     </w:tblStylePr>
     <w:tblStylePr w:type="lastCol">
       <w:rPr>
-        <w:rFonts w:asciiTheme="majorHAnsi" w:eastAsiaTheme="majorEastAsia" w:hAnsiTheme="majorHAnsi" w:cstheme="majorBidi"/>
-        <w:b/>
-        <w:bCs/>
-      </w:rPr>
-      <w:tblPr/>
-      <w:tcPr>
-        <w:tcBorders>
-          <w:top w:val="single" w:sz="8" w:space="0" w:color="9BBB59" w:themeColor="accent3"/>
-          <w:left w:val="single" w:sz="8" w:space="0" w:color="9BBB59" w:themeColor="accent3"/>
-          <w:bottom w:val="single" w:sz="8" w:space="0" w:color="9BBB59" w:themeColor="accent3"/>
-          <w:right w:val="single" w:sz="8" w:space="0" w:color="9BBB59" w:themeColor="accent3"/>
+        <w:rFonts w:asciiTheme="majorHAnsi" w:hAnsiTheme="majorHAnsi" w:eastAsiaTheme="majorEastAsia" w:cstheme="majorBidi"/>
+        <w:b/>
+        <w:bCs/>
+      </w:rPr>
+      <w:tblPr/>
+      <w:tcPr>
+        <w:tcBorders>
+          <w:top w:val="single" w:color="9BBB59" w:themeColor="accent3" w:sz="8" w:space="0"/>
+          <w:left w:val="single" w:color="9BBB59" w:themeColor="accent3" w:sz="8" w:space="0"/>
+          <w:bottom w:val="single" w:color="9BBB59" w:themeColor="accent3" w:sz="8" w:space="0"/>
+          <w:right w:val="single" w:color="9BBB59" w:themeColor="accent3" w:sz="8" w:space="0"/>
         </w:tcBorders>
       </w:tcPr>
     </w:tblStylePr>
@@ -3809,10 +4202,10 @@
       <w:tblPr/>
       <w:tcPr>
         <w:tcBorders>
-          <w:top w:val="single" w:sz="8" w:space="0" w:color="9BBB59" w:themeColor="accent3"/>
-          <w:left w:val="single" w:sz="8" w:space="0" w:color="9BBB59" w:themeColor="accent3"/>
-          <w:bottom w:val="single" w:sz="8" w:space="0" w:color="9BBB59" w:themeColor="accent3"/>
-          <w:right w:val="single" w:sz="8" w:space="0" w:color="9BBB59" w:themeColor="accent3"/>
+          <w:top w:val="single" w:color="9BBB59" w:themeColor="accent3" w:sz="8" w:space="0"/>
+          <w:left w:val="single" w:color="9BBB59" w:themeColor="accent3" w:sz="8" w:space="0"/>
+          <w:bottom w:val="single" w:color="9BBB59" w:themeColor="accent3" w:sz="8" w:space="0"/>
+          <w:right w:val="single" w:color="9BBB59" w:themeColor="accent3" w:sz="8" w:space="0"/>
         </w:tcBorders>
         <w:shd w:val="clear" w:color="auto" w:fill="E6EED5" w:themeFill="accent3" w:themeFillTint="3F"/>
       </w:tcPr>
@@ -3821,11 +4214,11 @@
       <w:tblPr/>
       <w:tcPr>
         <w:tcBorders>
-          <w:top w:val="single" w:sz="8" w:space="0" w:color="9BBB59" w:themeColor="accent3"/>
-          <w:left w:val="single" w:sz="8" w:space="0" w:color="9BBB59" w:themeColor="accent3"/>
-          <w:bottom w:val="single" w:sz="8" w:space="0" w:color="9BBB59" w:themeColor="accent3"/>
-          <w:right w:val="single" w:sz="8" w:space="0" w:color="9BBB59" w:themeColor="accent3"/>
-          <w:insideV w:val="single" w:sz="8" w:space="0" w:color="9BBB59" w:themeColor="accent3"/>
+          <w:top w:val="single" w:color="9BBB59" w:themeColor="accent3" w:sz="8" w:space="0"/>
+          <w:left w:val="single" w:color="9BBB59" w:themeColor="accent3" w:sz="8" w:space="0"/>
+          <w:bottom w:val="single" w:color="9BBB59" w:themeColor="accent3" w:sz="8" w:space="0"/>
+          <w:right w:val="single" w:color="9BBB59" w:themeColor="accent3" w:sz="8" w:space="0"/>
+          <w:insideV w:val="single" w:color="9BBB59" w:themeColor="accent3" w:sz="8" w:space="0"/>
         </w:tcBorders>
         <w:shd w:val="clear" w:color="auto" w:fill="E6EED5" w:themeFill="accent3" w:themeFillTint="3F"/>
       </w:tcPr>
@@ -3834,11 +4227,11 @@
       <w:tblPr/>
       <w:tcPr>
         <w:tcBorders>
-          <w:top w:val="single" w:sz="8" w:space="0" w:color="9BBB59" w:themeColor="accent3"/>
-          <w:left w:val="single" w:sz="8" w:space="0" w:color="9BBB59" w:themeColor="accent3"/>
-          <w:bottom w:val="single" w:sz="8" w:space="0" w:color="9BBB59" w:themeColor="accent3"/>
-          <w:right w:val="single" w:sz="8" w:space="0" w:color="9BBB59" w:themeColor="accent3"/>
-          <w:insideV w:val="single" w:sz="8" w:space="0" w:color="9BBB59" w:themeColor="accent3"/>
+          <w:top w:val="single" w:color="9BBB59" w:themeColor="accent3" w:sz="8" w:space="0"/>
+          <w:left w:val="single" w:color="9BBB59" w:themeColor="accent3" w:sz="8" w:space="0"/>
+          <w:bottom w:val="single" w:color="9BBB59" w:themeColor="accent3" w:sz="8" w:space="0"/>
+          <w:right w:val="single" w:color="9BBB59" w:themeColor="accent3" w:sz="8" w:space="0"/>
+          <w:insideV w:val="single" w:color="9BBB59" w:themeColor="accent3" w:sz="8" w:space="0"/>
         </w:tcBorders>
       </w:tcPr>
     </w:tblStylePr>
@@ -3856,12 +4249,12 @@
       <w:tblStyleColBandSize w:val="1"/>
       <w:tblInd w:w="0" w:type="dxa"/>
       <w:tblBorders>
-        <w:top w:val="single" w:sz="8" w:space="0" w:color="8064A2" w:themeColor="accent4"/>
-        <w:left w:val="single" w:sz="8" w:space="0" w:color="8064A2" w:themeColor="accent4"/>
-        <w:bottom w:val="single" w:sz="8" w:space="0" w:color="8064A2" w:themeColor="accent4"/>
-        <w:right w:val="single" w:sz="8" w:space="0" w:color="8064A2" w:themeColor="accent4"/>
-        <w:insideH w:val="single" w:sz="8" w:space="0" w:color="8064A2" w:themeColor="accent4"/>
-        <w:insideV w:val="single" w:sz="8" w:space="0" w:color="8064A2" w:themeColor="accent4"/>
+        <w:top w:val="single" w:color="8064A2" w:themeColor="accent4" w:sz="8" w:space="0"/>
+        <w:left w:val="single" w:color="8064A2" w:themeColor="accent4" w:sz="8" w:space="0"/>
+        <w:bottom w:val="single" w:color="8064A2" w:themeColor="accent4" w:sz="8" w:space="0"/>
+        <w:right w:val="single" w:color="8064A2" w:themeColor="accent4" w:sz="8" w:space="0"/>
+        <w:insideH w:val="single" w:color="8064A2" w:themeColor="accent4" w:sz="8" w:space="0"/>
+        <w:insideV w:val="single" w:color="8064A2" w:themeColor="accent4" w:sz="8" w:space="0"/>
       </w:tblBorders>
       <w:tblCellMar>
         <w:top w:w="0" w:type="dxa"/>
@@ -3875,19 +4268,19 @@
         <w:spacing w:before="0" w:after="0" w:line="240" w:lineRule="auto"/>
       </w:pPr>
       <w:rPr>
-        <w:rFonts w:asciiTheme="majorHAnsi" w:eastAsiaTheme="majorEastAsia" w:hAnsiTheme="majorHAnsi" w:cstheme="majorBidi"/>
-        <w:b/>
-        <w:bCs/>
-      </w:rPr>
-      <w:tblPr/>
-      <w:tcPr>
-        <w:tcBorders>
-          <w:top w:val="single" w:sz="8" w:space="0" w:color="8064A2" w:themeColor="accent4"/>
-          <w:left w:val="single" w:sz="8" w:space="0" w:color="8064A2" w:themeColor="accent4"/>
-          <w:bottom w:val="single" w:sz="18" w:space="0" w:color="8064A2" w:themeColor="accent4"/>
-          <w:right w:val="single" w:sz="8" w:space="0" w:color="8064A2" w:themeColor="accent4"/>
-          <w:insideH w:val="nil"/>
-          <w:insideV w:val="single" w:sz="8" w:space="0" w:color="8064A2" w:themeColor="accent4"/>
+        <w:rFonts w:asciiTheme="majorHAnsi" w:hAnsiTheme="majorHAnsi" w:eastAsiaTheme="majorEastAsia" w:cstheme="majorBidi"/>
+        <w:b/>
+        <w:bCs/>
+      </w:rPr>
+      <w:tblPr/>
+      <w:tcPr>
+        <w:tcBorders>
+          <w:top w:val="single" w:color="8064A2" w:themeColor="accent4" w:sz="8" w:space="0"/>
+          <w:left w:val="single" w:color="8064A2" w:themeColor="accent4" w:sz="8" w:space="0"/>
+          <w:bottom w:val="single" w:color="8064A2" w:themeColor="accent4" w:sz="18" w:space="0"/>
+          <w:right w:val="single" w:color="8064A2" w:themeColor="accent4" w:sz="8" w:space="0"/>
+          <w:insideH w:val="nil"/>
+          <w:insideV w:val="single" w:color="8064A2" w:themeColor="accent4" w:sz="8" w:space="0"/>
         </w:tcBorders>
       </w:tcPr>
     </w:tblStylePr>
@@ -3896,42 +4289,42 @@
         <w:spacing w:before="0" w:after="0" w:line="240" w:lineRule="auto"/>
       </w:pPr>
       <w:rPr>
-        <w:rFonts w:asciiTheme="majorHAnsi" w:eastAsiaTheme="majorEastAsia" w:hAnsiTheme="majorHAnsi" w:cstheme="majorBidi"/>
-        <w:b/>
-        <w:bCs/>
-      </w:rPr>
-      <w:tblPr/>
-      <w:tcPr>
-        <w:tcBorders>
-          <w:top w:val="double" w:sz="6" w:space="0" w:color="8064A2" w:themeColor="accent4"/>
-          <w:left w:val="single" w:sz="8" w:space="0" w:color="8064A2" w:themeColor="accent4"/>
-          <w:bottom w:val="single" w:sz="8" w:space="0" w:color="8064A2" w:themeColor="accent4"/>
-          <w:right w:val="single" w:sz="8" w:space="0" w:color="8064A2" w:themeColor="accent4"/>
-          <w:insideH w:val="nil"/>
-          <w:insideV w:val="single" w:sz="8" w:space="0" w:color="8064A2" w:themeColor="accent4"/>
+        <w:rFonts w:asciiTheme="majorHAnsi" w:hAnsiTheme="majorHAnsi" w:eastAsiaTheme="majorEastAsia" w:cstheme="majorBidi"/>
+        <w:b/>
+        <w:bCs/>
+      </w:rPr>
+      <w:tblPr/>
+      <w:tcPr>
+        <w:tcBorders>
+          <w:top w:val="double" w:color="8064A2" w:themeColor="accent4" w:sz="6" w:space="0"/>
+          <w:left w:val="single" w:color="8064A2" w:themeColor="accent4" w:sz="8" w:space="0"/>
+          <w:bottom w:val="single" w:color="8064A2" w:themeColor="accent4" w:sz="8" w:space="0"/>
+          <w:right w:val="single" w:color="8064A2" w:themeColor="accent4" w:sz="8" w:space="0"/>
+          <w:insideH w:val="nil"/>
+          <w:insideV w:val="single" w:color="8064A2" w:themeColor="accent4" w:sz="8" w:space="0"/>
         </w:tcBorders>
       </w:tcPr>
     </w:tblStylePr>
     <w:tblStylePr w:type="firstCol">
       <w:rPr>
-        <w:rFonts w:asciiTheme="majorHAnsi" w:eastAsiaTheme="majorEastAsia" w:hAnsiTheme="majorHAnsi" w:cstheme="majorBidi"/>
+        <w:rFonts w:asciiTheme="majorHAnsi" w:hAnsiTheme="majorHAnsi" w:eastAsiaTheme="majorEastAsia" w:cstheme="majorBidi"/>
         <w:b/>
         <w:bCs/>
       </w:rPr>
     </w:tblStylePr>
     <w:tblStylePr w:type="lastCol">
       <w:rPr>
-        <w:rFonts w:asciiTheme="majorHAnsi" w:eastAsiaTheme="majorEastAsia" w:hAnsiTheme="majorHAnsi" w:cstheme="majorBidi"/>
-        <w:b/>
-        <w:bCs/>
-      </w:rPr>
-      <w:tblPr/>
-      <w:tcPr>
-        <w:tcBorders>
-          <w:top w:val="single" w:sz="8" w:space="0" w:color="8064A2" w:themeColor="accent4"/>
-          <w:left w:val="single" w:sz="8" w:space="0" w:color="8064A2" w:themeColor="accent4"/>
-          <w:bottom w:val="single" w:sz="8" w:space="0" w:color="8064A2" w:themeColor="accent4"/>
-          <w:right w:val="single" w:sz="8" w:space="0" w:color="8064A2" w:themeColor="accent4"/>
+        <w:rFonts w:asciiTheme="majorHAnsi" w:hAnsiTheme="majorHAnsi" w:eastAsiaTheme="majorEastAsia" w:cstheme="majorBidi"/>
+        <w:b/>
+        <w:bCs/>
+      </w:rPr>
+      <w:tblPr/>
+      <w:tcPr>
+        <w:tcBorders>
+          <w:top w:val="single" w:color="8064A2" w:themeColor="accent4" w:sz="8" w:space="0"/>
+          <w:left w:val="single" w:color="8064A2" w:themeColor="accent4" w:sz="8" w:space="0"/>
+          <w:bottom w:val="single" w:color="8064A2" w:themeColor="accent4" w:sz="8" w:space="0"/>
+          <w:right w:val="single" w:color="8064A2" w:themeColor="accent4" w:sz="8" w:space="0"/>
         </w:tcBorders>
       </w:tcPr>
     </w:tblStylePr>
@@ -3939,10 +4332,10 @@
       <w:tblPr/>
       <w:tcPr>
         <w:tcBorders>
-          <w:top w:val="single" w:sz="8" w:space="0" w:color="8064A2" w:themeColor="accent4"/>
-          <w:left w:val="single" w:sz="8" w:space="0" w:color="8064A2" w:themeColor="accent4"/>
-          <w:bottom w:val="single" w:sz="8" w:space="0" w:color="8064A2" w:themeColor="accent4"/>
-          <w:right w:val="single" w:sz="8" w:space="0" w:color="8064A2" w:themeColor="accent4"/>
+          <w:top w:val="single" w:color="8064A2" w:themeColor="accent4" w:sz="8" w:space="0"/>
+          <w:left w:val="single" w:color="8064A2" w:themeColor="accent4" w:sz="8" w:space="0"/>
+          <w:bottom w:val="single" w:color="8064A2" w:themeColor="accent4" w:sz="8" w:space="0"/>
+          <w:right w:val="single" w:color="8064A2" w:themeColor="accent4" w:sz="8" w:space="0"/>
         </w:tcBorders>
         <w:shd w:val="clear" w:color="auto" w:fill="DFD8E8" w:themeFill="accent4" w:themeFillTint="3F"/>
       </w:tcPr>
@@ -3951,11 +4344,11 @@
       <w:tblPr/>
       <w:tcPr>
         <w:tcBorders>
-          <w:top w:val="single" w:sz="8" w:space="0" w:color="8064A2" w:themeColor="accent4"/>
-          <w:left w:val="single" w:sz="8" w:space="0" w:color="8064A2" w:themeColor="accent4"/>
-          <w:bottom w:val="single" w:sz="8" w:space="0" w:color="8064A2" w:themeColor="accent4"/>
-          <w:right w:val="single" w:sz="8" w:space="0" w:color="8064A2" w:themeColor="accent4"/>
-          <w:insideV w:val="single" w:sz="8" w:space="0" w:color="8064A2" w:themeColor="accent4"/>
+          <w:top w:val="single" w:color="8064A2" w:themeColor="accent4" w:sz="8" w:space="0"/>
+          <w:left w:val="single" w:color="8064A2" w:themeColor="accent4" w:sz="8" w:space="0"/>
+          <w:bottom w:val="single" w:color="8064A2" w:themeColor="accent4" w:sz="8" w:space="0"/>
+          <w:right w:val="single" w:color="8064A2" w:themeColor="accent4" w:sz="8" w:space="0"/>
+          <w:insideV w:val="single" w:color="8064A2" w:themeColor="accent4" w:sz="8" w:space="0"/>
         </w:tcBorders>
         <w:shd w:val="clear" w:color="auto" w:fill="DFD8E8" w:themeFill="accent4" w:themeFillTint="3F"/>
       </w:tcPr>
@@ -3964,11 +4357,11 @@
       <w:tblPr/>
       <w:tcPr>
         <w:tcBorders>
-          <w:top w:val="single" w:sz="8" w:space="0" w:color="8064A2" w:themeColor="accent4"/>
-          <w:left w:val="single" w:sz="8" w:space="0" w:color="8064A2" w:themeColor="accent4"/>
-          <w:bottom w:val="single" w:sz="8" w:space="0" w:color="8064A2" w:themeColor="accent4"/>
-          <w:right w:val="single" w:sz="8" w:space="0" w:color="8064A2" w:themeColor="accent4"/>
-          <w:insideV w:val="single" w:sz="8" w:space="0" w:color="8064A2" w:themeColor="accent4"/>
+          <w:top w:val="single" w:color="8064A2" w:themeColor="accent4" w:sz="8" w:space="0"/>
+          <w:left w:val="single" w:color="8064A2" w:themeColor="accent4" w:sz="8" w:space="0"/>
+          <w:bottom w:val="single" w:color="8064A2" w:themeColor="accent4" w:sz="8" w:space="0"/>
+          <w:right w:val="single" w:color="8064A2" w:themeColor="accent4" w:sz="8" w:space="0"/>
+          <w:insideV w:val="single" w:color="8064A2" w:themeColor="accent4" w:sz="8" w:space="0"/>
         </w:tcBorders>
       </w:tcPr>
     </w:tblStylePr>
@@ -3986,12 +4379,12 @@
       <w:tblStyleColBandSize w:val="1"/>
       <w:tblInd w:w="0" w:type="dxa"/>
       <w:tblBorders>
-        <w:top w:val="single" w:sz="8" w:space="0" w:color="4BACC6" w:themeColor="accent5"/>
-        <w:left w:val="single" w:sz="8" w:space="0" w:color="4BACC6" w:themeColor="accent5"/>
-        <w:bottom w:val="single" w:sz="8" w:space="0" w:color="4BACC6" w:themeColor="accent5"/>
-        <w:right w:val="single" w:sz="8" w:space="0" w:color="4BACC6" w:themeColor="accent5"/>
-        <w:insideH w:val="single" w:sz="8" w:space="0" w:color="4BACC6" w:themeColor="accent5"/>
-        <w:insideV w:val="single" w:sz="8" w:space="0" w:color="4BACC6" w:themeColor="accent5"/>
+        <w:top w:val="single" w:color="4BACC6" w:themeColor="accent5" w:sz="8" w:space="0"/>
+        <w:left w:val="single" w:color="4BACC6" w:themeColor="accent5" w:sz="8" w:space="0"/>
+        <w:bottom w:val="single" w:color="4BACC6" w:themeColor="accent5" w:sz="8" w:space="0"/>
+        <w:right w:val="single" w:color="4BACC6" w:themeColor="accent5" w:sz="8" w:space="0"/>
+        <w:insideH w:val="single" w:color="4BACC6" w:themeColor="accent5" w:sz="8" w:space="0"/>
+        <w:insideV w:val="single" w:color="4BACC6" w:themeColor="accent5" w:sz="8" w:space="0"/>
       </w:tblBorders>
       <w:tblCellMar>
         <w:top w:w="0" w:type="dxa"/>
@@ -4005,19 +4398,19 @@
         <w:spacing w:before="0" w:after="0" w:line="240" w:lineRule="auto"/>
       </w:pPr>
       <w:rPr>
-        <w:rFonts w:asciiTheme="majorHAnsi" w:eastAsiaTheme="majorEastAsia" w:hAnsiTheme="majorHAnsi" w:cstheme="majorBidi"/>
-        <w:b/>
-        <w:bCs/>
-      </w:rPr>
-      <w:tblPr/>
-      <w:tcPr>
-        <w:tcBorders>
-          <w:top w:val="single" w:sz="8" w:space="0" w:color="4BACC6" w:themeColor="accent5"/>
-          <w:left w:val="single" w:sz="8" w:space="0" w:color="4BACC6" w:themeColor="accent5"/>
-          <w:bottom w:val="single" w:sz="18" w:space="0" w:color="4BACC6" w:themeColor="accent5"/>
-          <w:right w:val="single" w:sz="8" w:space="0" w:color="4BACC6" w:themeColor="accent5"/>
-          <w:insideH w:val="nil"/>
-          <w:insideV w:val="single" w:sz="8" w:space="0" w:color="4BACC6" w:themeColor="accent5"/>
+        <w:rFonts w:asciiTheme="majorHAnsi" w:hAnsiTheme="majorHAnsi" w:eastAsiaTheme="majorEastAsia" w:cstheme="majorBidi"/>
+        <w:b/>
+        <w:bCs/>
+      </w:rPr>
+      <w:tblPr/>
+      <w:tcPr>
+        <w:tcBorders>
+          <w:top w:val="single" w:color="4BACC6" w:themeColor="accent5" w:sz="8" w:space="0"/>
+          <w:left w:val="single" w:color="4BACC6" w:themeColor="accent5" w:sz="8" w:space="0"/>
+          <w:bottom w:val="single" w:color="4BACC6" w:themeColor="accent5" w:sz="18" w:space="0"/>
+          <w:right w:val="single" w:color="4BACC6" w:themeColor="accent5" w:sz="8" w:space="0"/>
+          <w:insideH w:val="nil"/>
+          <w:insideV w:val="single" w:color="4BACC6" w:themeColor="accent5" w:sz="8" w:space="0"/>
         </w:tcBorders>
       </w:tcPr>
     </w:tblStylePr>
@@ -4026,42 +4419,42 @@
         <w:spacing w:before="0" w:after="0" w:line="240" w:lineRule="auto"/>
       </w:pPr>
       <w:rPr>
-        <w:rFonts w:asciiTheme="majorHAnsi" w:eastAsiaTheme="majorEastAsia" w:hAnsiTheme="majorHAnsi" w:cstheme="majorBidi"/>
-        <w:b/>
-        <w:bCs/>
-      </w:rPr>
-      <w:tblPr/>
-      <w:tcPr>
-        <w:tcBorders>
-          <w:top w:val="double" w:sz="6" w:space="0" w:color="4BACC6" w:themeColor="accent5"/>
-          <w:left w:val="single" w:sz="8" w:space="0" w:color="4BACC6" w:themeColor="accent5"/>
-          <w:bottom w:val="single" w:sz="8" w:space="0" w:color="4BACC6" w:themeColor="accent5"/>
-          <w:right w:val="single" w:sz="8" w:space="0" w:color="4BACC6" w:themeColor="accent5"/>
-          <w:insideH w:val="nil"/>
-          <w:insideV w:val="single" w:sz="8" w:space="0" w:color="4BACC6" w:themeColor="accent5"/>
+        <w:rFonts w:asciiTheme="majorHAnsi" w:hAnsiTheme="majorHAnsi" w:eastAsiaTheme="majorEastAsia" w:cstheme="majorBidi"/>
+        <w:b/>
+        <w:bCs/>
+      </w:rPr>
+      <w:tblPr/>
+      <w:tcPr>
+        <w:tcBorders>
+          <w:top w:val="double" w:color="4BACC6" w:themeColor="accent5" w:sz="6" w:space="0"/>
+          <w:left w:val="single" w:color="4BACC6" w:themeColor="accent5" w:sz="8" w:space="0"/>
+          <w:bottom w:val="single" w:color="4BACC6" w:themeColor="accent5" w:sz="8" w:space="0"/>
+          <w:right w:val="single" w:color="4BACC6" w:themeColor="accent5" w:sz="8" w:space="0"/>
+          <w:insideH w:val="nil"/>
+          <w:insideV w:val="single" w:color="4BACC6" w:themeColor="accent5" w:sz="8" w:space="0"/>
         </w:tcBorders>
       </w:tcPr>
     </w:tblStylePr>
     <w:tblStylePr w:type="firstCol">
       <w:rPr>
-        <w:rFonts w:asciiTheme="majorHAnsi" w:eastAsiaTheme="majorEastAsia" w:hAnsiTheme="majorHAnsi" w:cstheme="majorBidi"/>
+        <w:rFonts w:asciiTheme="majorHAnsi" w:hAnsiTheme="majorHAnsi" w:eastAsiaTheme="majorEastAsia" w:cstheme="majorBidi"/>
         <w:b/>
         <w:bCs/>
       </w:rPr>
     </w:tblStylePr>
     <w:tblStylePr w:type="lastCol">
       <w:rPr>
-        <w:rFonts w:asciiTheme="majorHAnsi" w:eastAsiaTheme="majorEastAsia" w:hAnsiTheme="majorHAnsi" w:cstheme="majorBidi"/>
-        <w:b/>
-        <w:bCs/>
-      </w:rPr>
-      <w:tblPr/>
-      <w:tcPr>
-        <w:tcBorders>
-          <w:top w:val="single" w:sz="8" w:space="0" w:color="4BACC6" w:themeColor="accent5"/>
-          <w:left w:val="single" w:sz="8" w:space="0" w:color="4BACC6" w:themeColor="accent5"/>
-          <w:bottom w:val="single" w:sz="8" w:space="0" w:color="4BACC6" w:themeColor="accent5"/>
-          <w:right w:val="single" w:sz="8" w:space="0" w:color="4BACC6" w:themeColor="accent5"/>
+        <w:rFonts w:asciiTheme="majorHAnsi" w:hAnsiTheme="majorHAnsi" w:eastAsiaTheme="majorEastAsia" w:cstheme="majorBidi"/>
+        <w:b/>
+        <w:bCs/>
+      </w:rPr>
+      <w:tblPr/>
+      <w:tcPr>
+        <w:tcBorders>
+          <w:top w:val="single" w:color="4BACC6" w:themeColor="accent5" w:sz="8" w:space="0"/>
+          <w:left w:val="single" w:color="4BACC6" w:themeColor="accent5" w:sz="8" w:space="0"/>
+          <w:bottom w:val="single" w:color="4BACC6" w:themeColor="accent5" w:sz="8" w:space="0"/>
+          <w:right w:val="single" w:color="4BACC6" w:themeColor="accent5" w:sz="8" w:space="0"/>
         </w:tcBorders>
       </w:tcPr>
     </w:tblStylePr>
@@ -4069,10 +4462,10 @@
       <w:tblPr/>
       <w:tcPr>
         <w:tcBorders>
-          <w:top w:val="single" w:sz="8" w:space="0" w:color="4BACC6" w:themeColor="accent5"/>
-          <w:left w:val="single" w:sz="8" w:space="0" w:color="4BACC6" w:themeColor="accent5"/>
-          <w:bottom w:val="single" w:sz="8" w:space="0" w:color="4BACC6" w:themeColor="accent5"/>
-          <w:right w:val="single" w:sz="8" w:space="0" w:color="4BACC6" w:themeColor="accent5"/>
+          <w:top w:val="single" w:color="4BACC6" w:themeColor="accent5" w:sz="8" w:space="0"/>
+          <w:left w:val="single" w:color="4BACC6" w:themeColor="accent5" w:sz="8" w:space="0"/>
+          <w:bottom w:val="single" w:color="4BACC6" w:themeColor="accent5" w:sz="8" w:space="0"/>
+          <w:right w:val="single" w:color="4BACC6" w:themeColor="accent5" w:sz="8" w:space="0"/>
         </w:tcBorders>
         <w:shd w:val="clear" w:color="auto" w:fill="D2EAF1" w:themeFill="accent5" w:themeFillTint="3F"/>
       </w:tcPr>
@@ -4081,11 +4474,11 @@
       <w:tblPr/>
       <w:tcPr>
         <w:tcBorders>
-          <w:top w:val="single" w:sz="8" w:space="0" w:color="4BACC6" w:themeColor="accent5"/>
-          <w:left w:val="single" w:sz="8" w:space="0" w:color="4BACC6" w:themeColor="accent5"/>
-          <w:bottom w:val="single" w:sz="8" w:space="0" w:color="4BACC6" w:themeColor="accent5"/>
-          <w:right w:val="single" w:sz="8" w:space="0" w:color="4BACC6" w:themeColor="accent5"/>
-          <w:insideV w:val="single" w:sz="8" w:space="0" w:color="4BACC6" w:themeColor="accent5"/>
+          <w:top w:val="single" w:color="4BACC6" w:themeColor="accent5" w:sz="8" w:space="0"/>
+          <w:left w:val="single" w:color="4BACC6" w:themeColor="accent5" w:sz="8" w:space="0"/>
+          <w:bottom w:val="single" w:color="4BACC6" w:themeColor="accent5" w:sz="8" w:space="0"/>
+          <w:right w:val="single" w:color="4BACC6" w:themeColor="accent5" w:sz="8" w:space="0"/>
+          <w:insideV w:val="single" w:color="4BACC6" w:themeColor="accent5" w:sz="8" w:space="0"/>
         </w:tcBorders>
         <w:shd w:val="clear" w:color="auto" w:fill="D2EAF1" w:themeFill="accent5" w:themeFillTint="3F"/>
       </w:tcPr>
@@ -4094,11 +4487,11 @@
       <w:tblPr/>
       <w:tcPr>
         <w:tcBorders>
-          <w:top w:val="single" w:sz="8" w:space="0" w:color="4BACC6" w:themeColor="accent5"/>
-          <w:left w:val="single" w:sz="8" w:space="0" w:color="4BACC6" w:themeColor="accent5"/>
-          <w:bottom w:val="single" w:sz="8" w:space="0" w:color="4BACC6" w:themeColor="accent5"/>
-          <w:right w:val="single" w:sz="8" w:space="0" w:color="4BACC6" w:themeColor="accent5"/>
-          <w:insideV w:val="single" w:sz="8" w:space="0" w:color="4BACC6" w:themeColor="accent5"/>
+          <w:top w:val="single" w:color="4BACC6" w:themeColor="accent5" w:sz="8" w:space="0"/>
+          <w:left w:val="single" w:color="4BACC6" w:themeColor="accent5" w:sz="8" w:space="0"/>
+          <w:bottom w:val="single" w:color="4BACC6" w:themeColor="accent5" w:sz="8" w:space="0"/>
+          <w:right w:val="single" w:color="4BACC6" w:themeColor="accent5" w:sz="8" w:space="0"/>
+          <w:insideV w:val="single" w:color="4BACC6" w:themeColor="accent5" w:sz="8" w:space="0"/>
         </w:tcBorders>
       </w:tcPr>
     </w:tblStylePr>
@@ -4116,12 +4509,12 @@
       <w:tblStyleColBandSize w:val="1"/>
       <w:tblInd w:w="0" w:type="dxa"/>
       <w:tblBorders>
-        <w:top w:val="single" w:sz="8" w:space="0" w:color="F79646" w:themeColor="accent6"/>
-        <w:left w:val="single" w:sz="8" w:space="0" w:color="F79646" w:themeColor="accent6"/>
-        <w:bottom w:val="single" w:sz="8" w:space="0" w:color="F79646" w:themeColor="accent6"/>
-        <w:right w:val="single" w:sz="8" w:space="0" w:color="F79646" w:themeColor="accent6"/>
-        <w:insideH w:val="single" w:sz="8" w:space="0" w:color="F79646" w:themeColor="accent6"/>
-        <w:insideV w:val="single" w:sz="8" w:space="0" w:color="F79646" w:themeColor="accent6"/>
+        <w:top w:val="single" w:color="F79646" w:themeColor="accent6" w:sz="8" w:space="0"/>
+        <w:left w:val="single" w:color="F79646" w:themeColor="accent6" w:sz="8" w:space="0"/>
+        <w:bottom w:val="single" w:color="F79646" w:themeColor="accent6" w:sz="8" w:space="0"/>
+        <w:right w:val="single" w:color="F79646" w:themeColor="accent6" w:sz="8" w:space="0"/>
+        <w:insideH w:val="single" w:color="F79646" w:themeColor="accent6" w:sz="8" w:space="0"/>
+        <w:insideV w:val="single" w:color="F79646" w:themeColor="accent6" w:sz="8" w:space="0"/>
       </w:tblBorders>
       <w:tblCellMar>
         <w:top w:w="0" w:type="dxa"/>
@@ -4135,19 +4528,19 @@
         <w:spacing w:before="0" w:after="0" w:line="240" w:lineRule="auto"/>
       </w:pPr>
       <w:rPr>
-        <w:rFonts w:asciiTheme="majorHAnsi" w:eastAsiaTheme="majorEastAsia" w:hAnsiTheme="majorHAnsi" w:cstheme="majorBidi"/>
-        <w:b/>
-        <w:bCs/>
-      </w:rPr>
-      <w:tblPr/>
-      <w:tcPr>
-        <w:tcBorders>
-          <w:top w:val="single" w:sz="8" w:space="0" w:color="F79646" w:themeColor="accent6"/>
-          <w:left w:val="single" w:sz="8" w:space="0" w:color="F79646" w:themeColor="accent6"/>
-          <w:bottom w:val="single" w:sz="18" w:space="0" w:color="F79646" w:themeColor="accent6"/>
-          <w:right w:val="single" w:sz="8" w:space="0" w:color="F79646" w:themeColor="accent6"/>
-          <w:insideH w:val="nil"/>
-          <w:insideV w:val="single" w:sz="8" w:space="0" w:color="F79646" w:themeColor="accent6"/>
+        <w:rFonts w:asciiTheme="majorHAnsi" w:hAnsiTheme="majorHAnsi" w:eastAsiaTheme="majorEastAsia" w:cstheme="majorBidi"/>
+        <w:b/>
+        <w:bCs/>
+      </w:rPr>
+      <w:tblPr/>
+      <w:tcPr>
+        <w:tcBorders>
+          <w:top w:val="single" w:color="F79646" w:themeColor="accent6" w:sz="8" w:space="0"/>
+          <w:left w:val="single" w:color="F79646" w:themeColor="accent6" w:sz="8" w:space="0"/>
+          <w:bottom w:val="single" w:color="F79646" w:themeColor="accent6" w:sz="18" w:space="0"/>
+          <w:right w:val="single" w:color="F79646" w:themeColor="accent6" w:sz="8" w:space="0"/>
+          <w:insideH w:val="nil"/>
+          <w:insideV w:val="single" w:color="F79646" w:themeColor="accent6" w:sz="8" w:space="0"/>
         </w:tcBorders>
       </w:tcPr>
     </w:tblStylePr>
@@ -4156,42 +4549,42 @@
         <w:spacing w:before="0" w:after="0" w:line="240" w:lineRule="auto"/>
       </w:pPr>
       <w:rPr>
-        <w:rFonts w:asciiTheme="majorHAnsi" w:eastAsiaTheme="majorEastAsia" w:hAnsiTheme="majorHAnsi" w:cstheme="majorBidi"/>
-        <w:b/>
-        <w:bCs/>
-      </w:rPr>
-      <w:tblPr/>
-      <w:tcPr>
-        <w:tcBorders>
-          <w:top w:val="double" w:sz="6" w:space="0" w:color="F79646" w:themeColor="accent6"/>
-          <w:left w:val="single" w:sz="8" w:space="0" w:color="F79646" w:themeColor="accent6"/>
-          <w:bottom w:val="single" w:sz="8" w:space="0" w:color="F79646" w:themeColor="accent6"/>
-          <w:right w:val="single" w:sz="8" w:space="0" w:color="F79646" w:themeColor="accent6"/>
-          <w:insideH w:val="nil"/>
-          <w:insideV w:val="single" w:sz="8" w:space="0" w:color="F79646" w:themeColor="accent6"/>
+        <w:rFonts w:asciiTheme="majorHAnsi" w:hAnsiTheme="majorHAnsi" w:eastAsiaTheme="majorEastAsia" w:cstheme="majorBidi"/>
+        <w:b/>
+        <w:bCs/>
+      </w:rPr>
+      <w:tblPr/>
+      <w:tcPr>
+        <w:tcBorders>
+          <w:top w:val="double" w:color="F79646" w:themeColor="accent6" w:sz="6" w:space="0"/>
+          <w:left w:val="single" w:color="F79646" w:themeColor="accent6" w:sz="8" w:space="0"/>
+          <w:bottom w:val="single" w:color="F79646" w:themeColor="accent6" w:sz="8" w:space="0"/>
+          <w:right w:val="single" w:color="F79646" w:themeColor="accent6" w:sz="8" w:space="0"/>
+          <w:insideH w:val="nil"/>
+          <w:insideV w:val="single" w:color="F79646" w:themeColor="accent6" w:sz="8" w:space="0"/>
         </w:tcBorders>
       </w:tcPr>
     </w:tblStylePr>
     <w:tblStylePr w:type="firstCol">
       <w:rPr>
-        <w:rFonts w:asciiTheme="majorHAnsi" w:eastAsiaTheme="majorEastAsia" w:hAnsiTheme="majorHAnsi" w:cstheme="majorBidi"/>
+        <w:rFonts w:asciiTheme="majorHAnsi" w:hAnsiTheme="majorHAnsi" w:eastAsiaTheme="majorEastAsia" w:cstheme="majorBidi"/>
         <w:b/>
         <w:bCs/>
       </w:rPr>
     </w:tblStylePr>
     <w:tblStylePr w:type="lastCol">
       <w:rPr>
-        <w:rFonts w:asciiTheme="majorHAnsi" w:eastAsiaTheme="majorEastAsia" w:hAnsiTheme="majorHAnsi" w:cstheme="majorBidi"/>
-        <w:b/>
-        <w:bCs/>
-      </w:rPr>
-      <w:tblPr/>
-      <w:tcPr>
-        <w:tcBorders>
-          <w:top w:val="single" w:sz="8" w:space="0" w:color="F79646" w:themeColor="accent6"/>
-          <w:left w:val="single" w:sz="8" w:space="0" w:color="F79646" w:themeColor="accent6"/>
-          <w:bottom w:val="single" w:sz="8" w:space="0" w:color="F79646" w:themeColor="accent6"/>
-          <w:right w:val="single" w:sz="8" w:space="0" w:color="F79646" w:themeColor="accent6"/>
+        <w:rFonts w:asciiTheme="majorHAnsi" w:hAnsiTheme="majorHAnsi" w:eastAsiaTheme="majorEastAsia" w:cstheme="majorBidi"/>
+        <w:b/>
+        <w:bCs/>
+      </w:rPr>
+      <w:tblPr/>
+      <w:tcPr>
+        <w:tcBorders>
+          <w:top w:val="single" w:color="F79646" w:themeColor="accent6" w:sz="8" w:space="0"/>
+          <w:left w:val="single" w:color="F79646" w:themeColor="accent6" w:sz="8" w:space="0"/>
+          <w:bottom w:val="single" w:color="F79646" w:themeColor="accent6" w:sz="8" w:space="0"/>
+          <w:right w:val="single" w:color="F79646" w:themeColor="accent6" w:sz="8" w:space="0"/>
         </w:tcBorders>
       </w:tcPr>
     </w:tblStylePr>
@@ -4199,10 +4592,10 @@
       <w:tblPr/>
       <w:tcPr>
         <w:tcBorders>
-          <w:top w:val="single" w:sz="8" w:space="0" w:color="F79646" w:themeColor="accent6"/>
-          <w:left w:val="single" w:sz="8" w:space="0" w:color="F79646" w:themeColor="accent6"/>
-          <w:bottom w:val="single" w:sz="8" w:space="0" w:color="F79646" w:themeColor="accent6"/>
-          <w:right w:val="single" w:sz="8" w:space="0" w:color="F79646" w:themeColor="accent6"/>
+          <w:top w:val="single" w:color="F79646" w:themeColor="accent6" w:sz="8" w:space="0"/>
+          <w:left w:val="single" w:color="F79646" w:themeColor="accent6" w:sz="8" w:space="0"/>
+          <w:bottom w:val="single" w:color="F79646" w:themeColor="accent6" w:sz="8" w:space="0"/>
+          <w:right w:val="single" w:color="F79646" w:themeColor="accent6" w:sz="8" w:space="0"/>
         </w:tcBorders>
         <w:shd w:val="clear" w:color="auto" w:fill="FDE4D0" w:themeFill="accent6" w:themeFillTint="3F"/>
       </w:tcPr>
@@ -4211,11 +4604,11 @@
       <w:tblPr/>
       <w:tcPr>
         <w:tcBorders>
-          <w:top w:val="single" w:sz="8" w:space="0" w:color="F79646" w:themeColor="accent6"/>
-          <w:left w:val="single" w:sz="8" w:space="0" w:color="F79646" w:themeColor="accent6"/>
-          <w:bottom w:val="single" w:sz="8" w:space="0" w:color="F79646" w:themeColor="accent6"/>
-          <w:right w:val="single" w:sz="8" w:space="0" w:color="F79646" w:themeColor="accent6"/>
-          <w:insideV w:val="single" w:sz="8" w:space="0" w:color="F79646" w:themeColor="accent6"/>
+          <w:top w:val="single" w:color="F79646" w:themeColor="accent6" w:sz="8" w:space="0"/>
+          <w:left w:val="single" w:color="F79646" w:themeColor="accent6" w:sz="8" w:space="0"/>
+          <w:bottom w:val="single" w:color="F79646" w:themeColor="accent6" w:sz="8" w:space="0"/>
+          <w:right w:val="single" w:color="F79646" w:themeColor="accent6" w:sz="8" w:space="0"/>
+          <w:insideV w:val="single" w:color="F79646" w:themeColor="accent6" w:sz="8" w:space="0"/>
         </w:tcBorders>
         <w:shd w:val="clear" w:color="auto" w:fill="FDE4D0" w:themeFill="accent6" w:themeFillTint="3F"/>
       </w:tcPr>
@@ -4224,11 +4617,11 @@
       <w:tblPr/>
       <w:tcPr>
         <w:tcBorders>
-          <w:top w:val="single" w:sz="8" w:space="0" w:color="F79646" w:themeColor="accent6"/>
-          <w:left w:val="single" w:sz="8" w:space="0" w:color="F79646" w:themeColor="accent6"/>
-          <w:bottom w:val="single" w:sz="8" w:space="0" w:color="F79646" w:themeColor="accent6"/>
-          <w:right w:val="single" w:sz="8" w:space="0" w:color="F79646" w:themeColor="accent6"/>
-          <w:insideV w:val="single" w:sz="8" w:space="0" w:color="F79646" w:themeColor="accent6"/>
+          <w:top w:val="single" w:color="F79646" w:themeColor="accent6" w:sz="8" w:space="0"/>
+          <w:left w:val="single" w:color="F79646" w:themeColor="accent6" w:sz="8" w:space="0"/>
+          <w:bottom w:val="single" w:color="F79646" w:themeColor="accent6" w:sz="8" w:space="0"/>
+          <w:right w:val="single" w:color="F79646" w:themeColor="accent6" w:sz="8" w:space="0"/>
+          <w:insideV w:val="single" w:color="F79646" w:themeColor="accent6" w:sz="8" w:space="0"/>
         </w:tcBorders>
       </w:tcPr>
     </w:tblStylePr>
@@ -4246,11 +4639,11 @@
       <w:tblStyleColBandSize w:val="1"/>
       <w:tblInd w:w="0" w:type="dxa"/>
       <w:tblBorders>
-        <w:top w:val="single" w:sz="8" w:space="0" w:color="404040" w:themeColor="text1" w:themeTint="BF"/>
-        <w:left w:val="single" w:sz="8" w:space="0" w:color="404040" w:themeColor="text1" w:themeTint="BF"/>
-        <w:bottom w:val="single" w:sz="8" w:space="0" w:color="404040" w:themeColor="text1" w:themeTint="BF"/>
-        <w:right w:val="single" w:sz="8" w:space="0" w:color="404040" w:themeColor="text1" w:themeTint="BF"/>
-        <w:insideH w:val="single" w:sz="8" w:space="0" w:color="404040" w:themeColor="text1" w:themeTint="BF"/>
+        <w:top w:val="single" w:color="404040" w:themeColor="text1" w:themeTint="BF" w:sz="8" w:space="0"/>
+        <w:left w:val="single" w:color="404040" w:themeColor="text1" w:themeTint="BF" w:sz="8" w:space="0"/>
+        <w:bottom w:val="single" w:color="404040" w:themeColor="text1" w:themeTint="BF" w:sz="8" w:space="0"/>
+        <w:right w:val="single" w:color="404040" w:themeColor="text1" w:themeTint="BF" w:sz="8" w:space="0"/>
+        <w:insideH w:val="single" w:color="404040" w:themeColor="text1" w:themeTint="BF" w:sz="8" w:space="0"/>
       </w:tblBorders>
       <w:tblCellMar>
         <w:top w:w="0" w:type="dxa"/>
@@ -4271,10 +4664,10 @@
       <w:tblPr/>
       <w:tcPr>
         <w:tcBorders>
-          <w:top w:val="single" w:sz="8" w:space="0" w:color="404040" w:themeColor="text1" w:themeTint="BF"/>
-          <w:left w:val="single" w:sz="8" w:space="0" w:color="404040" w:themeColor="text1" w:themeTint="BF"/>
-          <w:bottom w:val="single" w:sz="8" w:space="0" w:color="404040" w:themeColor="text1" w:themeTint="BF"/>
-          <w:right w:val="single" w:sz="8" w:space="0" w:color="404040" w:themeColor="text1" w:themeTint="BF"/>
+          <w:top w:val="single" w:color="404040" w:themeColor="text1" w:themeTint="BF" w:sz="8" w:space="0"/>
+          <w:left w:val="single" w:color="404040" w:themeColor="text1" w:themeTint="BF" w:sz="8" w:space="0"/>
+          <w:bottom w:val="single" w:color="404040" w:themeColor="text1" w:themeTint="BF" w:sz="8" w:space="0"/>
+          <w:right w:val="single" w:color="404040" w:themeColor="text1" w:themeTint="BF" w:sz="8" w:space="0"/>
           <w:insideH w:val="nil"/>
           <w:insideV w:val="nil"/>
         </w:tcBorders>
@@ -4292,10 +4685,10 @@
       <w:tblPr/>
       <w:tcPr>
         <w:tcBorders>
-          <w:top w:val="double" w:sz="6" w:space="0" w:color="404040" w:themeColor="text1" w:themeTint="BF"/>
-          <w:left w:val="single" w:sz="8" w:space="0" w:color="404040" w:themeColor="text1" w:themeTint="BF"/>
-          <w:bottom w:val="single" w:sz="8" w:space="0" w:color="404040" w:themeColor="text1" w:themeTint="BF"/>
-          <w:right w:val="single" w:sz="8" w:space="0" w:color="404040" w:themeColor="text1" w:themeTint="BF"/>
+          <w:top w:val="double" w:color="404040" w:themeColor="text1" w:themeTint="BF" w:sz="6" w:space="0"/>
+          <w:left w:val="single" w:color="404040" w:themeColor="text1" w:themeTint="BF" w:sz="8" w:space="0"/>
+          <w:bottom w:val="single" w:color="404040" w:themeColor="text1" w:themeTint="BF" w:sz="8" w:space="0"/>
+          <w:right w:val="single" w:color="404040" w:themeColor="text1" w:themeTint="BF" w:sz="8" w:space="0"/>
           <w:insideH w:val="nil"/>
           <w:insideV w:val="nil"/>
         </w:tcBorders>
@@ -4352,11 +4745,11 @@
       <w:tblStyleColBandSize w:val="1"/>
       <w:tblInd w:w="0" w:type="dxa"/>
       <w:tblBorders>
-        <w:top w:val="single" w:sz="8" w:space="0" w:color="7BA0CD" w:themeColor="accent1" w:themeTint="BF"/>
-        <w:left w:val="single" w:sz="8" w:space="0" w:color="7BA0CD" w:themeColor="accent1" w:themeTint="BF"/>
-        <w:bottom w:val="single" w:sz="8" w:space="0" w:color="7BA0CD" w:themeColor="accent1" w:themeTint="BF"/>
-        <w:right w:val="single" w:sz="8" w:space="0" w:color="7BA0CD" w:themeColor="accent1" w:themeTint="BF"/>
-        <w:insideH w:val="single" w:sz="8" w:space="0" w:color="7BA0CD" w:themeColor="accent1" w:themeTint="BF"/>
+        <w:top w:val="single" w:color="7BA0CD" w:themeColor="accent1" w:themeTint="BF" w:sz="8" w:space="0"/>
+        <w:left w:val="single" w:color="7BA0CD" w:themeColor="accent1" w:themeTint="BF" w:sz="8" w:space="0"/>
+        <w:bottom w:val="single" w:color="7BA0CD" w:themeColor="accent1" w:themeTint="BF" w:sz="8" w:space="0"/>
+        <w:right w:val="single" w:color="7BA0CD" w:themeColor="accent1" w:themeTint="BF" w:sz="8" w:space="0"/>
+        <w:insideH w:val="single" w:color="7BA0CD" w:themeColor="accent1" w:themeTint="BF" w:sz="8" w:space="0"/>
       </w:tblBorders>
       <w:tblCellMar>
         <w:top w:w="0" w:type="dxa"/>
@@ -4377,10 +4770,10 @@
       <w:tblPr/>
       <w:tcPr>
         <w:tcBorders>
-          <w:top w:val="single" w:sz="8" w:space="0" w:color="7BA0CD" w:themeColor="accent1" w:themeTint="BF"/>
-          <w:left w:val="single" w:sz="8" w:space="0" w:color="7BA0CD" w:themeColor="accent1" w:themeTint="BF"/>
-          <w:bottom w:val="single" w:sz="8" w:space="0" w:color="7BA0CD" w:themeColor="accent1" w:themeTint="BF"/>
-          <w:right w:val="single" w:sz="8" w:space="0" w:color="7BA0CD" w:themeColor="accent1" w:themeTint="BF"/>
+          <w:top w:val="single" w:color="7BA0CD" w:themeColor="accent1" w:themeTint="BF" w:sz="8" w:space="0"/>
+          <w:left w:val="single" w:color="7BA0CD" w:themeColor="accent1" w:themeTint="BF" w:sz="8" w:space="0"/>
+          <w:bottom w:val="single" w:color="7BA0CD" w:themeColor="accent1" w:themeTint="BF" w:sz="8" w:space="0"/>
+          <w:right w:val="single" w:color="7BA0CD" w:themeColor="accent1" w:themeTint="BF" w:sz="8" w:space="0"/>
           <w:insideH w:val="nil"/>
           <w:insideV w:val="nil"/>
         </w:tcBorders>
@@ -4398,10 +4791,10 @@
       <w:tblPr/>
       <w:tcPr>
         <w:tcBorders>
-          <w:top w:val="double" w:sz="6" w:space="0" w:color="7BA0CD" w:themeColor="accent1" w:themeTint="BF"/>
-          <w:left w:val="single" w:sz="8" w:space="0" w:color="7BA0CD" w:themeColor="accent1" w:themeTint="BF"/>
-          <w:bottom w:val="single" w:sz="8" w:space="0" w:color="7BA0CD" w:themeColor="accent1" w:themeTint="BF"/>
-          <w:right w:val="single" w:sz="8" w:space="0" w:color="7BA0CD" w:themeColor="accent1" w:themeTint="BF"/>
+          <w:top w:val="double" w:color="7BA0CD" w:themeColor="accent1" w:themeTint="BF" w:sz="6" w:space="0"/>
+          <w:left w:val="single" w:color="7BA0CD" w:themeColor="accent1" w:themeTint="BF" w:sz="8" w:space="0"/>
+          <w:bottom w:val="single" w:color="7BA0CD" w:themeColor="accent1" w:themeTint="BF" w:sz="8" w:space="0"/>
+          <w:right w:val="single" w:color="7BA0CD" w:themeColor="accent1" w:themeTint="BF" w:sz="8" w:space="0"/>
           <w:insideH w:val="nil"/>
           <w:insideV w:val="nil"/>
         </w:tcBorders>
@@ -4458,11 +4851,11 @@
       <w:tblStyleColBandSize w:val="1"/>
       <w:tblInd w:w="0" w:type="dxa"/>
       <w:tblBorders>
-        <w:top w:val="single" w:sz="8" w:space="0" w:color="CF7B79" w:themeColor="accent2" w:themeTint="BF"/>
-        <w:left w:val="single" w:sz="8" w:space="0" w:color="CF7B79" w:themeColor="accent2" w:themeTint="BF"/>
-        <w:bottom w:val="single" w:sz="8" w:space="0" w:color="CF7B79" w:themeColor="accent2" w:themeTint="BF"/>
-        <w:right w:val="single" w:sz="8" w:space="0" w:color="CF7B79" w:themeColor="accent2" w:themeTint="BF"/>
-        <w:insideH w:val="single" w:sz="8" w:space="0" w:color="CF7B79" w:themeColor="accent2" w:themeTint="BF"/>
+        <w:top w:val="single" w:color="CF7B79" w:themeColor="accent2" w:themeTint="BF" w:sz="8" w:space="0"/>
+        <w:left w:val="single" w:color="CF7B79" w:themeColor="accent2" w:themeTint="BF" w:sz="8" w:space="0"/>
+        <w:bottom w:val="single" w:color="CF7B79" w:themeColor="accent2" w:themeTint="BF" w:sz="8" w:space="0"/>
+        <w:right w:val="single" w:color="CF7B79" w:themeColor="accent2" w:themeTint="BF" w:sz="8" w:space="0"/>
+        <w:insideH w:val="single" w:color="CF7B79" w:themeColor="accent2" w:themeTint="BF" w:sz="8" w:space="0"/>
       </w:tblBorders>
       <w:tblCellMar>
         <w:top w:w="0" w:type="dxa"/>
@@ -4483,10 +4876,10 @@
       <w:tblPr/>
       <w:tcPr>
         <w:tcBorders>
-          <w:top w:val="single" w:sz="8" w:space="0" w:color="CF7B79" w:themeColor="accent2" w:themeTint="BF"/>
-          <w:left w:val="single" w:sz="8" w:space="0" w:color="CF7B79" w:themeColor="accent2" w:themeTint="BF"/>
-          <w:bottom w:val="single" w:sz="8" w:space="0" w:color="CF7B79" w:themeColor="accent2" w:themeTint="BF"/>
-          <w:right w:val="single" w:sz="8" w:space="0" w:color="CF7B79" w:themeColor="accent2" w:themeTint="BF"/>
+          <w:top w:val="single" w:color="CF7B79" w:themeColor="accent2" w:themeTint="BF" w:sz="8" w:space="0"/>
+          <w:left w:val="single" w:color="CF7B79" w:themeColor="accent2" w:themeTint="BF" w:sz="8" w:space="0"/>
+          <w:bottom w:val="single" w:color="CF7B79" w:themeColor="accent2" w:themeTint="BF" w:sz="8" w:space="0"/>
+          <w:right w:val="single" w:color="CF7B79" w:themeColor="accent2" w:themeTint="BF" w:sz="8" w:space="0"/>
           <w:insideH w:val="nil"/>
           <w:insideV w:val="nil"/>
         </w:tcBorders>
@@ -4504,10 +4897,10 @@
       <w:tblPr/>
       <w:tcPr>
         <w:tcBorders>
-          <w:top w:val="double" w:sz="6" w:space="0" w:color="CF7B79" w:themeColor="accent2" w:themeTint="BF"/>
-          <w:left w:val="single" w:sz="8" w:space="0" w:color="CF7B79" w:themeColor="accent2" w:themeTint="BF"/>
-          <w:bottom w:val="single" w:sz="8" w:space="0" w:color="CF7B79" w:themeColor="accent2" w:themeTint="BF"/>
-          <w:right w:val="single" w:sz="8" w:space="0" w:color="CF7B79" w:themeColor="accent2" w:themeTint="BF"/>
+          <w:top w:val="double" w:color="CF7B79" w:themeColor="accent2" w:themeTint="BF" w:sz="6" w:space="0"/>
+          <w:left w:val="single" w:color="CF7B79" w:themeColor="accent2" w:themeTint="BF" w:sz="8" w:space="0"/>
+          <w:bottom w:val="single" w:color="CF7B79" w:themeColor="accent2" w:themeTint="BF" w:sz="8" w:space="0"/>
+          <w:right w:val="single" w:color="CF7B79" w:themeColor="accent2" w:themeTint="BF" w:sz="8" w:space="0"/>
           <w:insideH w:val="nil"/>
           <w:insideV w:val="nil"/>
         </w:tcBorders>
@@ -4564,11 +4957,11 @@
       <w:tblStyleColBandSize w:val="1"/>
       <w:tblInd w:w="0" w:type="dxa"/>
       <w:tblBorders>
-        <w:top w:val="single" w:sz="8" w:space="0" w:color="B3CC82" w:themeColor="accent3" w:themeTint="BF"/>
-        <w:left w:val="single" w:sz="8" w:space="0" w:color="B3CC82" w:themeColor="accent3" w:themeTint="BF"/>
-        <w:bottom w:val="single" w:sz="8" w:space="0" w:color="B3CC82" w:themeColor="accent3" w:themeTint="BF"/>
-        <w:right w:val="single" w:sz="8" w:space="0" w:color="B3CC82" w:themeColor="accent3" w:themeTint="BF"/>
-        <w:insideH w:val="single" w:sz="8" w:space="0" w:color="B3CC82" w:themeColor="accent3" w:themeTint="BF"/>
+        <w:top w:val="single" w:color="B3CC82" w:themeColor="accent3" w:themeTint="BF" w:sz="8" w:space="0"/>
+        <w:left w:val="single" w:color="B3CC82" w:themeColor="accent3" w:themeTint="BF" w:sz="8" w:space="0"/>
+        <w:bottom w:val="single" w:color="B3CC82" w:themeColor="accent3" w:themeTint="BF" w:sz="8" w:space="0"/>
+        <w:right w:val="single" w:color="B3CC82" w:themeColor="accent3" w:themeTint="BF" w:sz="8" w:space="0"/>
+        <w:insideH w:val="single" w:color="B3CC82" w:themeColor="accent3" w:themeTint="BF" w:sz="8" w:space="0"/>
       </w:tblBorders>
       <w:tblCellMar>
         <w:top w:w="0" w:type="dxa"/>
@@ -4589,10 +4982,10 @@
       <w:tblPr/>
       <w:tcPr>
         <w:tcBorders>
-          <w:top w:val="single" w:sz="8" w:space="0" w:color="B3CC82" w:themeColor="accent3" w:themeTint="BF"/>
-          <w:left w:val="single" w:sz="8" w:space="0" w:color="B3CC82" w:themeColor="accent3" w:themeTint="BF"/>
-          <w:bottom w:val="single" w:sz="8" w:space="0" w:color="B3CC82" w:themeColor="accent3" w:themeTint="BF"/>
-          <w:right w:val="single" w:sz="8" w:space="0" w:color="B3CC82" w:themeColor="accent3" w:themeTint="BF"/>
+          <w:top w:val="single" w:color="B3CC82" w:themeColor="accent3" w:themeTint="BF" w:sz="8" w:space="0"/>
+          <w:left w:val="single" w:color="B3CC82" w:themeColor="accent3" w:themeTint="BF" w:sz="8" w:space="0"/>
+          <w:bottom w:val="single" w:color="B3CC82" w:themeColor="accent3" w:themeTint="BF" w:sz="8" w:space="0"/>
+          <w:right w:val="single" w:color="B3CC82" w:themeColor="accent3" w:themeTint="BF" w:sz="8" w:space="0"/>
           <w:insideH w:val="nil"/>
           <w:insideV w:val="nil"/>
         </w:tcBorders>
@@ -4610,10 +5003,10 @@
       <w:tblPr/>
       <w:tcPr>
         <w:tcBorders>
-          <w:top w:val="double" w:sz="6" w:space="0" w:color="B3CC82" w:themeColor="accent3" w:themeTint="BF"/>
-          <w:left w:val="single" w:sz="8" w:space="0" w:color="B3CC82" w:themeColor="accent3" w:themeTint="BF"/>
-          <w:bottom w:val="single" w:sz="8" w:space="0" w:color="B3CC82" w:themeColor="accent3" w:themeTint="BF"/>
-          <w:right w:val="single" w:sz="8" w:space="0" w:color="B3CC82" w:themeColor="accent3" w:themeTint="BF"/>
+          <w:top w:val="double" w:color="B3CC82" w:themeColor="accent3" w:themeTint="BF" w:sz="6" w:space="0"/>
+          <w:left w:val="single" w:color="B3CC82" w:themeColor="accent3" w:themeTint="BF" w:sz="8" w:space="0"/>
+          <w:bottom w:val="single" w:color="B3CC82" w:themeColor="accent3" w:themeTint="BF" w:sz="8" w:space="0"/>
+          <w:right w:val="single" w:color="B3CC82" w:themeColor="accent3" w:themeTint="BF" w:sz="8" w:space="0"/>
           <w:insideH w:val="nil"/>
           <w:insideV w:val="nil"/>
         </w:tcBorders>
@@ -4670,11 +5063,11 @@
       <w:tblStyleColBandSize w:val="1"/>
       <w:tblInd w:w="0" w:type="dxa"/>
       <w:tblBorders>
-        <w:top w:val="single" w:sz="8" w:space="0" w:color="9F8AB9" w:themeColor="accent4" w:themeTint="BF"/>
-        <w:left w:val="single" w:sz="8" w:space="0" w:color="9F8AB9" w:themeColor="accent4" w:themeTint="BF"/>
-        <w:bottom w:val="single" w:sz="8" w:space="0" w:color="9F8AB9" w:themeColor="accent4" w:themeTint="BF"/>
-        <w:right w:val="single" w:sz="8" w:space="0" w:color="9F8AB9" w:themeColor="accent4" w:themeTint="BF"/>
-        <w:insideH w:val="single" w:sz="8" w:space="0" w:color="9F8AB9" w:themeColor="accent4" w:themeTint="BF"/>
+        <w:top w:val="single" w:color="9F8AB9" w:themeColor="accent4" w:themeTint="BF" w:sz="8" w:space="0"/>
+        <w:left w:val="single" w:color="9F8AB9" w:themeColor="accent4" w:themeTint="BF" w:sz="8" w:space="0"/>
+        <w:bottom w:val="single" w:color="9F8AB9" w:themeColor="accent4" w:themeTint="BF" w:sz="8" w:space="0"/>
+        <w:right w:val="single" w:color="9F8AB9" w:themeColor="accent4" w:themeTint="BF" w:sz="8" w:space="0"/>
+        <w:insideH w:val="single" w:color="9F8AB9" w:themeColor="accent4" w:themeTint="BF" w:sz="8" w:space="0"/>
       </w:tblBorders>
       <w:tblCellMar>
         <w:top w:w="0" w:type="dxa"/>
@@ -4695,10 +5088,10 @@
       <w:tblPr/>
       <w:tcPr>
         <w:tcBorders>
-          <w:top w:val="single" w:sz="8" w:space="0" w:color="9F8AB9" w:themeColor="accent4" w:themeTint="BF"/>
-          <w:left w:val="single" w:sz="8" w:space="0" w:color="9F8AB9" w:themeColor="accent4" w:themeTint="BF"/>
-          <w:bottom w:val="single" w:sz="8" w:space="0" w:color="9F8AB9" w:themeColor="accent4" w:themeTint="BF"/>
-          <w:right w:val="single" w:sz="8" w:space="0" w:color="9F8AB9" w:themeColor="accent4" w:themeTint="BF"/>
+          <w:top w:val="single" w:color="9F8AB9" w:themeColor="accent4" w:themeTint="BF" w:sz="8" w:space="0"/>
+          <w:left w:val="single" w:color="9F8AB9" w:themeColor="accent4" w:themeTint="BF" w:sz="8" w:space="0"/>
+          <w:bottom w:val="single" w:color="9F8AB9" w:themeColor="accent4" w:themeTint="BF" w:sz="8" w:space="0"/>
+          <w:right w:val="single" w:color="9F8AB9" w:themeColor="accent4" w:themeTint="BF" w:sz="8" w:space="0"/>
           <w:insideH w:val="nil"/>
           <w:insideV w:val="nil"/>
         </w:tcBorders>
@@ -4716,10 +5109,10 @@
       <w:tblPr/>
       <w:tcPr>
         <w:tcBorders>
-          <w:top w:val="double" w:sz="6" w:space="0" w:color="9F8AB9" w:themeColor="accent4" w:themeTint="BF"/>
-          <w:left w:val="single" w:sz="8" w:space="0" w:color="9F8AB9" w:themeColor="accent4" w:themeTint="BF"/>
-          <w:bottom w:val="single" w:sz="8" w:space="0" w:color="9F8AB9" w:themeColor="accent4" w:themeTint="BF"/>
-          <w:right w:val="single" w:sz="8" w:space="0" w:color="9F8AB9" w:themeColor="accent4" w:themeTint="BF"/>
+          <w:top w:val="double" w:color="9F8AB9" w:themeColor="accent4" w:themeTint="BF" w:sz="6" w:space="0"/>
+          <w:left w:val="single" w:color="9F8AB9" w:themeColor="accent4" w:themeTint="BF" w:sz="8" w:space="0"/>
+          <w:bottom w:val="single" w:color="9F8AB9" w:themeColor="accent4" w:themeTint="BF" w:sz="8" w:space="0"/>
+          <w:right w:val="single" w:color="9F8AB9" w:themeColor="accent4" w:themeTint="BF" w:sz="8" w:space="0"/>
           <w:insideH w:val="nil"/>
           <w:insideV w:val="nil"/>
         </w:tcBorders>
@@ -4776,11 +5169,11 @@
       <w:tblStyleColBandSize w:val="1"/>
       <w:tblInd w:w="0" w:type="dxa"/>
       <w:tblBorders>
-        <w:top w:val="single" w:sz="8" w:space="0" w:color="78C0D4" w:themeColor="accent5" w:themeTint="BF"/>
-        <w:left w:val="single" w:sz="8" w:space="0" w:color="78C0D4" w:themeColor="accent5" w:themeTint="BF"/>
-        <w:bottom w:val="single" w:sz="8" w:space="0" w:color="78C0D4" w:themeColor="accent5" w:themeTint="BF"/>
-        <w:right w:val="single" w:sz="8" w:space="0" w:color="78C0D4" w:themeColor="accent5" w:themeTint="BF"/>
-        <w:insideH w:val="single" w:sz="8" w:space="0" w:color="78C0D4" w:themeColor="accent5" w:themeTint="BF"/>
+        <w:top w:val="single" w:color="78C0D4" w:themeColor="accent5" w:themeTint="BF" w:sz="8" w:space="0"/>
+        <w:left w:val="single" w:color="78C0D4" w:themeColor="accent5" w:themeTint="BF" w:sz="8" w:space="0"/>
+        <w:bottom w:val="single" w:color="78C0D4" w:themeColor="accent5" w:themeTint="BF" w:sz="8" w:space="0"/>
+        <w:right w:val="single" w:color="78C0D4" w:themeColor="accent5" w:themeTint="BF" w:sz="8" w:space="0"/>
+        <w:insideH w:val="single" w:color="78C0D4" w:themeColor="accent5" w:themeTint="BF" w:sz="8" w:space="0"/>
       </w:tblBorders>
       <w:tblCellMar>
         <w:top w:w="0" w:type="dxa"/>
@@ -4801,10 +5194,10 @@
       <w:tblPr/>
       <w:tcPr>
         <w:tcBorders>
-          <w:top w:val="single" w:sz="8" w:space="0" w:color="78C0D4" w:themeColor="accent5" w:themeTint="BF"/>
-          <w:left w:val="single" w:sz="8" w:space="0" w:color="78C0D4" w:themeColor="accent5" w:themeTint="BF"/>
-          <w:bottom w:val="single" w:sz="8" w:space="0" w:color="78C0D4" w:themeColor="accent5" w:themeTint="BF"/>
-          <w:right w:val="single" w:sz="8" w:space="0" w:color="78C0D4" w:themeColor="accent5" w:themeTint="BF"/>
+          <w:top w:val="single" w:color="78C0D4" w:themeColor="accent5" w:themeTint="BF" w:sz="8" w:space="0"/>
+          <w:left w:val="single" w:color="78C0D4" w:themeColor="accent5" w:themeTint="BF" w:sz="8" w:space="0"/>
+          <w:bottom w:val="single" w:color="78C0D4" w:themeColor="accent5" w:themeTint="BF" w:sz="8" w:space="0"/>
+          <w:right w:val="single" w:color="78C0D4" w:themeColor="accent5" w:themeTint="BF" w:sz="8" w:space="0"/>
           <w:insideH w:val="nil"/>
           <w:insideV w:val="nil"/>
         </w:tcBorders>
@@ -4822,10 +5215,10 @@
       <w:tblPr/>
       <w:tcPr>
         <w:tcBorders>
-          <w:top w:val="double" w:sz="6" w:space="0" w:color="78C0D4" w:themeColor="accent5" w:themeTint="BF"/>
-          <w:left w:val="single" w:sz="8" w:space="0" w:color="78C0D4" w:themeColor="accent5" w:themeTint="BF"/>
-          <w:bottom w:val="single" w:sz="8" w:space="0" w:color="78C0D4" w:themeColor="accent5" w:themeTint="BF"/>
-          <w:right w:val="single" w:sz="8" w:space="0" w:color="78C0D4" w:themeColor="accent5" w:themeTint="BF"/>
+          <w:top w:val="double" w:color="78C0D4" w:themeColor="accent5" w:themeTint="BF" w:sz="6" w:space="0"/>
+          <w:left w:val="single" w:color="78C0D4" w:themeColor="accent5" w:themeTint="BF" w:sz="8" w:space="0"/>
+          <w:bottom w:val="single" w:color="78C0D4" w:themeColor="accent5" w:themeTint="BF" w:sz="8" w:space="0"/>
+          <w:right w:val="single" w:color="78C0D4" w:themeColor="accent5" w:themeTint="BF" w:sz="8" w:space="0"/>
           <w:insideH w:val="nil"/>
           <w:insideV w:val="nil"/>
         </w:tcBorders>
@@ -4882,11 +5275,11 @@
       <w:tblStyleColBandSize w:val="1"/>
       <w:tblInd w:w="0" w:type="dxa"/>
       <w:tblBorders>
-        <w:top w:val="single" w:sz="8" w:space="0" w:color="F9B074" w:themeColor="accent6" w:themeTint="BF"/>
-        <w:left w:val="single" w:sz="8" w:space="0" w:color="F9B074" w:themeColor="accent6" w:themeTint="BF"/>
-        <w:bottom w:val="single" w:sz="8" w:space="0" w:color="F9B074" w:themeColor="accent6" w:themeTint="BF"/>
-        <w:right w:val="single" w:sz="8" w:space="0" w:color="F9B074" w:themeColor="accent6" w:themeTint="BF"/>
-        <w:insideH w:val="single" w:sz="8" w:space="0" w:color="F9B074" w:themeColor="accent6" w:themeTint="BF"/>
+        <w:top w:val="single" w:color="F9B074" w:themeColor="accent6" w:themeTint="BF" w:sz="8" w:space="0"/>
+        <w:left w:val="single" w:color="F9B074" w:themeColor="accent6" w:themeTint="BF" w:sz="8" w:space="0"/>
+        <w:bottom w:val="single" w:color="F9B074" w:themeColor="accent6" w:themeTint="BF" w:sz="8" w:space="0"/>
+        <w:right w:val="single" w:color="F9B074" w:themeColor="accent6" w:themeTint="BF" w:sz="8" w:space="0"/>
+        <w:insideH w:val="single" w:color="F9B074" w:themeColor="accent6" w:themeTint="BF" w:sz="8" w:space="0"/>
       </w:tblBorders>
       <w:tblCellMar>
         <w:top w:w="0" w:type="dxa"/>
@@ -4907,10 +5300,10 @@
       <w:tblPr/>
       <w:tcPr>
         <w:tcBorders>
-          <w:top w:val="single" w:sz="8" w:space="0" w:color="F9B074" w:themeColor="accent6" w:themeTint="BF"/>
-          <w:left w:val="single" w:sz="8" w:space="0" w:color="F9B074" w:themeColor="accent6" w:themeTint="BF"/>
-          <w:bottom w:val="single" w:sz="8" w:space="0" w:color="F9B074" w:themeColor="accent6" w:themeTint="BF"/>
-          <w:right w:val="single" w:sz="8" w:space="0" w:color="F9B074" w:themeColor="accent6" w:themeTint="BF"/>
+          <w:top w:val="single" w:color="F9B074" w:themeColor="accent6" w:themeTint="BF" w:sz="8" w:space="0"/>
+          <w:left w:val="single" w:color="F9B074" w:themeColor="accent6" w:themeTint="BF" w:sz="8" w:space="0"/>
+          <w:bottom w:val="single" w:color="F9B074" w:themeColor="accent6" w:themeTint="BF" w:sz="8" w:space="0"/>
+          <w:right w:val="single" w:color="F9B074" w:themeColor="accent6" w:themeTint="BF" w:sz="8" w:space="0"/>
           <w:insideH w:val="nil"/>
           <w:insideV w:val="nil"/>
         </w:tcBorders>
@@ -4928,10 +5321,10 @@
       <w:tblPr/>
       <w:tcPr>
         <w:tcBorders>
-          <w:top w:val="double" w:sz="6" w:space="0" w:color="F9B074" w:themeColor="accent6" w:themeTint="BF"/>
-          <w:left w:val="single" w:sz="8" w:space="0" w:color="F9B074" w:themeColor="accent6" w:themeTint="BF"/>
-          <w:bottom w:val="single" w:sz="8" w:space="0" w:color="F9B074" w:themeColor="accent6" w:themeTint="BF"/>
-          <w:right w:val="single" w:sz="8" w:space="0" w:color="F9B074" w:themeColor="accent6" w:themeTint="BF"/>
+          <w:top w:val="double" w:color="F9B074" w:themeColor="accent6" w:themeTint="BF" w:sz="6" w:space="0"/>
+          <w:left w:val="single" w:color="F9B074" w:themeColor="accent6" w:themeTint="BF" w:sz="8" w:space="0"/>
+          <w:bottom w:val="single" w:color="F9B074" w:themeColor="accent6" w:themeTint="BF" w:sz="8" w:space="0"/>
+          <w:right w:val="single" w:color="F9B074" w:themeColor="accent6" w:themeTint="BF" w:sz="8" w:space="0"/>
           <w:insideH w:val="nil"/>
           <w:insideV w:val="nil"/>
         </w:tcBorders>
@@ -4988,8 +5381,8 @@
       <w:tblStyleColBandSize w:val="1"/>
       <w:tblInd w:w="0" w:type="dxa"/>
       <w:tblBorders>
-        <w:top w:val="single" w:sz="18" w:space="0" w:color="auto"/>
-        <w:bottom w:val="single" w:sz="18" w:space="0" w:color="auto"/>
+        <w:top w:val="single" w:color="auto" w:sz="18" w:space="0"/>
+        <w:bottom w:val="single" w:color="auto" w:sz="18" w:space="0"/>
       </w:tblBorders>
       <w:tblCellMar>
         <w:top w:w="0" w:type="dxa"/>
@@ -5010,9 +5403,9 @@
       <w:tblPr/>
       <w:tcPr>
         <w:tcBorders>
-          <w:top w:val="single" w:sz="18" w:space="0" w:color="auto"/>
-          <w:left w:val="nil"/>
-          <w:bottom w:val="single" w:sz="18" w:space="0" w:color="auto"/>
+          <w:top w:val="single" w:color="auto" w:sz="18" w:space="0"/>
+          <w:left w:val="nil"/>
+          <w:bottom w:val="single" w:color="auto" w:sz="18" w:space="0"/>
           <w:right w:val="nil"/>
           <w:insideH w:val="nil"/>
           <w:insideV w:val="nil"/>
@@ -5030,9 +5423,9 @@
       <w:tblPr/>
       <w:tcPr>
         <w:tcBorders>
-          <w:top w:val="double" w:sz="6" w:space="0" w:color="auto"/>
-          <w:left w:val="nil"/>
-          <w:bottom w:val="single" w:sz="18" w:space="0" w:color="auto"/>
+          <w:top w:val="double" w:color="auto" w:sz="6" w:space="0"/>
+          <w:left w:val="nil"/>
+          <w:bottom w:val="single" w:color="auto" w:sz="18" w:space="0"/>
           <w:right w:val="nil"/>
           <w:insideH w:val="nil"/>
           <w:insideV w:val="nil"/>
@@ -5051,7 +5444,7 @@
         <w:tcBorders>
           <w:top w:val="nil"/>
           <w:left w:val="nil"/>
-          <w:bottom w:val="single" w:sz="18" w:space="0" w:color="auto"/>
+          <w:bottom w:val="single" w:color="auto" w:sz="18" w:space="0"/>
           <w:right w:val="nil"/>
           <w:insideH w:val="nil"/>
           <w:insideV w:val="nil"/>
@@ -5098,9 +5491,9 @@
       <w:tblPr/>
       <w:tcPr>
         <w:tcBorders>
-          <w:top w:val="single" w:sz="18" w:space="0" w:color="auto"/>
-          <w:left w:val="nil"/>
-          <w:bottom w:val="single" w:sz="18" w:space="0" w:color="auto"/>
+          <w:top w:val="single" w:color="auto" w:sz="18" w:space="0"/>
+          <w:left w:val="nil"/>
+          <w:bottom w:val="single" w:color="auto" w:sz="18" w:space="0"/>
           <w:right w:val="nil"/>
           <w:insideH w:val="nil"/>
           <w:insideV w:val="nil"/>
@@ -5114,9 +5507,9 @@
       <w:tblPr/>
       <w:tcPr>
         <w:tcBorders>
-          <w:top w:val="single" w:sz="18" w:space="0" w:color="auto"/>
-          <w:left w:val="nil"/>
-          <w:bottom w:val="single" w:sz="18" w:space="0" w:color="auto"/>
+          <w:top w:val="single" w:color="auto" w:sz="18" w:space="0"/>
+          <w:left w:val="nil"/>
+          <w:bottom w:val="single" w:color="auto" w:sz="18" w:space="0"/>
           <w:right w:val="nil"/>
           <w:insideH w:val="nil"/>
           <w:insideV w:val="nil"/>
@@ -5137,8 +5530,8 @@
       <w:tblStyleColBandSize w:val="1"/>
       <w:tblInd w:w="0" w:type="dxa"/>
       <w:tblBorders>
-        <w:top w:val="single" w:sz="18" w:space="0" w:color="auto"/>
-        <w:bottom w:val="single" w:sz="18" w:space="0" w:color="auto"/>
+        <w:top w:val="single" w:color="auto" w:sz="18" w:space="0"/>
+        <w:bottom w:val="single" w:color="auto" w:sz="18" w:space="0"/>
       </w:tblBorders>
       <w:tblCellMar>
         <w:top w:w="0" w:type="dxa"/>
@@ -5159,9 +5552,9 @@
       <w:tblPr/>
       <w:tcPr>
         <w:tcBorders>
-          <w:top w:val="single" w:sz="18" w:space="0" w:color="auto"/>
-          <w:left w:val="nil"/>
-          <w:bottom w:val="single" w:sz="18" w:space="0" w:color="auto"/>
+          <w:top w:val="single" w:color="auto" w:sz="18" w:space="0"/>
+          <w:left w:val="nil"/>
+          <w:bottom w:val="single" w:color="auto" w:sz="18" w:space="0"/>
           <w:right w:val="nil"/>
           <w:insideH w:val="nil"/>
           <w:insideV w:val="nil"/>
@@ -5179,9 +5572,9 @@
       <w:tblPr/>
       <w:tcPr>
         <w:tcBorders>
-          <w:top w:val="double" w:sz="6" w:space="0" w:color="auto"/>
-          <w:left w:val="nil"/>
-          <w:bottom w:val="single" w:sz="18" w:space="0" w:color="auto"/>
+          <w:top w:val="double" w:color="auto" w:sz="6" w:space="0"/>
+          <w:left w:val="nil"/>
+          <w:bottom w:val="single" w:color="auto" w:sz="18" w:space="0"/>
           <w:right w:val="nil"/>
           <w:insideH w:val="nil"/>
           <w:insideV w:val="nil"/>
@@ -5200,7 +5593,7 @@
         <w:tcBorders>
           <w:top w:val="nil"/>
           <w:left w:val="nil"/>
-          <w:bottom w:val="single" w:sz="18" w:space="0" w:color="auto"/>
+          <w:bottom w:val="single" w:color="auto" w:sz="18" w:space="0"/>
           <w:right w:val="nil"/>
           <w:insideH w:val="nil"/>
           <w:insideV w:val="nil"/>
@@ -5247,9 +5640,9 @@
       <w:tblPr/>
       <w:tcPr>
         <w:tcBorders>
-          <w:top w:val="single" w:sz="18" w:space="0" w:color="auto"/>
-          <w:left w:val="nil"/>
-          <w:bottom w:val="single" w:sz="18" w:space="0" w:color="auto"/>
+          <w:top w:val="single" w:color="auto" w:sz="18" w:space="0"/>
+          <w:left w:val="nil"/>
+          <w:bottom w:val="single" w:color="auto" w:sz="18" w:space="0"/>
           <w:right w:val="nil"/>
           <w:insideH w:val="nil"/>
           <w:insideV w:val="nil"/>
@@ -5263,9 +5656,9 @@
       <w:tblPr/>
       <w:tcPr>
         <w:tcBorders>
-          <w:top w:val="single" w:sz="18" w:space="0" w:color="auto"/>
-          <w:left w:val="nil"/>
-          <w:bottom w:val="single" w:sz="18" w:space="0" w:color="auto"/>
+          <w:top w:val="single" w:color="auto" w:sz="18" w:space="0"/>
+          <w:left w:val="nil"/>
+          <w:bottom w:val="single" w:color="auto" w:sz="18" w:space="0"/>
           <w:right w:val="nil"/>
           <w:insideH w:val="nil"/>
           <w:insideV w:val="nil"/>
@@ -5286,8 +5679,8 @@
       <w:tblStyleColBandSize w:val="1"/>
       <w:tblInd w:w="0" w:type="dxa"/>
       <w:tblBorders>
-        <w:top w:val="single" w:sz="18" w:space="0" w:color="auto"/>
-        <w:bottom w:val="single" w:sz="18" w:space="0" w:color="auto"/>
+        <w:top w:val="single" w:color="auto" w:sz="18" w:space="0"/>
+        <w:bottom w:val="single" w:color="auto" w:sz="18" w:space="0"/>
       </w:tblBorders>
       <w:tblCellMar>
         <w:top w:w="0" w:type="dxa"/>
@@ -5308,9 +5701,9 @@
       <w:tblPr/>
       <w:tcPr>
         <w:tcBorders>
-          <w:top w:val="single" w:sz="18" w:space="0" w:color="auto"/>
-          <w:left w:val="nil"/>
-          <w:bottom w:val="single" w:sz="18" w:space="0" w:color="auto"/>
+          <w:top w:val="single" w:color="auto" w:sz="18" w:space="0"/>
+          <w:left w:val="nil"/>
+          <w:bottom w:val="single" w:color="auto" w:sz="18" w:space="0"/>
           <w:right w:val="nil"/>
           <w:insideH w:val="nil"/>
           <w:insideV w:val="nil"/>
@@ -5328,9 +5721,9 @@
       <w:tblPr/>
       <w:tcPr>
         <w:tcBorders>
-          <w:top w:val="double" w:sz="6" w:space="0" w:color="auto"/>
-          <w:left w:val="nil"/>
-          <w:bottom w:val="single" w:sz="18" w:space="0" w:color="auto"/>
+          <w:top w:val="double" w:color="auto" w:sz="6" w:space="0"/>
+          <w:left w:val="nil"/>
+          <w:bottom w:val="single" w:color="auto" w:sz="18" w:space="0"/>
           <w:right w:val="nil"/>
           <w:insideH w:val="nil"/>
           <w:insideV w:val="nil"/>
@@ -5349,7 +5742,7 @@
         <w:tcBorders>
           <w:top w:val="nil"/>
           <w:left w:val="nil"/>
-          <w:bottom w:val="single" w:sz="18" w:space="0" w:color="auto"/>
+          <w:bottom w:val="single" w:color="auto" w:sz="18" w:space="0"/>
           <w:right w:val="nil"/>
           <w:insideH w:val="nil"/>
           <w:insideV w:val="nil"/>
@@ -5396,9 +5789,9 @@
       <w:tblPr/>
       <w:tcPr>
         <w:tcBorders>
-          <w:top w:val="single" w:sz="18" w:space="0" w:color="auto"/>
-          <w:left w:val="nil"/>
-          <w:bottom w:val="single" w:sz="18" w:space="0" w:color="auto"/>
+          <w:top w:val="single" w:color="auto" w:sz="18" w:space="0"/>
+          <w:left w:val="nil"/>
+          <w:bottom w:val="single" w:color="auto" w:sz="18" w:space="0"/>
           <w:right w:val="nil"/>
           <w:insideH w:val="nil"/>
           <w:insideV w:val="nil"/>
@@ -5412,9 +5805,9 @@
       <w:tblPr/>
       <w:tcPr>
         <w:tcBorders>
-          <w:top w:val="single" w:sz="18" w:space="0" w:color="auto"/>
-          <w:left w:val="nil"/>
-          <w:bottom w:val="single" w:sz="18" w:space="0" w:color="auto"/>
+          <w:top w:val="single" w:color="auto" w:sz="18" w:space="0"/>
+          <w:left w:val="nil"/>
+          <w:bottom w:val="single" w:color="auto" w:sz="18" w:space="0"/>
           <w:right w:val="nil"/>
           <w:insideH w:val="nil"/>
           <w:insideV w:val="nil"/>
@@ -5435,8 +5828,8 @@
       <w:tblStyleColBandSize w:val="1"/>
       <w:tblInd w:w="0" w:type="dxa"/>
       <w:tblBorders>
-        <w:top w:val="single" w:sz="18" w:space="0" w:color="auto"/>
-        <w:bottom w:val="single" w:sz="18" w:space="0" w:color="auto"/>
+        <w:top w:val="single" w:color="auto" w:sz="18" w:space="0"/>
+        <w:bottom w:val="single" w:color="auto" w:sz="18" w:space="0"/>
       </w:tblBorders>
       <w:tblCellMar>
         <w:top w:w="0" w:type="dxa"/>
@@ -5457,9 +5850,9 @@
       <w:tblPr/>
       <w:tcPr>
         <w:tcBorders>
-          <w:top w:val="single" w:sz="18" w:space="0" w:color="auto"/>
-          <w:left w:val="nil"/>
-          <w:bottom w:val="single" w:sz="18" w:space="0" w:color="auto"/>
+          <w:top w:val="single" w:color="auto" w:sz="18" w:space="0"/>
+          <w:left w:val="nil"/>
+          <w:bottom w:val="single" w:color="auto" w:sz="18" w:space="0"/>
           <w:right w:val="nil"/>
           <w:insideH w:val="nil"/>
           <w:insideV w:val="nil"/>
@@ -5477,9 +5870,9 @@
       <w:tblPr/>
       <w:tcPr>
         <w:tcBorders>
-          <w:top w:val="double" w:sz="6" w:space="0" w:color="auto"/>
-          <w:left w:val="nil"/>
-          <w:bottom w:val="single" w:sz="18" w:space="0" w:color="auto"/>
+          <w:top w:val="double" w:color="auto" w:sz="6" w:space="0"/>
+          <w:left w:val="nil"/>
+          <w:bottom w:val="single" w:color="auto" w:sz="18" w:space="0"/>
           <w:right w:val="nil"/>
           <w:insideH w:val="nil"/>
           <w:insideV w:val="nil"/>
@@ -5498,7 +5891,7 @@
         <w:tcBorders>
           <w:top w:val="nil"/>
           <w:left w:val="nil"/>
-          <w:bottom w:val="single" w:sz="18" w:space="0" w:color="auto"/>
+          <w:bottom w:val="single" w:color="auto" w:sz="18" w:space="0"/>
           <w:right w:val="nil"/>
           <w:insideH w:val="nil"/>
           <w:insideV w:val="nil"/>
@@ -5545,9 +5938,9 @@
       <w:tblPr/>
       <w:tcPr>
         <w:tcBorders>
-          <w:top w:val="single" w:sz="18" w:space="0" w:color="auto"/>
-          <w:left w:val="nil"/>
-          <w:bottom w:val="single" w:sz="18" w:space="0" w:color="auto"/>
+          <w:top w:val="single" w:color="auto" w:sz="18" w:space="0"/>
+          <w:left w:val="nil"/>
+          <w:bottom w:val="single" w:color="auto" w:sz="18" w:space="0"/>
           <w:right w:val="nil"/>
           <w:insideH w:val="nil"/>
           <w:insideV w:val="nil"/>
@@ -5561,9 +5954,9 @@
       <w:tblPr/>
       <w:tcPr>
         <w:tcBorders>
-          <w:top w:val="single" w:sz="18" w:space="0" w:color="auto"/>
-          <w:left w:val="nil"/>
-          <w:bottom w:val="single" w:sz="18" w:space="0" w:color="auto"/>
+          <w:top w:val="single" w:color="auto" w:sz="18" w:space="0"/>
+          <w:left w:val="nil"/>
+          <w:bottom w:val="single" w:color="auto" w:sz="18" w:space="0"/>
           <w:right w:val="nil"/>
           <w:insideH w:val="nil"/>
           <w:insideV w:val="nil"/>
@@ -5584,8 +5977,8 @@
       <w:tblStyleColBandSize w:val="1"/>
       <w:tblInd w:w="0" w:type="dxa"/>
       <w:tblBorders>
-        <w:top w:val="single" w:sz="18" w:space="0" w:color="auto"/>
-        <w:bottom w:val="single" w:sz="18" w:space="0" w:color="auto"/>
+        <w:top w:val="single" w:color="auto" w:sz="18" w:space="0"/>
+        <w:bottom w:val="single" w:color="auto" w:sz="18" w:space="0"/>
       </w:tblBorders>
       <w:tblCellMar>
         <w:top w:w="0" w:type="dxa"/>
@@ -5606,9 +5999,9 @@
       <w:tblPr/>
       <w:tcPr>
         <w:tcBorders>
-          <w:top w:val="single" w:sz="18" w:space="0" w:color="auto"/>
-          <w:left w:val="nil"/>
-          <w:bottom w:val="single" w:sz="18" w:space="0" w:color="auto"/>
+          <w:top w:val="single" w:color="auto" w:sz="18" w:space="0"/>
+          <w:left w:val="nil"/>
+          <w:bottom w:val="single" w:color="auto" w:sz="18" w:space="0"/>
           <w:right w:val="nil"/>
           <w:insideH w:val="nil"/>
           <w:insideV w:val="nil"/>
@@ -5626,9 +6019,9 @@
       <w:tblPr/>
       <w:tcPr>
         <w:tcBorders>
-          <w:top w:val="double" w:sz="6" w:space="0" w:color="auto"/>
-          <w:left w:val="nil"/>
-          <w:bottom w:val="single" w:sz="18" w:space="0" w:color="auto"/>
+          <w:top w:val="double" w:color="auto" w:sz="6" w:space="0"/>
+          <w:left w:val="nil"/>
+          <w:bottom w:val="single" w:color="auto" w:sz="18" w:space="0"/>
           <w:right w:val="nil"/>
           <w:insideH w:val="nil"/>
           <w:insideV w:val="nil"/>
@@ -5647,7 +6040,7 @@
         <w:tcBorders>
           <w:top w:val="nil"/>
           <w:left w:val="nil"/>
-          <w:bottom w:val="single" w:sz="18" w:space="0" w:color="auto"/>
+          <w:bottom w:val="single" w:color="auto" w:sz="18" w:space="0"/>
           <w:right w:val="nil"/>
           <w:insideH w:val="nil"/>
           <w:insideV w:val="nil"/>
@@ -5694,9 +6087,9 @@
       <w:tblPr/>
       <w:tcPr>
         <w:tcBorders>
-          <w:top w:val="single" w:sz="18" w:space="0" w:color="auto"/>
-          <w:left w:val="nil"/>
-          <w:bottom w:val="single" w:sz="18" w:space="0" w:color="auto"/>
+          <w:top w:val="single" w:color="auto" w:sz="18" w:space="0"/>
+          <w:left w:val="nil"/>
+          <w:bottom w:val="single" w:color="auto" w:sz="18" w:space="0"/>
           <w:right w:val="nil"/>
           <w:insideH w:val="nil"/>
           <w:insideV w:val="nil"/>
@@ -5710,9 +6103,9 @@
       <w:tblPr/>
       <w:tcPr>
         <w:tcBorders>
-          <w:top w:val="single" w:sz="18" w:space="0" w:color="auto"/>
-          <w:left w:val="nil"/>
-          <w:bottom w:val="single" w:sz="18" w:space="0" w:color="auto"/>
+          <w:top w:val="single" w:color="auto" w:sz="18" w:space="0"/>
+          <w:left w:val="nil"/>
+          <w:bottom w:val="single" w:color="auto" w:sz="18" w:space="0"/>
           <w:right w:val="nil"/>
           <w:insideH w:val="nil"/>
           <w:insideV w:val="nil"/>
@@ -5733,8 +6126,8 @@
       <w:tblStyleColBandSize w:val="1"/>
       <w:tblInd w:w="0" w:type="dxa"/>
       <w:tblBorders>
-        <w:top w:val="single" w:sz="18" w:space="0" w:color="auto"/>
-        <w:bottom w:val="single" w:sz="18" w:space="0" w:color="auto"/>
+        <w:top w:val="single" w:color="auto" w:sz="18" w:space="0"/>
+        <w:bottom w:val="single" w:color="auto" w:sz="18" w:space="0"/>
       </w:tblBorders>
       <w:tblCellMar>
         <w:top w:w="0" w:type="dxa"/>
@@ -5755,9 +6148,9 @@
       <w:tblPr/>
       <w:tcPr>
         <w:tcBorders>
-          <w:top w:val="single" w:sz="18" w:space="0" w:color="auto"/>
-          <w:left w:val="nil"/>
-          <w:bottom w:val="single" w:sz="18" w:space="0" w:color="auto"/>
+          <w:top w:val="single" w:color="auto" w:sz="18" w:space="0"/>
+          <w:left w:val="nil"/>
+          <w:bottom w:val="single" w:color="auto" w:sz="18" w:space="0"/>
           <w:right w:val="nil"/>
           <w:insideH w:val="nil"/>
           <w:insideV w:val="nil"/>
@@ -5775,9 +6168,9 @@
       <w:tblPr/>
       <w:tcPr>
         <w:tcBorders>
-          <w:top w:val="double" w:sz="6" w:space="0" w:color="auto"/>
-          <w:left w:val="nil"/>
-          <w:bottom w:val="single" w:sz="18" w:space="0" w:color="auto"/>
+          <w:top w:val="double" w:color="auto" w:sz="6" w:space="0"/>
+          <w:left w:val="nil"/>
+          <w:bottom w:val="single" w:color="auto" w:sz="18" w:space="0"/>
           <w:right w:val="nil"/>
           <w:insideH w:val="nil"/>
           <w:insideV w:val="nil"/>
@@ -5796,7 +6189,7 @@
         <w:tcBorders>
           <w:top w:val="nil"/>
           <w:left w:val="nil"/>
-          <w:bottom w:val="single" w:sz="18" w:space="0" w:color="auto"/>
+          <w:bottom w:val="single" w:color="auto" w:sz="18" w:space="0"/>
           <w:right w:val="nil"/>
           <w:insideH w:val="nil"/>
           <w:insideV w:val="nil"/>
@@ -5843,9 +6236,9 @@
       <w:tblPr/>
       <w:tcPr>
         <w:tcBorders>
-          <w:top w:val="single" w:sz="18" w:space="0" w:color="auto"/>
-          <w:left w:val="nil"/>
-          <w:bottom w:val="single" w:sz="18" w:space="0" w:color="auto"/>
+          <w:top w:val="single" w:color="auto" w:sz="18" w:space="0"/>
+          <w:left w:val="nil"/>
+          <w:bottom w:val="single" w:color="auto" w:sz="18" w:space="0"/>
           <w:right w:val="nil"/>
           <w:insideH w:val="nil"/>
           <w:insideV w:val="nil"/>
@@ -5859,9 +6252,9 @@
       <w:tblPr/>
       <w:tcPr>
         <w:tcBorders>
-          <w:top w:val="single" w:sz="18" w:space="0" w:color="auto"/>
-          <w:left w:val="nil"/>
-          <w:bottom w:val="single" w:sz="18" w:space="0" w:color="auto"/>
+          <w:top w:val="single" w:color="auto" w:sz="18" w:space="0"/>
+          <w:left w:val="nil"/>
+          <w:bottom w:val="single" w:color="auto" w:sz="18" w:space="0"/>
           <w:right w:val="nil"/>
           <w:insideH w:val="nil"/>
           <w:insideV w:val="nil"/>
@@ -5882,8 +6275,8 @@
       <w:tblStyleColBandSize w:val="1"/>
       <w:tblInd w:w="0" w:type="dxa"/>
       <w:tblBorders>
-        <w:top w:val="single" w:sz="18" w:space="0" w:color="auto"/>
-        <w:bottom w:val="single" w:sz="18" w:space="0" w:color="auto"/>
+        <w:top w:val="single" w:color="auto" w:sz="18" w:space="0"/>
+        <w:bottom w:val="single" w:color="auto" w:sz="18" w:space="0"/>
       </w:tblBorders>
       <w:tblCellMar>
         <w:top w:w="0" w:type="dxa"/>
@@ -5904,9 +6297,9 @@
       <w:tblPr/>
       <w:tcPr>
         <w:tcBorders>
-          <w:top w:val="single" w:sz="18" w:space="0" w:color="auto"/>
-          <w:left w:val="nil"/>
-          <w:bottom w:val="single" w:sz="18" w:space="0" w:color="auto"/>
+          <w:top w:val="single" w:color="auto" w:sz="18" w:space="0"/>
+          <w:left w:val="nil"/>
+          <w:bottom w:val="single" w:color="auto" w:sz="18" w:space="0"/>
           <w:right w:val="nil"/>
           <w:insideH w:val="nil"/>
           <w:insideV w:val="nil"/>
@@ -5924,9 +6317,9 @@
       <w:tblPr/>
       <w:tcPr>
         <w:tcBorders>
-          <w:top w:val="double" w:sz="6" w:space="0" w:color="auto"/>
-          <w:left w:val="nil"/>
-          <w:bottom w:val="single" w:sz="18" w:space="0" w:color="auto"/>
+          <w:top w:val="double" w:color="auto" w:sz="6" w:space="0"/>
+          <w:left w:val="nil"/>
+          <w:bottom w:val="single" w:color="auto" w:sz="18" w:space="0"/>
           <w:right w:val="nil"/>
           <w:insideH w:val="nil"/>
           <w:insideV w:val="nil"/>
@@ -5945,7 +6338,7 @@
         <w:tcBorders>
           <w:top w:val="nil"/>
           <w:left w:val="nil"/>
-          <w:bottom w:val="single" w:sz="18" w:space="0" w:color="auto"/>
+          <w:bottom w:val="single" w:color="auto" w:sz="18" w:space="0"/>
           <w:right w:val="nil"/>
           <w:insideH w:val="nil"/>
           <w:insideV w:val="nil"/>
@@ -5992,9 +6385,9 @@
       <w:tblPr/>
       <w:tcPr>
         <w:tcBorders>
-          <w:top w:val="single" w:sz="18" w:space="0" w:color="auto"/>
-          <w:left w:val="nil"/>
-          <w:bottom w:val="single" w:sz="18" w:space="0" w:color="auto"/>
+          <w:top w:val="single" w:color="auto" w:sz="18" w:space="0"/>
+          <w:left w:val="nil"/>
+          <w:bottom w:val="single" w:color="auto" w:sz="18" w:space="0"/>
           <w:right w:val="nil"/>
           <w:insideH w:val="nil"/>
           <w:insideV w:val="nil"/>
@@ -6008,9 +6401,9 @@
       <w:tblPr/>
       <w:tcPr>
         <w:tcBorders>
-          <w:top w:val="single" w:sz="18" w:space="0" w:color="auto"/>
-          <w:left w:val="nil"/>
-          <w:bottom w:val="single" w:sz="18" w:space="0" w:color="auto"/>
+          <w:top w:val="single" w:color="auto" w:sz="18" w:space="0"/>
+          <w:left w:val="nil"/>
+          <w:bottom w:val="single" w:color="auto" w:sz="18" w:space="0"/>
           <w:right w:val="nil"/>
           <w:insideH w:val="nil"/>
           <w:insideV w:val="nil"/>
@@ -6034,8 +6427,8 @@
       <w:tblStyleColBandSize w:val="1"/>
       <w:tblInd w:w="0" w:type="dxa"/>
       <w:tblBorders>
-        <w:top w:val="single" w:sz="8" w:space="0" w:color="000000" w:themeColor="text1"/>
-        <w:bottom w:val="single" w:sz="8" w:space="0" w:color="000000" w:themeColor="text1"/>
+        <w:top w:val="single" w:color="000000" w:themeColor="text1" w:sz="8" w:space="0"/>
+        <w:bottom w:val="single" w:color="000000" w:themeColor="text1" w:sz="8" w:space="0"/>
       </w:tblBorders>
       <w:tblCellMar>
         <w:top w:w="0" w:type="dxa"/>
@@ -6046,13 +6439,13 @@
     </w:tblPr>
     <w:tblStylePr w:type="firstRow">
       <w:rPr>
-        <w:rFonts w:asciiTheme="majorHAnsi" w:eastAsiaTheme="majorEastAsia" w:hAnsiTheme="majorHAnsi" w:cstheme="majorBidi"/>
-      </w:rPr>
-      <w:tblPr/>
-      <w:tcPr>
-        <w:tcBorders>
-          <w:top w:val="nil"/>
-          <w:bottom w:val="single" w:sz="8" w:space="0" w:color="000000" w:themeColor="text1"/>
+        <w:rFonts w:asciiTheme="majorHAnsi" w:hAnsiTheme="majorHAnsi" w:eastAsiaTheme="majorEastAsia" w:cstheme="majorBidi"/>
+      </w:rPr>
+      <w:tblPr/>
+      <w:tcPr>
+        <w:tcBorders>
+          <w:top w:val="nil"/>
+          <w:bottom w:val="single" w:color="000000" w:themeColor="text1" w:sz="8" w:space="0"/>
         </w:tcBorders>
       </w:tcPr>
     </w:tblStylePr>
@@ -6065,8 +6458,8 @@
       <w:tblPr/>
       <w:tcPr>
         <w:tcBorders>
-          <w:top w:val="single" w:sz="8" w:space="0" w:color="000000" w:themeColor="text1"/>
-          <w:bottom w:val="single" w:sz="8" w:space="0" w:color="000000" w:themeColor="text1"/>
+          <w:top w:val="single" w:color="000000" w:themeColor="text1" w:sz="8" w:space="0"/>
+          <w:bottom w:val="single" w:color="000000" w:themeColor="text1" w:sz="8" w:space="0"/>
         </w:tcBorders>
       </w:tcPr>
     </w:tblStylePr>
@@ -6084,8 +6477,8 @@
       <w:tblPr/>
       <w:tcPr>
         <w:tcBorders>
-          <w:top w:val="single" w:sz="8" w:space="0" w:color="000000" w:themeColor="text1"/>
-          <w:bottom w:val="single" w:sz="8" w:space="0" w:color="000000" w:themeColor="text1"/>
+          <w:top w:val="single" w:color="000000" w:themeColor="text1" w:sz="8" w:space="0"/>
+          <w:bottom w:val="single" w:color="000000" w:themeColor="text1" w:sz="8" w:space="0"/>
         </w:tcBorders>
       </w:tcPr>
     </w:tblStylePr>
@@ -6118,8 +6511,8 @@
       <w:tblStyleColBandSize w:val="1"/>
       <w:tblInd w:w="0" w:type="dxa"/>
       <w:tblBorders>
-        <w:top w:val="single" w:sz="8" w:space="0" w:color="4F81BD" w:themeColor="accent1"/>
-        <w:bottom w:val="single" w:sz="8" w:space="0" w:color="4F81BD" w:themeColor="accent1"/>
+        <w:top w:val="single" w:color="4F81BD" w:themeColor="accent1" w:sz="8" w:space="0"/>
+        <w:bottom w:val="single" w:color="4F81BD" w:themeColor="accent1" w:sz="8" w:space="0"/>
       </w:tblBorders>
       <w:tblCellMar>
         <w:top w:w="0" w:type="dxa"/>
@@ -6130,13 +6523,13 @@
     </w:tblPr>
     <w:tblStylePr w:type="firstRow">
       <w:rPr>
-        <w:rFonts w:asciiTheme="majorHAnsi" w:eastAsiaTheme="majorEastAsia" w:hAnsiTheme="majorHAnsi" w:cstheme="majorBidi"/>
-      </w:rPr>
-      <w:tblPr/>
-      <w:tcPr>
-        <w:tcBorders>
-          <w:top w:val="nil"/>
-          <w:bottom w:val="single" w:sz="8" w:space="0" w:color="4F81BD" w:themeColor="accent1"/>
+        <w:rFonts w:asciiTheme="majorHAnsi" w:hAnsiTheme="majorHAnsi" w:eastAsiaTheme="majorEastAsia" w:cstheme="majorBidi"/>
+      </w:rPr>
+      <w:tblPr/>
+      <w:tcPr>
+        <w:tcBorders>
+          <w:top w:val="nil"/>
+          <w:bottom w:val="single" w:color="4F81BD" w:themeColor="accent1" w:sz="8" w:space="0"/>
         </w:tcBorders>
       </w:tcPr>
     </w:tblStylePr>
@@ -6149,8 +6542,8 @@
       <w:tblPr/>
       <w:tcPr>
         <w:tcBorders>
-          <w:top w:val="single" w:sz="8" w:space="0" w:color="4F81BD" w:themeColor="accent1"/>
-          <w:bottom w:val="single" w:sz="8" w:space="0" w:color="4F81BD" w:themeColor="accent1"/>
+          <w:top w:val="single" w:color="4F81BD" w:themeColor="accent1" w:sz="8" w:space="0"/>
+          <w:bottom w:val="single" w:color="4F81BD" w:themeColor="accent1" w:sz="8" w:space="0"/>
         </w:tcBorders>
       </w:tcPr>
     </w:tblStylePr>
@@ -6168,8 +6561,8 @@
       <w:tblPr/>
       <w:tcPr>
         <w:tcBorders>
-          <w:top w:val="single" w:sz="8" w:space="0" w:color="4F81BD" w:themeColor="accent1"/>
-          <w:bottom w:val="single" w:sz="8" w:space="0" w:color="4F81BD" w:themeColor="accent1"/>
+          <w:top w:val="single" w:color="4F81BD" w:themeColor="accent1" w:sz="8" w:space="0"/>
+          <w:bottom w:val="single" w:color="4F81BD" w:themeColor="accent1" w:sz="8" w:space="0"/>
         </w:tcBorders>
       </w:tcPr>
     </w:tblStylePr>
@@ -6202,8 +6595,8 @@
       <w:tblStyleColBandSize w:val="1"/>
       <w:tblInd w:w="0" w:type="dxa"/>
       <w:tblBorders>
-        <w:top w:val="single" w:sz="8" w:space="0" w:color="C0504D" w:themeColor="accent2"/>
-        <w:bottom w:val="single" w:sz="8" w:space="0" w:color="C0504D" w:themeColor="accent2"/>
+        <w:top w:val="single" w:color="C0504D" w:themeColor="accent2" w:sz="8" w:space="0"/>
+        <w:bottom w:val="single" w:color="C0504D" w:themeColor="accent2" w:sz="8" w:space="0"/>
       </w:tblBorders>
       <w:tblCellMar>
         <w:top w:w="0" w:type="dxa"/>
@@ -6214,13 +6607,13 @@
     </w:tblPr>
     <w:tblStylePr w:type="firstRow">
       <w:rPr>
-        <w:rFonts w:asciiTheme="majorHAnsi" w:eastAsiaTheme="majorEastAsia" w:hAnsiTheme="majorHAnsi" w:cstheme="majorBidi"/>
-      </w:rPr>
-      <w:tblPr/>
-      <w:tcPr>
-        <w:tcBorders>
-          <w:top w:val="nil"/>
-          <w:bottom w:val="single" w:sz="8" w:space="0" w:color="C0504D" w:themeColor="accent2"/>
+        <w:rFonts w:asciiTheme="majorHAnsi" w:hAnsiTheme="majorHAnsi" w:eastAsiaTheme="majorEastAsia" w:cstheme="majorBidi"/>
+      </w:rPr>
+      <w:tblPr/>
+      <w:tcPr>
+        <w:tcBorders>
+          <w:top w:val="nil"/>
+          <w:bottom w:val="single" w:color="C0504D" w:themeColor="accent2" w:sz="8" w:space="0"/>
         </w:tcBorders>
       </w:tcPr>
     </w:tblStylePr>
@@ -6233,8 +6626,8 @@
       <w:tblPr/>
       <w:tcPr>
         <w:tcBorders>
-          <w:top w:val="single" w:sz="8" w:space="0" w:color="C0504D" w:themeColor="accent2"/>
-          <w:bottom w:val="single" w:sz="8" w:space="0" w:color="C0504D" w:themeColor="accent2"/>
+          <w:top w:val="single" w:color="C0504D" w:themeColor="accent2" w:sz="8" w:space="0"/>
+          <w:bottom w:val="single" w:color="C0504D" w:themeColor="accent2" w:sz="8" w:space="0"/>
         </w:tcBorders>
       </w:tcPr>
     </w:tblStylePr>
@@ -6252,8 +6645,8 @@
       <w:tblPr/>
       <w:tcPr>
         <w:tcBorders>
-          <w:top w:val="single" w:sz="8" w:space="0" w:color="C0504D" w:themeColor="accent2"/>
-          <w:bottom w:val="single" w:sz="8" w:space="0" w:color="C0504D" w:themeColor="accent2"/>
+          <w:top w:val="single" w:color="C0504D" w:themeColor="accent2" w:sz="8" w:space="0"/>
+          <w:bottom w:val="single" w:color="C0504D" w:themeColor="accent2" w:sz="8" w:space="0"/>
         </w:tcBorders>
       </w:tcPr>
     </w:tblStylePr>
@@ -6286,8 +6679,8 @@
       <w:tblStyleColBandSize w:val="1"/>
       <w:tblInd w:w="0" w:type="dxa"/>
       <w:tblBorders>
-        <w:top w:val="single" w:sz="8" w:space="0" w:color="9BBB59" w:themeColor="accent3"/>
-        <w:bottom w:val="single" w:sz="8" w:space="0" w:color="9BBB59" w:themeColor="accent3"/>
+        <w:top w:val="single" w:color="9BBB59" w:themeColor="accent3" w:sz="8" w:space="0"/>
+        <w:bottom w:val="single" w:color="9BBB59" w:themeColor="accent3" w:sz="8" w:space="0"/>
       </w:tblBorders>
       <w:tblCellMar>
         <w:top w:w="0" w:type="dxa"/>
@@ -6298,13 +6691,13 @@
     </w:tblPr>
     <w:tblStylePr w:type="firstRow">
       <w:rPr>
-        <w:rFonts w:asciiTheme="majorHAnsi" w:eastAsiaTheme="majorEastAsia" w:hAnsiTheme="majorHAnsi" w:cstheme="majorBidi"/>
-      </w:rPr>
-      <w:tblPr/>
-      <w:tcPr>
-        <w:tcBorders>
-          <w:top w:val="nil"/>
-          <w:bottom w:val="single" w:sz="8" w:space="0" w:color="9BBB59" w:themeColor="accent3"/>
+        <w:rFonts w:asciiTheme="majorHAnsi" w:hAnsiTheme="majorHAnsi" w:eastAsiaTheme="majorEastAsia" w:cstheme="majorBidi"/>
+      </w:rPr>
+      <w:tblPr/>
+      <w:tcPr>
+        <w:tcBorders>
+          <w:top w:val="nil"/>
+          <w:bottom w:val="single" w:color="9BBB59" w:themeColor="accent3" w:sz="8" w:space="0"/>
         </w:tcBorders>
       </w:tcPr>
     </w:tblStylePr>
@@ -6317,8 +6710,8 @@
       <w:tblPr/>
       <w:tcPr>
         <w:tcBorders>
-          <w:top w:val="single" w:sz="8" w:space="0" w:color="9BBB59" w:themeColor="accent3"/>
-          <w:bottom w:val="single" w:sz="8" w:space="0" w:color="9BBB59" w:themeColor="accent3"/>
+          <w:top w:val="single" w:color="9BBB59" w:themeColor="accent3" w:sz="8" w:space="0"/>
+          <w:bottom w:val="single" w:color="9BBB59" w:themeColor="accent3" w:sz="8" w:space="0"/>
         </w:tcBorders>
       </w:tcPr>
     </w:tblStylePr>
@@ -6336,8 +6729,8 @@
       <w:tblPr/>
       <w:tcPr>
         <w:tcBorders>
-          <w:top w:val="single" w:sz="8" w:space="0" w:color="9BBB59" w:themeColor="accent3"/>
-          <w:bottom w:val="single" w:sz="8" w:space="0" w:color="9BBB59" w:themeColor="accent3"/>
+          <w:top w:val="single" w:color="9BBB59" w:themeColor="accent3" w:sz="8" w:space="0"/>
+          <w:bottom w:val="single" w:color="9BBB59" w:themeColor="accent3" w:sz="8" w:space="0"/>
         </w:tcBorders>
       </w:tcPr>
     </w:tblStylePr>
@@ -6370,8 +6763,8 @@
       <w:tblStyleColBandSize w:val="1"/>
       <w:tblInd w:w="0" w:type="dxa"/>
       <w:tblBorders>
-        <w:top w:val="single" w:sz="8" w:space="0" w:color="8064A2" w:themeColor="accent4"/>
-        <w:bottom w:val="single" w:sz="8" w:space="0" w:color="8064A2" w:themeColor="accent4"/>
+        <w:top w:val="single" w:color="8064A2" w:themeColor="accent4" w:sz="8" w:space="0"/>
+        <w:bottom w:val="single" w:color="8064A2" w:themeColor="accent4" w:sz="8" w:space="0"/>
       </w:tblBorders>
       <w:tblCellMar>
         <w:top w:w="0" w:type="dxa"/>
@@ -6382,13 +6775,13 @@
     </w:tblPr>
     <w:tblStylePr w:type="firstRow">
       <w:rPr>
-        <w:rFonts w:asciiTheme="majorHAnsi" w:eastAsiaTheme="majorEastAsia" w:hAnsiTheme="majorHAnsi" w:cstheme="majorBidi"/>
-      </w:rPr>
-      <w:tblPr/>
-      <w:tcPr>
-        <w:tcBorders>
-          <w:top w:val="nil"/>
-          <w:bottom w:val="single" w:sz="8" w:space="0" w:color="8064A2" w:themeColor="accent4"/>
+        <w:rFonts w:asciiTheme="majorHAnsi" w:hAnsiTheme="majorHAnsi" w:eastAsiaTheme="majorEastAsia" w:cstheme="majorBidi"/>
+      </w:rPr>
+      <w:tblPr/>
+      <w:tcPr>
+        <w:tcBorders>
+          <w:top w:val="nil"/>
+          <w:bottom w:val="single" w:color="8064A2" w:themeColor="accent4" w:sz="8" w:space="0"/>
         </w:tcBorders>
       </w:tcPr>
     </w:tblStylePr>
@@ -6401,8 +6794,8 @@
       <w:tblPr/>
       <w:tcPr>
         <w:tcBorders>
-          <w:top w:val="single" w:sz="8" w:space="0" w:color="8064A2" w:themeColor="accent4"/>
-          <w:bottom w:val="single" w:sz="8" w:space="0" w:color="8064A2" w:themeColor="accent4"/>
+          <w:top w:val="single" w:color="8064A2" w:themeColor="accent4" w:sz="8" w:space="0"/>
+          <w:bottom w:val="single" w:color="8064A2" w:themeColor="accent4" w:sz="8" w:space="0"/>
         </w:tcBorders>
       </w:tcPr>
     </w:tblStylePr>
@@ -6420,8 +6813,8 @@
       <w:tblPr/>
       <w:tcPr>
         <w:tcBorders>
-          <w:top w:val="single" w:sz="8" w:space="0" w:color="8064A2" w:themeColor="accent4"/>
-          <w:bottom w:val="single" w:sz="8" w:space="0" w:color="8064A2" w:themeColor="accent4"/>
+          <w:top w:val="single" w:color="8064A2" w:themeColor="accent4" w:sz="8" w:space="0"/>
+          <w:bottom w:val="single" w:color="8064A2" w:themeColor="accent4" w:sz="8" w:space="0"/>
         </w:tcBorders>
       </w:tcPr>
     </w:tblStylePr>
@@ -6454,8 +6847,8 @@
       <w:tblStyleColBandSize w:val="1"/>
       <w:tblInd w:w="0" w:type="dxa"/>
       <w:tblBorders>
-        <w:top w:val="single" w:sz="8" w:space="0" w:color="4BACC6" w:themeColor="accent5"/>
-        <w:bottom w:val="single" w:sz="8" w:space="0" w:color="4BACC6" w:themeColor="accent5"/>
+        <w:top w:val="single" w:color="4BACC6" w:themeColor="accent5" w:sz="8" w:space="0"/>
+        <w:bottom w:val="single" w:color="4BACC6" w:themeColor="accent5" w:sz="8" w:space="0"/>
       </w:tblBorders>
       <w:tblCellMar>
         <w:top w:w="0" w:type="dxa"/>
@@ -6466,13 +6859,13 @@
     </w:tblPr>
     <w:tblStylePr w:type="firstRow">
       <w:rPr>
-        <w:rFonts w:asciiTheme="majorHAnsi" w:eastAsiaTheme="majorEastAsia" w:hAnsiTheme="majorHAnsi" w:cstheme="majorBidi"/>
-      </w:rPr>
-      <w:tblPr/>
-      <w:tcPr>
-        <w:tcBorders>
-          <w:top w:val="nil"/>
-          <w:bottom w:val="single" w:sz="8" w:space="0" w:color="4BACC6" w:themeColor="accent5"/>
+        <w:rFonts w:asciiTheme="majorHAnsi" w:hAnsiTheme="majorHAnsi" w:eastAsiaTheme="majorEastAsia" w:cstheme="majorBidi"/>
+      </w:rPr>
+      <w:tblPr/>
+      <w:tcPr>
+        <w:tcBorders>
+          <w:top w:val="nil"/>
+          <w:bottom w:val="single" w:color="4BACC6" w:themeColor="accent5" w:sz="8" w:space="0"/>
         </w:tcBorders>
       </w:tcPr>
     </w:tblStylePr>
@@ -6485,8 +6878,8 @@
       <w:tblPr/>
       <w:tcPr>
         <w:tcBorders>
-          <w:top w:val="single" w:sz="8" w:space="0" w:color="4BACC6" w:themeColor="accent5"/>
-          <w:bottom w:val="single" w:sz="8" w:space="0" w:color="4BACC6" w:themeColor="accent5"/>
+          <w:top w:val="single" w:color="4BACC6" w:themeColor="accent5" w:sz="8" w:space="0"/>
+          <w:bottom w:val="single" w:color="4BACC6" w:themeColor="accent5" w:sz="8" w:space="0"/>
         </w:tcBorders>
       </w:tcPr>
     </w:tblStylePr>
@@ -6504,8 +6897,8 @@
       <w:tblPr/>
       <w:tcPr>
         <w:tcBorders>
-          <w:top w:val="single" w:sz="8" w:space="0" w:color="4BACC6" w:themeColor="accent5"/>
-          <w:bottom w:val="single" w:sz="8" w:space="0" w:color="4BACC6" w:themeColor="accent5"/>
+          <w:top w:val="single" w:color="4BACC6" w:themeColor="accent5" w:sz="8" w:space="0"/>
+          <w:bottom w:val="single" w:color="4BACC6" w:themeColor="accent5" w:sz="8" w:space="0"/>
         </w:tcBorders>
       </w:tcPr>
     </w:tblStylePr>
@@ -6538,8 +6931,8 @@
       <w:tblStyleColBandSize w:val="1"/>
       <w:tblInd w:w="0" w:type="dxa"/>
       <w:tblBorders>
-        <w:top w:val="single" w:sz="8" w:space="0" w:color="F79646" w:themeColor="accent6"/>
-        <w:bottom w:val="single" w:sz="8" w:space="0" w:color="F79646" w:themeColor="accent6"/>
+        <w:top w:val="single" w:color="F79646" w:themeColor="accent6" w:sz="8" w:space="0"/>
+        <w:bottom w:val="single" w:color="F79646" w:themeColor="accent6" w:sz="8" w:space="0"/>
       </w:tblBorders>
       <w:tblCellMar>
         <w:top w:w="0" w:type="dxa"/>
@@ -6550,13 +6943,13 @@
     </w:tblPr>
     <w:tblStylePr w:type="firstRow">
       <w:rPr>
-        <w:rFonts w:asciiTheme="majorHAnsi" w:eastAsiaTheme="majorEastAsia" w:hAnsiTheme="majorHAnsi" w:cstheme="majorBidi"/>
-      </w:rPr>
-      <w:tblPr/>
-      <w:tcPr>
-        <w:tcBorders>
-          <w:top w:val="nil"/>
-          <w:bottom w:val="single" w:sz="8" w:space="0" w:color="F79646" w:themeColor="accent6"/>
+        <w:rFonts w:asciiTheme="majorHAnsi" w:hAnsiTheme="majorHAnsi" w:eastAsiaTheme="majorEastAsia" w:cstheme="majorBidi"/>
+      </w:rPr>
+      <w:tblPr/>
+      <w:tcPr>
+        <w:tcBorders>
+          <w:top w:val="nil"/>
+          <w:bottom w:val="single" w:color="F79646" w:themeColor="accent6" w:sz="8" w:space="0"/>
         </w:tcBorders>
       </w:tcPr>
     </w:tblStylePr>
@@ -6569,8 +6962,8 @@
       <w:tblPr/>
       <w:tcPr>
         <w:tcBorders>
-          <w:top w:val="single" w:sz="8" w:space="0" w:color="F79646" w:themeColor="accent6"/>
-          <w:bottom w:val="single" w:sz="8" w:space="0" w:color="F79646" w:themeColor="accent6"/>
+          <w:top w:val="single" w:color="F79646" w:themeColor="accent6" w:sz="8" w:space="0"/>
+          <w:bottom w:val="single" w:color="F79646" w:themeColor="accent6" w:sz="8" w:space="0"/>
         </w:tcBorders>
       </w:tcPr>
     </w:tblStylePr>
@@ -6588,8 +6981,8 @@
       <w:tblPr/>
       <w:tcPr>
         <w:tcBorders>
-          <w:top w:val="single" w:sz="8" w:space="0" w:color="F79646" w:themeColor="accent6"/>
-          <w:bottom w:val="single" w:sz="8" w:space="0" w:color="F79646" w:themeColor="accent6"/>
+          <w:top w:val="single" w:color="F79646" w:themeColor="accent6" w:sz="8" w:space="0"/>
+          <w:bottom w:val="single" w:color="F79646" w:themeColor="accent6" w:sz="8" w:space="0"/>
         </w:tcBorders>
       </w:tcPr>
     </w:tblStylePr>
@@ -6615,7 +7008,7 @@
       <w:spacing w:after="0" w:line="240" w:lineRule="auto"/>
     </w:pPr>
     <w:rPr>
-      <w:rFonts w:asciiTheme="majorHAnsi" w:eastAsiaTheme="majorEastAsia" w:hAnsiTheme="majorHAnsi" w:cstheme="majorBidi"/>
+      <w:rFonts w:asciiTheme="majorHAnsi" w:hAnsiTheme="majorHAnsi" w:eastAsiaTheme="majorEastAsia" w:cstheme="majorBidi"/>
       <w:color w:val="000000" w:themeColor="text1"/>
     </w:rPr>
     <w:tblPr>
@@ -6623,10 +7016,10 @@
       <w:tblStyleColBandSize w:val="1"/>
       <w:tblInd w:w="0" w:type="dxa"/>
       <w:tblBorders>
-        <w:top w:val="single" w:sz="8" w:space="0" w:color="000000" w:themeColor="text1"/>
-        <w:left w:val="single" w:sz="8" w:space="0" w:color="000000" w:themeColor="text1"/>
-        <w:bottom w:val="single" w:sz="8" w:space="0" w:color="000000" w:themeColor="text1"/>
-        <w:right w:val="single" w:sz="8" w:space="0" w:color="000000" w:themeColor="text1"/>
+        <w:top w:val="single" w:color="000000" w:themeColor="text1" w:sz="8" w:space="0"/>
+        <w:left w:val="single" w:color="000000" w:themeColor="text1" w:sz="8" w:space="0"/>
+        <w:bottom w:val="single" w:color="000000" w:themeColor="text1" w:sz="8" w:space="0"/>
+        <w:right w:val="single" w:color="000000" w:themeColor="text1" w:sz="8" w:space="0"/>
       </w:tblBorders>
       <w:tblCellMar>
         <w:top w:w="0" w:type="dxa"/>
@@ -6645,7 +7038,7 @@
         <w:tcBorders>
           <w:top w:val="nil"/>
           <w:left w:val="nil"/>
-          <w:bottom w:val="single" w:sz="24" w:space="0" w:color="000000" w:themeColor="text1"/>
+          <w:bottom w:val="single" w:color="000000" w:themeColor="text1" w:sz="24" w:space="0"/>
           <w:right w:val="nil"/>
           <w:insideH w:val="nil"/>
           <w:insideV w:val="nil"/>
@@ -6657,7 +7050,7 @@
       <w:tblPr/>
       <w:tcPr>
         <w:tcBorders>
-          <w:top w:val="single" w:sz="8" w:space="0" w:color="000000" w:themeColor="text1"/>
+          <w:top w:val="single" w:color="000000" w:themeColor="text1" w:sz="8" w:space="0"/>
           <w:left w:val="nil"/>
           <w:bottom w:val="nil"/>
           <w:right w:val="nil"/>
@@ -6674,7 +7067,7 @@
           <w:top w:val="nil"/>
           <w:left w:val="nil"/>
           <w:bottom w:val="nil"/>
-          <w:right w:val="single" w:sz="8" w:space="0" w:color="000000" w:themeColor="text1"/>
+          <w:right w:val="single" w:color="000000" w:themeColor="text1" w:sz="8" w:space="0"/>
           <w:insideH w:val="nil"/>
           <w:insideV w:val="nil"/>
         </w:tcBorders>
@@ -6686,7 +7079,7 @@
       <w:tcPr>
         <w:tcBorders>
           <w:top w:val="nil"/>
-          <w:left w:val="single" w:sz="8" w:space="0" w:color="000000" w:themeColor="text1"/>
+          <w:left w:val="single" w:color="000000" w:themeColor="text1" w:sz="8" w:space="0"/>
           <w:bottom w:val="nil"/>
           <w:right w:val="nil"/>
           <w:insideH w:val="nil"/>
@@ -6743,7 +7136,7 @@
       <w:spacing w:after="0" w:line="240" w:lineRule="auto"/>
     </w:pPr>
     <w:rPr>
-      <w:rFonts w:asciiTheme="majorHAnsi" w:eastAsiaTheme="majorEastAsia" w:hAnsiTheme="majorHAnsi" w:cstheme="majorBidi"/>
+      <w:rFonts w:asciiTheme="majorHAnsi" w:hAnsiTheme="majorHAnsi" w:eastAsiaTheme="majorEastAsia" w:cstheme="majorBidi"/>
       <w:color w:val="000000" w:themeColor="text1"/>
     </w:rPr>
     <w:tblPr>
@@ -6751,10 +7144,10 @@
       <w:tblStyleColBandSize w:val="1"/>
       <w:tblInd w:w="0" w:type="dxa"/>
       <w:tblBorders>
-        <w:top w:val="single" w:sz="8" w:space="0" w:color="4F81BD" w:themeColor="accent1"/>
-        <w:left w:val="single" w:sz="8" w:space="0" w:color="4F81BD" w:themeColor="accent1"/>
-        <w:bottom w:val="single" w:sz="8" w:space="0" w:color="4F81BD" w:themeColor="accent1"/>
-        <w:right w:val="single" w:sz="8" w:space="0" w:color="4F81BD" w:themeColor="accent1"/>
+        <w:top w:val="single" w:color="4F81BD" w:themeColor="accent1" w:sz="8" w:space="0"/>
+        <w:left w:val="single" w:color="4F81BD" w:themeColor="accent1" w:sz="8" w:space="0"/>
+        <w:bottom w:val="single" w:color="4F81BD" w:themeColor="accent1" w:sz="8" w:space="0"/>
+        <w:right w:val="single" w:color="4F81BD" w:themeColor="accent1" w:sz="8" w:space="0"/>
       </w:tblBorders>
       <w:tblCellMar>
         <w:top w:w="0" w:type="dxa"/>
@@ -6773,7 +7166,7 @@
         <w:tcBorders>
           <w:top w:val="nil"/>
           <w:left w:val="nil"/>
-          <w:bottom w:val="single" w:sz="24" w:space="0" w:color="4F81BD" w:themeColor="accent1"/>
+          <w:bottom w:val="single" w:color="4F81BD" w:themeColor="accent1" w:sz="24" w:space="0"/>
           <w:right w:val="nil"/>
           <w:insideH w:val="nil"/>
           <w:insideV w:val="nil"/>
@@ -6785,7 +7178,7 @@
       <w:tblPr/>
       <w:tcPr>
         <w:tcBorders>
-          <w:top w:val="single" w:sz="8" w:space="0" w:color="4F81BD" w:themeColor="accent1"/>
+          <w:top w:val="single" w:color="4F81BD" w:themeColor="accent1" w:sz="8" w:space="0"/>
           <w:left w:val="nil"/>
           <w:bottom w:val="nil"/>
           <w:right w:val="nil"/>
@@ -6802,7 +7195,7 @@
           <w:top w:val="nil"/>
           <w:left w:val="nil"/>
           <w:bottom w:val="nil"/>
-          <w:right w:val="single" w:sz="8" w:space="0" w:color="4F81BD" w:themeColor="accent1"/>
+          <w:right w:val="single" w:color="4F81BD" w:themeColor="accent1" w:sz="8" w:space="0"/>
           <w:insideH w:val="nil"/>
           <w:insideV w:val="nil"/>
         </w:tcBorders>
@@ -6814,7 +7207,7 @@
       <w:tcPr>
         <w:tcBorders>
           <w:top w:val="nil"/>
-          <w:left w:val="single" w:sz="8" w:space="0" w:color="4F81BD" w:themeColor="accent1"/>
+          <w:left w:val="single" w:color="4F81BD" w:themeColor="accent1" w:sz="8" w:space="0"/>
           <w:bottom w:val="nil"/>
           <w:right w:val="nil"/>
           <w:insideH w:val="nil"/>
@@ -6871,7 +7264,7 @@
       <w:spacing w:after="0" w:line="240" w:lineRule="auto"/>
     </w:pPr>
     <w:rPr>
-      <w:rFonts w:asciiTheme="majorHAnsi" w:eastAsiaTheme="majorEastAsia" w:hAnsiTheme="majorHAnsi" w:cstheme="majorBidi"/>
+      <w:rFonts w:asciiTheme="majorHAnsi" w:hAnsiTheme="majorHAnsi" w:eastAsiaTheme="majorEastAsia" w:cstheme="majorBidi"/>
       <w:color w:val="000000" w:themeColor="text1"/>
     </w:rPr>
     <w:tblPr>
@@ -6879,10 +7272,10 @@
       <w:tblStyleColBandSize w:val="1"/>
       <w:tblInd w:w="0" w:type="dxa"/>
       <w:tblBorders>
-        <w:top w:val="single" w:sz="8" w:space="0" w:color="C0504D" w:themeColor="accent2"/>
-        <w:left w:val="single" w:sz="8" w:space="0" w:color="C0504D" w:themeColor="accent2"/>
-        <w:bottom w:val="single" w:sz="8" w:space="0" w:color="C0504D" w:themeColor="accent2"/>
-        <w:right w:val="single" w:sz="8" w:space="0" w:color="C0504D" w:themeColor="accent2"/>
+        <w:top w:val="single" w:color="C0504D" w:themeColor="accent2" w:sz="8" w:space="0"/>
+        <w:left w:val="single" w:color="C0504D" w:themeColor="accent2" w:sz="8" w:space="0"/>
+        <w:bottom w:val="single" w:color="C0504D" w:themeColor="accent2" w:sz="8" w:space="0"/>
+        <w:right w:val="single" w:color="C0504D" w:themeColor="accent2" w:sz="8" w:space="0"/>
       </w:tblBorders>
       <w:tblCellMar>
         <w:top w:w="0" w:type="dxa"/>
@@ -6901,7 +7294,7 @@
         <w:tcBorders>
           <w:top w:val="nil"/>
           <w:left w:val="nil"/>
-          <w:bottom w:val="single" w:sz="24" w:space="0" w:color="C0504D" w:themeColor="accent2"/>
+          <w:bottom w:val="single" w:color="C0504D" w:themeColor="accent2" w:sz="24" w:space="0"/>
           <w:right w:val="nil"/>
           <w:insideH w:val="nil"/>
           <w:insideV w:val="nil"/>
@@ -6913,7 +7306,7 @@
       <w:tblPr/>
       <w:tcPr>
         <w:tcBorders>
-          <w:top w:val="single" w:sz="8" w:space="0" w:color="C0504D" w:themeColor="accent2"/>
+          <w:top w:val="single" w:color="C0504D" w:themeColor="accent2" w:sz="8" w:space="0"/>
           <w:left w:val="nil"/>
           <w:bottom w:val="nil"/>
           <w:right w:val="nil"/>
@@ -6930,7 +7323,7 @@
           <w:top w:val="nil"/>
           <w:left w:val="nil"/>
           <w:bottom w:val="nil"/>
-          <w:right w:val="single" w:sz="8" w:space="0" w:color="C0504D" w:themeColor="accent2"/>
+          <w:right w:val="single" w:color="C0504D" w:themeColor="accent2" w:sz="8" w:space="0"/>
           <w:insideH w:val="nil"/>
           <w:insideV w:val="nil"/>
         </w:tcBorders>
@@ -6942,7 +7335,7 @@
       <w:tcPr>
         <w:tcBorders>
           <w:top w:val="nil"/>
-          <w:left w:val="single" w:sz="8" w:space="0" w:color="C0504D" w:themeColor="accent2"/>
+          <w:left w:val="single" w:color="C0504D" w:themeColor="accent2" w:sz="8" w:space="0"/>
           <w:bottom w:val="nil"/>
           <w:right w:val="nil"/>
           <w:insideH w:val="nil"/>
@@ -6999,7 +7392,7 @@
       <w:spacing w:after="0" w:line="240" w:lineRule="auto"/>
     </w:pPr>
     <w:rPr>
-      <w:rFonts w:asciiTheme="majorHAnsi" w:eastAsiaTheme="majorEastAsia" w:hAnsiTheme="majorHAnsi" w:cstheme="majorBidi"/>
+      <w:rFonts w:asciiTheme="majorHAnsi" w:hAnsiTheme="majorHAnsi" w:eastAsiaTheme="majorEastAsia" w:cstheme="majorBidi"/>
       <w:color w:val="000000" w:themeColor="text1"/>
     </w:rPr>
     <w:tblPr>
@@ -7007,10 +7400,10 @@
       <w:tblStyleColBandSize w:val="1"/>
       <w:tblInd w:w="0" w:type="dxa"/>
       <w:tblBorders>
-        <w:top w:val="single" w:sz="8" w:space="0" w:color="9BBB59" w:themeColor="accent3"/>
-        <w:left w:val="single" w:sz="8" w:space="0" w:color="9BBB59" w:themeColor="accent3"/>
-        <w:bottom w:val="single" w:sz="8" w:space="0" w:color="9BBB59" w:themeColor="accent3"/>
-        <w:right w:val="single" w:sz="8" w:space="0" w:color="9BBB59" w:themeColor="accent3"/>
+        <w:top w:val="single" w:color="9BBB59" w:themeColor="accent3" w:sz="8" w:space="0"/>
+        <w:left w:val="single" w:color="9BBB59" w:themeColor="accent3" w:sz="8" w:space="0"/>
+        <w:bottom w:val="single" w:color="9BBB59" w:themeColor="accent3" w:sz="8" w:space="0"/>
+        <w:right w:val="single" w:color="9BBB59" w:themeColor="accent3" w:sz="8" w:space="0"/>
       </w:tblBorders>
       <w:tblCellMar>
         <w:top w:w="0" w:type="dxa"/>
@@ -7029,7 +7422,7 @@
         <w:tcBorders>
           <w:top w:val="nil"/>
           <w:left w:val="nil"/>
-          <w:bottom w:val="single" w:sz="24" w:space="0" w:color="9BBB59" w:themeColor="accent3"/>
+          <w:bottom w:val="single" w:color="9BBB59" w:themeColor="accent3" w:sz="24" w:space="0"/>
           <w:right w:val="nil"/>
           <w:insideH w:val="nil"/>
           <w:insideV w:val="nil"/>
@@ -7041,7 +7434,7 @@
       <w:tblPr/>
       <w:tcPr>
         <w:tcBorders>
-          <w:top w:val="single" w:sz="8" w:space="0" w:color="9BBB59" w:themeColor="accent3"/>
+          <w:top w:val="single" w:color="9BBB59" w:themeColor="accent3" w:sz="8" w:space="0"/>
           <w:left w:val="nil"/>
           <w:bottom w:val="nil"/>
           <w:right w:val="nil"/>
@@ -7058,7 +7451,7 @@
           <w:top w:val="nil"/>
           <w:left w:val="nil"/>
           <w:bottom w:val="nil"/>
-          <w:right w:val="single" w:sz="8" w:space="0" w:color="9BBB59" w:themeColor="accent3"/>
+          <w:right w:val="single" w:color="9BBB59" w:themeColor="accent3" w:sz="8" w:space="0"/>
           <w:insideH w:val="nil"/>
           <w:insideV w:val="nil"/>
         </w:tcBorders>
@@ -7070,7 +7463,7 @@
       <w:tcPr>
         <w:tcBorders>
           <w:top w:val="nil"/>
-          <w:left w:val="single" w:sz="8" w:space="0" w:color="9BBB59" w:themeColor="accent3"/>
+          <w:left w:val="single" w:color="9BBB59" w:themeColor="accent3" w:sz="8" w:space="0"/>
           <w:bottom w:val="nil"/>
           <w:right w:val="nil"/>
           <w:insideH w:val="nil"/>
@@ -7127,7 +7520,7 @@
       <w:spacing w:after="0" w:line="240" w:lineRule="auto"/>
     </w:pPr>
     <w:rPr>
-      <w:rFonts w:asciiTheme="majorHAnsi" w:eastAsiaTheme="majorEastAsia" w:hAnsiTheme="majorHAnsi" w:cstheme="majorBidi"/>
+      <w:rFonts w:asciiTheme="majorHAnsi" w:hAnsiTheme="majorHAnsi" w:eastAsiaTheme="majorEastAsia" w:cstheme="majorBidi"/>
       <w:color w:val="000000" w:themeColor="text1"/>
     </w:rPr>
     <w:tblPr>
@@ -7135,10 +7528,10 @@
       <w:tblStyleColBandSize w:val="1"/>
       <w:tblInd w:w="0" w:type="dxa"/>
       <w:tblBorders>
-        <w:top w:val="single" w:sz="8" w:space="0" w:color="8064A2" w:themeColor="accent4"/>
-        <w:left w:val="single" w:sz="8" w:space="0" w:color="8064A2" w:themeColor="accent4"/>
-        <w:bottom w:val="single" w:sz="8" w:space="0" w:color="8064A2" w:themeColor="accent4"/>
-        <w:right w:val="single" w:sz="8" w:space="0" w:color="8064A2" w:themeColor="accent4"/>
+        <w:top w:val="single" w:color="8064A2" w:themeColor="accent4" w:sz="8" w:space="0"/>
+        <w:left w:val="single" w:color="8064A2" w:themeColor="accent4" w:sz="8" w:space="0"/>
+        <w:bottom w:val="single" w:color="8064A2" w:themeColor="accent4" w:sz="8" w:space="0"/>
+        <w:right w:val="single" w:color="8064A2" w:themeColor="accent4" w:sz="8" w:space="0"/>
       </w:tblBorders>
       <w:tblCellMar>
         <w:top w:w="0" w:type="dxa"/>
@@ -7157,7 +7550,7 @@
         <w:tcBorders>
           <w:top w:val="nil"/>
           <w:left w:val="nil"/>
-          <w:bottom w:val="single" w:sz="24" w:space="0" w:color="8064A2" w:themeColor="accent4"/>
+          <w:bottom w:val="single" w:color="8064A2" w:themeColor="accent4" w:sz="24" w:space="0"/>
           <w:right w:val="nil"/>
           <w:insideH w:val="nil"/>
           <w:insideV w:val="nil"/>
@@ -7169,7 +7562,7 @@
       <w:tblPr/>
       <w:tcPr>
         <w:tcBorders>
-          <w:top w:val="single" w:sz="8" w:space="0" w:color="8064A2" w:themeColor="accent4"/>
+          <w:top w:val="single" w:color="8064A2" w:themeColor="accent4" w:sz="8" w:space="0"/>
           <w:left w:val="nil"/>
           <w:bottom w:val="nil"/>
           <w:right w:val="nil"/>
@@ -7186,7 +7579,7 @@
           <w:top w:val="nil"/>
           <w:left w:val="nil"/>
           <w:bottom w:val="nil"/>
-          <w:right w:val="single" w:sz="8" w:space="0" w:color="8064A2" w:themeColor="accent4"/>
+          <w:right w:val="single" w:color="8064A2" w:themeColor="accent4" w:sz="8" w:space="0"/>
           <w:insideH w:val="nil"/>
           <w:insideV w:val="nil"/>
         </w:tcBorders>
@@ -7198,7 +7591,7 @@
       <w:tcPr>
         <w:tcBorders>
           <w:top w:val="nil"/>
-          <w:left w:val="single" w:sz="8" w:space="0" w:color="8064A2" w:themeColor="accent4"/>
+          <w:left w:val="single" w:color="8064A2" w:themeColor="accent4" w:sz="8" w:space="0"/>
           <w:bottom w:val="nil"/>
           <w:right w:val="nil"/>
           <w:insideH w:val="nil"/>
@@ -7255,7 +7648,7 @@
       <w:spacing w:after="0" w:line="240" w:lineRule="auto"/>
     </w:pPr>
     <w:rPr>
-      <w:rFonts w:asciiTheme="majorHAnsi" w:eastAsiaTheme="majorEastAsia" w:hAnsiTheme="majorHAnsi" w:cstheme="majorBidi"/>
+      <w:rFonts w:asciiTheme="majorHAnsi" w:hAnsiTheme="majorHAnsi" w:eastAsiaTheme="majorEastAsia" w:cstheme="majorBidi"/>
       <w:color w:val="000000" w:themeColor="text1"/>
     </w:rPr>
     <w:tblPr>
@@ -7263,10 +7656,10 @@
       <w:tblStyleColBandSize w:val="1"/>
       <w:tblInd w:w="0" w:type="dxa"/>
       <w:tblBorders>
-        <w:top w:val="single" w:sz="8" w:space="0" w:color="4BACC6" w:themeColor="accent5"/>
-        <w:left w:val="single" w:sz="8" w:space="0" w:color="4BACC6" w:themeColor="accent5"/>
-        <w:bottom w:val="single" w:sz="8" w:space="0" w:color="4BACC6" w:themeColor="accent5"/>
-        <w:right w:val="single" w:sz="8" w:space="0" w:color="4BACC6" w:themeColor="accent5"/>
+        <w:top w:val="single" w:color="4BACC6" w:themeColor="accent5" w:sz="8" w:space="0"/>
+        <w:left w:val="single" w:color="4BACC6" w:themeColor="accent5" w:sz="8" w:space="0"/>
+        <w:bottom w:val="single" w:color="4BACC6" w:themeColor="accent5" w:sz="8" w:space="0"/>
+        <w:right w:val="single" w:color="4BACC6" w:themeColor="accent5" w:sz="8" w:space="0"/>
       </w:tblBorders>
       <w:tblCellMar>
         <w:top w:w="0" w:type="dxa"/>
@@ -7285,7 +7678,7 @@
         <w:tcBorders>
           <w:top w:val="nil"/>
           <w:left w:val="nil"/>
-          <w:bottom w:val="single" w:sz="24" w:space="0" w:color="4BACC6" w:themeColor="accent5"/>
+          <w:bottom w:val="single" w:color="4BACC6" w:themeColor="accent5" w:sz="24" w:space="0"/>
           <w:right w:val="nil"/>
           <w:insideH w:val="nil"/>
           <w:insideV w:val="nil"/>
@@ -7297,7 +7690,7 @@
       <w:tblPr/>
       <w:tcPr>
         <w:tcBorders>
-          <w:top w:val="single" w:sz="8" w:space="0" w:color="4BACC6" w:themeColor="accent5"/>
+          <w:top w:val="single" w:color="4BACC6" w:themeColor="accent5" w:sz="8" w:space="0"/>
           <w:left w:val="nil"/>
           <w:bottom w:val="nil"/>
           <w:right w:val="nil"/>
@@ -7314,7 +7707,7 @@
           <w:top w:val="nil"/>
           <w:left w:val="nil"/>
           <w:bottom w:val="nil"/>
-          <w:right w:val="single" w:sz="8" w:space="0" w:color="4BACC6" w:themeColor="accent5"/>
+          <w:right w:val="single" w:color="4BACC6" w:themeColor="accent5" w:sz="8" w:space="0"/>
           <w:insideH w:val="nil"/>
           <w:insideV w:val="nil"/>
         </w:tcBorders>
@@ -7326,7 +7719,7 @@
       <w:tcPr>
         <w:tcBorders>
           <w:top w:val="nil"/>
-          <w:left w:val="single" w:sz="8" w:space="0" w:color="4BACC6" w:themeColor="accent5"/>
+          <w:left w:val="single" w:color="4BACC6" w:themeColor="accent5" w:sz="8" w:space="0"/>
           <w:bottom w:val="nil"/>
           <w:right w:val="nil"/>
           <w:insideH w:val="nil"/>
@@ -7383,7 +7776,7 @@
       <w:spacing w:after="0" w:line="240" w:lineRule="auto"/>
     </w:pPr>
     <w:rPr>
-      <w:rFonts w:asciiTheme="majorHAnsi" w:eastAsiaTheme="majorEastAsia" w:hAnsiTheme="majorHAnsi" w:cstheme="majorBidi"/>
+      <w:rFonts w:asciiTheme="majorHAnsi" w:hAnsiTheme="majorHAnsi" w:eastAsiaTheme="majorEastAsia" w:cstheme="majorBidi"/>
       <w:color w:val="000000" w:themeColor="text1"/>
     </w:rPr>
     <w:tblPr>
@@ -7391,10 +7784,10 @@
       <w:tblStyleColBandSize w:val="1"/>
       <w:tblInd w:w="0" w:type="dxa"/>
       <w:tblBorders>
-        <w:top w:val="single" w:sz="8" w:space="0" w:color="F79646" w:themeColor="accent6"/>
-        <w:left w:val="single" w:sz="8" w:space="0" w:color="F79646" w:themeColor="accent6"/>
-        <w:bottom w:val="single" w:sz="8" w:space="0" w:color="F79646" w:themeColor="accent6"/>
-        <w:right w:val="single" w:sz="8" w:space="0" w:color="F79646" w:themeColor="accent6"/>
+        <w:top w:val="single" w:color="F79646" w:themeColor="accent6" w:sz="8" w:space="0"/>
+        <w:left w:val="single" w:color="F79646" w:themeColor="accent6" w:sz="8" w:space="0"/>
+        <w:bottom w:val="single" w:color="F79646" w:themeColor="accent6" w:sz="8" w:space="0"/>
+        <w:right w:val="single" w:color="F79646" w:themeColor="accent6" w:sz="8" w:space="0"/>
       </w:tblBorders>
       <w:tblCellMar>
         <w:top w:w="0" w:type="dxa"/>
@@ -7413,7 +7806,7 @@
         <w:tcBorders>
           <w:top w:val="nil"/>
           <w:left w:val="nil"/>
-          <w:bottom w:val="single" w:sz="24" w:space="0" w:color="F79646" w:themeColor="accent6"/>
+          <w:bottom w:val="single" w:color="F79646" w:themeColor="accent6" w:sz="24" w:space="0"/>
           <w:right w:val="nil"/>
           <w:insideH w:val="nil"/>
           <w:insideV w:val="nil"/>
@@ -7425,7 +7818,7 @@
       <w:tblPr/>
       <w:tcPr>
         <w:tcBorders>
-          <w:top w:val="single" w:sz="8" w:space="0" w:color="F79646" w:themeColor="accent6"/>
+          <w:top w:val="single" w:color="F79646" w:themeColor="accent6" w:sz="8" w:space="0"/>
           <w:left w:val="nil"/>
           <w:bottom w:val="nil"/>
           <w:right w:val="nil"/>
@@ -7442,7 +7835,7 @@
           <w:top w:val="nil"/>
           <w:left w:val="nil"/>
           <w:bottom w:val="nil"/>
-          <w:right w:val="single" w:sz="8" w:space="0" w:color="F79646" w:themeColor="accent6"/>
+          <w:right w:val="single" w:color="F79646" w:themeColor="accent6" w:sz="8" w:space="0"/>
           <w:insideH w:val="nil"/>
           <w:insideV w:val="nil"/>
         </w:tcBorders>
@@ -7454,7 +7847,7 @@
       <w:tcPr>
         <w:tcBorders>
           <w:top w:val="nil"/>
-          <w:left w:val="single" w:sz="8" w:space="0" w:color="F79646" w:themeColor="accent6"/>
+          <w:left w:val="single" w:color="F79646" w:themeColor="accent6" w:sz="8" w:space="0"/>
           <w:bottom w:val="nil"/>
           <w:right w:val="nil"/>
           <w:insideH w:val="nil"/>
@@ -7515,12 +7908,12 @@
       <w:tblStyleColBandSize w:val="1"/>
       <w:tblInd w:w="0" w:type="dxa"/>
       <w:tblBorders>
-        <w:top w:val="single" w:sz="8" w:space="0" w:color="404040" w:themeColor="text1" w:themeTint="BF"/>
-        <w:left w:val="single" w:sz="8" w:space="0" w:color="404040" w:themeColor="text1" w:themeTint="BF"/>
-        <w:bottom w:val="single" w:sz="8" w:space="0" w:color="404040" w:themeColor="text1" w:themeTint="BF"/>
-        <w:right w:val="single" w:sz="8" w:space="0" w:color="404040" w:themeColor="text1" w:themeTint="BF"/>
-        <w:insideH w:val="single" w:sz="8" w:space="0" w:color="404040" w:themeColor="text1" w:themeTint="BF"/>
-        <w:insideV w:val="single" w:sz="8" w:space="0" w:color="404040" w:themeColor="text1" w:themeTint="BF"/>
+        <w:top w:val="single" w:color="404040" w:themeColor="text1" w:themeTint="BF" w:sz="8" w:space="0"/>
+        <w:left w:val="single" w:color="404040" w:themeColor="text1" w:themeTint="BF" w:sz="8" w:space="0"/>
+        <w:bottom w:val="single" w:color="404040" w:themeColor="text1" w:themeTint="BF" w:sz="8" w:space="0"/>
+        <w:right w:val="single" w:color="404040" w:themeColor="text1" w:themeTint="BF" w:sz="8" w:space="0"/>
+        <w:insideH w:val="single" w:color="404040" w:themeColor="text1" w:themeTint="BF" w:sz="8" w:space="0"/>
+        <w:insideV w:val="single" w:color="404040" w:themeColor="text1" w:themeTint="BF" w:sz="8" w:space="0"/>
       </w:tblBorders>
       <w:tblCellMar>
         <w:top w:w="0" w:type="dxa"/>
@@ -7546,7 +7939,7 @@
       <w:tblPr/>
       <w:tcPr>
         <w:tcBorders>
-          <w:top w:val="single" w:sz="18" w:space="0" w:color="404040" w:themeColor="text1" w:themeTint="BF"/>
+          <w:top w:val="single" w:color="404040" w:themeColor="text1" w:themeTint="BF" w:sz="18" w:space="0"/>
         </w:tcBorders>
       </w:tcPr>
     </w:tblStylePr>
@@ -7588,12 +7981,12 @@
       <w:tblStyleColBandSize w:val="1"/>
       <w:tblInd w:w="0" w:type="dxa"/>
       <w:tblBorders>
-        <w:top w:val="single" w:sz="8" w:space="0" w:color="7BA0CD" w:themeColor="accent1" w:themeTint="BF"/>
-        <w:left w:val="single" w:sz="8" w:space="0" w:color="7BA0CD" w:themeColor="accent1" w:themeTint="BF"/>
-        <w:bottom w:val="single" w:sz="8" w:space="0" w:color="7BA0CD" w:themeColor="accent1" w:themeTint="BF"/>
-        <w:right w:val="single" w:sz="8" w:space="0" w:color="7BA0CD" w:themeColor="accent1" w:themeTint="BF"/>
-        <w:insideH w:val="single" w:sz="8" w:space="0" w:color="7BA0CD" w:themeColor="accent1" w:themeTint="BF"/>
-        <w:insideV w:val="single" w:sz="8" w:space="0" w:color="7BA0CD" w:themeColor="accent1" w:themeTint="BF"/>
+        <w:top w:val="single" w:color="7BA0CD" w:themeColor="accent1" w:themeTint="BF" w:sz="8" w:space="0"/>
+        <w:left w:val="single" w:color="7BA0CD" w:themeColor="accent1" w:themeTint="BF" w:sz="8" w:space="0"/>
+        <w:bottom w:val="single" w:color="7BA0CD" w:themeColor="accent1" w:themeTint="BF" w:sz="8" w:space="0"/>
+        <w:right w:val="single" w:color="7BA0CD" w:themeColor="accent1" w:themeTint="BF" w:sz="8" w:space="0"/>
+        <w:insideH w:val="single" w:color="7BA0CD" w:themeColor="accent1" w:themeTint="BF" w:sz="8" w:space="0"/>
+        <w:insideV w:val="single" w:color="7BA0CD" w:themeColor="accent1" w:themeTint="BF" w:sz="8" w:space="0"/>
       </w:tblBorders>
       <w:tblCellMar>
         <w:top w:w="0" w:type="dxa"/>
@@ -7619,7 +8012,7 @@
       <w:tblPr/>
       <w:tcPr>
         <w:tcBorders>
-          <w:top w:val="single" w:sz="18" w:space="0" w:color="7BA0CD" w:themeColor="accent1" w:themeTint="BF"/>
+          <w:top w:val="single" w:color="7BA0CD" w:themeColor="accent1" w:themeTint="BF" w:sz="18" w:space="0"/>
         </w:tcBorders>
       </w:tcPr>
     </w:tblStylePr>
@@ -7661,12 +8054,12 @@
       <w:tblStyleColBandSize w:val="1"/>
       <w:tblInd w:w="0" w:type="dxa"/>
       <w:tblBorders>
-        <w:top w:val="single" w:sz="8" w:space="0" w:color="CF7B79" w:themeColor="accent2" w:themeTint="BF"/>
-        <w:left w:val="single" w:sz="8" w:space="0" w:color="CF7B79" w:themeColor="accent2" w:themeTint="BF"/>
-        <w:bottom w:val="single" w:sz="8" w:space="0" w:color="CF7B79" w:themeColor="accent2" w:themeTint="BF"/>
-        <w:right w:val="single" w:sz="8" w:space="0" w:color="CF7B79" w:themeColor="accent2" w:themeTint="BF"/>
-        <w:insideH w:val="single" w:sz="8" w:space="0" w:color="CF7B79" w:themeColor="accent2" w:themeTint="BF"/>
-        <w:insideV w:val="single" w:sz="8" w:space="0" w:color="CF7B79" w:themeColor="accent2" w:themeTint="BF"/>
+        <w:top w:val="single" w:color="CF7B79" w:themeColor="accent2" w:themeTint="BF" w:sz="8" w:space="0"/>
+        <w:left w:val="single" w:color="CF7B79" w:themeColor="accent2" w:themeTint="BF" w:sz="8" w:space="0"/>
+        <w:bottom w:val="single" w:color="CF7B79" w:themeColor="accent2" w:themeTint="BF" w:sz="8" w:space="0"/>
+        <w:right w:val="single" w:color="CF7B79" w:themeColor="accent2" w:themeTint="BF" w:sz="8" w:space="0"/>
+        <w:insideH w:val="single" w:color="CF7B79" w:themeColor="accent2" w:themeTint="BF" w:sz="8" w:space="0"/>
+        <w:insideV w:val="single" w:color="CF7B79" w:themeColor="accent2" w:themeTint="BF" w:sz="8" w:space="0"/>
       </w:tblBorders>
       <w:tblCellMar>
         <w:top w:w="0" w:type="dxa"/>
@@ -7692,7 +8085,7 @@
       <w:tblPr/>
       <w:tcPr>
         <w:tcBorders>
-          <w:top w:val="single" w:sz="18" w:space="0" w:color="CF7B79" w:themeColor="accent2" w:themeTint="BF"/>
+          <w:top w:val="single" w:color="CF7B79" w:themeColor="accent2" w:themeTint="BF" w:sz="18" w:space="0"/>
         </w:tcBorders>
       </w:tcPr>
     </w:tblStylePr>
@@ -7734,12 +8127,12 @@
       <w:tblStyleColBandSize w:val="1"/>
       <w:tblInd w:w="0" w:type="dxa"/>
       <w:tblBorders>
-        <w:top w:val="single" w:sz="8" w:space="0" w:color="B3CC82" w:themeColor="accent3" w:themeTint="BF"/>
-        <w:left w:val="single" w:sz="8" w:space="0" w:color="B3CC82" w:themeColor="accent3" w:themeTint="BF"/>
-        <w:bottom w:val="single" w:sz="8" w:space="0" w:color="B3CC82" w:themeColor="accent3" w:themeTint="BF"/>
-        <w:right w:val="single" w:sz="8" w:space="0" w:color="B3CC82" w:themeColor="accent3" w:themeTint="BF"/>
-        <w:insideH w:val="single" w:sz="8" w:space="0" w:color="B3CC82" w:themeColor="accent3" w:themeTint="BF"/>
-        <w:insideV w:val="single" w:sz="8" w:space="0" w:color="B3CC82" w:themeColor="accent3" w:themeTint="BF"/>
+        <w:top w:val="single" w:color="B3CC82" w:themeColor="accent3" w:themeTint="BF" w:sz="8" w:space="0"/>
+        <w:left w:val="single" w:color="B3CC82" w:themeColor="accent3" w:themeTint="BF" w:sz="8" w:space="0"/>
+        <w:bottom w:val="single" w:color="B3CC82" w:themeColor="accent3" w:themeTint="BF" w:sz="8" w:space="0"/>
+        <w:right w:val="single" w:color="B3CC82" w:themeColor="accent3" w:themeTint="BF" w:sz="8" w:space="0"/>
+        <w:insideH w:val="single" w:color="B3CC82" w:themeColor="accent3" w:themeTint="BF" w:sz="8" w:space="0"/>
+        <w:insideV w:val="single" w:color="B3CC82" w:themeColor="accent3" w:themeTint="BF" w:sz="8" w:space="0"/>
       </w:tblBorders>
       <w:tblCellMar>
         <w:top w:w="0" w:type="dxa"/>
@@ -7765,7 +8158,7 @@
       <w:tblPr/>
       <w:tcPr>
         <w:tcBorders>
-          <w:top w:val="single" w:sz="18" w:space="0" w:color="B3CC82" w:themeColor="accent3" w:themeTint="BF"/>
+          <w:top w:val="single" w:color="B3CC82" w:themeColor="accent3" w:themeTint="BF" w:sz="18" w:space="0"/>
         </w:tcBorders>
       </w:tcPr>
     </w:tblStylePr>
@@ -7807,12 +8200,12 @@
       <w:tblStyleColBandSize w:val="1"/>
       <w:tblInd w:w="0" w:type="dxa"/>
       <w:tblBorders>
-        <w:top w:val="single" w:sz="8" w:space="0" w:color="9F8AB9" w:themeColor="accent4" w:themeTint="BF"/>
-        <w:left w:val="single" w:sz="8" w:space="0" w:color="9F8AB9" w:themeColor="accent4" w:themeTint="BF"/>
-        <w:bottom w:val="single" w:sz="8" w:space="0" w:color="9F8AB9" w:themeColor="accent4" w:themeTint="BF"/>
-        <w:right w:val="single" w:sz="8" w:space="0" w:color="9F8AB9" w:themeColor="accent4" w:themeTint="BF"/>
-        <w:insideH w:val="single" w:sz="8" w:space="0" w:color="9F8AB9" w:themeColor="accent4" w:themeTint="BF"/>
-        <w:insideV w:val="single" w:sz="8" w:space="0" w:color="9F8AB9" w:themeColor="accent4" w:themeTint="BF"/>
+        <w:top w:val="single" w:color="9F8AB9" w:themeColor="accent4" w:themeTint="BF" w:sz="8" w:space="0"/>
+        <w:left w:val="single" w:color="9F8AB9" w:themeColor="accent4" w:themeTint="BF" w:sz="8" w:space="0"/>
+        <w:bottom w:val="single" w:color="9F8AB9" w:themeColor="accent4" w:themeTint="BF" w:sz="8" w:space="0"/>
+        <w:right w:val="single" w:color="9F8AB9" w:themeColor="accent4" w:themeTint="BF" w:sz="8" w:space="0"/>
+        <w:insideH w:val="single" w:color="9F8AB9" w:themeColor="accent4" w:themeTint="BF" w:sz="8" w:space="0"/>
+        <w:insideV w:val="single" w:color="9F8AB9" w:themeColor="accent4" w:themeTint="BF" w:sz="8" w:space="0"/>
       </w:tblBorders>
       <w:tblCellMar>
         <w:top w:w="0" w:type="dxa"/>
@@ -7838,7 +8231,7 @@
       <w:tblPr/>
       <w:tcPr>
         <w:tcBorders>
-          <w:top w:val="single" w:sz="18" w:space="0" w:color="9F8AB9" w:themeColor="accent4" w:themeTint="BF"/>
+          <w:top w:val="single" w:color="9F8AB9" w:themeColor="accent4" w:themeTint="BF" w:sz="18" w:space="0"/>
         </w:tcBorders>
       </w:tcPr>
     </w:tblStylePr>
@@ -7880,12 +8273,12 @@
       <w:tblStyleColBandSize w:val="1"/>
       <w:tblInd w:w="0" w:type="dxa"/>
       <w:tblBorders>
-        <w:top w:val="single" w:sz="8" w:space="0" w:color="78C0D4" w:themeColor="accent5" w:themeTint="BF"/>
-        <w:left w:val="single" w:sz="8" w:space="0" w:color="78C0D4" w:themeColor="accent5" w:themeTint="BF"/>
-        <w:bottom w:val="single" w:sz="8" w:space="0" w:color="78C0D4" w:themeColor="accent5" w:themeTint="BF"/>
-        <w:right w:val="single" w:sz="8" w:space="0" w:color="78C0D4" w:themeColor="accent5" w:themeTint="BF"/>
-        <w:insideH w:val="single" w:sz="8" w:space="0" w:color="78C0D4" w:themeColor="accent5" w:themeTint="BF"/>
-        <w:insideV w:val="single" w:sz="8" w:space="0" w:color="78C0D4" w:themeColor="accent5" w:themeTint="BF"/>
+        <w:top w:val="single" w:color="78C0D4" w:themeColor="accent5" w:themeTint="BF" w:sz="8" w:space="0"/>
+        <w:left w:val="single" w:color="78C0D4" w:themeColor="accent5" w:themeTint="BF" w:sz="8" w:space="0"/>
+        <w:bottom w:val="single" w:color="78C0D4" w:themeColor="accent5" w:themeTint="BF" w:sz="8" w:space="0"/>
+        <w:right w:val="single" w:color="78C0D4" w:themeColor="accent5" w:themeTint="BF" w:sz="8" w:space="0"/>
+        <w:insideH w:val="single" w:color="78C0D4" w:themeColor="accent5" w:themeTint="BF" w:sz="8" w:space="0"/>
+        <w:insideV w:val="single" w:color="78C0D4" w:themeColor="accent5" w:themeTint="BF" w:sz="8" w:space="0"/>
       </w:tblBorders>
       <w:tblCellMar>
         <w:top w:w="0" w:type="dxa"/>
@@ -7911,7 +8304,7 @@
       <w:tblPr/>
       <w:tcPr>
         <w:tcBorders>
-          <w:top w:val="single" w:sz="18" w:space="0" w:color="78C0D4" w:themeColor="accent5" w:themeTint="BF"/>
+          <w:top w:val="single" w:color="78C0D4" w:themeColor="accent5" w:themeTint="BF" w:sz="18" w:space="0"/>
         </w:tcBorders>
       </w:tcPr>
     </w:tblStylePr>
@@ -7953,12 +8346,12 @@
       <w:tblStyleColBandSize w:val="1"/>
       <w:tblInd w:w="0" w:type="dxa"/>
       <w:tblBorders>
-        <w:top w:val="single" w:sz="8" w:space="0" w:color="F9B074" w:themeColor="accent6" w:themeTint="BF"/>
-        <w:left w:val="single" w:sz="8" w:space="0" w:color="F9B074" w:themeColor="accent6" w:themeTint="BF"/>
-        <w:bottom w:val="single" w:sz="8" w:space="0" w:color="F9B074" w:themeColor="accent6" w:themeTint="BF"/>
-        <w:right w:val="single" w:sz="8" w:space="0" w:color="F9B074" w:themeColor="accent6" w:themeTint="BF"/>
-        <w:insideH w:val="single" w:sz="8" w:space="0" w:color="F9B074" w:themeColor="accent6" w:themeTint="BF"/>
-        <w:insideV w:val="single" w:sz="8" w:space="0" w:color="F9B074" w:themeColor="accent6" w:themeTint="BF"/>
+        <w:top w:val="single" w:color="F9B074" w:themeColor="accent6" w:themeTint="BF" w:sz="8" w:space="0"/>
+        <w:left w:val="single" w:color="F9B074" w:themeColor="accent6" w:themeTint="BF" w:sz="8" w:space="0"/>
+        <w:bottom w:val="single" w:color="F9B074" w:themeColor="accent6" w:themeTint="BF" w:sz="8" w:space="0"/>
+        <w:right w:val="single" w:color="F9B074" w:themeColor="accent6" w:themeTint="BF" w:sz="8" w:space="0"/>
+        <w:insideH w:val="single" w:color="F9B074" w:themeColor="accent6" w:themeTint="BF" w:sz="8" w:space="0"/>
+        <w:insideV w:val="single" w:color="F9B074" w:themeColor="accent6" w:themeTint="BF" w:sz="8" w:space="0"/>
       </w:tblBorders>
       <w:tblCellMar>
         <w:top w:w="0" w:type="dxa"/>
@@ -7984,7 +8377,7 @@
       <w:tblPr/>
       <w:tcPr>
         <w:tcBorders>
-          <w:top w:val="single" w:sz="18" w:space="0" w:color="F9B074" w:themeColor="accent6" w:themeTint="BF"/>
+          <w:top w:val="single" w:color="F9B074" w:themeColor="accent6" w:themeTint="BF" w:sz="18" w:space="0"/>
         </w:tcBorders>
       </w:tcPr>
     </w:tblStylePr>
@@ -8022,7 +8415,7 @@
       <w:spacing w:after="0" w:line="240" w:lineRule="auto"/>
     </w:pPr>
     <w:rPr>
-      <w:rFonts w:asciiTheme="majorHAnsi" w:eastAsiaTheme="majorEastAsia" w:hAnsiTheme="majorHAnsi" w:cstheme="majorBidi"/>
+      <w:rFonts w:asciiTheme="majorHAnsi" w:hAnsiTheme="majorHAnsi" w:eastAsiaTheme="majorEastAsia" w:cstheme="majorBidi"/>
       <w:color w:val="000000" w:themeColor="text1"/>
     </w:rPr>
     <w:tblPr>
@@ -8030,12 +8423,12 @@
       <w:tblStyleColBandSize w:val="1"/>
       <w:tblInd w:w="0" w:type="dxa"/>
       <w:tblBorders>
-        <w:top w:val="single" w:sz="8" w:space="0" w:color="000000" w:themeColor="text1"/>
-        <w:left w:val="single" w:sz="8" w:space="0" w:color="000000" w:themeColor="text1"/>
-        <w:bottom w:val="single" w:sz="8" w:space="0" w:color="000000" w:themeColor="text1"/>
-        <w:right w:val="single" w:sz="8" w:space="0" w:color="000000" w:themeColor="text1"/>
-        <w:insideH w:val="single" w:sz="8" w:space="0" w:color="000000" w:themeColor="text1"/>
-        <w:insideV w:val="single" w:sz="8" w:space="0" w:color="000000" w:themeColor="text1"/>
+        <w:top w:val="single" w:color="000000" w:themeColor="text1" w:sz="8" w:space="0"/>
+        <w:left w:val="single" w:color="000000" w:themeColor="text1" w:sz="8" w:space="0"/>
+        <w:bottom w:val="single" w:color="000000" w:themeColor="text1" w:sz="8" w:space="0"/>
+        <w:right w:val="single" w:color="000000" w:themeColor="text1" w:sz="8" w:space="0"/>
+        <w:insideH w:val="single" w:color="000000" w:themeColor="text1" w:sz="8" w:space="0"/>
+        <w:insideV w:val="single" w:color="000000" w:themeColor="text1" w:sz="8" w:space="0"/>
       </w:tblBorders>
       <w:tblCellMar>
         <w:top w:w="0" w:type="dxa"/>
@@ -8067,7 +8460,7 @@
       <w:tblPr/>
       <w:tcPr>
         <w:tcBorders>
-          <w:top w:val="single" w:sz="12" w:space="0" w:color="000000" w:themeColor="text1"/>
+          <w:top w:val="single" w:color="000000" w:themeColor="text1" w:sz="12" w:space="0"/>
           <w:left w:val="nil"/>
           <w:bottom w:val="nil"/>
           <w:right w:val="nil"/>
@@ -8125,8 +8518,8 @@
       <w:tblPr/>
       <w:tcPr>
         <w:tcBorders>
-          <w:insideH w:val="single" w:sz="6" w:space="0" w:color="000000" w:themeColor="text1"/>
-          <w:insideV w:val="single" w:sz="6" w:space="0" w:color="000000" w:themeColor="text1"/>
+          <w:insideH w:val="single" w:color="000000" w:themeColor="text1" w:sz="6" w:space="0"/>
+          <w:insideV w:val="single" w:color="000000" w:themeColor="text1" w:sz="6" w:space="0"/>
         </w:tcBorders>
         <w:shd w:val="clear" w:color="auto" w:fill="808080" w:themeFill="text1" w:themeFillTint="7F"/>
       </w:tcPr>
@@ -8147,7 +8540,7 @@
       <w:spacing w:after="0" w:line="240" w:lineRule="auto"/>
     </w:pPr>
     <w:rPr>
-      <w:rFonts w:asciiTheme="majorHAnsi" w:eastAsiaTheme="majorEastAsia" w:hAnsiTheme="majorHAnsi" w:cstheme="majorBidi"/>
+      <w:rFonts w:asciiTheme="majorHAnsi" w:hAnsiTheme="majorHAnsi" w:eastAsiaTheme="majorEastAsia" w:cstheme="majorBidi"/>
       <w:color w:val="000000" w:themeColor="text1"/>
     </w:rPr>
     <w:tblPr>
@@ -8155,12 +8548,12 @@
       <w:tblStyleColBandSize w:val="1"/>
       <w:tblInd w:w="0" w:type="dxa"/>
       <w:tblBorders>
-        <w:top w:val="single" w:sz="8" w:space="0" w:color="4F81BD" w:themeColor="accent1"/>
-        <w:left w:val="single" w:sz="8" w:space="0" w:color="4F81BD" w:themeColor="accent1"/>
-        <w:bottom w:val="single" w:sz="8" w:space="0" w:color="4F81BD" w:themeColor="accent1"/>
-        <w:right w:val="single" w:sz="8" w:space="0" w:color="4F81BD" w:themeColor="accent1"/>
-        <w:insideH w:val="single" w:sz="8" w:space="0" w:color="4F81BD" w:themeColor="accent1"/>
-        <w:insideV w:val="single" w:sz="8" w:space="0" w:color="4F81BD" w:themeColor="accent1"/>
+        <w:top w:val="single" w:color="4F81BD" w:themeColor="accent1" w:sz="8" w:space="0"/>
+        <w:left w:val="single" w:color="4F81BD" w:themeColor="accent1" w:sz="8" w:space="0"/>
+        <w:bottom w:val="single" w:color="4F81BD" w:themeColor="accent1" w:sz="8" w:space="0"/>
+        <w:right w:val="single" w:color="4F81BD" w:themeColor="accent1" w:sz="8" w:space="0"/>
+        <w:insideH w:val="single" w:color="4F81BD" w:themeColor="accent1" w:sz="8" w:space="0"/>
+        <w:insideV w:val="single" w:color="4F81BD" w:themeColor="accent1" w:sz="8" w:space="0"/>
       </w:tblBorders>
       <w:tblCellMar>
         <w:top w:w="0" w:type="dxa"/>
@@ -8192,7 +8585,7 @@
       <w:tblPr/>
       <w:tcPr>
         <w:tcBorders>
-          <w:top w:val="single" w:sz="12" w:space="0" w:color="000000" w:themeColor="text1"/>
+          <w:top w:val="single" w:color="000000" w:themeColor="text1" w:sz="12" w:space="0"/>
           <w:left w:val="nil"/>
           <w:bottom w:val="nil"/>
           <w:right w:val="nil"/>
@@ -8250,8 +8643,8 @@
       <w:tblPr/>
       <w:tcPr>
         <w:tcBorders>
-          <w:insideH w:val="single" w:sz="6" w:space="0" w:color="4F81BD" w:themeColor="accent1"/>
-          <w:insideV w:val="single" w:sz="6" w:space="0" w:color="4F81BD" w:themeColor="accent1"/>
+          <w:insideH w:val="single" w:color="4F81BD" w:themeColor="accent1" w:sz="6" w:space="0"/>
+          <w:insideV w:val="single" w:color="4F81BD" w:themeColor="accent1" w:sz="6" w:space="0"/>
         </w:tcBorders>
         <w:shd w:val="clear" w:color="auto" w:fill="A7BFDE" w:themeFill="accent1" w:themeFillTint="7F"/>
       </w:tcPr>
@@ -8272,7 +8665,7 @@
       <w:spacing w:after="0" w:line="240" w:lineRule="auto"/>
     </w:pPr>
     <w:rPr>
-      <w:rFonts w:asciiTheme="majorHAnsi" w:eastAsiaTheme="majorEastAsia" w:hAnsiTheme="majorHAnsi" w:cstheme="majorBidi"/>
+      <w:rFonts w:asciiTheme="majorHAnsi" w:hAnsiTheme="majorHAnsi" w:eastAsiaTheme="majorEastAsia" w:cstheme="majorBidi"/>
       <w:color w:val="000000" w:themeColor="text1"/>
     </w:rPr>
     <w:tblPr>
@@ -8280,12 +8673,12 @@
       <w:tblStyleColBandSize w:val="1"/>
       <w:tblInd w:w="0" w:type="dxa"/>
       <w:tblBorders>
-        <w:top w:val="single" w:sz="8" w:space="0" w:color="C0504D" w:themeColor="accent2"/>
-        <w:left w:val="single" w:sz="8" w:space="0" w:color="C0504D" w:themeColor="accent2"/>
-        <w:bottom w:val="single" w:sz="8" w:space="0" w:color="C0504D" w:themeColor="accent2"/>
-        <w:right w:val="single" w:sz="8" w:space="0" w:color="C0504D" w:themeColor="accent2"/>
-        <w:insideH w:val="single" w:sz="8" w:space="0" w:color="C0504D" w:themeColor="accent2"/>
-        <w:insideV w:val="single" w:sz="8" w:space="0" w:color="C0504D" w:themeColor="accent2"/>
+        <w:top w:val="single" w:color="C0504D" w:themeColor="accent2" w:sz="8" w:space="0"/>
+        <w:left w:val="single" w:color="C0504D" w:themeColor="accent2" w:sz="8" w:space="0"/>
+        <w:bottom w:val="single" w:color="C0504D" w:themeColor="accent2" w:sz="8" w:space="0"/>
+        <w:right w:val="single" w:color="C0504D" w:themeColor="accent2" w:sz="8" w:space="0"/>
+        <w:insideH w:val="single" w:color="C0504D" w:themeColor="accent2" w:sz="8" w:space="0"/>
+        <w:insideV w:val="single" w:color="C0504D" w:themeColor="accent2" w:sz="8" w:space="0"/>
       </w:tblBorders>
       <w:tblCellMar>
         <w:top w:w="0" w:type="dxa"/>
@@ -8317,7 +8710,7 @@
       <w:tblPr/>
       <w:tcPr>
         <w:tcBorders>
-          <w:top w:val="single" w:sz="12" w:space="0" w:color="000000" w:themeColor="text1"/>
+          <w:top w:val="single" w:color="000000" w:themeColor="text1" w:sz="12" w:space="0"/>
           <w:left w:val="nil"/>
           <w:bottom w:val="nil"/>
           <w:right w:val="nil"/>
@@ -8375,8 +8768,8 @@
       <w:tblPr/>
       <w:tcPr>
         <w:tcBorders>
-          <w:insideH w:val="single" w:sz="6" w:space="0" w:color="C0504D" w:themeColor="accent2"/>
-          <w:insideV w:val="single" w:sz="6" w:space="0" w:color="C0504D" w:themeColor="accent2"/>
+          <w:insideH w:val="single" w:color="C0504D" w:themeColor="accent2" w:sz="6" w:space="0"/>
+          <w:insideV w:val="single" w:color="C0504D" w:themeColor="accent2" w:sz="6" w:space="0"/>
         </w:tcBorders>
         <w:shd w:val="clear" w:color="auto" w:fill="DFA7A6" w:themeFill="accent2" w:themeFillTint="7F"/>
       </w:tcPr>
@@ -8397,7 +8790,7 @@
       <w:spacing w:after="0" w:line="240" w:lineRule="auto"/>
     </w:pPr>
     <w:rPr>
-      <w:rFonts w:asciiTheme="majorHAnsi" w:eastAsiaTheme="majorEastAsia" w:hAnsiTheme="majorHAnsi" w:cstheme="majorBidi"/>
+      <w:rFonts w:asciiTheme="majorHAnsi" w:hAnsiTheme="majorHAnsi" w:eastAsiaTheme="majorEastAsia" w:cstheme="majorBidi"/>
       <w:color w:val="000000" w:themeColor="text1"/>
     </w:rPr>
     <w:tblPr>
@@ -8405,12 +8798,12 @@
       <w:tblStyleColBandSize w:val="1"/>
       <w:tblInd w:w="0" w:type="dxa"/>
       <w:tblBorders>
-        <w:top w:val="single" w:sz="8" w:space="0" w:color="9BBB59" w:themeColor="accent3"/>
-        <w:left w:val="single" w:sz="8" w:space="0" w:color="9BBB59" w:themeColor="accent3"/>
-        <w:bottom w:val="single" w:sz="8" w:space="0" w:color="9BBB59" w:themeColor="accent3"/>
-        <w:right w:val="single" w:sz="8" w:space="0" w:color="9BBB59" w:themeColor="accent3"/>
-        <w:insideH w:val="single" w:sz="8" w:space="0" w:color="9BBB59" w:themeColor="accent3"/>
-        <w:insideV w:val="single" w:sz="8" w:space="0" w:color="9BBB59" w:themeColor="accent3"/>
+        <w:top w:val="single" w:color="9BBB59" w:themeColor="accent3" w:sz="8" w:space="0"/>
+        <w:left w:val="single" w:color="9BBB59" w:themeColor="accent3" w:sz="8" w:space="0"/>
+        <w:bottom w:val="single" w:color="9BBB59" w:themeColor="accent3" w:sz="8" w:space="0"/>
+        <w:right w:val="single" w:color="9BBB59" w:themeColor="accent3" w:sz="8" w:space="0"/>
+        <w:insideH w:val="single" w:color="9BBB59" w:themeColor="accent3" w:sz="8" w:space="0"/>
+        <w:insideV w:val="single" w:color="9BBB59" w:themeColor="accent3" w:sz="8" w:space="0"/>
       </w:tblBorders>
       <w:tblCellMar>
         <w:top w:w="0" w:type="dxa"/>
@@ -8442,7 +8835,7 @@
       <w:tblPr/>
       <w:tcPr>
         <w:tcBorders>
-          <w:top w:val="single" w:sz="12" w:space="0" w:color="000000" w:themeColor="text1"/>
+          <w:top w:val="single" w:color="000000" w:themeColor="text1" w:sz="12" w:space="0"/>
           <w:left w:val="nil"/>
           <w:bottom w:val="nil"/>
           <w:right w:val="nil"/>
@@ -8500,8 +8893,8 @@
       <w:tblPr/>
       <w:tcPr>
         <w:tcBorders>
-          <w:insideH w:val="single" w:sz="6" w:space="0" w:color="9BBB59" w:themeColor="accent3"/>
-          <w:insideV w:val="single" w:sz="6" w:space="0" w:color="9BBB59" w:themeColor="accent3"/>
+          <w:insideH w:val="single" w:color="9BBB59" w:themeColor="accent3" w:sz="6" w:space="0"/>
+          <w:insideV w:val="single" w:color="9BBB59" w:themeColor="accent3" w:sz="6" w:space="0"/>
         </w:tcBorders>
         <w:shd w:val="clear" w:color="auto" w:fill="CDDDAC" w:themeFill="accent3" w:themeFillTint="7F"/>
       </w:tcPr>
@@ -8522,7 +8915,7 @@
       <w:spacing w:after="0" w:line="240" w:lineRule="auto"/>
     </w:pPr>
     <w:rPr>
-      <w:rFonts w:asciiTheme="majorHAnsi" w:eastAsiaTheme="majorEastAsia" w:hAnsiTheme="majorHAnsi" w:cstheme="majorBidi"/>
+      <w:rFonts w:asciiTheme="majorHAnsi" w:hAnsiTheme="majorHAnsi" w:eastAsiaTheme="majorEastAsia" w:cstheme="majorBidi"/>
       <w:color w:val="000000" w:themeColor="text1"/>
     </w:rPr>
     <w:tblPr>
@@ -8530,12 +8923,12 @@
       <w:tblStyleColBandSize w:val="1"/>
       <w:tblInd w:w="0" w:type="dxa"/>
       <w:tblBorders>
-        <w:top w:val="single" w:sz="8" w:space="0" w:color="8064A2" w:themeColor="accent4"/>
-        <w:left w:val="single" w:sz="8" w:space="0" w:color="8064A2" w:themeColor="accent4"/>
-        <w:bottom w:val="single" w:sz="8" w:space="0" w:color="8064A2" w:themeColor="accent4"/>
-        <w:right w:val="single" w:sz="8" w:space="0" w:color="8064A2" w:themeColor="accent4"/>
-        <w:insideH w:val="single" w:sz="8" w:space="0" w:color="8064A2" w:themeColor="accent4"/>
-        <w:insideV w:val="single" w:sz="8" w:space="0" w:color="8064A2" w:themeColor="accent4"/>
+        <w:top w:val="single" w:color="8064A2" w:themeColor="accent4" w:sz="8" w:space="0"/>
+        <w:left w:val="single" w:color="8064A2" w:themeColor="accent4" w:sz="8" w:space="0"/>
+        <w:bottom w:val="single" w:color="8064A2" w:themeColor="accent4" w:sz="8" w:space="0"/>
+        <w:right w:val="single" w:color="8064A2" w:themeColor="accent4" w:sz="8" w:space="0"/>
+        <w:insideH w:val="single" w:color="8064A2" w:themeColor="accent4" w:sz="8" w:space="0"/>
+        <w:insideV w:val="single" w:color="8064A2" w:themeColor="accent4" w:sz="8" w:space="0"/>
       </w:tblBorders>
       <w:tblCellMar>
         <w:top w:w="0" w:type="dxa"/>
@@ -8567,7 +8960,7 @@
       <w:tblPr/>
       <w:tcPr>
         <w:tcBorders>
-          <w:top w:val="single" w:sz="12" w:space="0" w:color="000000" w:themeColor="text1"/>
+          <w:top w:val="single" w:color="000000" w:themeColor="text1" w:sz="12" w:space="0"/>
           <w:left w:val="nil"/>
           <w:bottom w:val="nil"/>
           <w:right w:val="nil"/>
@@ -8625,8 +9018,8 @@
       <w:tblPr/>
       <w:tcPr>
         <w:tcBorders>
-          <w:insideH w:val="single" w:sz="6" w:space="0" w:color="8064A2" w:themeColor="accent4"/>
-          <w:insideV w:val="single" w:sz="6" w:space="0" w:color="8064A2" w:themeColor="accent4"/>
+          <w:insideH w:val="single" w:color="8064A2" w:themeColor="accent4" w:sz="6" w:space="0"/>
+          <w:insideV w:val="single" w:color="8064A2" w:themeColor="accent4" w:sz="6" w:space="0"/>
         </w:tcBorders>
         <w:shd w:val="clear" w:color="auto" w:fill="BFB1D0" w:themeFill="accent4" w:themeFillTint="7F"/>
       </w:tcPr>
@@ -8647,7 +9040,7 @@
       <w:spacing w:after="0" w:line="240" w:lineRule="auto"/>
     </w:pPr>
     <w:rPr>
-      <w:rFonts w:asciiTheme="majorHAnsi" w:eastAsiaTheme="majorEastAsia" w:hAnsiTheme="majorHAnsi" w:cstheme="majorBidi"/>
+      <w:rFonts w:asciiTheme="majorHAnsi" w:hAnsiTheme="majorHAnsi" w:eastAsiaTheme="majorEastAsia" w:cstheme="majorBidi"/>
       <w:color w:val="000000" w:themeColor="text1"/>
     </w:rPr>
     <w:tblPr>
@@ -8655,12 +9048,12 @@
       <w:tblStyleColBandSize w:val="1"/>
       <w:tblInd w:w="0" w:type="dxa"/>
       <w:tblBorders>
-        <w:top w:val="single" w:sz="8" w:space="0" w:color="4BACC6" w:themeColor="accent5"/>
-        <w:left w:val="single" w:sz="8" w:space="0" w:color="4BACC6" w:themeColor="accent5"/>
-        <w:bottom w:val="single" w:sz="8" w:space="0" w:color="4BACC6" w:themeColor="accent5"/>
-        <w:right w:val="single" w:sz="8" w:space="0" w:color="4BACC6" w:themeColor="accent5"/>
-        <w:insideH w:val="single" w:sz="8" w:space="0" w:color="4BACC6" w:themeColor="accent5"/>
-        <w:insideV w:val="single" w:sz="8" w:space="0" w:color="4BACC6" w:themeColor="accent5"/>
+        <w:top w:val="single" w:color="4BACC6" w:themeColor="accent5" w:sz="8" w:space="0"/>
+        <w:left w:val="single" w:color="4BACC6" w:themeColor="accent5" w:sz="8" w:space="0"/>
+        <w:bottom w:val="single" w:color="4BACC6" w:themeColor="accent5" w:sz="8" w:space="0"/>
+        <w:right w:val="single" w:color="4BACC6" w:themeColor="accent5" w:sz="8" w:space="0"/>
+        <w:insideH w:val="single" w:color="4BACC6" w:themeColor="accent5" w:sz="8" w:space="0"/>
+        <w:insideV w:val="single" w:color="4BACC6" w:themeColor="accent5" w:sz="8" w:space="0"/>
       </w:tblBorders>
       <w:tblCellMar>
         <w:top w:w="0" w:type="dxa"/>
@@ -8692,7 +9085,7 @@
       <w:tblPr/>
       <w:tcPr>
         <w:tcBorders>
-          <w:top w:val="single" w:sz="12" w:space="0" w:color="000000" w:themeColor="text1"/>
+          <w:top w:val="single" w:color="000000" w:themeColor="text1" w:sz="12" w:space="0"/>
           <w:left w:val="nil"/>
           <w:bottom w:val="nil"/>
           <w:right w:val="nil"/>
@@ -8750,8 +9143,8 @@
       <w:tblPr/>
       <w:tcPr>
         <w:tcBorders>
-          <w:insideH w:val="single" w:sz="6" w:space="0" w:color="4BACC6" w:themeColor="accent5"/>
-          <w:insideV w:val="single" w:sz="6" w:space="0" w:color="4BACC6" w:themeColor="accent5"/>
+          <w:insideH w:val="single" w:color="4BACC6" w:themeColor="accent5" w:sz="6" w:space="0"/>
+          <w:insideV w:val="single" w:color="4BACC6" w:themeColor="accent5" w:sz="6" w:space="0"/>
         </w:tcBorders>
         <w:shd w:val="clear" w:color="auto" w:fill="A5D5E2" w:themeFill="accent5" w:themeFillTint="7F"/>
       </w:tcPr>
@@ -8772,7 +9165,7 @@
       <w:spacing w:after="0" w:line="240" w:lineRule="auto"/>
     </w:pPr>
     <w:rPr>
-      <w:rFonts w:asciiTheme="majorHAnsi" w:eastAsiaTheme="majorEastAsia" w:hAnsiTheme="majorHAnsi" w:cstheme="majorBidi"/>
+      <w:rFonts w:asciiTheme="majorHAnsi" w:hAnsiTheme="majorHAnsi" w:eastAsiaTheme="majorEastAsia" w:cstheme="majorBidi"/>
       <w:color w:val="000000" w:themeColor="text1"/>
     </w:rPr>
     <w:tblPr>
@@ -8780,12 +9173,12 @@
       <w:tblStyleColBandSize w:val="1"/>
       <w:tblInd w:w="0" w:type="dxa"/>
       <w:tblBorders>
-        <w:top w:val="single" w:sz="8" w:space="0" w:color="F79646" w:themeColor="accent6"/>
-        <w:left w:val="single" w:sz="8" w:space="0" w:color="F79646" w:themeColor="accent6"/>
-        <w:bottom w:val="single" w:sz="8" w:space="0" w:color="F79646" w:themeColor="accent6"/>
-        <w:right w:val="single" w:sz="8" w:space="0" w:color="F79646" w:themeColor="accent6"/>
-        <w:insideH w:val="single" w:sz="8" w:space="0" w:color="F79646" w:themeColor="accent6"/>
-        <w:insideV w:val="single" w:sz="8" w:space="0" w:color="F79646" w:themeColor="accent6"/>
+        <w:top w:val="single" w:color="F79646" w:themeColor="accent6" w:sz="8" w:space="0"/>
+        <w:left w:val="single" w:color="F79646" w:themeColor="accent6" w:sz="8" w:space="0"/>
+        <w:bottom w:val="single" w:color="F79646" w:themeColor="accent6" w:sz="8" w:space="0"/>
+        <w:right w:val="single" w:color="F79646" w:themeColor="accent6" w:sz="8" w:space="0"/>
+        <w:insideH w:val="single" w:color="F79646" w:themeColor="accent6" w:sz="8" w:space="0"/>
+        <w:insideV w:val="single" w:color="F79646" w:themeColor="accent6" w:sz="8" w:space="0"/>
       </w:tblBorders>
       <w:tblCellMar>
         <w:top w:w="0" w:type="dxa"/>
@@ -8817,7 +9210,7 @@
       <w:tblPr/>
       <w:tcPr>
         <w:tcBorders>
-          <w:top w:val="single" w:sz="12" w:space="0" w:color="000000" w:themeColor="text1"/>
+          <w:top w:val="single" w:color="000000" w:themeColor="text1" w:sz="12" w:space="0"/>
           <w:left w:val="nil"/>
           <w:bottom w:val="nil"/>
           <w:right w:val="nil"/>
@@ -8875,8 +9268,8 @@
       <w:tblPr/>
       <w:tcPr>
         <w:tcBorders>
-          <w:insideH w:val="single" w:sz="6" w:space="0" w:color="F79646" w:themeColor="accent6"/>
-          <w:insideV w:val="single" w:sz="6" w:space="0" w:color="F79646" w:themeColor="accent6"/>
+          <w:insideH w:val="single" w:color="F79646" w:themeColor="accent6" w:sz="6" w:space="0"/>
+          <w:insideV w:val="single" w:color="F79646" w:themeColor="accent6" w:sz="6" w:space="0"/>
         </w:tcBorders>
         <w:shd w:val="clear" w:color="auto" w:fill="FBCAA2" w:themeFill="accent6" w:themeFillTint="7F"/>
       </w:tcPr>
@@ -8901,12 +9294,12 @@
       <w:tblStyleColBandSize w:val="1"/>
       <w:tblInd w:w="0" w:type="dxa"/>
       <w:tblBorders>
-        <w:top w:val="single" w:sz="8" w:space="0" w:color="FFFFFF" w:themeColor="background1"/>
-        <w:left w:val="single" w:sz="8" w:space="0" w:color="FFFFFF" w:themeColor="background1"/>
-        <w:bottom w:val="single" w:sz="8" w:space="0" w:color="FFFFFF" w:themeColor="background1"/>
-        <w:right w:val="single" w:sz="8" w:space="0" w:color="FFFFFF" w:themeColor="background1"/>
-        <w:insideH w:val="single" w:sz="6" w:space="0" w:color="FFFFFF" w:themeColor="background1"/>
-        <w:insideV w:val="single" w:sz="6" w:space="0" w:color="FFFFFF" w:themeColor="background1"/>
+        <w:top w:val="single" w:color="FFFFFF" w:themeColor="background1" w:sz="8" w:space="0"/>
+        <w:left w:val="single" w:color="FFFFFF" w:themeColor="background1" w:sz="8" w:space="0"/>
+        <w:bottom w:val="single" w:color="FFFFFF" w:themeColor="background1" w:sz="8" w:space="0"/>
+        <w:right w:val="single" w:color="FFFFFF" w:themeColor="background1" w:sz="8" w:space="0"/>
+        <w:insideH w:val="single" w:color="FFFFFF" w:themeColor="background1" w:sz="6" w:space="0"/>
+        <w:insideV w:val="single" w:color="FFFFFF" w:themeColor="background1" w:sz="6" w:space="0"/>
       </w:tblBorders>
       <w:tblCellMar>
         <w:top w:w="0" w:type="dxa"/>
@@ -8929,12 +9322,12 @@
       <w:tblPr/>
       <w:tcPr>
         <w:tcBorders>
-          <w:top w:val="single" w:sz="8" w:space="0" w:color="FFFFFF" w:themeColor="background1"/>
-          <w:left w:val="single" w:sz="8" w:space="0" w:color="FFFFFF" w:themeColor="background1"/>
-          <w:bottom w:val="single" w:sz="24" w:space="0" w:color="FFFFFF" w:themeColor="background1"/>
-          <w:right w:val="single" w:sz="8" w:space="0" w:color="FFFFFF" w:themeColor="background1"/>
-          <w:insideH w:val="nil"/>
-          <w:insideV w:val="single" w:sz="8" w:space="0" w:color="FFFFFF" w:themeColor="background1"/>
+          <w:top w:val="single" w:color="FFFFFF" w:themeColor="background1" w:sz="8" w:space="0"/>
+          <w:left w:val="single" w:color="FFFFFF" w:themeColor="background1" w:sz="8" w:space="0"/>
+          <w:bottom w:val="single" w:color="FFFFFF" w:themeColor="background1" w:sz="24" w:space="0"/>
+          <w:right w:val="single" w:color="FFFFFF" w:themeColor="background1" w:sz="8" w:space="0"/>
+          <w:insideH w:val="nil"/>
+          <w:insideV w:val="single" w:color="FFFFFF" w:themeColor="background1" w:sz="8" w:space="0"/>
         </w:tcBorders>
         <w:shd w:val="clear" w:color="auto" w:fill="000000" w:themeFill="text1"/>
       </w:tcPr>
@@ -8950,12 +9343,12 @@
       <w:tblPr/>
       <w:tcPr>
         <w:tcBorders>
-          <w:top w:val="single" w:sz="24" w:space="0" w:color="FFFFFF" w:themeColor="background1"/>
-          <w:left w:val="single" w:sz="8" w:space="0" w:color="FFFFFF" w:themeColor="background1"/>
-          <w:bottom w:val="single" w:sz="8" w:space="0" w:color="FFFFFF" w:themeColor="background1"/>
-          <w:right w:val="single" w:sz="8" w:space="0" w:color="FFFFFF" w:themeColor="background1"/>
-          <w:insideH w:val="nil"/>
-          <w:insideV w:val="single" w:sz="8" w:space="0" w:color="FFFFFF" w:themeColor="background1"/>
+          <w:top w:val="single" w:color="FFFFFF" w:themeColor="background1" w:sz="24" w:space="0"/>
+          <w:left w:val="single" w:color="FFFFFF" w:themeColor="background1" w:sz="8" w:space="0"/>
+          <w:bottom w:val="single" w:color="FFFFFF" w:themeColor="background1" w:sz="8" w:space="0"/>
+          <w:right w:val="single" w:color="FFFFFF" w:themeColor="background1" w:sz="8" w:space="0"/>
+          <w:insideH w:val="nil"/>
+          <w:insideV w:val="single" w:color="FFFFFF" w:themeColor="background1" w:sz="8" w:space="0"/>
         </w:tcBorders>
         <w:shd w:val="clear" w:color="auto" w:fill="000000" w:themeFill="text1"/>
       </w:tcPr>
@@ -8971,8 +9364,8 @@
       <w:tblPr/>
       <w:tcPr>
         <w:tcBorders>
-          <w:left w:val="single" w:sz="8" w:space="0" w:color="FFFFFF" w:themeColor="background1"/>
-          <w:right w:val="single" w:sz="24" w:space="0" w:color="FFFFFF" w:themeColor="background1"/>
+          <w:left w:val="single" w:color="FFFFFF" w:themeColor="background1" w:sz="8" w:space="0"/>
+          <w:right w:val="single" w:color="FFFFFF" w:themeColor="background1" w:sz="24" w:space="0"/>
           <w:insideH w:val="nil"/>
           <w:insideV w:val="nil"/>
         </w:tcBorders>
@@ -8991,7 +9384,7 @@
       <w:tcPr>
         <w:tcBorders>
           <w:top w:val="nil"/>
-          <w:left w:val="single" w:sz="24" w:space="0" w:color="FFFFFF" w:themeColor="background1"/>
+          <w:left w:val="single" w:color="FFFFFF" w:themeColor="background1" w:sz="24" w:space="0"/>
           <w:bottom w:val="nil"/>
           <w:right w:val="nil"/>
           <w:insideH w:val="nil"/>
@@ -9004,10 +9397,10 @@
       <w:tblPr/>
       <w:tcPr>
         <w:tcBorders>
-          <w:top w:val="single" w:sz="8" w:space="0" w:color="FFFFFF" w:themeColor="background1"/>
-          <w:left w:val="single" w:sz="8" w:space="0" w:color="FFFFFF" w:themeColor="background1"/>
-          <w:bottom w:val="single" w:sz="8" w:space="0" w:color="FFFFFF" w:themeColor="background1"/>
-          <w:right w:val="single" w:sz="8" w:space="0" w:color="FFFFFF" w:themeColor="background1"/>
+          <w:top w:val="single" w:color="FFFFFF" w:themeColor="background1" w:sz="8" w:space="0"/>
+          <w:left w:val="single" w:color="FFFFFF" w:themeColor="background1" w:sz="8" w:space="0"/>
+          <w:bottom w:val="single" w:color="FFFFFF" w:themeColor="background1" w:sz="8" w:space="0"/>
+          <w:right w:val="single" w:color="FFFFFF" w:themeColor="background1" w:sz="8" w:space="0"/>
           <w:insideH w:val="nil"/>
           <w:insideV w:val="nil"/>
         </w:tcBorders>
@@ -9018,12 +9411,12 @@
       <w:tblPr/>
       <w:tcPr>
         <w:tcBorders>
-          <w:top w:val="single" w:sz="8" w:space="0" w:color="FFFFFF" w:themeColor="background1"/>
-          <w:left w:val="single" w:sz="8" w:space="0" w:color="FFFFFF" w:themeColor="background1"/>
-          <w:bottom w:val="single" w:sz="8" w:space="0" w:color="FFFFFF" w:themeColor="background1"/>
-          <w:right w:val="single" w:sz="8" w:space="0" w:color="FFFFFF" w:themeColor="background1"/>
-          <w:insideH w:val="single" w:sz="8" w:space="0" w:color="FFFFFF" w:themeColor="background1"/>
-          <w:insideV w:val="single" w:sz="8" w:space="0" w:color="FFFFFF" w:themeColor="background1"/>
+          <w:top w:val="single" w:color="FFFFFF" w:themeColor="background1" w:sz="8" w:space="0"/>
+          <w:left w:val="single" w:color="FFFFFF" w:themeColor="background1" w:sz="8" w:space="0"/>
+          <w:bottom w:val="single" w:color="FFFFFF" w:themeColor="background1" w:sz="8" w:space="0"/>
+          <w:right w:val="single" w:color="FFFFFF" w:themeColor="background1" w:sz="8" w:space="0"/>
+          <w:insideH w:val="single" w:color="FFFFFF" w:themeColor="background1" w:sz="8" w:space="0"/>
+          <w:insideV w:val="single" w:color="FFFFFF" w:themeColor="background1" w:sz="8" w:space="0"/>
         </w:tcBorders>
         <w:shd w:val="clear" w:color="auto" w:fill="808080" w:themeFill="text1" w:themeFillTint="7F"/>
       </w:tcPr>
@@ -9042,12 +9435,12 @@
       <w:tblStyleColBandSize w:val="1"/>
       <w:tblInd w:w="0" w:type="dxa"/>
       <w:tblBorders>
-        <w:top w:val="single" w:sz="8" w:space="0" w:color="FFFFFF" w:themeColor="background1"/>
-        <w:left w:val="single" w:sz="8" w:space="0" w:color="FFFFFF" w:themeColor="background1"/>
-        <w:bottom w:val="single" w:sz="8" w:space="0" w:color="FFFFFF" w:themeColor="background1"/>
-        <w:right w:val="single" w:sz="8" w:space="0" w:color="FFFFFF" w:themeColor="background1"/>
-        <w:insideH w:val="single" w:sz="6" w:space="0" w:color="FFFFFF" w:themeColor="background1"/>
-        <w:insideV w:val="single" w:sz="6" w:space="0" w:color="FFFFFF" w:themeColor="background1"/>
+        <w:top w:val="single" w:color="FFFFFF" w:themeColor="background1" w:sz="8" w:space="0"/>
+        <w:left w:val="single" w:color="FFFFFF" w:themeColor="background1" w:sz="8" w:space="0"/>
+        <w:bottom w:val="single" w:color="FFFFFF" w:themeColor="background1" w:sz="8" w:space="0"/>
+        <w:right w:val="single" w:color="FFFFFF" w:themeColor="background1" w:sz="8" w:space="0"/>
+        <w:insideH w:val="single" w:color="FFFFFF" w:themeColor="background1" w:sz="6" w:space="0"/>
+        <w:insideV w:val="single" w:color="FFFFFF" w:themeColor="background1" w:sz="6" w:space="0"/>
       </w:tblBorders>
       <w:tblCellMar>
         <w:top w:w="0" w:type="dxa"/>
@@ -9070,12 +9463,12 @@
       <w:tblPr/>
       <w:tcPr>
         <w:tcBorders>
-          <w:top w:val="single" w:sz="8" w:space="0" w:color="FFFFFF" w:themeColor="background1"/>
-          <w:left w:val="single" w:sz="8" w:space="0" w:color="FFFFFF" w:themeColor="background1"/>
-          <w:bottom w:val="single" w:sz="24" w:space="0" w:color="FFFFFF" w:themeColor="background1"/>
-          <w:right w:val="single" w:sz="8" w:space="0" w:color="FFFFFF" w:themeColor="background1"/>
-          <w:insideH w:val="nil"/>
-          <w:insideV w:val="single" w:sz="8" w:space="0" w:color="FFFFFF" w:themeColor="background1"/>
+          <w:top w:val="single" w:color="FFFFFF" w:themeColor="background1" w:sz="8" w:space="0"/>
+          <w:left w:val="single" w:color="FFFFFF" w:themeColor="background1" w:sz="8" w:space="0"/>
+          <w:bottom w:val="single" w:color="FFFFFF" w:themeColor="background1" w:sz="24" w:space="0"/>
+          <w:right w:val="single" w:color="FFFFFF" w:themeColor="background1" w:sz="8" w:space="0"/>
+          <w:insideH w:val="nil"/>
+          <w:insideV w:val="single" w:color="FFFFFF" w:themeColor="background1" w:sz="8" w:space="0"/>
         </w:tcBorders>
         <w:shd w:val="clear" w:color="auto" w:fill="4F81BD" w:themeFill="accent1"/>
       </w:tcPr>
@@ -9091,12 +9484,12 @@
       <w:tblPr/>
       <w:tcPr>
         <w:tcBorders>
-          <w:top w:val="single" w:sz="24" w:space="0" w:color="FFFFFF" w:themeColor="background1"/>
-          <w:left w:val="single" w:sz="8" w:space="0" w:color="FFFFFF" w:themeColor="background1"/>
-          <w:bottom w:val="single" w:sz="8" w:space="0" w:color="FFFFFF" w:themeColor="background1"/>
-          <w:right w:val="single" w:sz="8" w:space="0" w:color="FFFFFF" w:themeColor="background1"/>
-          <w:insideH w:val="nil"/>
-          <w:insideV w:val="single" w:sz="8" w:space="0" w:color="FFFFFF" w:themeColor="background1"/>
+          <w:top w:val="single" w:color="FFFFFF" w:themeColor="background1" w:sz="24" w:space="0"/>
+          <w:left w:val="single" w:color="FFFFFF" w:themeColor="background1" w:sz="8" w:space="0"/>
+          <w:bottom w:val="single" w:color="FFFFFF" w:themeColor="background1" w:sz="8" w:space="0"/>
+          <w:right w:val="single" w:color="FFFFFF" w:themeColor="background1" w:sz="8" w:space="0"/>
+          <w:insideH w:val="nil"/>
+          <w:insideV w:val="single" w:color="FFFFFF" w:themeColor="background1" w:sz="8" w:space="0"/>
         </w:tcBorders>
         <w:shd w:val="clear" w:color="auto" w:fill="4F81BD" w:themeFill="accent1"/>
       </w:tcPr>
@@ -9112,8 +9505,8 @@
       <w:tblPr/>
       <w:tcPr>
         <w:tcBorders>
-          <w:left w:val="single" w:sz="8" w:space="0" w:color="FFFFFF" w:themeColor="background1"/>
-          <w:right w:val="single" w:sz="24" w:space="0" w:color="FFFFFF" w:themeColor="background1"/>
+          <w:left w:val="single" w:color="FFFFFF" w:themeColor="background1" w:sz="8" w:space="0"/>
+          <w:right w:val="single" w:color="FFFFFF" w:themeColor="background1" w:sz="24" w:space="0"/>
           <w:insideH w:val="nil"/>
           <w:insideV w:val="nil"/>
         </w:tcBorders>
@@ -9132,7 +9525,7 @@
       <w:tcPr>
         <w:tcBorders>
           <w:top w:val="nil"/>
-          <w:left w:val="single" w:sz="24" w:space="0" w:color="FFFFFF" w:themeColor="background1"/>
+          <w:left w:val="single" w:color="FFFFFF" w:themeColor="background1" w:sz="24" w:space="0"/>
           <w:bottom w:val="nil"/>
           <w:right w:val="nil"/>
           <w:insideH w:val="nil"/>
@@ -9145,10 +9538,10 @@
       <w:tblPr/>
       <w:tcPr>
         <w:tcBorders>
-          <w:top w:val="single" w:sz="8" w:space="0" w:color="FFFFFF" w:themeColor="background1"/>
-          <w:left w:val="single" w:sz="8" w:space="0" w:color="FFFFFF" w:themeColor="background1"/>
-          <w:bottom w:val="single" w:sz="8" w:space="0" w:color="FFFFFF" w:themeColor="background1"/>
-          <w:right w:val="single" w:sz="8" w:space="0" w:color="FFFFFF" w:themeColor="background1"/>
+          <w:top w:val="single" w:color="FFFFFF" w:themeColor="background1" w:sz="8" w:space="0"/>
+          <w:left w:val="single" w:color="FFFFFF" w:themeColor="background1" w:sz="8" w:space="0"/>
+          <w:bottom w:val="single" w:color="FFFFFF" w:themeColor="background1" w:sz="8" w:space="0"/>
+          <w:right w:val="single" w:color="FFFFFF" w:themeColor="background1" w:sz="8" w:space="0"/>
           <w:insideH w:val="nil"/>
           <w:insideV w:val="nil"/>
         </w:tcBorders>
@@ -9159,12 +9552,12 @@
       <w:tblPr/>
       <w:tcPr>
         <w:tcBorders>
-          <w:top w:val="single" w:sz="8" w:space="0" w:color="FFFFFF" w:themeColor="background1"/>
-          <w:left w:val="single" w:sz="8" w:space="0" w:color="FFFFFF" w:themeColor="background1"/>
-          <w:bottom w:val="single" w:sz="8" w:space="0" w:color="FFFFFF" w:themeColor="background1"/>
-          <w:right w:val="single" w:sz="8" w:space="0" w:color="FFFFFF" w:themeColor="background1"/>
-          <w:insideH w:val="single" w:sz="8" w:space="0" w:color="FFFFFF" w:themeColor="background1"/>
-          <w:insideV w:val="single" w:sz="8" w:space="0" w:color="FFFFFF" w:themeColor="background1"/>
+          <w:top w:val="single" w:color="FFFFFF" w:themeColor="background1" w:sz="8" w:space="0"/>
+          <w:left w:val="single" w:color="FFFFFF" w:themeColor="background1" w:sz="8" w:space="0"/>
+          <w:bottom w:val="single" w:color="FFFFFF" w:themeColor="background1" w:sz="8" w:space="0"/>
+          <w:right w:val="single" w:color="FFFFFF" w:themeColor="background1" w:sz="8" w:space="0"/>
+          <w:insideH w:val="single" w:color="FFFFFF" w:themeColor="background1" w:sz="8" w:space="0"/>
+          <w:insideV w:val="single" w:color="FFFFFF" w:themeColor="background1" w:sz="8" w:space="0"/>
         </w:tcBorders>
         <w:shd w:val="clear" w:color="auto" w:fill="A7BFDE" w:themeFill="accent1" w:themeFillTint="7F"/>
       </w:tcPr>
@@ -9183,12 +9576,12 @@
       <w:tblStyleColBandSize w:val="1"/>
       <w:tblInd w:w="0" w:type="dxa"/>
       <w:tblBorders>
-        <w:top w:val="single" w:sz="8" w:space="0" w:color="FFFFFF" w:themeColor="background1"/>
-        <w:left w:val="single" w:sz="8" w:space="0" w:color="FFFFFF" w:themeColor="background1"/>
-        <w:bottom w:val="single" w:sz="8" w:space="0" w:color="FFFFFF" w:themeColor="background1"/>
-        <w:right w:val="single" w:sz="8" w:space="0" w:color="FFFFFF" w:themeColor="background1"/>
-        <w:insideH w:val="single" w:sz="6" w:space="0" w:color="FFFFFF" w:themeColor="background1"/>
-        <w:insideV w:val="single" w:sz="6" w:space="0" w:color="FFFFFF" w:themeColor="background1"/>
+        <w:top w:val="single" w:color="FFFFFF" w:themeColor="background1" w:sz="8" w:space="0"/>
+        <w:left w:val="single" w:color="FFFFFF" w:themeColor="background1" w:sz="8" w:space="0"/>
+        <w:bottom w:val="single" w:color="FFFFFF" w:themeColor="background1" w:sz="8" w:space="0"/>
+        <w:right w:val="single" w:color="FFFFFF" w:themeColor="background1" w:sz="8" w:space="0"/>
+        <w:insideH w:val="single" w:color="FFFFFF" w:themeColor="background1" w:sz="6" w:space="0"/>
+        <w:insideV w:val="single" w:color="FFFFFF" w:themeColor="background1" w:sz="6" w:space="0"/>
       </w:tblBorders>
       <w:tblCellMar>
         <w:top w:w="0" w:type="dxa"/>
@@ -9211,12 +9604,12 @@
       <w:tblPr/>
       <w:tcPr>
         <w:tcBorders>
-          <w:top w:val="single" w:sz="8" w:space="0" w:color="FFFFFF" w:themeColor="background1"/>
-          <w:left w:val="single" w:sz="8" w:space="0" w:color="FFFFFF" w:themeColor="background1"/>
-          <w:bottom w:val="single" w:sz="24" w:space="0" w:color="FFFFFF" w:themeColor="background1"/>
-          <w:right w:val="single" w:sz="8" w:space="0" w:color="FFFFFF" w:themeColor="background1"/>
-          <w:insideH w:val="nil"/>
-          <w:insideV w:val="single" w:sz="8" w:space="0" w:color="FFFFFF" w:themeColor="background1"/>
+          <w:top w:val="single" w:color="FFFFFF" w:themeColor="background1" w:sz="8" w:space="0"/>
+          <w:left w:val="single" w:color="FFFFFF" w:themeColor="background1" w:sz="8" w:space="0"/>
+          <w:bottom w:val="single" w:color="FFFFFF" w:themeColor="background1" w:sz="24" w:space="0"/>
+          <w:right w:val="single" w:color="FFFFFF" w:themeColor="background1" w:sz="8" w:space="0"/>
+          <w:insideH w:val="nil"/>
+          <w:insideV w:val="single" w:color="FFFFFF" w:themeColor="background1" w:sz="8" w:space="0"/>
         </w:tcBorders>
         <w:shd w:val="clear" w:color="auto" w:fill="C0504D" w:themeFill="accent2"/>
       </w:tcPr>
@@ -9232,12 +9625,12 @@
       <w:tblPr/>
       <w:tcPr>
         <w:tcBorders>
-          <w:top w:val="single" w:sz="24" w:space="0" w:color="FFFFFF" w:themeColor="background1"/>
-          <w:left w:val="single" w:sz="8" w:space="0" w:color="FFFFFF" w:themeColor="background1"/>
-          <w:bottom w:val="single" w:sz="8" w:space="0" w:color="FFFFFF" w:themeColor="background1"/>
-          <w:right w:val="single" w:sz="8" w:space="0" w:color="FFFFFF" w:themeColor="background1"/>
-          <w:insideH w:val="nil"/>
-          <w:insideV w:val="single" w:sz="8" w:space="0" w:color="FFFFFF" w:themeColor="background1"/>
+          <w:top w:val="single" w:color="FFFFFF" w:themeColor="background1" w:sz="24" w:space="0"/>
+          <w:left w:val="single" w:color="FFFFFF" w:themeColor="background1" w:sz="8" w:space="0"/>
+          <w:bottom w:val="single" w:color="FFFFFF" w:themeColor="background1" w:sz="8" w:space="0"/>
+          <w:right w:val="single" w:color="FFFFFF" w:themeColor="background1" w:sz="8" w:space="0"/>
+          <w:insideH w:val="nil"/>
+          <w:insideV w:val="single" w:color="FFFFFF" w:themeColor="background1" w:sz="8" w:space="0"/>
         </w:tcBorders>
         <w:shd w:val="clear" w:color="auto" w:fill="C0504D" w:themeFill="accent2"/>
       </w:tcPr>
@@ -9253,8 +9646,8 @@
       <w:tblPr/>
       <w:tcPr>
         <w:tcBorders>
-          <w:left w:val="single" w:sz="8" w:space="0" w:color="FFFFFF" w:themeColor="background1"/>
-          <w:right w:val="single" w:sz="24" w:space="0" w:color="FFFFFF" w:themeColor="background1"/>
+          <w:left w:val="single" w:color="FFFFFF" w:themeColor="background1" w:sz="8" w:space="0"/>
+          <w:right w:val="single" w:color="FFFFFF" w:themeColor="background1" w:sz="24" w:space="0"/>
           <w:insideH w:val="nil"/>
           <w:insideV w:val="nil"/>
         </w:tcBorders>
@@ -9273,7 +9666,7 @@
       <w:tcPr>
         <w:tcBorders>
           <w:top w:val="nil"/>
-          <w:left w:val="single" w:sz="24" w:space="0" w:color="FFFFFF" w:themeColor="background1"/>
+          <w:left w:val="single" w:color="FFFFFF" w:themeColor="background1" w:sz="24" w:space="0"/>
           <w:bottom w:val="nil"/>
           <w:right w:val="nil"/>
           <w:insideH w:val="nil"/>
@@ -9286,10 +9679,10 @@
       <w:tblPr/>
       <w:tcPr>
         <w:tcBorders>
-          <w:top w:val="single" w:sz="8" w:space="0" w:color="FFFFFF" w:themeColor="background1"/>
-          <w:left w:val="single" w:sz="8" w:space="0" w:color="FFFFFF" w:themeColor="background1"/>
-          <w:bottom w:val="single" w:sz="8" w:space="0" w:color="FFFFFF" w:themeColor="background1"/>
-          <w:right w:val="single" w:sz="8" w:space="0" w:color="FFFFFF" w:themeColor="background1"/>
+          <w:top w:val="single" w:color="FFFFFF" w:themeColor="background1" w:sz="8" w:space="0"/>
+          <w:left w:val="single" w:color="FFFFFF" w:themeColor="background1" w:sz="8" w:space="0"/>
+          <w:bottom w:val="single" w:color="FFFFFF" w:themeColor="background1" w:sz="8" w:space="0"/>
+          <w:right w:val="single" w:color="FFFFFF" w:themeColor="background1" w:sz="8" w:space="0"/>
           <w:insideH w:val="nil"/>
           <w:insideV w:val="nil"/>
         </w:tcBorders>
@@ -9300,12 +9693,12 @@
       <w:tblPr/>
       <w:tcPr>
         <w:tcBorders>
-          <w:top w:val="single" w:sz="8" w:space="0" w:color="FFFFFF" w:themeColor="background1"/>
-          <w:left w:val="single" w:sz="8" w:space="0" w:color="FFFFFF" w:themeColor="background1"/>
-          <w:bottom w:val="single" w:sz="8" w:space="0" w:color="FFFFFF" w:themeColor="background1"/>
-          <w:right w:val="single" w:sz="8" w:space="0" w:color="FFFFFF" w:themeColor="background1"/>
-          <w:insideH w:val="single" w:sz="8" w:space="0" w:color="FFFFFF" w:themeColor="background1"/>
-          <w:insideV w:val="single" w:sz="8" w:space="0" w:color="FFFFFF" w:themeColor="background1"/>
+          <w:top w:val="single" w:color="FFFFFF" w:themeColor="background1" w:sz="8" w:space="0"/>
+          <w:left w:val="single" w:color="FFFFFF" w:themeColor="background1" w:sz="8" w:space="0"/>
+          <w:bottom w:val="single" w:color="FFFFFF" w:themeColor="background1" w:sz="8" w:space="0"/>
+          <w:right w:val="single" w:color="FFFFFF" w:themeColor="background1" w:sz="8" w:space="0"/>
+          <w:insideH w:val="single" w:color="FFFFFF" w:themeColor="background1" w:sz="8" w:space="0"/>
+          <w:insideV w:val="single" w:color="FFFFFF" w:themeColor="background1" w:sz="8" w:space="0"/>
         </w:tcBorders>
         <w:shd w:val="clear" w:color="auto" w:fill="DFA7A6" w:themeFill="accent2" w:themeFillTint="7F"/>
       </w:tcPr>
@@ -9324,12 +9717,12 @@
       <w:tblStyleColBandSize w:val="1"/>
       <w:tblInd w:w="0" w:type="dxa"/>
       <w:tblBorders>
-        <w:top w:val="single" w:sz="8" w:space="0" w:color="FFFFFF" w:themeColor="background1"/>
-        <w:left w:val="single" w:sz="8" w:space="0" w:color="FFFFFF" w:themeColor="background1"/>
-        <w:bottom w:val="single" w:sz="8" w:space="0" w:color="FFFFFF" w:themeColor="background1"/>
-        <w:right w:val="single" w:sz="8" w:space="0" w:color="FFFFFF" w:themeColor="background1"/>
-        <w:insideH w:val="single" w:sz="6" w:space="0" w:color="FFFFFF" w:themeColor="background1"/>
-        <w:insideV w:val="single" w:sz="6" w:space="0" w:color="FFFFFF" w:themeColor="background1"/>
+        <w:top w:val="single" w:color="FFFFFF" w:themeColor="background1" w:sz="8" w:space="0"/>
+        <w:left w:val="single" w:color="FFFFFF" w:themeColor="background1" w:sz="8" w:space="0"/>
+        <w:bottom w:val="single" w:color="FFFFFF" w:themeColor="background1" w:sz="8" w:space="0"/>
+        <w:right w:val="single" w:color="FFFFFF" w:themeColor="background1" w:sz="8" w:space="0"/>
+        <w:insideH w:val="single" w:color="FFFFFF" w:themeColor="background1" w:sz="6" w:space="0"/>
+        <w:insideV w:val="single" w:color="FFFFFF" w:themeColor="background1" w:sz="6" w:space="0"/>
       </w:tblBorders>
       <w:tblCellMar>
         <w:top w:w="0" w:type="dxa"/>
@@ -9352,12 +9745,12 @@
       <w:tblPr/>
       <w:tcPr>
         <w:tcBorders>
-          <w:top w:val="single" w:sz="8" w:space="0" w:color="FFFFFF" w:themeColor="background1"/>
-          <w:left w:val="single" w:sz="8" w:space="0" w:color="FFFFFF" w:themeColor="background1"/>
-          <w:bottom w:val="single" w:sz="24" w:space="0" w:color="FFFFFF" w:themeColor="background1"/>
-          <w:right w:val="single" w:sz="8" w:space="0" w:color="FFFFFF" w:themeColor="background1"/>
-          <w:insideH w:val="nil"/>
-          <w:insideV w:val="single" w:sz="8" w:space="0" w:color="FFFFFF" w:themeColor="background1"/>
+          <w:top w:val="single" w:color="FFFFFF" w:themeColor="background1" w:sz="8" w:space="0"/>
+          <w:left w:val="single" w:color="FFFFFF" w:themeColor="background1" w:sz="8" w:space="0"/>
+          <w:bottom w:val="single" w:color="FFFFFF" w:themeColor="background1" w:sz="24" w:space="0"/>
+          <w:right w:val="single" w:color="FFFFFF" w:themeColor="background1" w:sz="8" w:space="0"/>
+          <w:insideH w:val="nil"/>
+          <w:insideV w:val="single" w:color="FFFFFF" w:themeColor="background1" w:sz="8" w:space="0"/>
         </w:tcBorders>
         <w:shd w:val="clear" w:color="auto" w:fill="9BBB59" w:themeFill="accent3"/>
       </w:tcPr>
@@ -9373,12 +9766,12 @@
       <w:tblPr/>
       <w:tcPr>
         <w:tcBorders>
-          <w:top w:val="single" w:sz="24" w:space="0" w:color="FFFFFF" w:themeColor="background1"/>
-          <w:left w:val="single" w:sz="8" w:space="0" w:color="FFFFFF" w:themeColor="background1"/>
-          <w:bottom w:val="single" w:sz="8" w:space="0" w:color="FFFFFF" w:themeColor="background1"/>
-          <w:right w:val="single" w:sz="8" w:space="0" w:color="FFFFFF" w:themeColor="background1"/>
-          <w:insideH w:val="nil"/>
-          <w:insideV w:val="single" w:sz="8" w:space="0" w:color="FFFFFF" w:themeColor="background1"/>
+          <w:top w:val="single" w:color="FFFFFF" w:themeColor="background1" w:sz="24" w:space="0"/>
+          <w:left w:val="single" w:color="FFFFFF" w:themeColor="background1" w:sz="8" w:space="0"/>
+          <w:bottom w:val="single" w:color="FFFFFF" w:themeColor="background1" w:sz="8" w:space="0"/>
+          <w:right w:val="single" w:color="FFFFFF" w:themeColor="background1" w:sz="8" w:space="0"/>
+          <w:insideH w:val="nil"/>
+          <w:insideV w:val="single" w:color="FFFFFF" w:themeColor="background1" w:sz="8" w:space="0"/>
         </w:tcBorders>
         <w:shd w:val="clear" w:color="auto" w:fill="9BBB59" w:themeFill="accent3"/>
       </w:tcPr>
@@ -9394,8 +9787,8 @@
       <w:tblPr/>
       <w:tcPr>
         <w:tcBorders>
-          <w:left w:val="single" w:sz="8" w:space="0" w:color="FFFFFF" w:themeColor="background1"/>
-          <w:right w:val="single" w:sz="24" w:space="0" w:color="FFFFFF" w:themeColor="background1"/>
+          <w:left w:val="single" w:color="FFFFFF" w:themeColor="background1" w:sz="8" w:space="0"/>
+          <w:right w:val="single" w:color="FFFFFF" w:themeColor="background1" w:sz="24" w:space="0"/>
           <w:insideH w:val="nil"/>
           <w:insideV w:val="nil"/>
         </w:tcBorders>
@@ -9414,7 +9807,7 @@
       <w:tcPr>
         <w:tcBorders>
           <w:top w:val="nil"/>
-          <w:left w:val="single" w:sz="24" w:space="0" w:color="FFFFFF" w:themeColor="background1"/>
+          <w:left w:val="single" w:color="FFFFFF" w:themeColor="background1" w:sz="24" w:space="0"/>
           <w:bottom w:val="nil"/>
           <w:right w:val="nil"/>
           <w:insideH w:val="nil"/>
@@ -9427,10 +9820,10 @@
       <w:tblPr/>
       <w:tcPr>
         <w:tcBorders>
-          <w:top w:val="single" w:sz="8" w:space="0" w:color="FFFFFF" w:themeColor="background1"/>
-          <w:left w:val="single" w:sz="8" w:space="0" w:color="FFFFFF" w:themeColor="background1"/>
-          <w:bottom w:val="single" w:sz="8" w:space="0" w:color="FFFFFF" w:themeColor="background1"/>
-          <w:right w:val="single" w:sz="8" w:space="0" w:color="FFFFFF" w:themeColor="background1"/>
+          <w:top w:val="single" w:color="FFFFFF" w:themeColor="background1" w:sz="8" w:space="0"/>
+          <w:left w:val="single" w:color="FFFFFF" w:themeColor="background1" w:sz="8" w:space="0"/>
+          <w:bottom w:val="single" w:color="FFFFFF" w:themeColor="background1" w:sz="8" w:space="0"/>
+          <w:right w:val="single" w:color="FFFFFF" w:themeColor="background1" w:sz="8" w:space="0"/>
           <w:insideH w:val="nil"/>
           <w:insideV w:val="nil"/>
         </w:tcBorders>
@@ -9441,12 +9834,12 @@
       <w:tblPr/>
       <w:tcPr>
         <w:tcBorders>
-          <w:top w:val="single" w:sz="8" w:space="0" w:color="FFFFFF" w:themeColor="background1"/>
-          <w:left w:val="single" w:sz="8" w:space="0" w:color="FFFFFF" w:themeColor="background1"/>
-          <w:bottom w:val="single" w:sz="8" w:space="0" w:color="FFFFFF" w:themeColor="background1"/>
-          <w:right w:val="single" w:sz="8" w:space="0" w:color="FFFFFF" w:themeColor="background1"/>
-          <w:insideH w:val="single" w:sz="8" w:space="0" w:color="FFFFFF" w:themeColor="background1"/>
-          <w:insideV w:val="single" w:sz="8" w:space="0" w:color="FFFFFF" w:themeColor="background1"/>
+          <w:top w:val="single" w:color="FFFFFF" w:themeColor="background1" w:sz="8" w:space="0"/>
+          <w:left w:val="single" w:color="FFFFFF" w:themeColor="background1" w:sz="8" w:space="0"/>
+          <w:bottom w:val="single" w:color="FFFFFF" w:themeColor="background1" w:sz="8" w:space="0"/>
+          <w:right w:val="single" w:color="FFFFFF" w:themeColor="background1" w:sz="8" w:space="0"/>
+          <w:insideH w:val="single" w:color="FFFFFF" w:themeColor="background1" w:sz="8" w:space="0"/>
+          <w:insideV w:val="single" w:color="FFFFFF" w:themeColor="background1" w:sz="8" w:space="0"/>
         </w:tcBorders>
         <w:shd w:val="clear" w:color="auto" w:fill="CDDDAC" w:themeFill="accent3" w:themeFillTint="7F"/>
       </w:tcPr>
@@ -9465,12 +9858,12 @@
       <w:tblStyleColBandSize w:val="1"/>
       <w:tblInd w:w="0" w:type="dxa"/>
       <w:tblBorders>
-        <w:top w:val="single" w:sz="8" w:space="0" w:color="FFFFFF" w:themeColor="background1"/>
-        <w:left w:val="single" w:sz="8" w:space="0" w:color="FFFFFF" w:themeColor="background1"/>
-        <w:bottom w:val="single" w:sz="8" w:space="0" w:color="FFFFFF" w:themeColor="background1"/>
-        <w:right w:val="single" w:sz="8" w:space="0" w:color="FFFFFF" w:themeColor="background1"/>
-        <w:insideH w:val="single" w:sz="6" w:space="0" w:color="FFFFFF" w:themeColor="background1"/>
-        <w:insideV w:val="single" w:sz="6" w:space="0" w:color="FFFFFF" w:themeColor="background1"/>
+        <w:top w:val="single" w:color="FFFFFF" w:themeColor="background1" w:sz="8" w:space="0"/>
+        <w:left w:val="single" w:color="FFFFFF" w:themeColor="background1" w:sz="8" w:space="0"/>
+        <w:bottom w:val="single" w:color="FFFFFF" w:themeColor="background1" w:sz="8" w:space="0"/>
+        <w:right w:val="single" w:color="FFFFFF" w:themeColor="background1" w:sz="8" w:space="0"/>
+        <w:insideH w:val="single" w:color="FFFFFF" w:themeColor="background1" w:sz="6" w:space="0"/>
+        <w:insideV w:val="single" w:color="FFFFFF" w:themeColor="background1" w:sz="6" w:space="0"/>
       </w:tblBorders>
       <w:tblCellMar>
         <w:top w:w="0" w:type="dxa"/>
@@ -9493,12 +9886,12 @@
       <w:tblPr/>
       <w:tcPr>
         <w:tcBorders>
-          <w:top w:val="single" w:sz="8" w:space="0" w:color="FFFFFF" w:themeColor="background1"/>
-          <w:left w:val="single" w:sz="8" w:space="0" w:color="FFFFFF" w:themeColor="background1"/>
-          <w:bottom w:val="single" w:sz="24" w:space="0" w:color="FFFFFF" w:themeColor="background1"/>
-          <w:right w:val="single" w:sz="8" w:space="0" w:color="FFFFFF" w:themeColor="background1"/>
-          <w:insideH w:val="nil"/>
-          <w:insideV w:val="single" w:sz="8" w:space="0" w:color="FFFFFF" w:themeColor="background1"/>
+          <w:top w:val="single" w:color="FFFFFF" w:themeColor="background1" w:sz="8" w:space="0"/>
+          <w:left w:val="single" w:color="FFFFFF" w:themeColor="background1" w:sz="8" w:space="0"/>
+          <w:bottom w:val="single" w:color="FFFFFF" w:themeColor="background1" w:sz="24" w:space="0"/>
+          <w:right w:val="single" w:color="FFFFFF" w:themeColor="background1" w:sz="8" w:space="0"/>
+          <w:insideH w:val="nil"/>
+          <w:insideV w:val="single" w:color="FFFFFF" w:themeColor="background1" w:sz="8" w:space="0"/>
         </w:tcBorders>
         <w:shd w:val="clear" w:color="auto" w:fill="8064A2" w:themeFill="accent4"/>
       </w:tcPr>
@@ -9514,12 +9907,12 @@
       <w:tblPr/>
       <w:tcPr>
         <w:tcBorders>
-          <w:top w:val="single" w:sz="24" w:space="0" w:color="FFFFFF" w:themeColor="background1"/>
-          <w:left w:val="single" w:sz="8" w:space="0" w:color="FFFFFF" w:themeColor="background1"/>
-          <w:bottom w:val="single" w:sz="8" w:space="0" w:color="FFFFFF" w:themeColor="background1"/>
-          <w:right w:val="single" w:sz="8" w:space="0" w:color="FFFFFF" w:themeColor="background1"/>
-          <w:insideH w:val="nil"/>
-          <w:insideV w:val="single" w:sz="8" w:space="0" w:color="FFFFFF" w:themeColor="background1"/>
+          <w:top w:val="single" w:color="FFFFFF" w:themeColor="background1" w:sz="24" w:space="0"/>
+          <w:left w:val="single" w:color="FFFFFF" w:themeColor="background1" w:sz="8" w:space="0"/>
+          <w:bottom w:val="single" w:color="FFFFFF" w:themeColor="background1" w:sz="8" w:space="0"/>
+          <w:right w:val="single" w:color="FFFFFF" w:themeColor="background1" w:sz="8" w:space="0"/>
+          <w:insideH w:val="nil"/>
+          <w:insideV w:val="single" w:color="FFFFFF" w:themeColor="background1" w:sz="8" w:space="0"/>
         </w:tcBorders>
         <w:shd w:val="clear" w:color="auto" w:fill="8064A2" w:themeFill="accent4"/>
       </w:tcPr>
@@ -9535,8 +9928,8 @@
       <w:tblPr/>
       <w:tcPr>
         <w:tcBorders>
-          <w:left w:val="single" w:sz="8" w:space="0" w:color="FFFFFF" w:themeColor="background1"/>
-          <w:right w:val="single" w:sz="24" w:space="0" w:color="FFFFFF" w:themeColor="background1"/>
+          <w:left w:val="single" w:color="FFFFFF" w:themeColor="background1" w:sz="8" w:space="0"/>
+          <w:right w:val="single" w:color="FFFFFF" w:themeColor="background1" w:sz="24" w:space="0"/>
           <w:insideH w:val="nil"/>
           <w:insideV w:val="nil"/>
         </w:tcBorders>
@@ -9555,7 +9948,7 @@
       <w:tcPr>
         <w:tcBorders>
           <w:top w:val="nil"/>
-          <w:left w:val="single" w:sz="24" w:space="0" w:color="FFFFFF" w:themeColor="background1"/>
+          <w:left w:val="single" w:color="FFFFFF" w:themeColor="background1" w:sz="24" w:space="0"/>
           <w:bottom w:val="nil"/>
           <w:right w:val="nil"/>
           <w:insideH w:val="nil"/>
@@ -9568,10 +9961,10 @@
       <w:tblPr/>
       <w:tcPr>
         <w:tcBorders>
-          <w:top w:val="single" w:sz="8" w:space="0" w:color="FFFFFF" w:themeColor="background1"/>
-          <w:left w:val="single" w:sz="8" w:space="0" w:color="FFFFFF" w:themeColor="background1"/>
-          <w:bottom w:val="single" w:sz="8" w:space="0" w:color="FFFFFF" w:themeColor="background1"/>
-          <w:right w:val="single" w:sz="8" w:space="0" w:color="FFFFFF" w:themeColor="background1"/>
+          <w:top w:val="single" w:color="FFFFFF" w:themeColor="background1" w:sz="8" w:space="0"/>
+          <w:left w:val="single" w:color="FFFFFF" w:themeColor="background1" w:sz="8" w:space="0"/>
+          <w:bottom w:val="single" w:color="FFFFFF" w:themeColor="background1" w:sz="8" w:space="0"/>
+          <w:right w:val="single" w:color="FFFFFF" w:themeColor="background1" w:sz="8" w:space="0"/>
           <w:insideH w:val="nil"/>
           <w:insideV w:val="nil"/>
         </w:tcBorders>
@@ -9582,12 +9975,12 @@
       <w:tblPr/>
       <w:tcPr>
         <w:tcBorders>
-          <w:top w:val="single" w:sz="8" w:space="0" w:color="FFFFFF" w:themeColor="background1"/>
-          <w:left w:val="single" w:sz="8" w:space="0" w:color="FFFFFF" w:themeColor="background1"/>
-          <w:bottom w:val="single" w:sz="8" w:space="0" w:color="FFFFFF" w:themeColor="background1"/>
-          <w:right w:val="single" w:sz="8" w:space="0" w:color="FFFFFF" w:themeColor="background1"/>
-          <w:insideH w:val="single" w:sz="8" w:space="0" w:color="FFFFFF" w:themeColor="background1"/>
-          <w:insideV w:val="single" w:sz="8" w:space="0" w:color="FFFFFF" w:themeColor="background1"/>
+          <w:top w:val="single" w:color="FFFFFF" w:themeColor="background1" w:sz="8" w:space="0"/>
+          <w:left w:val="single" w:color="FFFFFF" w:themeColor="background1" w:sz="8" w:space="0"/>
+          <w:bottom w:val="single" w:color="FFFFFF" w:themeColor="background1" w:sz="8" w:space="0"/>
+          <w:right w:val="single" w:color="FFFFFF" w:themeColor="background1" w:sz="8" w:space="0"/>
+          <w:insideH w:val="single" w:color="FFFFFF" w:themeColor="background1" w:sz="8" w:space="0"/>
+          <w:insideV w:val="single" w:color="FFFFFF" w:themeColor="background1" w:sz="8" w:space="0"/>
         </w:tcBorders>
         <w:shd w:val="clear" w:color="auto" w:fill="BFB1D0" w:themeFill="accent4" w:themeFillTint="7F"/>
       </w:tcPr>
@@ -9606,12 +9999,12 @@
       <w:tblStyleColBandSize w:val="1"/>
       <w:tblInd w:w="0" w:type="dxa"/>
       <w:tblBorders>
-        <w:top w:val="single" w:sz="8" w:space="0" w:color="FFFFFF" w:themeColor="background1"/>
-        <w:left w:val="single" w:sz="8" w:space="0" w:color="FFFFFF" w:themeColor="background1"/>
-        <w:bottom w:val="single" w:sz="8" w:space="0" w:color="FFFFFF" w:themeColor="background1"/>
-        <w:right w:val="single" w:sz="8" w:space="0" w:color="FFFFFF" w:themeColor="background1"/>
-        <w:insideH w:val="single" w:sz="6" w:space="0" w:color="FFFFFF" w:themeColor="background1"/>
-        <w:insideV w:val="single" w:sz="6" w:space="0" w:color="FFFFFF" w:themeColor="background1"/>
+        <w:top w:val="single" w:color="FFFFFF" w:themeColor="background1" w:sz="8" w:space="0"/>
+        <w:left w:val="single" w:color="FFFFFF" w:themeColor="background1" w:sz="8" w:space="0"/>
+        <w:bottom w:val="single" w:color="FFFFFF" w:themeColor="background1" w:sz="8" w:space="0"/>
+        <w:right w:val="single" w:color="FFFFFF" w:themeColor="background1" w:sz="8" w:space="0"/>
+        <w:insideH w:val="single" w:color="FFFFFF" w:themeColor="background1" w:sz="6" w:space="0"/>
+        <w:insideV w:val="single" w:color="FFFFFF" w:themeColor="background1" w:sz="6" w:space="0"/>
       </w:tblBorders>
       <w:tblCellMar>
         <w:top w:w="0" w:type="dxa"/>
@@ -9634,12 +10027,12 @@
       <w:tblPr/>
       <w:tcPr>
         <w:tcBorders>
-          <w:top w:val="single" w:sz="8" w:space="0" w:color="FFFFFF" w:themeColor="background1"/>
-          <w:left w:val="single" w:sz="8" w:space="0" w:color="FFFFFF" w:themeColor="background1"/>
-          <w:bottom w:val="single" w:sz="24" w:space="0" w:color="FFFFFF" w:themeColor="background1"/>
-          <w:right w:val="single" w:sz="8" w:space="0" w:color="FFFFFF" w:themeColor="background1"/>
-          <w:insideH w:val="nil"/>
-          <w:insideV w:val="single" w:sz="8" w:space="0" w:color="FFFFFF" w:themeColor="background1"/>
+          <w:top w:val="single" w:color="FFFFFF" w:themeColor="background1" w:sz="8" w:space="0"/>
+          <w:left w:val="single" w:color="FFFFFF" w:themeColor="background1" w:sz="8" w:space="0"/>
+          <w:bottom w:val="single" w:color="FFFFFF" w:themeColor="background1" w:sz="24" w:space="0"/>
+          <w:right w:val="single" w:color="FFFFFF" w:themeColor="background1" w:sz="8" w:space="0"/>
+          <w:insideH w:val="nil"/>
+          <w:insideV w:val="single" w:color="FFFFFF" w:themeColor="background1" w:sz="8" w:space="0"/>
         </w:tcBorders>
         <w:shd w:val="clear" w:color="auto" w:fill="4BACC6" w:themeFill="accent5"/>
       </w:tcPr>
@@ -9655,12 +10048,12 @@
       <w:tblPr/>
       <w:tcPr>
         <w:tcBorders>
-          <w:top w:val="single" w:sz="24" w:space="0" w:color="FFFFFF" w:themeColor="background1"/>
-          <w:left w:val="single" w:sz="8" w:space="0" w:color="FFFFFF" w:themeColor="background1"/>
-          <w:bottom w:val="single" w:sz="8" w:space="0" w:color="FFFFFF" w:themeColor="background1"/>
-          <w:right w:val="single" w:sz="8" w:space="0" w:color="FFFFFF" w:themeColor="background1"/>
-          <w:insideH w:val="nil"/>
-          <w:insideV w:val="single" w:sz="8" w:space="0" w:color="FFFFFF" w:themeColor="background1"/>
+          <w:top w:val="single" w:color="FFFFFF" w:themeColor="background1" w:sz="24" w:space="0"/>
+          <w:left w:val="single" w:color="FFFFFF" w:themeColor="background1" w:sz="8" w:space="0"/>
+          <w:bottom w:val="single" w:color="FFFFFF" w:themeColor="background1" w:sz="8" w:space="0"/>
+          <w:right w:val="single" w:color="FFFFFF" w:themeColor="background1" w:sz="8" w:space="0"/>
+          <w:insideH w:val="nil"/>
+          <w:insideV w:val="single" w:color="FFFFFF" w:themeColor="background1" w:sz="8" w:space="0"/>
         </w:tcBorders>
         <w:shd w:val="clear" w:color="auto" w:fill="4BACC6" w:themeFill="accent5"/>
       </w:tcPr>
@@ -9676,8 +10069,8 @@
       <w:tblPr/>
       <w:tcPr>
         <w:tcBorders>
-          <w:left w:val="single" w:sz="8" w:space="0" w:color="FFFFFF" w:themeColor="background1"/>
-          <w:right w:val="single" w:sz="24" w:space="0" w:color="FFFFFF" w:themeColor="background1"/>
+          <w:left w:val="single" w:color="FFFFFF" w:themeColor="background1" w:sz="8" w:space="0"/>
+          <w:right w:val="single" w:color="FFFFFF" w:themeColor="background1" w:sz="24" w:space="0"/>
           <w:insideH w:val="nil"/>
           <w:insideV w:val="nil"/>
         </w:tcBorders>
@@ -9696,7 +10089,7 @@
       <w:tcPr>
         <w:tcBorders>
           <w:top w:val="nil"/>
-          <w:left w:val="single" w:sz="24" w:space="0" w:color="FFFFFF" w:themeColor="background1"/>
+          <w:left w:val="single" w:color="FFFFFF" w:themeColor="background1" w:sz="24" w:space="0"/>
           <w:bottom w:val="nil"/>
           <w:right w:val="nil"/>
           <w:insideH w:val="nil"/>
@@ -9709,10 +10102,10 @@
       <w:tblPr/>
       <w:tcPr>
         <w:tcBorders>
-          <w:top w:val="single" w:sz="8" w:space="0" w:color="FFFFFF" w:themeColor="background1"/>
-          <w:left w:val="single" w:sz="8" w:space="0" w:color="FFFFFF" w:themeColor="background1"/>
-          <w:bottom w:val="single" w:sz="8" w:space="0" w:color="FFFFFF" w:themeColor="background1"/>
-          <w:right w:val="single" w:sz="8" w:space="0" w:color="FFFFFF" w:themeColor="background1"/>
+          <w:top w:val="single" w:color="FFFFFF" w:themeColor="background1" w:sz="8" w:space="0"/>
+          <w:left w:val="single" w:color="FFFFFF" w:themeColor="background1" w:sz="8" w:space="0"/>
+          <w:bottom w:val="single" w:color="FFFFFF" w:themeColor="background1" w:sz="8" w:space="0"/>
+          <w:right w:val="single" w:color="FFFFFF" w:themeColor="background1" w:sz="8" w:space="0"/>
           <w:insideH w:val="nil"/>
           <w:insideV w:val="nil"/>
         </w:tcBorders>
@@ -9723,12 +10116,12 @@
       <w:tblPr/>
       <w:tcPr>
         <w:tcBorders>
-          <w:top w:val="single" w:sz="8" w:space="0" w:color="FFFFFF" w:themeColor="background1"/>
-          <w:left w:val="single" w:sz="8" w:space="0" w:color="FFFFFF" w:themeColor="background1"/>
-          <w:bottom w:val="single" w:sz="8" w:space="0" w:color="FFFFFF" w:themeColor="background1"/>
-          <w:right w:val="single" w:sz="8" w:space="0" w:color="FFFFFF" w:themeColor="background1"/>
-          <w:insideH w:val="single" w:sz="8" w:space="0" w:color="FFFFFF" w:themeColor="background1"/>
-          <w:insideV w:val="single" w:sz="8" w:space="0" w:color="FFFFFF" w:themeColor="background1"/>
+          <w:top w:val="single" w:color="FFFFFF" w:themeColor="background1" w:sz="8" w:space="0"/>
+          <w:left w:val="single" w:color="FFFFFF" w:themeColor="background1" w:sz="8" w:space="0"/>
+          <w:bottom w:val="single" w:color="FFFFFF" w:themeColor="background1" w:sz="8" w:space="0"/>
+          <w:right w:val="single" w:color="FFFFFF" w:themeColor="background1" w:sz="8" w:space="0"/>
+          <w:insideH w:val="single" w:color="FFFFFF" w:themeColor="background1" w:sz="8" w:space="0"/>
+          <w:insideV w:val="single" w:color="FFFFFF" w:themeColor="background1" w:sz="8" w:space="0"/>
         </w:tcBorders>
         <w:shd w:val="clear" w:color="auto" w:fill="A5D5E2" w:themeFill="accent5" w:themeFillTint="7F"/>
       </w:tcPr>
@@ -9747,12 +10140,12 @@
       <w:tblStyleColBandSize w:val="1"/>
       <w:tblInd w:w="0" w:type="dxa"/>
       <w:tblBorders>
-        <w:top w:val="single" w:sz="8" w:space="0" w:color="FFFFFF" w:themeColor="background1"/>
-        <w:left w:val="single" w:sz="8" w:space="0" w:color="FFFFFF" w:themeColor="background1"/>
-        <w:bottom w:val="single" w:sz="8" w:space="0" w:color="FFFFFF" w:themeColor="background1"/>
-        <w:right w:val="single" w:sz="8" w:space="0" w:color="FFFFFF" w:themeColor="background1"/>
-        <w:insideH w:val="single" w:sz="6" w:space="0" w:color="FFFFFF" w:themeColor="background1"/>
-        <w:insideV w:val="single" w:sz="6" w:space="0" w:color="FFFFFF" w:themeColor="background1"/>
+        <w:top w:val="single" w:color="FFFFFF" w:themeColor="background1" w:sz="8" w:space="0"/>
+        <w:left w:val="single" w:color="FFFFFF" w:themeColor="background1" w:sz="8" w:space="0"/>
+        <w:bottom w:val="single" w:color="FFFFFF" w:themeColor="background1" w:sz="8" w:space="0"/>
+        <w:right w:val="single" w:color="FFFFFF" w:themeColor="background1" w:sz="8" w:space="0"/>
+        <w:insideH w:val="single" w:color="FFFFFF" w:themeColor="background1" w:sz="6" w:space="0"/>
+        <w:insideV w:val="single" w:color="FFFFFF" w:themeColor="background1" w:sz="6" w:space="0"/>
       </w:tblBorders>
       <w:tblCellMar>
         <w:top w:w="0" w:type="dxa"/>
@@ -9775,12 +10168,12 @@
       <w:tblPr/>
       <w:tcPr>
         <w:tcBorders>
-          <w:top w:val="single" w:sz="8" w:space="0" w:color="FFFFFF" w:themeColor="background1"/>
-          <w:left w:val="single" w:sz="8" w:space="0" w:color="FFFFFF" w:themeColor="background1"/>
-          <w:bottom w:val="single" w:sz="24" w:space="0" w:color="FFFFFF" w:themeColor="background1"/>
-          <w:right w:val="single" w:sz="8" w:space="0" w:color="FFFFFF" w:themeColor="background1"/>
-          <w:insideH w:val="nil"/>
-          <w:insideV w:val="single" w:sz="8" w:space="0" w:color="FFFFFF" w:themeColor="background1"/>
+          <w:top w:val="single" w:color="FFFFFF" w:themeColor="background1" w:sz="8" w:space="0"/>
+          <w:left w:val="single" w:color="FFFFFF" w:themeColor="background1" w:sz="8" w:space="0"/>
+          <w:bottom w:val="single" w:color="FFFFFF" w:themeColor="background1" w:sz="24" w:space="0"/>
+          <w:right w:val="single" w:color="FFFFFF" w:themeColor="background1" w:sz="8" w:space="0"/>
+          <w:insideH w:val="nil"/>
+          <w:insideV w:val="single" w:color="FFFFFF" w:themeColor="background1" w:sz="8" w:space="0"/>
         </w:tcBorders>
         <w:shd w:val="clear" w:color="auto" w:fill="F79646" w:themeFill="accent6"/>
       </w:tcPr>
@@ -9796,12 +10189,12 @@
       <w:tblPr/>
       <w:tcPr>
         <w:tcBorders>
-          <w:top w:val="single" w:sz="24" w:space="0" w:color="FFFFFF" w:themeColor="background1"/>
-          <w:left w:val="single" w:sz="8" w:space="0" w:color="FFFFFF" w:themeColor="background1"/>
-          <w:bottom w:val="single" w:sz="8" w:space="0" w:color="FFFFFF" w:themeColor="background1"/>
-          <w:right w:val="single" w:sz="8" w:space="0" w:color="FFFFFF" w:themeColor="background1"/>
-          <w:insideH w:val="nil"/>
-          <w:insideV w:val="single" w:sz="8" w:space="0" w:color="FFFFFF" w:themeColor="background1"/>
+          <w:top w:val="single" w:color="FFFFFF" w:themeColor="background1" w:sz="24" w:space="0"/>
+          <w:left w:val="single" w:color="FFFFFF" w:themeColor="background1" w:sz="8" w:space="0"/>
+          <w:bottom w:val="single" w:color="FFFFFF" w:themeColor="background1" w:sz="8" w:space="0"/>
+          <w:right w:val="single" w:color="FFFFFF" w:themeColor="background1" w:sz="8" w:space="0"/>
+          <w:insideH w:val="nil"/>
+          <w:insideV w:val="single" w:color="FFFFFF" w:themeColor="background1" w:sz="8" w:space="0"/>
         </w:tcBorders>
         <w:shd w:val="clear" w:color="auto" w:fill="F79646" w:themeFill="accent6"/>
       </w:tcPr>
@@ -9817,8 +10210,8 @@
       <w:tblPr/>
       <w:tcPr>
         <w:tcBorders>
-          <w:left w:val="single" w:sz="8" w:space="0" w:color="FFFFFF" w:themeColor="background1"/>
-          <w:right w:val="single" w:sz="24" w:space="0" w:color="FFFFFF" w:themeColor="background1"/>
+          <w:left w:val="single" w:color="FFFFFF" w:themeColor="background1" w:sz="8" w:space="0"/>
+          <w:right w:val="single" w:color="FFFFFF" w:themeColor="background1" w:sz="24" w:space="0"/>
           <w:insideH w:val="nil"/>
           <w:insideV w:val="nil"/>
         </w:tcBorders>
@@ -9837,7 +10230,7 @@
       <w:tcPr>
         <w:tcBorders>
           <w:top w:val="nil"/>
-          <w:left w:val="single" w:sz="24" w:space="0" w:color="FFFFFF" w:themeColor="background1"/>
+          <w:left w:val="single" w:color="FFFFFF" w:themeColor="background1" w:sz="24" w:space="0"/>
           <w:bottom w:val="nil"/>
           <w:right w:val="nil"/>
           <w:insideH w:val="nil"/>
@@ -9850,10 +10243,10 @@
       <w:tblPr/>
       <w:tcPr>
         <w:tcBorders>
-          <w:top w:val="single" w:sz="8" w:space="0" w:color="FFFFFF" w:themeColor="background1"/>
-          <w:left w:val="single" w:sz="8" w:space="0" w:color="FFFFFF" w:themeColor="background1"/>
-          <w:bottom w:val="single" w:sz="8" w:space="0" w:color="FFFFFF" w:themeColor="background1"/>
-          <w:right w:val="single" w:sz="8" w:space="0" w:color="FFFFFF" w:themeColor="background1"/>
+          <w:top w:val="single" w:color="FFFFFF" w:themeColor="background1" w:sz="8" w:space="0"/>
+          <w:left w:val="single" w:color="FFFFFF" w:themeColor="background1" w:sz="8" w:space="0"/>
+          <w:bottom w:val="single" w:color="FFFFFF" w:themeColor="background1" w:sz="8" w:space="0"/>
+          <w:right w:val="single" w:color="FFFFFF" w:themeColor="background1" w:sz="8" w:space="0"/>
           <w:insideH w:val="nil"/>
           <w:insideV w:val="nil"/>
         </w:tcBorders>
@@ -9864,12 +10257,12 @@
       <w:tblPr/>
       <w:tcPr>
         <w:tcBorders>
-          <w:top w:val="single" w:sz="8" w:space="0" w:color="FFFFFF" w:themeColor="background1"/>
-          <w:left w:val="single" w:sz="8" w:space="0" w:color="FFFFFF" w:themeColor="background1"/>
-          <w:bottom w:val="single" w:sz="8" w:space="0" w:color="FFFFFF" w:themeColor="background1"/>
-          <w:right w:val="single" w:sz="8" w:space="0" w:color="FFFFFF" w:themeColor="background1"/>
-          <w:insideH w:val="single" w:sz="8" w:space="0" w:color="FFFFFF" w:themeColor="background1"/>
-          <w:insideV w:val="single" w:sz="8" w:space="0" w:color="FFFFFF" w:themeColor="background1"/>
+          <w:top w:val="single" w:color="FFFFFF" w:themeColor="background1" w:sz="8" w:space="0"/>
+          <w:left w:val="single" w:color="FFFFFF" w:themeColor="background1" w:sz="8" w:space="0"/>
+          <w:bottom w:val="single" w:color="FFFFFF" w:themeColor="background1" w:sz="8" w:space="0"/>
+          <w:right w:val="single" w:color="FFFFFF" w:themeColor="background1" w:sz="8" w:space="0"/>
+          <w:insideH w:val="single" w:color="FFFFFF" w:themeColor="background1" w:sz="8" w:space="0"/>
+          <w:insideV w:val="single" w:color="FFFFFF" w:themeColor="background1" w:sz="8" w:space="0"/>
         </w:tcBorders>
         <w:shd w:val="clear" w:color="auto" w:fill="FBCAA2" w:themeFill="accent6" w:themeFillTint="7F"/>
       </w:tcPr>
@@ -9910,7 +10303,7 @@
         <w:tcBorders>
           <w:top w:val="nil"/>
           <w:left w:val="nil"/>
-          <w:bottom w:val="single" w:sz="18" w:space="0" w:color="FFFFFF" w:themeColor="background1"/>
+          <w:bottom w:val="single" w:color="FFFFFF" w:themeColor="background1" w:sz="18" w:space="0"/>
           <w:right w:val="nil"/>
           <w:insideH w:val="nil"/>
           <w:insideV w:val="nil"/>
@@ -9922,7 +10315,7 @@
       <w:tblPr/>
       <w:tcPr>
         <w:tcBorders>
-          <w:top w:val="single" w:sz="18" w:space="0" w:color="FFFFFF" w:themeColor="background1"/>
+          <w:top w:val="single" w:color="FFFFFF" w:themeColor="background1" w:sz="18" w:space="0"/>
           <w:left w:val="nil"/>
           <w:bottom w:val="nil"/>
           <w:right w:val="nil"/>
@@ -9939,7 +10332,7 @@
           <w:top w:val="nil"/>
           <w:left w:val="nil"/>
           <w:bottom w:val="nil"/>
-          <w:right w:val="single" w:sz="18" w:space="0" w:color="FFFFFF" w:themeColor="background1"/>
+          <w:right w:val="single" w:color="FFFFFF" w:themeColor="background1" w:sz="18" w:space="0"/>
           <w:insideH w:val="nil"/>
           <w:insideV w:val="nil"/>
         </w:tcBorders>
@@ -9951,7 +10344,7 @@
       <w:tcPr>
         <w:tcBorders>
           <w:top w:val="nil"/>
-          <w:left w:val="single" w:sz="18" w:space="0" w:color="FFFFFF" w:themeColor="background1"/>
+          <w:left w:val="single" w:color="FFFFFF" w:themeColor="background1" w:sz="18" w:space="0"/>
           <w:bottom w:val="nil"/>
           <w:right w:val="nil"/>
           <w:insideH w:val="nil"/>
@@ -10024,7 +10417,7 @@
         <w:tcBorders>
           <w:top w:val="nil"/>
           <w:left w:val="nil"/>
-          <w:bottom w:val="single" w:sz="18" w:space="0" w:color="FFFFFF" w:themeColor="background1"/>
+          <w:bottom w:val="single" w:color="FFFFFF" w:themeColor="background1" w:sz="18" w:space="0"/>
           <w:right w:val="nil"/>
           <w:insideH w:val="nil"/>
           <w:insideV w:val="nil"/>
@@ -10036,7 +10429,7 @@
       <w:tblPr/>
       <w:tcPr>
         <w:tcBorders>
-          <w:top w:val="single" w:sz="18" w:space="0" w:color="FFFFFF" w:themeColor="background1"/>
+          <w:top w:val="single" w:color="FFFFFF" w:themeColor="background1" w:sz="18" w:space="0"/>
           <w:left w:val="nil"/>
           <w:bottom w:val="nil"/>
           <w:right w:val="nil"/>
@@ -10053,7 +10446,7 @@
           <w:top w:val="nil"/>
           <w:left w:val="nil"/>
           <w:bottom w:val="nil"/>
-          <w:right w:val="single" w:sz="18" w:space="0" w:color="FFFFFF" w:themeColor="background1"/>
+          <w:right w:val="single" w:color="FFFFFF" w:themeColor="background1" w:sz="18" w:space="0"/>
           <w:insideH w:val="nil"/>
           <w:insideV w:val="nil"/>
         </w:tcBorders>
@@ -10065,7 +10458,7 @@
       <w:tcPr>
         <w:tcBorders>
           <w:top w:val="nil"/>
-          <w:left w:val="single" w:sz="18" w:space="0" w:color="FFFFFF" w:themeColor="background1"/>
+          <w:left w:val="single" w:color="FFFFFF" w:themeColor="background1" w:sz="18" w:space="0"/>
           <w:bottom w:val="nil"/>
           <w:right w:val="nil"/>
           <w:insideH w:val="nil"/>
@@ -10138,7 +10531,7 @@
         <w:tcBorders>
           <w:top w:val="nil"/>
           <w:left w:val="nil"/>
-          <w:bottom w:val="single" w:sz="18" w:space="0" w:color="FFFFFF" w:themeColor="background1"/>
+          <w:bottom w:val="single" w:color="FFFFFF" w:themeColor="background1" w:sz="18" w:space="0"/>
           <w:right w:val="nil"/>
           <w:insideH w:val="nil"/>
           <w:insideV w:val="nil"/>
@@ -10150,7 +10543,7 @@
       <w:tblPr/>
       <w:tcPr>
         <w:tcBorders>
-          <w:top w:val="single" w:sz="18" w:space="0" w:color="FFFFFF" w:themeColor="background1"/>
+          <w:top w:val="single" w:color="FFFFFF" w:themeColor="background1" w:sz="18" w:space="0"/>
           <w:left w:val="nil"/>
           <w:bottom w:val="nil"/>
           <w:right w:val="nil"/>
@@ -10167,7 +10560,7 @@
           <w:top w:val="nil"/>
           <w:left w:val="nil"/>
           <w:bottom w:val="nil"/>
-          <w:right w:val="single" w:sz="18" w:space="0" w:color="FFFFFF" w:themeColor="background1"/>
+          <w:right w:val="single" w:color="FFFFFF" w:themeColor="background1" w:sz="18" w:space="0"/>
           <w:insideH w:val="nil"/>
           <w:insideV w:val="nil"/>
         </w:tcBorders>
@@ -10179,7 +10572,7 @@
       <w:tcPr>
         <w:tcBorders>
           <w:top w:val="nil"/>
-          <w:left w:val="single" w:sz="18" w:space="0" w:color="FFFFFF" w:themeColor="background1"/>
+          <w:left w:val="single" w:color="FFFFFF" w:themeColor="background1" w:sz="18" w:space="0"/>
           <w:bottom w:val="nil"/>
           <w:right w:val="nil"/>
           <w:insideH w:val="nil"/>
@@ -10252,7 +10645,7 @@
         <w:tcBorders>
           <w:top w:val="nil"/>
           <w:left w:val="nil"/>
-          <w:bottom w:val="single" w:sz="18" w:space="0" w:color="FFFFFF" w:themeColor="background1"/>
+          <w:bottom w:val="single" w:color="FFFFFF" w:themeColor="background1" w:sz="18" w:space="0"/>
           <w:right w:val="nil"/>
           <w:insideH w:val="nil"/>
           <w:insideV w:val="nil"/>
@@ -10264,7 +10657,7 @@
       <w:tblPr/>
       <w:tcPr>
         <w:tcBorders>
-          <w:top w:val="single" w:sz="18" w:space="0" w:color="FFFFFF" w:themeColor="background1"/>
+          <w:top w:val="single" w:color="FFFFFF" w:themeColor="background1" w:sz="18" w:space="0"/>
           <w:left w:val="nil"/>
           <w:bottom w:val="nil"/>
           <w:right w:val="nil"/>
@@ -10281,7 +10674,7 @@
           <w:top w:val="nil"/>
           <w:left w:val="nil"/>
           <w:bottom w:val="nil"/>
-          <w:right w:val="single" w:sz="18" w:space="0" w:color="FFFFFF" w:themeColor="background1"/>
+          <w:right w:val="single" w:color="FFFFFF" w:themeColor="background1" w:sz="18" w:space="0"/>
           <w:insideH w:val="nil"/>
           <w:insideV w:val="nil"/>
         </w:tcBorders>
@@ -10293,7 +10686,7 @@
       <w:tcPr>
         <w:tcBorders>
           <w:top w:val="nil"/>
-          <w:left w:val="single" w:sz="18" w:space="0" w:color="FFFFFF" w:themeColor="background1"/>
+          <w:left w:val="single" w:color="FFFFFF" w:themeColor="background1" w:sz="18" w:space="0"/>
           <w:bottom w:val="nil"/>
           <w:right w:val="nil"/>
           <w:insideH w:val="nil"/>
@@ -10366,7 +10759,7 @@
         <w:tcBorders>
           <w:top w:val="nil"/>
           <w:left w:val="nil"/>
-          <w:bottom w:val="single" w:sz="18" w:space="0" w:color="FFFFFF" w:themeColor="background1"/>
+          <w:bottom w:val="single" w:color="FFFFFF" w:themeColor="background1" w:sz="18" w:space="0"/>
           <w:right w:val="nil"/>
           <w:insideH w:val="nil"/>
           <w:insideV w:val="nil"/>
@@ -10378,7 +10771,7 @@
       <w:tblPr/>
       <w:tcPr>
         <w:tcBorders>
-          <w:top w:val="single" w:sz="18" w:space="0" w:color="FFFFFF" w:themeColor="background1"/>
+          <w:top w:val="single" w:color="FFFFFF" w:themeColor="background1" w:sz="18" w:space="0"/>
           <w:left w:val="nil"/>
           <w:bottom w:val="nil"/>
           <w:right w:val="nil"/>
@@ -10395,7 +10788,7 @@
           <w:top w:val="nil"/>
           <w:left w:val="nil"/>
           <w:bottom w:val="nil"/>
-          <w:right w:val="single" w:sz="18" w:space="0" w:color="FFFFFF" w:themeColor="background1"/>
+          <w:right w:val="single" w:color="FFFFFF" w:themeColor="background1" w:sz="18" w:space="0"/>
           <w:insideH w:val="nil"/>
           <w:insideV w:val="nil"/>
         </w:tcBorders>
@@ -10407,7 +10800,7 @@
       <w:tcPr>
         <w:tcBorders>
           <w:top w:val="nil"/>
-          <w:left w:val="single" w:sz="18" w:space="0" w:color="FFFFFF" w:themeColor="background1"/>
+          <w:left w:val="single" w:color="FFFFFF" w:themeColor="background1" w:sz="18" w:space="0"/>
           <w:bottom w:val="nil"/>
           <w:right w:val="nil"/>
           <w:insideH w:val="nil"/>
@@ -10480,7 +10873,7 @@
         <w:tcBorders>
           <w:top w:val="nil"/>
           <w:left w:val="nil"/>
-          <w:bottom w:val="single" w:sz="18" w:space="0" w:color="FFFFFF" w:themeColor="background1"/>
+          <w:bottom w:val="single" w:color="FFFFFF" w:themeColor="background1" w:sz="18" w:space="0"/>
           <w:right w:val="nil"/>
           <w:insideH w:val="nil"/>
           <w:insideV w:val="nil"/>
@@ -10492,7 +10885,7 @@
       <w:tblPr/>
       <w:tcPr>
         <w:tcBorders>
-          <w:top w:val="single" w:sz="18" w:space="0" w:color="FFFFFF" w:themeColor="background1"/>
+          <w:top w:val="single" w:color="FFFFFF" w:themeColor="background1" w:sz="18" w:space="0"/>
           <w:left w:val="nil"/>
           <w:bottom w:val="nil"/>
           <w:right w:val="nil"/>
@@ -10509,7 +10902,7 @@
           <w:top w:val="nil"/>
           <w:left w:val="nil"/>
           <w:bottom w:val="nil"/>
-          <w:right w:val="single" w:sz="18" w:space="0" w:color="FFFFFF" w:themeColor="background1"/>
+          <w:right w:val="single" w:color="FFFFFF" w:themeColor="background1" w:sz="18" w:space="0"/>
           <w:insideH w:val="nil"/>
           <w:insideV w:val="nil"/>
         </w:tcBorders>
@@ -10521,7 +10914,7 @@
       <w:tcPr>
         <w:tcBorders>
           <w:top w:val="nil"/>
-          <w:left w:val="single" w:sz="18" w:space="0" w:color="FFFFFF" w:themeColor="background1"/>
+          <w:left w:val="single" w:color="FFFFFF" w:themeColor="background1" w:sz="18" w:space="0"/>
           <w:bottom w:val="nil"/>
           <w:right w:val="nil"/>
           <w:insideH w:val="nil"/>
@@ -10594,7 +10987,7 @@
         <w:tcBorders>
           <w:top w:val="nil"/>
           <w:left w:val="nil"/>
-          <w:bottom w:val="single" w:sz="18" w:space="0" w:color="FFFFFF" w:themeColor="background1"/>
+          <w:bottom w:val="single" w:color="FFFFFF" w:themeColor="background1" w:sz="18" w:space="0"/>
           <w:right w:val="nil"/>
           <w:insideH w:val="nil"/>
           <w:insideV w:val="nil"/>
@@ -10606,7 +10999,7 @@
       <w:tblPr/>
       <w:tcPr>
         <w:tcBorders>
-          <w:top w:val="single" w:sz="18" w:space="0" w:color="FFFFFF" w:themeColor="background1"/>
+          <w:top w:val="single" w:color="FFFFFF" w:themeColor="background1" w:sz="18" w:space="0"/>
           <w:left w:val="nil"/>
           <w:bottom w:val="nil"/>
           <w:right w:val="nil"/>
@@ -10623,7 +11016,7 @@
           <w:top w:val="nil"/>
           <w:left w:val="nil"/>
           <w:bottom w:val="nil"/>
-          <w:right w:val="single" w:sz="18" w:space="0" w:color="FFFFFF" w:themeColor="background1"/>
+          <w:right w:val="single" w:color="FFFFFF" w:themeColor="background1" w:sz="18" w:space="0"/>
           <w:insideH w:val="nil"/>
           <w:insideV w:val="nil"/>
         </w:tcBorders>
@@ -10635,7 +11028,7 @@
       <w:tcPr>
         <w:tcBorders>
           <w:top w:val="nil"/>
-          <w:left w:val="single" w:sz="18" w:space="0" w:color="FFFFFF" w:themeColor="background1"/>
+          <w:left w:val="single" w:color="FFFFFF" w:themeColor="background1" w:sz="18" w:space="0"/>
           <w:bottom w:val="nil"/>
           <w:right w:val="nil"/>
           <w:insideH w:val="nil"/>
@@ -10689,12 +11082,12 @@
       <w:tblStyleColBandSize w:val="1"/>
       <w:tblInd w:w="0" w:type="dxa"/>
       <w:tblBorders>
-        <w:top w:val="single" w:sz="24" w:space="0" w:color="C0504D" w:themeColor="accent2"/>
-        <w:left w:val="single" w:sz="4" w:space="0" w:color="000000" w:themeColor="text1"/>
-        <w:bottom w:val="single" w:sz="4" w:space="0" w:color="000000" w:themeColor="text1"/>
-        <w:right w:val="single" w:sz="4" w:space="0" w:color="000000" w:themeColor="text1"/>
-        <w:insideH w:val="single" w:sz="4" w:space="0" w:color="FFFFFF" w:themeColor="background1"/>
-        <w:insideV w:val="single" w:sz="4" w:space="0" w:color="FFFFFF" w:themeColor="background1"/>
+        <w:top w:val="single" w:color="C0504D" w:themeColor="accent2" w:sz="24" w:space="0"/>
+        <w:left w:val="single" w:color="000000" w:themeColor="text1" w:sz="4" w:space="0"/>
+        <w:bottom w:val="single" w:color="000000" w:themeColor="text1" w:sz="4" w:space="0"/>
+        <w:right w:val="single" w:color="000000" w:themeColor="text1" w:sz="4" w:space="0"/>
+        <w:insideH w:val="single" w:color="FFFFFF" w:themeColor="background1" w:sz="4" w:space="0"/>
+        <w:insideV w:val="single" w:color="FFFFFF" w:themeColor="background1" w:sz="4" w:space="0"/>
       </w:tblBorders>
       <w:tblCellMar>
         <w:top w:w="0" w:type="dxa"/>
@@ -10716,7 +11109,7 @@
         <w:tcBorders>
           <w:top w:val="nil"/>
           <w:left w:val="nil"/>
-          <w:bottom w:val="single" w:sz="24" w:space="0" w:color="C0504D" w:themeColor="accent2"/>
+          <w:bottom w:val="single" w:color="C0504D" w:themeColor="accent2" w:sz="24" w:space="0"/>
           <w:right w:val="nil"/>
           <w:insideH w:val="nil"/>
           <w:insideV w:val="nil"/>
@@ -10733,7 +11126,7 @@
       <w:tblPr/>
       <w:tcPr>
         <w:tcBorders>
-          <w:top w:val="single" w:sz="6" w:space="0" w:color="FFFFFF" w:themeColor="background1"/>
+          <w:top w:val="single" w:color="FFFFFF" w:themeColor="background1" w:sz="6" w:space="0"/>
         </w:tcBorders>
         <w:shd w:val="clear" w:color="auto" w:fill="000000" w:themeFill="text1" w:themeFillShade="99"/>
       </w:tcPr>
@@ -10749,7 +11142,7 @@
           <w:left w:val="nil"/>
           <w:bottom w:val="nil"/>
           <w:right w:val="nil"/>
-          <w:insideH w:val="single" w:sz="4" w:space="0" w:color="000000" w:themeColor="text1" w:themeShade="99"/>
+          <w:insideH w:val="single" w:color="000000" w:themeColor="text1" w:themeShade="99" w:sz="4" w:space="0"/>
           <w:insideV w:val="nil"/>
         </w:tcBorders>
         <w:shd w:val="clear" w:color="auto" w:fill="000000" w:themeFill="text1" w:themeFillShade="99"/>
@@ -10811,12 +11204,12 @@
       <w:tblStyleColBandSize w:val="1"/>
       <w:tblInd w:w="0" w:type="dxa"/>
       <w:tblBorders>
-        <w:top w:val="single" w:sz="24" w:space="0" w:color="C0504D" w:themeColor="accent2"/>
-        <w:left w:val="single" w:sz="4" w:space="0" w:color="4F81BD" w:themeColor="accent1"/>
-        <w:bottom w:val="single" w:sz="4" w:space="0" w:color="4F81BD" w:themeColor="accent1"/>
-        <w:right w:val="single" w:sz="4" w:space="0" w:color="4F81BD" w:themeColor="accent1"/>
-        <w:insideH w:val="single" w:sz="4" w:space="0" w:color="FFFFFF" w:themeColor="background1"/>
-        <w:insideV w:val="single" w:sz="4" w:space="0" w:color="FFFFFF" w:themeColor="background1"/>
+        <w:top w:val="single" w:color="C0504D" w:themeColor="accent2" w:sz="24" w:space="0"/>
+        <w:left w:val="single" w:color="4F81BD" w:themeColor="accent1" w:sz="4" w:space="0"/>
+        <w:bottom w:val="single" w:color="4F81BD" w:themeColor="accent1" w:sz="4" w:space="0"/>
+        <w:right w:val="single" w:color="4F81BD" w:themeColor="accent1" w:sz="4" w:space="0"/>
+        <w:insideH w:val="single" w:color="FFFFFF" w:themeColor="background1" w:sz="4" w:space="0"/>
+        <w:insideV w:val="single" w:color="FFFFFF" w:themeColor="background1" w:sz="4" w:space="0"/>
       </w:tblBorders>
       <w:tblCellMar>
         <w:top w:w="0" w:type="dxa"/>
@@ -10838,7 +11231,7 @@
         <w:tcBorders>
           <w:top w:val="nil"/>
           <w:left w:val="nil"/>
-          <w:bottom w:val="single" w:sz="24" w:space="0" w:color="C0504D" w:themeColor="accent2"/>
+          <w:bottom w:val="single" w:color="C0504D" w:themeColor="accent2" w:sz="24" w:space="0"/>
           <w:right w:val="nil"/>
           <w:insideH w:val="nil"/>
           <w:insideV w:val="nil"/>
@@ -10855,7 +11248,7 @@
       <w:tblPr/>
       <w:tcPr>
         <w:tcBorders>
-          <w:top w:val="single" w:sz="6" w:space="0" w:color="FFFFFF" w:themeColor="background1"/>
+          <w:top w:val="single" w:color="FFFFFF" w:themeColor="background1" w:sz="6" w:space="0"/>
         </w:tcBorders>
         <w:shd w:val="clear" w:color="auto" w:fill="2C4C74" w:themeFill="accent1" w:themeFillShade="99"/>
       </w:tcPr>
@@ -10871,7 +11264,7 @@
           <w:left w:val="nil"/>
           <w:bottom w:val="nil"/>
           <w:right w:val="nil"/>
-          <w:insideH w:val="single" w:sz="4" w:space="0" w:color="2C4C74" w:themeColor="accent1" w:themeShade="99"/>
+          <w:insideH w:val="single" w:color="2C4C74" w:themeColor="accent1" w:themeShade="99" w:sz="4" w:space="0"/>
           <w:insideV w:val="nil"/>
         </w:tcBorders>
         <w:shd w:val="clear" w:color="auto" w:fill="2C4C74" w:themeFill="accent1" w:themeFillShade="99"/>
@@ -10933,12 +11326,12 @@
       <w:tblStyleColBandSize w:val="1"/>
       <w:tblInd w:w="0" w:type="dxa"/>
       <w:tblBorders>
-        <w:top w:val="single" w:sz="24" w:space="0" w:color="C0504D" w:themeColor="accent2"/>
-        <w:left w:val="single" w:sz="4" w:space="0" w:color="C0504D" w:themeColor="accent2"/>
-        <w:bottom w:val="single" w:sz="4" w:space="0" w:color="C0504D" w:themeColor="accent2"/>
-        <w:right w:val="single" w:sz="4" w:space="0" w:color="C0504D" w:themeColor="accent2"/>
-        <w:insideH w:val="single" w:sz="4" w:space="0" w:color="FFFFFF" w:themeColor="background1"/>
-        <w:insideV w:val="single" w:sz="4" w:space="0" w:color="FFFFFF" w:themeColor="background1"/>
+        <w:top w:val="single" w:color="C0504D" w:themeColor="accent2" w:sz="24" w:space="0"/>
+        <w:left w:val="single" w:color="C0504D" w:themeColor="accent2" w:sz="4" w:space="0"/>
+        <w:bottom w:val="single" w:color="C0504D" w:themeColor="accent2" w:sz="4" w:space="0"/>
+        <w:right w:val="single" w:color="C0504D" w:themeColor="accent2" w:sz="4" w:space="0"/>
+        <w:insideH w:val="single" w:color="FFFFFF" w:themeColor="background1" w:sz="4" w:space="0"/>
+        <w:insideV w:val="single" w:color="FFFFFF" w:themeColor="background1" w:sz="4" w:space="0"/>
       </w:tblBorders>
       <w:tblCellMar>
         <w:top w:w="0" w:type="dxa"/>
@@ -10960,7 +11353,7 @@
         <w:tcBorders>
           <w:top w:val="nil"/>
           <w:left w:val="nil"/>
-          <w:bottom w:val="single" w:sz="24" w:space="0" w:color="C0504D" w:themeColor="accent2"/>
+          <w:bottom w:val="single" w:color="C0504D" w:themeColor="accent2" w:sz="24" w:space="0"/>
           <w:right w:val="nil"/>
           <w:insideH w:val="nil"/>
           <w:insideV w:val="nil"/>
@@ -10977,7 +11370,7 @@
       <w:tblPr/>
       <w:tcPr>
         <w:tcBorders>
-          <w:top w:val="single" w:sz="6" w:space="0" w:color="FFFFFF" w:themeColor="background1"/>
+          <w:top w:val="single" w:color="FFFFFF" w:themeColor="background1" w:sz="6" w:space="0"/>
         </w:tcBorders>
         <w:shd w:val="clear" w:color="auto" w:fill="772C2A" w:themeFill="accent2" w:themeFillShade="99"/>
       </w:tcPr>
@@ -10993,7 +11386,7 @@
           <w:left w:val="nil"/>
           <w:bottom w:val="nil"/>
           <w:right w:val="nil"/>
-          <w:insideH w:val="single" w:sz="4" w:space="0" w:color="772C2A" w:themeColor="accent2" w:themeShade="99"/>
+          <w:insideH w:val="single" w:color="772C2A" w:themeColor="accent2" w:themeShade="99" w:sz="4" w:space="0"/>
           <w:insideV w:val="nil"/>
         </w:tcBorders>
         <w:shd w:val="clear" w:color="auto" w:fill="772C2A" w:themeFill="accent2" w:themeFillShade="99"/>
@@ -11055,12 +11448,12 @@
       <w:tblStyleColBandSize w:val="1"/>
       <w:tblInd w:w="0" w:type="dxa"/>
       <w:tblBorders>
-        <w:top w:val="single" w:sz="24" w:space="0" w:color="8064A2" w:themeColor="accent4"/>
-        <w:left w:val="single" w:sz="4" w:space="0" w:color="9BBB59" w:themeColor="accent3"/>
-        <w:bottom w:val="single" w:sz="4" w:space="0" w:color="9BBB59" w:themeColor="accent3"/>
-        <w:right w:val="single" w:sz="4" w:space="0" w:color="9BBB59" w:themeColor="accent3"/>
-        <w:insideH w:val="single" w:sz="4" w:space="0" w:color="FFFFFF" w:themeColor="background1"/>
-        <w:insideV w:val="single" w:sz="4" w:space="0" w:color="FFFFFF" w:themeColor="background1"/>
+        <w:top w:val="single" w:color="8064A2" w:themeColor="accent4" w:sz="24" w:space="0"/>
+        <w:left w:val="single" w:color="9BBB59" w:themeColor="accent3" w:sz="4" w:space="0"/>
+        <w:bottom w:val="single" w:color="9BBB59" w:themeColor="accent3" w:sz="4" w:space="0"/>
+        <w:right w:val="single" w:color="9BBB59" w:themeColor="accent3" w:sz="4" w:space="0"/>
+        <w:insideH w:val="single" w:color="FFFFFF" w:themeColor="background1" w:sz="4" w:space="0"/>
+        <w:insideV w:val="single" w:color="FFFFFF" w:themeColor="background1" w:sz="4" w:space="0"/>
       </w:tblBorders>
       <w:tblCellMar>
         <w:top w:w="0" w:type="dxa"/>
@@ -11082,7 +11475,7 @@
         <w:tcBorders>
           <w:top w:val="nil"/>
           <w:left w:val="nil"/>
-          <w:bottom w:val="single" w:sz="24" w:space="0" w:color="8064A2" w:themeColor="accent4"/>
+          <w:bottom w:val="single" w:color="8064A2" w:themeColor="accent4" w:sz="24" w:space="0"/>
           <w:right w:val="nil"/>
           <w:insideH w:val="nil"/>
           <w:insideV w:val="nil"/>
@@ -11099,7 +11492,7 @@
       <w:tblPr/>
       <w:tcPr>
         <w:tcBorders>
-          <w:top w:val="single" w:sz="6" w:space="0" w:color="FFFFFF" w:themeColor="background1"/>
+          <w:top w:val="single" w:color="FFFFFF" w:themeColor="background1" w:sz="6" w:space="0"/>
         </w:tcBorders>
         <w:shd w:val="clear" w:color="auto" w:fill="5E7530" w:themeFill="accent3" w:themeFillShade="99"/>
       </w:tcPr>
@@ -11115,7 +11508,7 @@
           <w:left w:val="nil"/>
           <w:bottom w:val="nil"/>
           <w:right w:val="nil"/>
-          <w:insideH w:val="single" w:sz="4" w:space="0" w:color="5E7530" w:themeColor="accent3" w:themeShade="99"/>
+          <w:insideH w:val="single" w:color="5E7530" w:themeColor="accent3" w:themeShade="99" w:sz="4" w:space="0"/>
           <w:insideV w:val="nil"/>
         </w:tcBorders>
         <w:shd w:val="clear" w:color="auto" w:fill="5E7530" w:themeFill="accent3" w:themeFillShade="99"/>
@@ -11167,12 +11560,12 @@
       <w:tblStyleColBandSize w:val="1"/>
       <w:tblInd w:w="0" w:type="dxa"/>
       <w:tblBorders>
-        <w:top w:val="single" w:sz="24" w:space="0" w:color="9BBB59" w:themeColor="accent3"/>
-        <w:left w:val="single" w:sz="4" w:space="0" w:color="8064A2" w:themeColor="accent4"/>
-        <w:bottom w:val="single" w:sz="4" w:space="0" w:color="8064A2" w:themeColor="accent4"/>
-        <w:right w:val="single" w:sz="4" w:space="0" w:color="8064A2" w:themeColor="accent4"/>
-        <w:insideH w:val="single" w:sz="4" w:space="0" w:color="FFFFFF" w:themeColor="background1"/>
-        <w:insideV w:val="single" w:sz="4" w:space="0" w:color="FFFFFF" w:themeColor="background1"/>
+        <w:top w:val="single" w:color="9BBB59" w:themeColor="accent3" w:sz="24" w:space="0"/>
+        <w:left w:val="single" w:color="8064A2" w:themeColor="accent4" w:sz="4" w:space="0"/>
+        <w:bottom w:val="single" w:color="8064A2" w:themeColor="accent4" w:sz="4" w:space="0"/>
+        <w:right w:val="single" w:color="8064A2" w:themeColor="accent4" w:sz="4" w:space="0"/>
+        <w:insideH w:val="single" w:color="FFFFFF" w:themeColor="background1" w:sz="4" w:space="0"/>
+        <w:insideV w:val="single" w:color="FFFFFF" w:themeColor="background1" w:sz="4" w:space="0"/>
       </w:tblBorders>
       <w:tblCellMar>
         <w:top w:w="0" w:type="dxa"/>
@@ -11194,7 +11587,7 @@
         <w:tcBorders>
           <w:top w:val="nil"/>
           <w:left w:val="nil"/>
-          <w:bottom w:val="single" w:sz="24" w:space="0" w:color="9BBB59" w:themeColor="accent3"/>
+          <w:bottom w:val="single" w:color="9BBB59" w:themeColor="accent3" w:sz="24" w:space="0"/>
           <w:right w:val="nil"/>
           <w:insideH w:val="nil"/>
           <w:insideV w:val="nil"/>
@@ -11211,7 +11604,7 @@
       <w:tblPr/>
       <w:tcPr>
         <w:tcBorders>
-          <w:top w:val="single" w:sz="6" w:space="0" w:color="FFFFFF" w:themeColor="background1"/>
+          <w:top w:val="single" w:color="FFFFFF" w:themeColor="background1" w:sz="6" w:space="0"/>
         </w:tcBorders>
         <w:shd w:val="clear" w:color="auto" w:fill="4C3B62" w:themeFill="accent4" w:themeFillShade="99"/>
       </w:tcPr>
@@ -11227,7 +11620,7 @@
           <w:left w:val="nil"/>
           <w:bottom w:val="nil"/>
           <w:right w:val="nil"/>
-          <w:insideH w:val="single" w:sz="4" w:space="0" w:color="4C3B62" w:themeColor="accent4" w:themeShade="99"/>
+          <w:insideH w:val="single" w:color="4C3B62" w:themeColor="accent4" w:themeShade="99" w:sz="4" w:space="0"/>
           <w:insideV w:val="nil"/>
         </w:tcBorders>
         <w:shd w:val="clear" w:color="auto" w:fill="4C3B62" w:themeFill="accent4" w:themeFillShade="99"/>
@@ -11289,12 +11682,12 @@
       <w:tblStyleColBandSize w:val="1"/>
       <w:tblInd w:w="0" w:type="dxa"/>
       <w:tblBorders>
-        <w:top w:val="single" w:sz="24" w:space="0" w:color="F79646" w:themeColor="accent6"/>
-        <w:left w:val="single" w:sz="4" w:space="0" w:color="4BACC6" w:themeColor="accent5"/>
-        <w:bottom w:val="single" w:sz="4" w:space="0" w:color="4BACC6" w:themeColor="accent5"/>
-        <w:right w:val="single" w:sz="4" w:space="0" w:color="4BACC6" w:themeColor="accent5"/>
-        <w:insideH w:val="single" w:sz="4" w:space="0" w:color="FFFFFF" w:themeColor="background1"/>
-        <w:insideV w:val="single" w:sz="4" w:space="0" w:color="FFFFFF" w:themeColor="background1"/>
+        <w:top w:val="single" w:color="F79646" w:themeColor="accent6" w:sz="24" w:space="0"/>
+        <w:left w:val="single" w:color="4BACC6" w:themeColor="accent5" w:sz="4" w:space="0"/>
+        <w:bottom w:val="single" w:color="4BACC6" w:themeColor="accent5" w:sz="4" w:space="0"/>
+        <w:right w:val="single" w:color="4BACC6" w:themeColor="accent5" w:sz="4" w:space="0"/>
+        <w:insideH w:val="single" w:color="FFFFFF" w:themeColor="background1" w:sz="4" w:space="0"/>
+        <w:insideV w:val="single" w:color="FFFFFF" w:themeColor="background1" w:sz="4" w:space="0"/>
       </w:tblBorders>
       <w:tblCellMar>
         <w:top w:w="0" w:type="dxa"/>
@@ -11316,7 +11709,7 @@
         <w:tcBorders>
           <w:top w:val="nil"/>
           <w:left w:val="nil"/>
-          <w:bottom w:val="single" w:sz="24" w:space="0" w:color="F79646" w:themeColor="accent6"/>
+          <w:bottom w:val="single" w:color="F79646" w:themeColor="accent6" w:sz="24" w:space="0"/>
           <w:right w:val="nil"/>
           <w:insideH w:val="nil"/>
           <w:insideV w:val="nil"/>
@@ -11333,7 +11726,7 @@
       <w:tblPr/>
       <w:tcPr>
         <w:tcBorders>
-          <w:top w:val="single" w:sz="6" w:space="0" w:color="FFFFFF" w:themeColor="background1"/>
+          <w:top w:val="single" w:color="FFFFFF" w:themeColor="background1" w:sz="6" w:space="0"/>
         </w:tcBorders>
         <w:shd w:val="clear" w:color="auto" w:fill="276A7C" w:themeFill="accent5" w:themeFillShade="99"/>
       </w:tcPr>
@@ -11349,7 +11742,7 @@
           <w:left w:val="nil"/>
           <w:bottom w:val="nil"/>
           <w:right w:val="nil"/>
-          <w:insideH w:val="single" w:sz="4" w:space="0" w:color="276A7C" w:themeColor="accent5" w:themeShade="99"/>
+          <w:insideH w:val="single" w:color="276A7C" w:themeColor="accent5" w:themeShade="99" w:sz="4" w:space="0"/>
           <w:insideV w:val="nil"/>
         </w:tcBorders>
         <w:shd w:val="clear" w:color="auto" w:fill="276A7C" w:themeFill="accent5" w:themeFillShade="99"/>
@@ -11411,12 +11804,12 @@
       <w:tblStyleColBandSize w:val="1"/>
       <w:tblInd w:w="0" w:type="dxa"/>
       <w:tblBorders>
-        <w:top w:val="single" w:sz="24" w:space="0" w:color="4BACC6" w:themeColor="accent5"/>
-        <w:left w:val="single" w:sz="4" w:space="0" w:color="F79646" w:themeColor="accent6"/>
-        <w:bottom w:val="single" w:sz="4" w:space="0" w:color="F79646" w:themeColor="accent6"/>
-        <w:right w:val="single" w:sz="4" w:space="0" w:color="F79646" w:themeColor="accent6"/>
-        <w:insideH w:val="single" w:sz="4" w:space="0" w:color="FFFFFF" w:themeColor="background1"/>
-        <w:insideV w:val="single" w:sz="4" w:space="0" w:color="FFFFFF" w:themeColor="background1"/>
+        <w:top w:val="single" w:color="4BACC6" w:themeColor="accent5" w:sz="24" w:space="0"/>
+        <w:left w:val="single" w:color="F79646" w:themeColor="accent6" w:sz="4" w:space="0"/>
+        <w:bottom w:val="single" w:color="F79646" w:themeColor="accent6" w:sz="4" w:space="0"/>
+        <w:right w:val="single" w:color="F79646" w:themeColor="accent6" w:sz="4" w:space="0"/>
+        <w:insideH w:val="single" w:color="FFFFFF" w:themeColor="background1" w:sz="4" w:space="0"/>
+        <w:insideV w:val="single" w:color="FFFFFF" w:themeColor="background1" w:sz="4" w:space="0"/>
       </w:tblBorders>
       <w:tblCellMar>
         <w:top w:w="0" w:type="dxa"/>
@@ -11438,7 +11831,7 @@
         <w:tcBorders>
           <w:top w:val="nil"/>
           <w:left w:val="nil"/>
-          <w:bottom w:val="single" w:sz="24" w:space="0" w:color="4BACC6" w:themeColor="accent5"/>
+          <w:bottom w:val="single" w:color="4BACC6" w:themeColor="accent5" w:sz="24" w:space="0"/>
           <w:right w:val="nil"/>
           <w:insideH w:val="nil"/>
           <w:insideV w:val="nil"/>
@@ -11455,7 +11848,7 @@
       <w:tblPr/>
       <w:tcPr>
         <w:tcBorders>
-          <w:top w:val="single" w:sz="6" w:space="0" w:color="FFFFFF" w:themeColor="background1"/>
+          <w:top w:val="single" w:color="FFFFFF" w:themeColor="background1" w:sz="6" w:space="0"/>
         </w:tcBorders>
         <w:shd w:val="clear" w:color="auto" w:fill="B65608" w:themeFill="accent6" w:themeFillShade="99"/>
       </w:tcPr>
@@ -11471,7 +11864,7 @@
           <w:left w:val="nil"/>
           <w:bottom w:val="nil"/>
           <w:right w:val="nil"/>
-          <w:insideH w:val="single" w:sz="4" w:space="0" w:color="B65608" w:themeColor="accent6" w:themeShade="99"/>
+          <w:insideH w:val="single" w:color="B65608" w:themeColor="accent6" w:themeShade="99" w:sz="4" w:space="0"/>
           <w:insideV w:val="nil"/>
         </w:tcBorders>
         <w:shd w:val="clear" w:color="auto" w:fill="B65608" w:themeFill="accent6" w:themeFillShade="99"/>
@@ -11551,7 +11944,7 @@
       <w:tblPr/>
       <w:tcPr>
         <w:tcBorders>
-          <w:bottom w:val="single" w:sz="12" w:space="0" w:color="FFFFFF" w:themeColor="background1"/>
+          <w:bottom w:val="single" w:color="FFFFFF" w:themeColor="background1" w:sz="12" w:space="0"/>
         </w:tcBorders>
         <w:shd w:val="clear" w:color="auto" w:fill="9E3A38" w:themeFill="accent2" w:themeFillShade="CC"/>
       </w:tcPr>
@@ -11565,7 +11958,7 @@
       <w:tblPr/>
       <w:tcPr>
         <w:tcBorders>
-          <w:top w:val="single" w:sz="12" w:space="0" w:color="000000" w:themeColor="text1"/>
+          <w:top w:val="single" w:color="000000" w:themeColor="text1" w:sz="12" w:space="0"/>
         </w:tcBorders>
         <w:shd w:val="clear" w:color="auto" w:fill="FFFFFF" w:themeFill="background1"/>
       </w:tcPr>
@@ -11637,7 +12030,7 @@
       <w:tblPr/>
       <w:tcPr>
         <w:tcBorders>
-          <w:bottom w:val="single" w:sz="12" w:space="0" w:color="FFFFFF" w:themeColor="background1"/>
+          <w:bottom w:val="single" w:color="FFFFFF" w:themeColor="background1" w:sz="12" w:space="0"/>
         </w:tcBorders>
         <w:shd w:val="clear" w:color="auto" w:fill="9E3A38" w:themeFill="accent2" w:themeFillShade="CC"/>
       </w:tcPr>
@@ -11651,7 +12044,7 @@
       <w:tblPr/>
       <w:tcPr>
         <w:tcBorders>
-          <w:top w:val="single" w:sz="12" w:space="0" w:color="000000" w:themeColor="text1"/>
+          <w:top w:val="single" w:color="000000" w:themeColor="text1" w:sz="12" w:space="0"/>
         </w:tcBorders>
         <w:shd w:val="clear" w:color="auto" w:fill="FFFFFF" w:themeFill="background1"/>
       </w:tcPr>
@@ -11723,7 +12116,7 @@
       <w:tblPr/>
       <w:tcPr>
         <w:tcBorders>
-          <w:bottom w:val="single" w:sz="12" w:space="0" w:color="FFFFFF" w:themeColor="background1"/>
+          <w:bottom w:val="single" w:color="FFFFFF" w:themeColor="background1" w:sz="12" w:space="0"/>
         </w:tcBorders>
         <w:shd w:val="clear" w:color="auto" w:fill="9E3A38" w:themeFill="accent2" w:themeFillShade="CC"/>
       </w:tcPr>
@@ -11737,7 +12130,7 @@
       <w:tblPr/>
       <w:tcPr>
         <w:tcBorders>
-          <w:top w:val="single" w:sz="12" w:space="0" w:color="000000" w:themeColor="text1"/>
+          <w:top w:val="single" w:color="000000" w:themeColor="text1" w:sz="12" w:space="0"/>
         </w:tcBorders>
         <w:shd w:val="clear" w:color="auto" w:fill="FFFFFF" w:themeFill="background1"/>
       </w:tcPr>
@@ -11809,7 +12202,7 @@
       <w:tblPr/>
       <w:tcPr>
         <w:tcBorders>
-          <w:bottom w:val="single" w:sz="12" w:space="0" w:color="FFFFFF" w:themeColor="background1"/>
+          <w:bottom w:val="single" w:color="FFFFFF" w:themeColor="background1" w:sz="12" w:space="0"/>
         </w:tcBorders>
         <w:shd w:val="clear" w:color="auto" w:fill="664E82" w:themeFill="accent4" w:themeFillShade="CC"/>
       </w:tcPr>
@@ -11823,7 +12216,7 @@
       <w:tblPr/>
       <w:tcPr>
         <w:tcBorders>
-          <w:top w:val="single" w:sz="12" w:space="0" w:color="000000" w:themeColor="text1"/>
+          <w:top w:val="single" w:color="000000" w:themeColor="text1" w:sz="12" w:space="0"/>
         </w:tcBorders>
         <w:shd w:val="clear" w:color="auto" w:fill="FFFFFF" w:themeFill="background1"/>
       </w:tcPr>
@@ -11895,7 +12288,7 @@
       <w:tblPr/>
       <w:tcPr>
         <w:tcBorders>
-          <w:bottom w:val="single" w:sz="12" w:space="0" w:color="FFFFFF" w:themeColor="background1"/>
+          <w:bottom w:val="single" w:color="FFFFFF" w:themeColor="background1" w:sz="12" w:space="0"/>
         </w:tcBorders>
         <w:shd w:val="clear" w:color="auto" w:fill="7E9C40" w:themeFill="accent3" w:themeFillShade="CC"/>
       </w:tcPr>
@@ -11909,7 +12302,7 @@
       <w:tblPr/>
       <w:tcPr>
         <w:tcBorders>
-          <w:top w:val="single" w:sz="12" w:space="0" w:color="000000" w:themeColor="text1"/>
+          <w:top w:val="single" w:color="000000" w:themeColor="text1" w:sz="12" w:space="0"/>
         </w:tcBorders>
         <w:shd w:val="clear" w:color="auto" w:fill="FFFFFF" w:themeFill="background1"/>
       </w:tcPr>
@@ -11981,7 +12374,7 @@
       <w:tblPr/>
       <w:tcPr>
         <w:tcBorders>
-          <w:bottom w:val="single" w:sz="12" w:space="0" w:color="FFFFFF" w:themeColor="background1"/>
+          <w:bottom w:val="single" w:color="FFFFFF" w:themeColor="background1" w:sz="12" w:space="0"/>
         </w:tcBorders>
         <w:shd w:val="clear" w:color="auto" w:fill="F2730A" w:themeFill="accent6" w:themeFillShade="CC"/>
       </w:tcPr>
@@ -11995,7 +12388,7 @@
       <w:tblPr/>
       <w:tcPr>
         <w:tcBorders>
-          <w:top w:val="single" w:sz="12" w:space="0" w:color="000000" w:themeColor="text1"/>
+          <w:top w:val="single" w:color="000000" w:themeColor="text1" w:sz="12" w:space="0"/>
         </w:tcBorders>
         <w:shd w:val="clear" w:color="auto" w:fill="FFFFFF" w:themeFill="background1"/>
       </w:tcPr>
@@ -12067,7 +12460,7 @@
       <w:tblPr/>
       <w:tcPr>
         <w:tcBorders>
-          <w:bottom w:val="single" w:sz="12" w:space="0" w:color="FFFFFF" w:themeColor="background1"/>
+          <w:bottom w:val="single" w:color="FFFFFF" w:themeColor="background1" w:sz="12" w:space="0"/>
         </w:tcBorders>
         <w:shd w:val="clear" w:color="auto" w:fill="348DA5" w:themeFill="accent5" w:themeFillShade="CC"/>
       </w:tcPr>
@@ -12081,7 +12474,7 @@
       <w:tblPr/>
       <w:tcPr>
         <w:tcBorders>
-          <w:top w:val="single" w:sz="12" w:space="0" w:color="000000" w:themeColor="text1"/>
+          <w:top w:val="single" w:color="000000" w:themeColor="text1" w:sz="12" w:space="0"/>
         </w:tcBorders>
         <w:shd w:val="clear" w:color="auto" w:fill="FFFFFF" w:themeFill="background1"/>
       </w:tcPr>
@@ -12135,7 +12528,7 @@
       <w:tblStyleColBandSize w:val="1"/>
       <w:tblInd w:w="0" w:type="dxa"/>
       <w:tblBorders>
-        <w:insideH w:val="single" w:sz="4" w:space="0" w:color="FFFFFF" w:themeColor="background1"/>
+        <w:insideH w:val="single" w:color="FFFFFF" w:themeColor="background1" w:sz="4" w:space="0"/>
       </w:tblBorders>
       <w:tblCellMar>
         <w:top w:w="0" w:type="dxa"/>
@@ -12215,7 +12608,7 @@
       <w:tblStyleColBandSize w:val="1"/>
       <w:tblInd w:w="0" w:type="dxa"/>
       <w:tblBorders>
-        <w:insideH w:val="single" w:sz="4" w:space="0" w:color="FFFFFF" w:themeColor="background1"/>
+        <w:insideH w:val="single" w:color="FFFFFF" w:themeColor="background1" w:sz="4" w:space="0"/>
       </w:tblBorders>
       <w:tblCellMar>
         <w:top w:w="0" w:type="dxa"/>
@@ -12295,7 +12688,7 @@
       <w:tblStyleColBandSize w:val="1"/>
       <w:tblInd w:w="0" w:type="dxa"/>
       <w:tblBorders>
-        <w:insideH w:val="single" w:sz="4" w:space="0" w:color="FFFFFF" w:themeColor="background1"/>
+        <w:insideH w:val="single" w:color="FFFFFF" w:themeColor="background1" w:sz="4" w:space="0"/>
       </w:tblBorders>
       <w:tblCellMar>
         <w:top w:w="0" w:type="dxa"/>
@@ -12375,7 +12768,7 @@
       <w:tblStyleColBandSize w:val="1"/>
       <w:tblInd w:w="0" w:type="dxa"/>
       <w:tblBorders>
-        <w:insideH w:val="single" w:sz="4" w:space="0" w:color="FFFFFF" w:themeColor="background1"/>
+        <w:insideH w:val="single" w:color="FFFFFF" w:themeColor="background1" w:sz="4" w:space="0"/>
       </w:tblBorders>
       <w:tblCellMar>
         <w:top w:w="0" w:type="dxa"/>
@@ -12455,7 +12848,7 @@
       <w:tblStyleColBandSize w:val="1"/>
       <w:tblInd w:w="0" w:type="dxa"/>
       <w:tblBorders>
-        <w:insideH w:val="single" w:sz="4" w:space="0" w:color="FFFFFF" w:themeColor="background1"/>
+        <w:insideH w:val="single" w:color="FFFFFF" w:themeColor="background1" w:sz="4" w:space="0"/>
       </w:tblBorders>
       <w:tblCellMar>
         <w:top w:w="0" w:type="dxa"/>
@@ -12535,7 +12928,7 @@
       <w:tblStyleColBandSize w:val="1"/>
       <w:tblInd w:w="0" w:type="dxa"/>
       <w:tblBorders>
-        <w:insideH w:val="single" w:sz="4" w:space="0" w:color="FFFFFF" w:themeColor="background1"/>
+        <w:insideH w:val="single" w:color="FFFFFF" w:themeColor="background1" w:sz="4" w:space="0"/>
       </w:tblBorders>
       <w:tblCellMar>
         <w:top w:w="0" w:type="dxa"/>
@@ -12615,7 +13008,7 @@
       <w:tblStyleColBandSize w:val="1"/>
       <w:tblInd w:w="0" w:type="dxa"/>
       <w:tblBorders>
-        <w:insideH w:val="single" w:sz="4" w:space="0" w:color="FFFFFF" w:themeColor="background1"/>
+        <w:insideH w:val="single" w:color="FFFFFF" w:themeColor="background1" w:sz="4" w:space="0"/>
       </w:tblBorders>
       <w:tblCellMar>
         <w:top w:w="0" w:type="dxa"/>
